--- a/reports/FSG_월간서비스보고_202607/FSG_월간서비스보고_202607.docx
+++ b/reports/FSG_월간서비스보고_202607/FSG_월간서비스보고_202607.docx
@@ -76,7 +76,7 @@
           <w:sz w:val="22"/>
           <w:szCs w:val="22"/>
         </w:rPr>
-        <w:t xml:space="preserve">본 보고서는 2026년 7월 FS Group(FS East/West/South/Central) 및 FSS Team의 서비스 활동 실적, 고객 VOC 현황, KPI 달성 여부, Deep Care Service 전략 추진 상황을 정리한 월간 보고서입니다.</w:t>
+        <w:t xml:space="preserve">본 보고서는 2026년 7월 FS Group(FS East/West/South/Central) 및 FSS Team의 서비스 활동 실적, VOC 수집·처리 현황, 중대 이슈 대응, 대리점·직원 교육 현황을 고객 중심(Customer-Centric) 관점에서 정리한 월간 보고서입니다.</w:t>
       </w:r>
     </w:p>
     <w:p>
@@ -90,7 +90,7 @@
           <w:sz w:val="22"/>
           <w:szCs w:val="22"/>
         </w:rPr>
-        <w:t xml:space="preserve">보고 목적: 경영진(FSG 리더십)에게 현장 서비스 활동과 품질 지표를 공유하고, 특이사항 및 향후 계획에 대한 의사결정을 지원합니다.</w:t>
+        <w:t xml:space="preserve">보고 목적: 경영진(FSG 리더십)에게 현장 서비스 활동과 고객 접점 품질을 공유하고, 특이사항 및 향후 계획에 대한 의사결정을 지원합니다.</w:t>
       </w:r>
     </w:p>
     <w:p>
@@ -137,7 +137,7 @@
           <w:sz w:val="30"/>
           <w:szCs w:val="30"/>
         </w:rPr>
-        <w:t xml:space="preserve">고객 VOC 서베이 결과</w:t>
+        <w:t xml:space="preserve">서비스 활동 보고</w:t>
       </w:r>
     </w:p>
     <w:p>
@@ -151,161 +151,7 @@
           <w:sz w:val="22"/>
           <w:szCs w:val="22"/>
         </w:rPr>
-        <w:t xml:space="preserve">고객(병원) 대상 서비스 만족도 서베이(Google Forms 기반) 대시보드의 해당 기간 리포트를 소스로 합니다.</w:t>
-      </w:r>
-    </w:p>
-    <w:p>
-      <w:pPr>
-        <w:spacing w:after="200"/>
-      </w:pPr>
-      <w:r>
-        <w:rPr>
-          <w:rFonts w:ascii="Malgun Gothic" w:cs="Malgun Gothic" w:eastAsia="Malgun Gothic" w:hAnsi="Malgun Gothic"/>
-          <w:i/>
-          <w:iCs/>
-          <w:color w:val="9E9E9E"/>
-          <w:sz w:val="22"/>
-          <w:szCs w:val="22"/>
-        </w:rPr>
-        <w:t xml:space="preserve">응답 건수: 자료 미제공 – 추후 업데이트</w:t>
-      </w:r>
-    </w:p>
-    <w:p>
-      <w:pPr>
-        <w:spacing w:after="200"/>
-      </w:pPr>
-      <w:r>
-        <w:rPr>
-          <w:rFonts w:ascii="Malgun Gothic" w:cs="Malgun Gothic" w:eastAsia="Malgun Gothic" w:hAnsi="Malgun Gothic"/>
-          <w:i/>
-          <w:iCs/>
-          <w:color w:val="9E9E9E"/>
-          <w:sz w:val="22"/>
-          <w:szCs w:val="22"/>
-        </w:rPr>
-        <w:t xml:space="preserve">평가 항목 평균 점수 (응대/일정 조율, 전문성/문제해결, 고객 응대·마무리): 자료 미제공 – 추후 업데이트</w:t>
-      </w:r>
-    </w:p>
-    <w:p>
-      <w:pPr>
-        <w:spacing w:after="200"/>
-      </w:pPr>
-      <w:r>
-        <w:rPr>
-          <w:rFonts w:ascii="Malgun Gothic" w:cs="Malgun Gothic" w:eastAsia="Malgun Gothic" w:hAnsi="Malgun Gothic"/>
-          <w:i/>
-          <w:iCs/>
-          <w:color w:val="9E9E9E"/>
-          <w:sz w:val="22"/>
-          <w:szCs w:val="22"/>
-        </w:rPr>
-        <w:t xml:space="preserve">VOC 유형별 분포 (기술문의/AS, 응대지연, 인력공백, 장비신뢰성, 기타): 자료 미제공 – 추후 업데이트</w:t>
-      </w:r>
-    </w:p>
-    <w:p>
-      <w:pPr>
-        <w:pStyle w:val="Heading1"/>
-        <w:pBdr>
-          <w:bottom w:val="single" w:color="005BAC" w:sz="6" w:space="4"/>
-        </w:pBdr>
-        <w:spacing w:after="200" w:before="400"/>
-      </w:pPr>
-      <w:r>
-        <w:rPr>
-          <w:rFonts w:ascii="Arial" w:cs="Arial" w:eastAsia="Arial" w:hAnsi="Arial"/>
-          <w:b/>
-          <w:bCs/>
-          <w:color w:val="00B8EE"/>
-          <w:sz w:val="30"/>
-          <w:szCs w:val="30"/>
-        </w:rPr>
-        <w:t xml:space="preserve">3. </w:t>
-      </w:r>
-      <w:r>
-        <w:rPr>
-          <w:rFonts w:ascii="Malgun Gothic" w:cs="Malgun Gothic" w:eastAsia="Malgun Gothic" w:hAnsi="Malgun Gothic"/>
-          <w:b/>
-          <w:bCs/>
-          <w:color w:val="005BAC"/>
-          <w:sz w:val="30"/>
-          <w:szCs w:val="30"/>
-        </w:rPr>
-        <w:t xml:space="preserve">특이사항 조치/해결 현황</w:t>
-      </w:r>
-    </w:p>
-    <w:p>
-      <w:pPr>
-        <w:spacing w:after="160"/>
-      </w:pPr>
-      <w:r>
-        <w:rPr>
-          <w:rFonts w:ascii="Malgun Gothic" w:cs="Malgun Gothic" w:eastAsia="Malgun Gothic" w:hAnsi="Malgun Gothic"/>
-          <w:color w:val="3F3F3F"/>
-          <w:sz w:val="22"/>
-          <w:szCs w:val="22"/>
-        </w:rPr>
-        <w:t xml:space="preserve">해당 기간 발생한 주요 특이사항(긴급 VOC 포함) 및 조치·해결 현황입니다.</w:t>
-      </w:r>
-    </w:p>
-    <w:p>
-      <w:pPr>
-        <w:spacing w:after="200"/>
-      </w:pPr>
-      <w:r>
-        <w:rPr>
-          <w:rFonts w:ascii="Malgun Gothic" w:cs="Malgun Gothic" w:eastAsia="Malgun Gothic" w:hAnsi="Malgun Gothic"/>
-          <w:i/>
-          <w:iCs/>
-          <w:color w:val="9E9E9E"/>
-          <w:sz w:val="22"/>
-          <w:szCs w:val="22"/>
-        </w:rPr>
-        <w:t xml:space="preserve">자료 미제공 – 추후 업데이트</w:t>
-      </w:r>
-    </w:p>
-    <w:p>
-      <w:pPr>
-        <w:pStyle w:val="Heading1"/>
-        <w:pBdr>
-          <w:bottom w:val="single" w:color="005BAC" w:sz="6" w:space="4"/>
-        </w:pBdr>
-        <w:spacing w:after="200" w:before="400"/>
-      </w:pPr>
-      <w:r>
-        <w:rPr>
-          <w:rFonts w:ascii="Arial" w:cs="Arial" w:eastAsia="Arial" w:hAnsi="Arial"/>
-          <w:b/>
-          <w:bCs/>
-          <w:color w:val="00B8EE"/>
-          <w:sz w:val="30"/>
-          <w:szCs w:val="30"/>
-        </w:rPr>
-        <w:t xml:space="preserve">4. </w:t>
-      </w:r>
-      <w:r>
-        <w:rPr>
-          <w:rFonts w:ascii="Malgun Gothic" w:cs="Malgun Gothic" w:eastAsia="Malgun Gothic" w:hAnsi="Malgun Gothic"/>
-          <w:b/>
-          <w:bCs/>
-          <w:color w:val="005BAC"/>
-          <w:sz w:val="30"/>
-          <w:szCs w:val="30"/>
-        </w:rPr>
-        <w:t xml:space="preserve">서비스 활동 실적 (설치/PM/A·S)</w:t>
-      </w:r>
-    </w:p>
-    <w:p>
-      <w:pPr>
-        <w:spacing w:after="160"/>
-      </w:pPr>
-      <w:r>
-        <w:rPr>
-          <w:rFonts w:ascii="Malgun Gothic" w:cs="Malgun Gothic" w:eastAsia="Malgun Gothic" w:hAnsi="Malgun Gothic"/>
-          <w:color w:val="3F3F3F"/>
-          <w:sz w:val="22"/>
-          <w:szCs w:val="22"/>
-        </w:rPr>
-        <w:t xml:space="preserve">팀별 설치, PM(예방점검), A/S(고장수리) 처리 건수입니다.</w:t>
+        <w:t xml:space="preserve">팀별 설치, PM(예방점검), A/S(고장수리) 처리 건수 및 KPI 요약입니다.</w:t>
       </w:r>
     </w:p>
     <w:tbl>
@@ -1184,37 +1030,6 @@
     </w:tbl>
     <w:p>
       <w:pPr>
-        <w:pStyle w:val="Heading1"/>
-        <w:pBdr>
-          <w:bottom w:val="single" w:color="005BAC" w:sz="6" w:space="4"/>
-        </w:pBdr>
-        <w:spacing w:after="200" w:before="400"/>
-      </w:pPr>
-      <w:r>
-        <w:rPr>
-          <w:rFonts w:ascii="Arial" w:cs="Arial" w:eastAsia="Arial" w:hAnsi="Arial"/>
-          <w:b/>
-          <w:bCs/>
-          <w:color w:val="00B8EE"/>
-          <w:sz w:val="30"/>
-          <w:szCs w:val="30"/>
-        </w:rPr>
-        <w:t xml:space="preserve">5. </w:t>
-      </w:r>
-      <w:r>
-        <w:rPr>
-          <w:rFonts w:ascii="Malgun Gothic" w:cs="Malgun Gothic" w:eastAsia="Malgun Gothic" w:hAnsi="Malgun Gothic"/>
-          <w:b/>
-          <w:bCs/>
-          <w:color w:val="005BAC"/>
-          <w:sz w:val="30"/>
-          <w:szCs w:val="30"/>
-        </w:rPr>
-        <w:t xml:space="preserve">KPI 현황 (재방문율, FTFR)</w:t>
-      </w:r>
-    </w:p>
-    <w:p>
-      <w:pPr>
         <w:spacing w:after="160"/>
       </w:pPr>
       <w:r>
@@ -1224,7 +1039,7 @@
           <w:sz w:val="22"/>
           <w:szCs w:val="22"/>
         </w:rPr>
-        <w:t xml:space="preserve">주요 KPI 목표 대비 실적입니다.</w:t>
+        <w:t xml:space="preserve"/>
       </w:r>
     </w:p>
     <w:tbl>
@@ -1606,22 +1421,6 @@
     </w:tbl>
     <w:p>
       <w:pPr>
-        <w:spacing w:after="200"/>
-      </w:pPr>
-      <w:r>
-        <w:rPr>
-          <w:rFonts w:ascii="Malgun Gothic" w:cs="Malgun Gothic" w:eastAsia="Malgun Gothic" w:hAnsi="Malgun Gothic"/>
-          <w:i/>
-          <w:iCs/>
-          <w:color w:val="9E9E9E"/>
-          <w:sz w:val="22"/>
-          <w:szCs w:val="22"/>
-        </w:rPr>
-        <w:t xml:space="preserve">Insight: 자료 미제공 – 추후 업데이트</w:t>
-      </w:r>
-    </w:p>
-    <w:p>
-      <w:pPr>
         <w:pStyle w:val="Heading1"/>
         <w:pBdr>
           <w:bottom w:val="single" w:color="005BAC" w:sz="6" w:space="4"/>
@@ -1637,7 +1436,7 @@
           <w:sz w:val="30"/>
           <w:szCs w:val="30"/>
         </w:rPr>
-        <w:t xml:space="preserve">6. </w:t>
+        <w:t xml:space="preserve">3. </w:t>
       </w:r>
       <w:r>
         <w:rPr>
@@ -1648,7 +1447,7 @@
           <w:sz w:val="30"/>
           <w:szCs w:val="30"/>
         </w:rPr>
-        <w:t xml:space="preserve">교육 및 그룹 진행사항</w:t>
+        <w:t xml:space="preserve">VOC 수집 정보 및 처리현황</w:t>
       </w:r>
     </w:p>
     <w:p>
@@ -1662,7 +1461,556 @@
           <w:sz w:val="22"/>
           <w:szCs w:val="22"/>
         </w:rPr>
-        <w:t xml:space="preserve">Technical Academy, Working Group 등 팀별 교육 및 그룹 활동 진행 현황입니다.</w:t>
+        <w:t xml:space="preserve">고객(병원) 대상 서비스 만족도 서베이(Google Forms 기반) 대시보드의 해당 기간 리포트를 소스로 합니다.</w:t>
+      </w:r>
+    </w:p>
+    <w:p>
+      <w:pPr>
+        <w:spacing w:after="200"/>
+      </w:pPr>
+      <w:r>
+        <w:rPr>
+          <w:rFonts w:ascii="Malgun Gothic" w:cs="Malgun Gothic" w:eastAsia="Malgun Gothic" w:hAnsi="Malgun Gothic"/>
+          <w:i/>
+          <w:iCs/>
+          <w:color w:val="9E9E9E"/>
+          <w:sz w:val="22"/>
+          <w:szCs w:val="22"/>
+        </w:rPr>
+        <w:t xml:space="preserve">응답 건수: 자료 미제공 – 추후 업데이트</w:t>
+      </w:r>
+    </w:p>
+    <w:p>
+      <w:pPr>
+        <w:spacing w:after="200"/>
+      </w:pPr>
+      <w:r>
+        <w:rPr>
+          <w:rFonts w:ascii="Malgun Gothic" w:cs="Malgun Gothic" w:eastAsia="Malgun Gothic" w:hAnsi="Malgun Gothic"/>
+          <w:i/>
+          <w:iCs/>
+          <w:color w:val="9E9E9E"/>
+          <w:sz w:val="22"/>
+          <w:szCs w:val="22"/>
+        </w:rPr>
+        <w:t xml:space="preserve">평가 항목 평균 점수 (응대/일정 조율, 전문성/문제해결, 고객 응대·마무리): 자료 미제공 – 추후 업데이트</w:t>
+      </w:r>
+    </w:p>
+    <w:p>
+      <w:pPr>
+        <w:spacing w:after="200"/>
+      </w:pPr>
+      <w:r>
+        <w:rPr>
+          <w:rFonts w:ascii="Malgun Gothic" w:cs="Malgun Gothic" w:eastAsia="Malgun Gothic" w:hAnsi="Malgun Gothic"/>
+          <w:i/>
+          <w:iCs/>
+          <w:color w:val="9E9E9E"/>
+          <w:sz w:val="22"/>
+          <w:szCs w:val="22"/>
+        </w:rPr>
+        <w:t xml:space="preserve">VOC 유형별 분포 (기술문의/AS, 응대지연, 인력공백, 장비신뢰성, 기타): 자료 미제공 – 추후 업데이트</w:t>
+      </w:r>
+    </w:p>
+    <w:p>
+      <w:pPr>
+        <w:spacing w:after="160"/>
+      </w:pPr>
+      <w:r>
+        <w:rPr>
+          <w:rFonts w:ascii="Malgun Gothic" w:cs="Malgun Gothic" w:eastAsia="Malgun Gothic" w:hAnsi="Malgun Gothic"/>
+          <w:color w:val="3F3F3F"/>
+          <w:sz w:val="22"/>
+          <w:szCs w:val="22"/>
+        </w:rPr>
+        <w:t xml:space="preserve">VOC 처리현황</w:t>
+      </w:r>
+    </w:p>
+    <w:tbl>
+      <w:tblPr>
+        <w:tblW w:type="dxa" w:w="7600"/>
+        <w:tblBorders>
+          <w:top w:val="single" w:color="auto" w:sz="4"/>
+          <w:left w:val="single" w:color="auto" w:sz="4"/>
+          <w:bottom w:val="single" w:color="auto" w:sz="4"/>
+          <w:right w:val="single" w:color="auto" w:sz="4"/>
+          <w:insideH w:val="single" w:color="auto" w:sz="4"/>
+          <w:insideV w:val="single" w:color="auto" w:sz="4"/>
+        </w:tblBorders>
+        <w:tblLayout w:type="fixed"/>
+      </w:tblPr>
+      <w:tblGrid>
+        <w:gridCol w:w="2600"/>
+        <w:gridCol w:w="1800"/>
+        <w:gridCol w:w="3200"/>
+      </w:tblGrid>
+      <w:tr>
+        <w:tc>
+          <w:tcPr>
+            <w:tcW w:type="dxa" w:w="2600"/>
+            <w:shd w:fill="005BAC" w:color="auto" w:val="clear"/>
+          </w:tcPr>
+          <w:p>
+            <w:pPr>
+              <w:jc w:val="center"/>
+            </w:pPr>
+            <w:r>
+              <w:rPr>
+                <w:rFonts w:ascii="Malgun Gothic" w:cs="Malgun Gothic" w:eastAsia="Malgun Gothic" w:hAnsi="Malgun Gothic"/>
+                <w:b/>
+                <w:bCs/>
+                <w:i w:val="false"/>
+                <w:iCs w:val="false"/>
+                <w:color w:val="FFFFFF"/>
+                <w:sz w:val="20"/>
+                <w:szCs w:val="20"/>
+              </w:rPr>
+              <w:t xml:space="preserve">처리 상태</w:t>
+            </w:r>
+          </w:p>
+        </w:tc>
+        <w:tc>
+          <w:tcPr>
+            <w:tcW w:type="dxa" w:w="1800"/>
+            <w:shd w:fill="005BAC" w:color="auto" w:val="clear"/>
+          </w:tcPr>
+          <w:p>
+            <w:pPr>
+              <w:jc w:val="center"/>
+            </w:pPr>
+            <w:r>
+              <w:rPr>
+                <w:rFonts w:ascii="Malgun Gothic" w:cs="Malgun Gothic" w:eastAsia="Malgun Gothic" w:hAnsi="Malgun Gothic"/>
+                <w:b/>
+                <w:bCs/>
+                <w:i w:val="false"/>
+                <w:iCs w:val="false"/>
+                <w:color w:val="FFFFFF"/>
+                <w:sz w:val="20"/>
+                <w:szCs w:val="20"/>
+              </w:rPr>
+              <w:t xml:space="preserve">건수</w:t>
+            </w:r>
+          </w:p>
+        </w:tc>
+        <w:tc>
+          <w:tcPr>
+            <w:tcW w:type="dxa" w:w="3200"/>
+            <w:shd w:fill="005BAC" w:color="auto" w:val="clear"/>
+          </w:tcPr>
+          <w:p>
+            <w:pPr>
+              <w:jc w:val="center"/>
+            </w:pPr>
+            <w:r>
+              <w:rPr>
+                <w:rFonts w:ascii="Malgun Gothic" w:cs="Malgun Gothic" w:eastAsia="Malgun Gothic" w:hAnsi="Malgun Gothic"/>
+                <w:b/>
+                <w:bCs/>
+                <w:i w:val="false"/>
+                <w:iCs w:val="false"/>
+                <w:color w:val="FFFFFF"/>
+                <w:sz w:val="20"/>
+                <w:szCs w:val="20"/>
+              </w:rPr>
+              <w:t xml:space="preserve">비고</w:t>
+            </w:r>
+          </w:p>
+        </w:tc>
+      </w:tr>
+      <w:tr>
+        <w:tc>
+          <w:tcPr>
+            <w:tcW w:type="dxa" w:w="2600"/>
+          </w:tcPr>
+          <w:p>
+            <w:pPr>
+              <w:jc w:val="left"/>
+            </w:pPr>
+            <w:r>
+              <w:rPr>
+                <w:rFonts w:ascii="Malgun Gothic" w:cs="Malgun Gothic" w:eastAsia="Malgun Gothic" w:hAnsi="Malgun Gothic"/>
+                <w:b w:val="false"/>
+                <w:bCs w:val="false"/>
+                <w:i w:val="false"/>
+                <w:iCs w:val="false"/>
+                <w:color w:val="3F3F3F"/>
+                <w:sz w:val="20"/>
+                <w:szCs w:val="20"/>
+              </w:rPr>
+              <w:t xml:space="preserve">처리완료</w:t>
+            </w:r>
+          </w:p>
+        </w:tc>
+        <w:tc>
+          <w:tcPr>
+            <w:tcW w:type="dxa" w:w="1800"/>
+          </w:tcPr>
+          <w:p>
+            <w:pPr>
+              <w:jc w:val="center"/>
+            </w:pPr>
+            <w:r>
+              <w:rPr>
+                <w:rFonts w:ascii="Malgun Gothic" w:cs="Malgun Gothic" w:eastAsia="Malgun Gothic" w:hAnsi="Malgun Gothic"/>
+                <w:b w:val="false"/>
+                <w:bCs w:val="false"/>
+                <w:i/>
+                <w:iCs/>
+                <w:color w:val="9E9E9E"/>
+                <w:sz w:val="20"/>
+                <w:szCs w:val="20"/>
+              </w:rPr>
+              <w:t xml:space="preserve">자료 미제공 – 추후 업데이트</w:t>
+            </w:r>
+          </w:p>
+        </w:tc>
+        <w:tc>
+          <w:tcPr>
+            <w:tcW w:type="dxa" w:w="3200"/>
+          </w:tcPr>
+          <w:p>
+            <w:pPr>
+              <w:jc w:val="center"/>
+            </w:pPr>
+            <w:r>
+              <w:rPr>
+                <w:rFonts w:ascii="Malgun Gothic" w:cs="Malgun Gothic" w:eastAsia="Malgun Gothic" w:hAnsi="Malgun Gothic"/>
+                <w:b w:val="false"/>
+                <w:bCs w:val="false"/>
+                <w:i w:val="false"/>
+                <w:iCs w:val="false"/>
+                <w:color w:val="3F3F3F"/>
+                <w:sz w:val="20"/>
+                <w:szCs w:val="20"/>
+              </w:rPr>
+              <w:t xml:space="preserve"/>
+            </w:r>
+          </w:p>
+        </w:tc>
+      </w:tr>
+      <w:tr>
+        <w:tc>
+          <w:tcPr>
+            <w:tcW w:type="dxa" w:w="2600"/>
+          </w:tcPr>
+          <w:p>
+            <w:pPr>
+              <w:jc w:val="left"/>
+            </w:pPr>
+            <w:r>
+              <w:rPr>
+                <w:rFonts w:ascii="Malgun Gothic" w:cs="Malgun Gothic" w:eastAsia="Malgun Gothic" w:hAnsi="Malgun Gothic"/>
+                <w:b w:val="false"/>
+                <w:bCs w:val="false"/>
+                <w:i w:val="false"/>
+                <w:iCs w:val="false"/>
+                <w:color w:val="3F3F3F"/>
+                <w:sz w:val="20"/>
+                <w:szCs w:val="20"/>
+              </w:rPr>
+              <w:t xml:space="preserve">처리중</w:t>
+            </w:r>
+          </w:p>
+        </w:tc>
+        <w:tc>
+          <w:tcPr>
+            <w:tcW w:type="dxa" w:w="1800"/>
+          </w:tcPr>
+          <w:p>
+            <w:pPr>
+              <w:jc w:val="center"/>
+            </w:pPr>
+            <w:r>
+              <w:rPr>
+                <w:rFonts w:ascii="Malgun Gothic" w:cs="Malgun Gothic" w:eastAsia="Malgun Gothic" w:hAnsi="Malgun Gothic"/>
+                <w:b w:val="false"/>
+                <w:bCs w:val="false"/>
+                <w:i/>
+                <w:iCs/>
+                <w:color w:val="9E9E9E"/>
+                <w:sz w:val="20"/>
+                <w:szCs w:val="20"/>
+              </w:rPr>
+              <w:t xml:space="preserve">자료 미제공 – 추후 업데이트</w:t>
+            </w:r>
+          </w:p>
+        </w:tc>
+        <w:tc>
+          <w:tcPr>
+            <w:tcW w:type="dxa" w:w="3200"/>
+          </w:tcPr>
+          <w:p>
+            <w:pPr>
+              <w:jc w:val="center"/>
+            </w:pPr>
+            <w:r>
+              <w:rPr>
+                <w:rFonts w:ascii="Malgun Gothic" w:cs="Malgun Gothic" w:eastAsia="Malgun Gothic" w:hAnsi="Malgun Gothic"/>
+                <w:b w:val="false"/>
+                <w:bCs w:val="false"/>
+                <w:i w:val="false"/>
+                <w:iCs w:val="false"/>
+                <w:color w:val="3F3F3F"/>
+                <w:sz w:val="20"/>
+                <w:szCs w:val="20"/>
+              </w:rPr>
+              <w:t xml:space="preserve"/>
+            </w:r>
+          </w:p>
+        </w:tc>
+      </w:tr>
+      <w:tr>
+        <w:tc>
+          <w:tcPr>
+            <w:tcW w:type="dxa" w:w="2600"/>
+          </w:tcPr>
+          <w:p>
+            <w:pPr>
+              <w:jc w:val="left"/>
+            </w:pPr>
+            <w:r>
+              <w:rPr>
+                <w:rFonts w:ascii="Malgun Gothic" w:cs="Malgun Gothic" w:eastAsia="Malgun Gothic" w:hAnsi="Malgun Gothic"/>
+                <w:b w:val="false"/>
+                <w:bCs w:val="false"/>
+                <w:i w:val="false"/>
+                <w:iCs w:val="false"/>
+                <w:color w:val="3F3F3F"/>
+                <w:sz w:val="20"/>
+                <w:szCs w:val="20"/>
+              </w:rPr>
+              <w:t xml:space="preserve">미처리</w:t>
+            </w:r>
+          </w:p>
+        </w:tc>
+        <w:tc>
+          <w:tcPr>
+            <w:tcW w:type="dxa" w:w="1800"/>
+          </w:tcPr>
+          <w:p>
+            <w:pPr>
+              <w:jc w:val="center"/>
+            </w:pPr>
+            <w:r>
+              <w:rPr>
+                <w:rFonts w:ascii="Malgun Gothic" w:cs="Malgun Gothic" w:eastAsia="Malgun Gothic" w:hAnsi="Malgun Gothic"/>
+                <w:b w:val="false"/>
+                <w:bCs w:val="false"/>
+                <w:i/>
+                <w:iCs/>
+                <w:color w:val="9E9E9E"/>
+                <w:sz w:val="20"/>
+                <w:szCs w:val="20"/>
+              </w:rPr>
+              <w:t xml:space="preserve">자료 미제공 – 추후 업데이트</w:t>
+            </w:r>
+          </w:p>
+        </w:tc>
+        <w:tc>
+          <w:tcPr>
+            <w:tcW w:type="dxa" w:w="3200"/>
+          </w:tcPr>
+          <w:p>
+            <w:pPr>
+              <w:jc w:val="center"/>
+            </w:pPr>
+            <w:r>
+              <w:rPr>
+                <w:rFonts w:ascii="Malgun Gothic" w:cs="Malgun Gothic" w:eastAsia="Malgun Gothic" w:hAnsi="Malgun Gothic"/>
+                <w:b w:val="false"/>
+                <w:bCs w:val="false"/>
+                <w:i w:val="false"/>
+                <w:iCs w:val="false"/>
+                <w:color w:val="3F3F3F"/>
+                <w:sz w:val="20"/>
+                <w:szCs w:val="20"/>
+              </w:rPr>
+              <w:t xml:space="preserve"/>
+            </w:r>
+          </w:p>
+        </w:tc>
+      </w:tr>
+    </w:tbl>
+    <w:p>
+      <w:pPr>
+        <w:pStyle w:val="Heading1"/>
+        <w:pBdr>
+          <w:bottom w:val="single" w:color="005BAC" w:sz="6" w:space="4"/>
+        </w:pBdr>
+        <w:spacing w:after="200" w:before="400"/>
+      </w:pPr>
+      <w:r>
+        <w:rPr>
+          <w:rFonts w:ascii="Arial" w:cs="Arial" w:eastAsia="Arial" w:hAnsi="Arial"/>
+          <w:b/>
+          <w:bCs/>
+          <w:color w:val="00B8EE"/>
+          <w:sz w:val="30"/>
+          <w:szCs w:val="30"/>
+        </w:rPr>
+        <w:t xml:space="preserve">4. </w:t>
+      </w:r>
+      <w:r>
+        <w:rPr>
+          <w:rFonts w:ascii="Malgun Gothic" w:cs="Malgun Gothic" w:eastAsia="Malgun Gothic" w:hAnsi="Malgun Gothic"/>
+          <w:b/>
+          <w:bCs/>
+          <w:color w:val="005BAC"/>
+          <w:sz w:val="30"/>
+          <w:szCs w:val="30"/>
+        </w:rPr>
+        <w:t xml:space="preserve">중대 이슈 처리</w:t>
+      </w:r>
+    </w:p>
+    <w:p>
+      <w:pPr>
+        <w:spacing w:after="160"/>
+      </w:pPr>
+      <w:r>
+        <w:rPr>
+          <w:rFonts w:ascii="Malgun Gothic" w:cs="Malgun Gothic" w:eastAsia="Malgun Gothic" w:hAnsi="Malgun Gothic"/>
+          <w:color w:val="3F3F3F"/>
+          <w:sz w:val="22"/>
+          <w:szCs w:val="22"/>
+        </w:rPr>
+        <w:t xml:space="preserve">VOC 레드 플래그 시스템: 평가 2점 이하 또는 서술형 "심각" 분류 건을 즉시 감지 → 분야별 전문가 TFT 구성 → SLA(1차 컨택 24~48시간) 내 처리하여 신뢰를 회복하는 프로세스입니다.</w:t>
+      </w:r>
+    </w:p>
+    <w:p>
+      <w:pPr>
+        <w:spacing w:after="160"/>
+      </w:pPr>
+      <w:r>
+        <w:rPr>
+          <w:rFonts w:ascii="Malgun Gothic" w:cs="Malgun Gothic" w:eastAsia="Malgun Gothic" w:hAnsi="Malgun Gothic"/>
+          <w:color w:val="3F3F3F"/>
+          <w:sz w:val="22"/>
+          <w:szCs w:val="22"/>
+        </w:rPr>
+        <w:t xml:space="preserve">해당 기간 접수·조치·종결 현황입니다.</w:t>
+      </w:r>
+    </w:p>
+    <w:p>
+      <w:pPr>
+        <w:spacing w:after="200"/>
+      </w:pPr>
+      <w:r>
+        <w:rPr>
+          <w:rFonts w:ascii="Malgun Gothic" w:cs="Malgun Gothic" w:eastAsia="Malgun Gothic" w:hAnsi="Malgun Gothic"/>
+          <w:i/>
+          <w:iCs/>
+          <w:color w:val="9E9E9E"/>
+          <w:sz w:val="22"/>
+          <w:szCs w:val="22"/>
+        </w:rPr>
+        <w:t xml:space="preserve">자료 미제공 – 추후 업데이트</w:t>
+      </w:r>
+    </w:p>
+    <w:p>
+      <w:pPr>
+        <w:pStyle w:val="Heading1"/>
+        <w:pBdr>
+          <w:bottom w:val="single" w:color="005BAC" w:sz="6" w:space="4"/>
+        </w:pBdr>
+        <w:spacing w:after="200" w:before="400"/>
+      </w:pPr>
+      <w:r>
+        <w:rPr>
+          <w:rFonts w:ascii="Arial" w:cs="Arial" w:eastAsia="Arial" w:hAnsi="Arial"/>
+          <w:b/>
+          <w:bCs/>
+          <w:color w:val="00B8EE"/>
+          <w:sz w:val="30"/>
+          <w:szCs w:val="30"/>
+        </w:rPr>
+        <w:t xml:space="preserve">5. </w:t>
+      </w:r>
+      <w:r>
+        <w:rPr>
+          <w:rFonts w:ascii="Malgun Gothic" w:cs="Malgun Gothic" w:eastAsia="Malgun Gothic" w:hAnsi="Malgun Gothic"/>
+          <w:b/>
+          <w:bCs/>
+          <w:color w:val="005BAC"/>
+          <w:sz w:val="30"/>
+          <w:szCs w:val="30"/>
+        </w:rPr>
+        <w:t xml:space="preserve">대리점 교육 등 처리</w:t>
+      </w:r>
+    </w:p>
+    <w:p>
+      <w:pPr>
+        <w:spacing w:after="160"/>
+      </w:pPr>
+      <w:r>
+        <w:rPr>
+          <w:rFonts w:ascii="Malgun Gothic" w:cs="Malgun Gothic" w:eastAsia="Malgun Gothic" w:hAnsi="Malgun Gothic"/>
+          <w:color w:val="3F3F3F"/>
+          <w:sz w:val="22"/>
+          <w:szCs w:val="22"/>
+        </w:rPr>
+        <w:t xml:space="preserve">대리점(에이전시) 대상 기술 교육, 서비스 프로세스 안내 등 처리 현황입니다.</w:t>
+      </w:r>
+    </w:p>
+    <w:p>
+      <w:pPr>
+        <w:spacing w:after="200"/>
+      </w:pPr>
+      <w:r>
+        <w:rPr>
+          <w:rFonts w:ascii="Malgun Gothic" w:cs="Malgun Gothic" w:eastAsia="Malgun Gothic" w:hAnsi="Malgun Gothic"/>
+          <w:i/>
+          <w:iCs/>
+          <w:color w:val="9E9E9E"/>
+          <w:sz w:val="22"/>
+          <w:szCs w:val="22"/>
+        </w:rPr>
+        <w:t xml:space="preserve">자료 미제공 – 추후 업데이트</w:t>
+      </w:r>
+    </w:p>
+    <w:p>
+      <w:pPr>
+        <w:pStyle w:val="Heading1"/>
+        <w:pBdr>
+          <w:bottom w:val="single" w:color="005BAC" w:sz="6" w:space="4"/>
+        </w:pBdr>
+        <w:spacing w:after="200" w:before="400"/>
+      </w:pPr>
+      <w:r>
+        <w:rPr>
+          <w:rFonts w:ascii="Arial" w:cs="Arial" w:eastAsia="Arial" w:hAnsi="Arial"/>
+          <w:b/>
+          <w:bCs/>
+          <w:color w:val="00B8EE"/>
+          <w:sz w:val="30"/>
+          <w:szCs w:val="30"/>
+        </w:rPr>
+        <w:t xml:space="preserve">6. </w:t>
+      </w:r>
+      <w:r>
+        <w:rPr>
+          <w:rFonts w:ascii="Malgun Gothic" w:cs="Malgun Gothic" w:eastAsia="Malgun Gothic" w:hAnsi="Malgun Gothic"/>
+          <w:b/>
+          <w:bCs/>
+          <w:color w:val="005BAC"/>
+          <w:sz w:val="30"/>
+          <w:szCs w:val="30"/>
+        </w:rPr>
+        <w:t xml:space="preserve">직원교육</w:t>
+      </w:r>
+    </w:p>
+    <w:p>
+      <w:pPr>
+        <w:spacing w:after="160"/>
+      </w:pPr>
+      <w:r>
+        <w:rPr>
+          <w:rFonts w:ascii="Malgun Gothic" w:cs="Malgun Gothic" w:eastAsia="Malgun Gothic" w:hAnsi="Malgun Gothic"/>
+          <w:color w:val="3F3F3F"/>
+          <w:sz w:val="22"/>
+          <w:szCs w:val="22"/>
+        </w:rPr>
+        <w:t xml:space="preserve">Sysmex Technical Academy(주니어 레벨 빠른 성장 및 Expert Engineer 육성), Working Group(Hema/Urine/Coa/Immuno 4개 분야 전문성 강화) 등 사내 교육·그룹 활동 진행 현황입니다.</w:t>
       </w:r>
     </w:p>
     <w:p>
@@ -1731,7 +2079,7 @@
           <w:sz w:val="30"/>
           <w:szCs w:val="30"/>
         </w:rPr>
-        <w:t xml:space="preserve">Deep Care Service 진행 및 Next Step</w:t>
+        <w:t xml:space="preserve">고객 중심 서비스 총평 및 Next Step</w:t>
       </w:r>
     </w:p>
     <w:p>
@@ -1745,64 +2093,23 @@
           <w:sz w:val="22"/>
           <w:szCs w:val="22"/>
         </w:rPr>
-        <w:t xml:space="preserve">Deep Care Service 5대 핵심전략 STEP 1~3 추진 현황입니다.</w:t>
-      </w:r>
-    </w:p>
-    <w:p>
-      <w:pPr>
-        <w:pStyle w:val="ListParagraph"/>
-        <w:numPr>
-          <w:ilvl w:val="0"/>
-          <w:numId w:val="1"/>
-        </w:numPr>
-        <w:spacing w:after="100"/>
-      </w:pPr>
-      <w:r>
-        <w:rPr>
-          <w:rFonts w:ascii="Malgun Gothic" w:cs="Malgun Gothic" w:eastAsia="Malgun Gothic" w:hAnsi="Malgun Gothic"/>
-          <w:color w:val="3F3F3F"/>
+        <w:t xml:space="preserve">VOC 대응, 중대 이슈 대응력, 대리점·직원 역량 강화 관점에서 이번 기간 서비스 활동을 종합합니다.</w:t>
+      </w:r>
+    </w:p>
+    <w:p>
+      <w:pPr>
+        <w:spacing w:after="200"/>
+      </w:pPr>
+      <w:r>
+        <w:rPr>
+          <w:rFonts w:ascii="Malgun Gothic" w:cs="Malgun Gothic" w:eastAsia="Malgun Gothic" w:hAnsi="Malgun Gothic"/>
+          <w:i/>
+          <w:iCs/>
+          <w:color w:val="9E9E9E"/>
           <w:sz w:val="22"/>
           <w:szCs w:val="22"/>
         </w:rPr>
-        <w:t xml:space="preserve">STEP 1 – 담당제 정착 (High-Touch): 자료 미제공 – 추후 업데이트</w:t>
-      </w:r>
-    </w:p>
-    <w:p>
-      <w:pPr>
-        <w:pStyle w:val="ListParagraph"/>
-        <w:numPr>
-          <w:ilvl w:val="0"/>
-          <w:numId w:val="1"/>
-        </w:numPr>
-        <w:spacing w:after="100"/>
-      </w:pPr>
-      <w:r>
-        <w:rPr>
-          <w:rFonts w:ascii="Malgun Gothic" w:cs="Malgun Gothic" w:eastAsia="Malgun Gothic" w:hAnsi="Malgun Gothic"/>
-          <w:color w:val="3F3F3F"/>
-          <w:sz w:val="22"/>
-          <w:szCs w:val="22"/>
-        </w:rPr>
-        <w:t xml:space="preserve">STEP 2 – Technical Academy 확대 (High-Tech): 자료 미제공 – 추후 업데이트</w:t>
-      </w:r>
-    </w:p>
-    <w:p>
-      <w:pPr>
-        <w:pStyle w:val="ListParagraph"/>
-        <w:numPr>
-          <w:ilvl w:val="0"/>
-          <w:numId w:val="1"/>
-        </w:numPr>
-        <w:spacing w:after="100"/>
-      </w:pPr>
-      <w:r>
-        <w:rPr>
-          <w:rFonts w:ascii="Malgun Gothic" w:cs="Malgun Gothic" w:eastAsia="Malgun Gothic" w:hAnsi="Malgun Gothic"/>
-          <w:color w:val="3F3F3F"/>
-          <w:sz w:val="22"/>
-          <w:szCs w:val="22"/>
-        </w:rPr>
-        <w:t xml:space="preserve">STEP 3 – AI/Data 기반 고도화: 자료 미제공 – 추후 업데이트</w:t>
+        <w:t xml:space="preserve">고객 중심 Insight: 자료 미제공 – 추후 업데이트</w:t>
       </w:r>
     </w:p>
     <w:p>

--- a/reports/FSG_월간서비스보고_202607/FSG_월간서비스보고_202607.docx
+++ b/reports/FSG_월간서비스보고_202607/FSG_월간서비스보고_202607.docx
@@ -1461,7 +1461,7 @@
           <w:sz w:val="22"/>
           <w:szCs w:val="22"/>
         </w:rPr>
-        <w:t xml:space="preserve">고객(병원) 대상 서비스 만족도 서베이(Google Forms 기반) 대시보드의 해당 기간 리포트를 소스로 합니다.</w:t>
+        <w:t xml:space="preserve">고객(병원) 대상 방문 서비스 만족도 조사 자동 분석 시스템(Google Forms + Apps Script)의 해당 기간 리포트를 소스로 합니다. 팀별/개인별(FSR)/직급별/지역별/서비스형태별/장비모델별 집계와 월별 추이를 자동 제공합니다.</w:t>
       </w:r>
     </w:p>
     <w:p>
@@ -1493,7 +1493,7 @@
           <w:sz w:val="22"/>
           <w:szCs w:val="22"/>
         </w:rPr>
-        <w:t xml:space="preserve">평가 항목 평균 점수 (응대/일정 조율, 전문성/문제해결, 고객 응대·마무리): 자료 미제공 – 추후 업데이트</w:t>
+        <w:t xml:space="preserve">평가 항목 평균 점수 (①신속성·일정 ②전문성·문제해결 ③고객응대·마무리): 자료 미제공 – 추후 업데이트</w:t>
       </w:r>
     </w:p>
     <w:p>
@@ -1509,7 +1509,7 @@
           <w:sz w:val="22"/>
           <w:szCs w:val="22"/>
         </w:rPr>
-        <w:t xml:space="preserve">VOC 유형별 분포 (기술문의/AS, 응대지연, 인력공백, 장비신뢰성, 기타): 자료 미제공 – 추후 업데이트</w:t>
+        <w:t xml:space="preserve">서술형 의견 분류 (심각·개선요청·칭찬·단순의견): 자료 미제공 – 추후 업데이트</w:t>
       </w:r>
     </w:p>
     <w:p>

--- a/reports/FSG_월간서비스보고_202607/FSG_월간서비스보고_202607.docx
+++ b/reports/FSG_월간서비스보고_202607/FSG_월간서비스보고_202607.docx
@@ -381,6 +381,29 @@
                 <w:rFonts w:ascii="Malgun Gothic" w:cs="Malgun Gothic" w:eastAsia="Malgun Gothic" w:hAnsi="Malgun Gothic"/>
                 <w:b w:val="false"/>
                 <w:bCs w:val="false"/>
+                <w:i w:val="false"/>
+                <w:iCs w:val="false"/>
+                <w:color w:val="3F3F3F"/>
+                <w:sz w:val="20"/>
+                <w:szCs w:val="20"/>
+              </w:rPr>
+              <w:t xml:space="preserve">5</w:t>
+            </w:r>
+          </w:p>
+        </w:tc>
+        <w:tc>
+          <w:tcPr>
+            <w:tcW w:type="dxa" w:w="1500"/>
+          </w:tcPr>
+          <w:p>
+            <w:pPr>
+              <w:jc w:val="center"/>
+            </w:pPr>
+            <w:r>
+              <w:rPr>
+                <w:rFonts w:ascii="Malgun Gothic" w:cs="Malgun Gothic" w:eastAsia="Malgun Gothic" w:hAnsi="Malgun Gothic"/>
+                <w:b w:val="false"/>
+                <w:bCs w:val="false"/>
                 <w:i/>
                 <w:iCs/>
                 <w:color w:val="9E9E9E"/>
@@ -404,123 +427,6 @@
                 <w:rFonts w:ascii="Malgun Gothic" w:cs="Malgun Gothic" w:eastAsia="Malgun Gothic" w:hAnsi="Malgun Gothic"/>
                 <w:b w:val="false"/>
                 <w:bCs w:val="false"/>
-                <w:i w:val="false"/>
-                <w:iCs w:val="false"/>
-                <w:color w:val="3F3F3F"/>
-                <w:sz w:val="20"/>
-                <w:szCs w:val="20"/>
-              </w:rPr>
-              <w:t xml:space="preserve"/>
-            </w:r>
-          </w:p>
-        </w:tc>
-        <w:tc>
-          <w:tcPr>
-            <w:tcW w:type="dxa" w:w="1500"/>
-          </w:tcPr>
-          <w:p>
-            <w:pPr>
-              <w:jc w:val="center"/>
-            </w:pPr>
-            <w:r>
-              <w:rPr>
-                <w:rFonts w:ascii="Malgun Gothic" w:cs="Malgun Gothic" w:eastAsia="Malgun Gothic" w:hAnsi="Malgun Gothic"/>
-                <w:b w:val="false"/>
-                <w:bCs w:val="false"/>
-                <w:i w:val="false"/>
-                <w:iCs w:val="false"/>
-                <w:color w:val="3F3F3F"/>
-                <w:sz w:val="20"/>
-                <w:szCs w:val="20"/>
-              </w:rPr>
-              <w:t xml:space="preserve"/>
-            </w:r>
-          </w:p>
-        </w:tc>
-        <w:tc>
-          <w:tcPr>
-            <w:tcW w:type="dxa" w:w="1500"/>
-          </w:tcPr>
-          <w:p>
-            <w:pPr>
-              <w:jc w:val="center"/>
-            </w:pPr>
-            <w:r>
-              <w:rPr>
-                <w:rFonts w:ascii="Malgun Gothic" w:cs="Malgun Gothic" w:eastAsia="Malgun Gothic" w:hAnsi="Malgun Gothic"/>
-                <w:b w:val="false"/>
-                <w:bCs w:val="false"/>
-                <w:i w:val="false"/>
-                <w:iCs w:val="false"/>
-                <w:color w:val="3F3F3F"/>
-                <w:sz w:val="20"/>
-                <w:szCs w:val="20"/>
-              </w:rPr>
-              <w:t xml:space="preserve"/>
-            </w:r>
-          </w:p>
-        </w:tc>
-      </w:tr>
-      <w:tr>
-        <w:tc>
-          <w:tcPr>
-            <w:tcW w:type="dxa" w:w="1900"/>
-          </w:tcPr>
-          <w:p>
-            <w:pPr>
-              <w:jc w:val="left"/>
-            </w:pPr>
-            <w:r>
-              <w:rPr>
-                <w:rFonts w:ascii="Malgun Gothic" w:cs="Malgun Gothic" w:eastAsia="Malgun Gothic" w:hAnsi="Malgun Gothic"/>
-                <w:b w:val="false"/>
-                <w:bCs w:val="false"/>
-                <w:i w:val="false"/>
-                <w:iCs w:val="false"/>
-                <w:color w:val="3F3F3F"/>
-                <w:sz w:val="20"/>
-                <w:szCs w:val="20"/>
-              </w:rPr>
-              <w:t xml:space="preserve">FS West</w:t>
-            </w:r>
-          </w:p>
-        </w:tc>
-        <w:tc>
-          <w:tcPr>
-            <w:tcW w:type="dxa" w:w="1600"/>
-          </w:tcPr>
-          <w:p>
-            <w:pPr>
-              <w:jc w:val="center"/>
-            </w:pPr>
-            <w:r>
-              <w:rPr>
-                <w:rFonts w:ascii="Malgun Gothic" w:cs="Malgun Gothic" w:eastAsia="Malgun Gothic" w:hAnsi="Malgun Gothic"/>
-                <w:b w:val="false"/>
-                <w:bCs w:val="false"/>
-                <w:i w:val="false"/>
-                <w:iCs w:val="false"/>
-                <w:color w:val="3F3F3F"/>
-                <w:sz w:val="20"/>
-                <w:szCs w:val="20"/>
-              </w:rPr>
-              <w:t xml:space="preserve">Huymori</w:t>
-            </w:r>
-          </w:p>
-        </w:tc>
-        <w:tc>
-          <w:tcPr>
-            <w:tcW w:type="dxa" w:w="1500"/>
-          </w:tcPr>
-          <w:p>
-            <w:pPr>
-              <w:jc w:val="center"/>
-            </w:pPr>
-            <w:r>
-              <w:rPr>
-                <w:rFonts w:ascii="Malgun Gothic" w:cs="Malgun Gothic" w:eastAsia="Malgun Gothic" w:hAnsi="Malgun Gothic"/>
-                <w:b w:val="false"/>
-                <w:bCs w:val="false"/>
                 <w:i/>
                 <w:iCs/>
                 <w:color w:val="9E9E9E"/>
@@ -544,123 +450,6 @@
                 <w:rFonts w:ascii="Malgun Gothic" w:cs="Malgun Gothic" w:eastAsia="Malgun Gothic" w:hAnsi="Malgun Gothic"/>
                 <w:b w:val="false"/>
                 <w:bCs w:val="false"/>
-                <w:i w:val="false"/>
-                <w:iCs w:val="false"/>
-                <w:color w:val="3F3F3F"/>
-                <w:sz w:val="20"/>
-                <w:szCs w:val="20"/>
-              </w:rPr>
-              <w:t xml:space="preserve"/>
-            </w:r>
-          </w:p>
-        </w:tc>
-        <w:tc>
-          <w:tcPr>
-            <w:tcW w:type="dxa" w:w="1500"/>
-          </w:tcPr>
-          <w:p>
-            <w:pPr>
-              <w:jc w:val="center"/>
-            </w:pPr>
-            <w:r>
-              <w:rPr>
-                <w:rFonts w:ascii="Malgun Gothic" w:cs="Malgun Gothic" w:eastAsia="Malgun Gothic" w:hAnsi="Malgun Gothic"/>
-                <w:b w:val="false"/>
-                <w:bCs w:val="false"/>
-                <w:i w:val="false"/>
-                <w:iCs w:val="false"/>
-                <w:color w:val="3F3F3F"/>
-                <w:sz w:val="20"/>
-                <w:szCs w:val="20"/>
-              </w:rPr>
-              <w:t xml:space="preserve"/>
-            </w:r>
-          </w:p>
-        </w:tc>
-        <w:tc>
-          <w:tcPr>
-            <w:tcW w:type="dxa" w:w="1500"/>
-          </w:tcPr>
-          <w:p>
-            <w:pPr>
-              <w:jc w:val="center"/>
-            </w:pPr>
-            <w:r>
-              <w:rPr>
-                <w:rFonts w:ascii="Malgun Gothic" w:cs="Malgun Gothic" w:eastAsia="Malgun Gothic" w:hAnsi="Malgun Gothic"/>
-                <w:b w:val="false"/>
-                <w:bCs w:val="false"/>
-                <w:i w:val="false"/>
-                <w:iCs w:val="false"/>
-                <w:color w:val="3F3F3F"/>
-                <w:sz w:val="20"/>
-                <w:szCs w:val="20"/>
-              </w:rPr>
-              <w:t xml:space="preserve"/>
-            </w:r>
-          </w:p>
-        </w:tc>
-      </w:tr>
-      <w:tr>
-        <w:tc>
-          <w:tcPr>
-            <w:tcW w:type="dxa" w:w="1900"/>
-          </w:tcPr>
-          <w:p>
-            <w:pPr>
-              <w:jc w:val="left"/>
-            </w:pPr>
-            <w:r>
-              <w:rPr>
-                <w:rFonts w:ascii="Malgun Gothic" w:cs="Malgun Gothic" w:eastAsia="Malgun Gothic" w:hAnsi="Malgun Gothic"/>
-                <w:b w:val="false"/>
-                <w:bCs w:val="false"/>
-                <w:i w:val="false"/>
-                <w:iCs w:val="false"/>
-                <w:color w:val="3F3F3F"/>
-                <w:sz w:val="20"/>
-                <w:szCs w:val="20"/>
-              </w:rPr>
-              <w:t xml:space="preserve">FS South</w:t>
-            </w:r>
-          </w:p>
-        </w:tc>
-        <w:tc>
-          <w:tcPr>
-            <w:tcW w:type="dxa" w:w="1600"/>
-          </w:tcPr>
-          <w:p>
-            <w:pPr>
-              <w:jc w:val="center"/>
-            </w:pPr>
-            <w:r>
-              <w:rPr>
-                <w:rFonts w:ascii="Malgun Gothic" w:cs="Malgun Gothic" w:eastAsia="Malgun Gothic" w:hAnsi="Malgun Gothic"/>
-                <w:b w:val="false"/>
-                <w:bCs w:val="false"/>
-                <w:i w:val="false"/>
-                <w:iCs w:val="false"/>
-                <w:color w:val="3F3F3F"/>
-                <w:sz w:val="20"/>
-                <w:szCs w:val="20"/>
-              </w:rPr>
-              <w:t xml:space="preserve">John</w:t>
-            </w:r>
-          </w:p>
-        </w:tc>
-        <w:tc>
-          <w:tcPr>
-            <w:tcW w:type="dxa" w:w="1500"/>
-          </w:tcPr>
-          <w:p>
-            <w:pPr>
-              <w:jc w:val="center"/>
-            </w:pPr>
-            <w:r>
-              <w:rPr>
-                <w:rFonts w:ascii="Malgun Gothic" w:cs="Malgun Gothic" w:eastAsia="Malgun Gothic" w:hAnsi="Malgun Gothic"/>
-                <w:b w:val="false"/>
-                <w:bCs w:val="false"/>
                 <w:i/>
                 <w:iCs/>
                 <w:color w:val="9E9E9E"/>
@@ -671,75 +460,6 @@
             </w:r>
           </w:p>
         </w:tc>
-        <w:tc>
-          <w:tcPr>
-            <w:tcW w:type="dxa" w:w="1500"/>
-          </w:tcPr>
-          <w:p>
-            <w:pPr>
-              <w:jc w:val="center"/>
-            </w:pPr>
-            <w:r>
-              <w:rPr>
-                <w:rFonts w:ascii="Malgun Gothic" w:cs="Malgun Gothic" w:eastAsia="Malgun Gothic" w:hAnsi="Malgun Gothic"/>
-                <w:b w:val="false"/>
-                <w:bCs w:val="false"/>
-                <w:i w:val="false"/>
-                <w:iCs w:val="false"/>
-                <w:color w:val="3F3F3F"/>
-                <w:sz w:val="20"/>
-                <w:szCs w:val="20"/>
-              </w:rPr>
-              <w:t xml:space="preserve"/>
-            </w:r>
-          </w:p>
-        </w:tc>
-        <w:tc>
-          <w:tcPr>
-            <w:tcW w:type="dxa" w:w="1500"/>
-          </w:tcPr>
-          <w:p>
-            <w:pPr>
-              <w:jc w:val="center"/>
-            </w:pPr>
-            <w:r>
-              <w:rPr>
-                <w:rFonts w:ascii="Malgun Gothic" w:cs="Malgun Gothic" w:eastAsia="Malgun Gothic" w:hAnsi="Malgun Gothic"/>
-                <w:b w:val="false"/>
-                <w:bCs w:val="false"/>
-                <w:i w:val="false"/>
-                <w:iCs w:val="false"/>
-                <w:color w:val="3F3F3F"/>
-                <w:sz w:val="20"/>
-                <w:szCs w:val="20"/>
-              </w:rPr>
-              <w:t xml:space="preserve"/>
-            </w:r>
-          </w:p>
-        </w:tc>
-        <w:tc>
-          <w:tcPr>
-            <w:tcW w:type="dxa" w:w="1500"/>
-          </w:tcPr>
-          <w:p>
-            <w:pPr>
-              <w:jc w:val="center"/>
-            </w:pPr>
-            <w:r>
-              <w:rPr>
-                <w:rFonts w:ascii="Malgun Gothic" w:cs="Malgun Gothic" w:eastAsia="Malgun Gothic" w:hAnsi="Malgun Gothic"/>
-                <w:b w:val="false"/>
-                <w:bCs w:val="false"/>
-                <w:i w:val="false"/>
-                <w:iCs w:val="false"/>
-                <w:color w:val="3F3F3F"/>
-                <w:sz w:val="20"/>
-                <w:szCs w:val="20"/>
-              </w:rPr>
-              <w:t xml:space="preserve"/>
-            </w:r>
-          </w:p>
-        </w:tc>
       </w:tr>
       <w:tr>
         <w:tc>
@@ -761,7 +481,7 @@
                 <w:sz w:val="20"/>
                 <w:szCs w:val="20"/>
               </w:rPr>
-              <w:t xml:space="preserve">FS Central</w:t>
+              <w:t xml:space="preserve">FS West</w:t>
             </w:r>
           </w:p>
         </w:tc>
@@ -784,7 +504,30 @@
                 <w:sz w:val="20"/>
                 <w:szCs w:val="20"/>
               </w:rPr>
-              <w:t xml:space="preserve">Eden</w:t>
+              <w:t xml:space="preserve">Huymori</w:t>
+            </w:r>
+          </w:p>
+        </w:tc>
+        <w:tc>
+          <w:tcPr>
+            <w:tcW w:type="dxa" w:w="1500"/>
+          </w:tcPr>
+          <w:p>
+            <w:pPr>
+              <w:jc w:val="center"/>
+            </w:pPr>
+            <w:r>
+              <w:rPr>
+                <w:rFonts w:ascii="Malgun Gothic" w:cs="Malgun Gothic" w:eastAsia="Malgun Gothic" w:hAnsi="Malgun Gothic"/>
+                <w:b w:val="false"/>
+                <w:bCs w:val="false"/>
+                <w:i w:val="false"/>
+                <w:iCs w:val="false"/>
+                <w:color w:val="3F3F3F"/>
+                <w:sz w:val="20"/>
+                <w:szCs w:val="20"/>
+              </w:rPr>
+              <w:t xml:space="preserve">3</w:t>
             </w:r>
           </w:p>
         </w:tc>
@@ -824,13 +567,13 @@
                 <w:rFonts w:ascii="Malgun Gothic" w:cs="Malgun Gothic" w:eastAsia="Malgun Gothic" w:hAnsi="Malgun Gothic"/>
                 <w:b w:val="false"/>
                 <w:bCs w:val="false"/>
-                <w:i w:val="false"/>
-                <w:iCs w:val="false"/>
-                <w:color w:val="3F3F3F"/>
-                <w:sz w:val="20"/>
-                <w:szCs w:val="20"/>
-              </w:rPr>
-              <w:t xml:space="preserve"/>
+                <w:i/>
+                <w:iCs/>
+                <w:color w:val="9E9E9E"/>
+                <w:sz w:val="20"/>
+                <w:szCs w:val="20"/>
+              </w:rPr>
+              <w:t xml:space="preserve">자료 미제공 – 추후 업데이트</w:t>
             </w:r>
           </w:p>
         </w:tc>
@@ -847,36 +590,13 @@
                 <w:rFonts w:ascii="Malgun Gothic" w:cs="Malgun Gothic" w:eastAsia="Malgun Gothic" w:hAnsi="Malgun Gothic"/>
                 <w:b w:val="false"/>
                 <w:bCs w:val="false"/>
-                <w:i w:val="false"/>
-                <w:iCs w:val="false"/>
-                <w:color w:val="3F3F3F"/>
-                <w:sz w:val="20"/>
-                <w:szCs w:val="20"/>
-              </w:rPr>
-              <w:t xml:space="preserve"/>
-            </w:r>
-          </w:p>
-        </w:tc>
-        <w:tc>
-          <w:tcPr>
-            <w:tcW w:type="dxa" w:w="1500"/>
-          </w:tcPr>
-          <w:p>
-            <w:pPr>
-              <w:jc w:val="center"/>
-            </w:pPr>
-            <w:r>
-              <w:rPr>
-                <w:rFonts w:ascii="Malgun Gothic" w:cs="Malgun Gothic" w:eastAsia="Malgun Gothic" w:hAnsi="Malgun Gothic"/>
-                <w:b w:val="false"/>
-                <w:bCs w:val="false"/>
-                <w:i w:val="false"/>
-                <w:iCs w:val="false"/>
-                <w:color w:val="3F3F3F"/>
-                <w:sz w:val="20"/>
-                <w:szCs w:val="20"/>
-              </w:rPr>
-              <w:t xml:space="preserve"/>
+                <w:i/>
+                <w:iCs/>
+                <w:color w:val="9E9E9E"/>
+                <w:sz w:val="20"/>
+                <w:szCs w:val="20"/>
+              </w:rPr>
+              <w:t xml:space="preserve">자료 미제공 – 추후 업데이트</w:t>
             </w:r>
           </w:p>
         </w:tc>
@@ -885,6 +605,286 @@
         <w:tc>
           <w:tcPr>
             <w:tcW w:type="dxa" w:w="1900"/>
+          </w:tcPr>
+          <w:p>
+            <w:pPr>
+              <w:jc w:val="left"/>
+            </w:pPr>
+            <w:r>
+              <w:rPr>
+                <w:rFonts w:ascii="Malgun Gothic" w:cs="Malgun Gothic" w:eastAsia="Malgun Gothic" w:hAnsi="Malgun Gothic"/>
+                <w:b w:val="false"/>
+                <w:bCs w:val="false"/>
+                <w:i w:val="false"/>
+                <w:iCs w:val="false"/>
+                <w:color w:val="3F3F3F"/>
+                <w:sz w:val="20"/>
+                <w:szCs w:val="20"/>
+              </w:rPr>
+              <w:t xml:space="preserve">FS South</w:t>
+            </w:r>
+          </w:p>
+        </w:tc>
+        <w:tc>
+          <w:tcPr>
+            <w:tcW w:type="dxa" w:w="1600"/>
+          </w:tcPr>
+          <w:p>
+            <w:pPr>
+              <w:jc w:val="center"/>
+            </w:pPr>
+            <w:r>
+              <w:rPr>
+                <w:rFonts w:ascii="Malgun Gothic" w:cs="Malgun Gothic" w:eastAsia="Malgun Gothic" w:hAnsi="Malgun Gothic"/>
+                <w:b w:val="false"/>
+                <w:bCs w:val="false"/>
+                <w:i w:val="false"/>
+                <w:iCs w:val="false"/>
+                <w:color w:val="3F3F3F"/>
+                <w:sz w:val="20"/>
+                <w:szCs w:val="20"/>
+              </w:rPr>
+              <w:t xml:space="preserve">John</w:t>
+            </w:r>
+          </w:p>
+        </w:tc>
+        <w:tc>
+          <w:tcPr>
+            <w:tcW w:type="dxa" w:w="1500"/>
+          </w:tcPr>
+          <w:p>
+            <w:pPr>
+              <w:jc w:val="center"/>
+            </w:pPr>
+            <w:r>
+              <w:rPr>
+                <w:rFonts w:ascii="Malgun Gothic" w:cs="Malgun Gothic" w:eastAsia="Malgun Gothic" w:hAnsi="Malgun Gothic"/>
+                <w:b w:val="false"/>
+                <w:bCs w:val="false"/>
+                <w:i w:val="false"/>
+                <w:iCs w:val="false"/>
+                <w:color w:val="3F3F3F"/>
+                <w:sz w:val="20"/>
+                <w:szCs w:val="20"/>
+              </w:rPr>
+              <w:t xml:space="preserve">0</w:t>
+            </w:r>
+          </w:p>
+        </w:tc>
+        <w:tc>
+          <w:tcPr>
+            <w:tcW w:type="dxa" w:w="1500"/>
+          </w:tcPr>
+          <w:p>
+            <w:pPr>
+              <w:jc w:val="center"/>
+            </w:pPr>
+            <w:r>
+              <w:rPr>
+                <w:rFonts w:ascii="Malgun Gothic" w:cs="Malgun Gothic" w:eastAsia="Malgun Gothic" w:hAnsi="Malgun Gothic"/>
+                <w:b w:val="false"/>
+                <w:bCs w:val="false"/>
+                <w:i/>
+                <w:iCs/>
+                <w:color w:val="9E9E9E"/>
+                <w:sz w:val="20"/>
+                <w:szCs w:val="20"/>
+              </w:rPr>
+              <w:t xml:space="preserve">자료 미제공 – 추후 업데이트</w:t>
+            </w:r>
+          </w:p>
+        </w:tc>
+        <w:tc>
+          <w:tcPr>
+            <w:tcW w:type="dxa" w:w="1500"/>
+          </w:tcPr>
+          <w:p>
+            <w:pPr>
+              <w:jc w:val="center"/>
+            </w:pPr>
+            <w:r>
+              <w:rPr>
+                <w:rFonts w:ascii="Malgun Gothic" w:cs="Malgun Gothic" w:eastAsia="Malgun Gothic" w:hAnsi="Malgun Gothic"/>
+                <w:b w:val="false"/>
+                <w:bCs w:val="false"/>
+                <w:i/>
+                <w:iCs/>
+                <w:color w:val="9E9E9E"/>
+                <w:sz w:val="20"/>
+                <w:szCs w:val="20"/>
+              </w:rPr>
+              <w:t xml:space="preserve">자료 미제공 – 추후 업데이트</w:t>
+            </w:r>
+          </w:p>
+        </w:tc>
+        <w:tc>
+          <w:tcPr>
+            <w:tcW w:type="dxa" w:w="1500"/>
+          </w:tcPr>
+          <w:p>
+            <w:pPr>
+              <w:jc w:val="center"/>
+            </w:pPr>
+            <w:r>
+              <w:rPr>
+                <w:rFonts w:ascii="Malgun Gothic" w:cs="Malgun Gothic" w:eastAsia="Malgun Gothic" w:hAnsi="Malgun Gothic"/>
+                <w:b w:val="false"/>
+                <w:bCs w:val="false"/>
+                <w:i/>
+                <w:iCs/>
+                <w:color w:val="9E9E9E"/>
+                <w:sz w:val="20"/>
+                <w:szCs w:val="20"/>
+              </w:rPr>
+              <w:t xml:space="preserve">자료 미제공 – 추후 업데이트</w:t>
+            </w:r>
+          </w:p>
+        </w:tc>
+      </w:tr>
+      <w:tr>
+        <w:tc>
+          <w:tcPr>
+            <w:tcW w:type="dxa" w:w="1900"/>
+          </w:tcPr>
+          <w:p>
+            <w:pPr>
+              <w:jc w:val="left"/>
+            </w:pPr>
+            <w:r>
+              <w:rPr>
+                <w:rFonts w:ascii="Malgun Gothic" w:cs="Malgun Gothic" w:eastAsia="Malgun Gothic" w:hAnsi="Malgun Gothic"/>
+                <w:b w:val="false"/>
+                <w:bCs w:val="false"/>
+                <w:i w:val="false"/>
+                <w:iCs w:val="false"/>
+                <w:color w:val="3F3F3F"/>
+                <w:sz w:val="20"/>
+                <w:szCs w:val="20"/>
+              </w:rPr>
+              <w:t xml:space="preserve">FS Central</w:t>
+            </w:r>
+          </w:p>
+        </w:tc>
+        <w:tc>
+          <w:tcPr>
+            <w:tcW w:type="dxa" w:w="1600"/>
+          </w:tcPr>
+          <w:p>
+            <w:pPr>
+              <w:jc w:val="center"/>
+            </w:pPr>
+            <w:r>
+              <w:rPr>
+                <w:rFonts w:ascii="Malgun Gothic" w:cs="Malgun Gothic" w:eastAsia="Malgun Gothic" w:hAnsi="Malgun Gothic"/>
+                <w:b w:val="false"/>
+                <w:bCs w:val="false"/>
+                <w:i w:val="false"/>
+                <w:iCs w:val="false"/>
+                <w:color w:val="3F3F3F"/>
+                <w:sz w:val="20"/>
+                <w:szCs w:val="20"/>
+              </w:rPr>
+              <w:t xml:space="preserve">Eden</w:t>
+            </w:r>
+          </w:p>
+        </w:tc>
+        <w:tc>
+          <w:tcPr>
+            <w:tcW w:type="dxa" w:w="1500"/>
+          </w:tcPr>
+          <w:p>
+            <w:pPr>
+              <w:jc w:val="center"/>
+            </w:pPr>
+            <w:r>
+              <w:rPr>
+                <w:rFonts w:ascii="Malgun Gothic" w:cs="Malgun Gothic" w:eastAsia="Malgun Gothic" w:hAnsi="Malgun Gothic"/>
+                <w:b w:val="false"/>
+                <w:bCs w:val="false"/>
+                <w:i w:val="false"/>
+                <w:iCs w:val="false"/>
+                <w:color w:val="3F3F3F"/>
+                <w:sz w:val="20"/>
+                <w:szCs w:val="20"/>
+              </w:rPr>
+              <w:t xml:space="preserve">4</w:t>
+            </w:r>
+          </w:p>
+        </w:tc>
+        <w:tc>
+          <w:tcPr>
+            <w:tcW w:type="dxa" w:w="1500"/>
+          </w:tcPr>
+          <w:p>
+            <w:pPr>
+              <w:jc w:val="center"/>
+            </w:pPr>
+            <w:r>
+              <w:rPr>
+                <w:rFonts w:ascii="Malgun Gothic" w:cs="Malgun Gothic" w:eastAsia="Malgun Gothic" w:hAnsi="Malgun Gothic"/>
+                <w:b w:val="false"/>
+                <w:bCs w:val="false"/>
+                <w:i/>
+                <w:iCs/>
+                <w:color w:val="9E9E9E"/>
+                <w:sz w:val="20"/>
+                <w:szCs w:val="20"/>
+              </w:rPr>
+              <w:t xml:space="preserve">자료 미제공 – 추후 업데이트</w:t>
+            </w:r>
+          </w:p>
+        </w:tc>
+        <w:tc>
+          <w:tcPr>
+            <w:tcW w:type="dxa" w:w="1500"/>
+          </w:tcPr>
+          <w:p>
+            <w:pPr>
+              <w:jc w:val="center"/>
+            </w:pPr>
+            <w:r>
+              <w:rPr>
+                <w:rFonts w:ascii="Malgun Gothic" w:cs="Malgun Gothic" w:eastAsia="Malgun Gothic" w:hAnsi="Malgun Gothic"/>
+                <w:b w:val="false"/>
+                <w:bCs w:val="false"/>
+                <w:i/>
+                <w:iCs/>
+                <w:color w:val="9E9E9E"/>
+                <w:sz w:val="20"/>
+                <w:szCs w:val="20"/>
+              </w:rPr>
+              <w:t xml:space="preserve">자료 미제공 – 추후 업데이트</w:t>
+            </w:r>
+          </w:p>
+        </w:tc>
+        <w:tc>
+          <w:tcPr>
+            <w:tcW w:type="dxa" w:w="1500"/>
+          </w:tcPr>
+          <w:p>
+            <w:pPr>
+              <w:jc w:val="center"/>
+            </w:pPr>
+            <w:r>
+              <w:rPr>
+                <w:rFonts w:ascii="Malgun Gothic" w:cs="Malgun Gothic" w:eastAsia="Malgun Gothic" w:hAnsi="Malgun Gothic"/>
+                <w:b w:val="false"/>
+                <w:bCs w:val="false"/>
+                <w:i/>
+                <w:iCs/>
+                <w:color w:val="9E9E9E"/>
+                <w:sz w:val="20"/>
+                <w:szCs w:val="20"/>
+              </w:rPr>
+              <w:t xml:space="preserve">자료 미제공 – 추후 업데이트</w:t>
+            </w:r>
+          </w:p>
+        </w:tc>
+      </w:tr>
+      <w:tr>
+        <w:tc>
+          <w:tcPr>
+            <w:tcW w:type="dxa" w:w="1900"/>
             <w:shd w:fill="EAF1F8" w:color="auto" w:val="clear"/>
           </w:tcPr>
           <w:p>
@@ -942,15 +942,15 @@
             <w:r>
               <w:rPr>
                 <w:rFonts w:ascii="Malgun Gothic" w:cs="Malgun Gothic" w:eastAsia="Malgun Gothic" w:hAnsi="Malgun Gothic"/>
-                <w:b w:val="false"/>
-                <w:bCs w:val="false"/>
-                <w:i w:val="false"/>
-                <w:iCs w:val="false"/>
-                <w:color w:val="3F3F3F"/>
-                <w:sz w:val="20"/>
-                <w:szCs w:val="20"/>
-              </w:rPr>
-              <w:t xml:space="preserve"/>
+                <w:b/>
+                <w:bCs/>
+                <w:i w:val="false"/>
+                <w:iCs w:val="false"/>
+                <w:color w:val="3F3F3F"/>
+                <w:sz w:val="20"/>
+                <w:szCs w:val="20"/>
+              </w:rPr>
+              <w:t xml:space="preserve">12</w:t>
             </w:r>
           </w:p>
         </w:tc>
@@ -968,13 +968,13 @@
                 <w:rFonts w:ascii="Malgun Gothic" w:cs="Malgun Gothic" w:eastAsia="Malgun Gothic" w:hAnsi="Malgun Gothic"/>
                 <w:b w:val="false"/>
                 <w:bCs w:val="false"/>
-                <w:i w:val="false"/>
-                <w:iCs w:val="false"/>
-                <w:color w:val="3F3F3F"/>
-                <w:sz w:val="20"/>
-                <w:szCs w:val="20"/>
-              </w:rPr>
-              <w:t xml:space="preserve"/>
+                <w:i/>
+                <w:iCs/>
+                <w:color w:val="9E9E9E"/>
+                <w:sz w:val="20"/>
+                <w:szCs w:val="20"/>
+              </w:rPr>
+              <w:t xml:space="preserve">자료 미제공 – 추후 업데이트</w:t>
             </w:r>
           </w:p>
         </w:tc>
@@ -992,13 +992,13 @@
                 <w:rFonts w:ascii="Malgun Gothic" w:cs="Malgun Gothic" w:eastAsia="Malgun Gothic" w:hAnsi="Malgun Gothic"/>
                 <w:b w:val="false"/>
                 <w:bCs w:val="false"/>
-                <w:i w:val="false"/>
-                <w:iCs w:val="false"/>
-                <w:color w:val="3F3F3F"/>
-                <w:sz w:val="20"/>
-                <w:szCs w:val="20"/>
-              </w:rPr>
-              <w:t xml:space="preserve"/>
+                <w:i/>
+                <w:iCs/>
+                <w:color w:val="9E9E9E"/>
+                <w:sz w:val="20"/>
+                <w:szCs w:val="20"/>
+              </w:rPr>
+              <w:t xml:space="preserve">자료 미제공 – 추후 업데이트</w:t>
             </w:r>
           </w:p>
         </w:tc>
@@ -1016,18 +1016,34 @@
                 <w:rFonts w:ascii="Malgun Gothic" w:cs="Malgun Gothic" w:eastAsia="Malgun Gothic" w:hAnsi="Malgun Gothic"/>
                 <w:b w:val="false"/>
                 <w:bCs w:val="false"/>
-                <w:i w:val="false"/>
-                <w:iCs w:val="false"/>
-                <w:color w:val="3F3F3F"/>
-                <w:sz w:val="20"/>
-                <w:szCs w:val="20"/>
-              </w:rPr>
-              <w:t xml:space="preserve"/>
+                <w:i/>
+                <w:iCs/>
+                <w:color w:val="9E9E9E"/>
+                <w:sz w:val="20"/>
+                <w:szCs w:val="20"/>
+              </w:rPr>
+              <w:t xml:space="preserve">자료 미제공 – 추후 업데이트</w:t>
             </w:r>
           </w:p>
         </w:tc>
       </w:tr>
     </w:tbl>
+    <w:p>
+      <w:pPr>
+        <w:spacing w:after="200"/>
+      </w:pPr>
+      <w:r>
+        <w:rPr>
+          <w:rFonts w:ascii="Malgun Gothic" w:cs="Malgun Gothic" w:eastAsia="Malgun Gothic" w:hAnsi="Malgun Gothic"/>
+          <w:i/>
+          <w:iCs/>
+          <w:color w:val="9E9E9E"/>
+          <w:sz w:val="22"/>
+          <w:szCs w:val="22"/>
+        </w:rPr>
+        <w:t xml:space="preserve">설치 건수는 신규 설치 기준(설치일정 관리 시트). 이전설치 4건 (FS East 3 · FS West 1), 장비 설치평가 4건 (SA팀 진행, FS팀 실적과 별도 집계)</w:t>
+      </w:r>
+    </w:p>
     <w:p>
       <w:pPr>
         <w:spacing w:after="160"/>

--- a/reports/FSG_월간서비스보고_202607/FSG_월간서비스보고_202607.docx
+++ b/reports/FSG_월간서비스보고_202607/FSG_월간서비스보고_202607.docx
@@ -1463,6 +1463,547 @@
           <w:sz w:val="30"/>
           <w:szCs w:val="30"/>
         </w:rPr>
+        <w:t xml:space="preserve">장비별 설치 현황</w:t>
+      </w:r>
+    </w:p>
+    <w:p>
+      <w:pPr>
+        <w:spacing w:after="160"/>
+      </w:pPr>
+      <w:r>
+        <w:rPr>
+          <w:rFonts w:ascii="Malgun Gothic" w:cs="Malgun Gothic" w:eastAsia="Malgun Gothic" w:hAnsi="Malgun Gothic"/>
+          <w:color w:val="3F3F3F"/>
+          <w:sz w:val="22"/>
+          <w:szCs w:val="22"/>
+        </w:rPr>
+        <w:t xml:space="preserve">팀 구분 없이 모델(시리즈) 기준으로 집계한 설치 현황입니다. (2026년 7월 설치+이전설치 전체 16건)</w:t>
+      </w:r>
+    </w:p>
+    <w:tbl>
+      <w:tblPr>
+        <w:tblW w:type="dxa" w:w="8000"/>
+        <w:tblBorders>
+          <w:top w:val="single" w:color="auto" w:sz="4"/>
+          <w:left w:val="single" w:color="auto" w:sz="4"/>
+          <w:bottom w:val="single" w:color="auto" w:sz="4"/>
+          <w:right w:val="single" w:color="auto" w:sz="4"/>
+          <w:insideH w:val="single" w:color="auto" w:sz="4"/>
+          <w:insideV w:val="single" w:color="auto" w:sz="4"/>
+        </w:tblBorders>
+        <w:tblLayout w:type="fixed"/>
+      </w:tblPr>
+      <w:tblGrid>
+        <w:gridCol w:w="4000"/>
+        <w:gridCol w:w="2000"/>
+        <w:gridCol w:w="2000"/>
+      </w:tblGrid>
+      <w:tr>
+        <w:tc>
+          <w:tcPr>
+            <w:tcW w:type="dxa" w:w="4000"/>
+            <w:shd w:fill="005BAC" w:color="auto" w:val="clear"/>
+          </w:tcPr>
+          <w:p>
+            <w:pPr>
+              <w:jc w:val="center"/>
+            </w:pPr>
+            <w:r>
+              <w:rPr>
+                <w:rFonts w:ascii="Malgun Gothic" w:cs="Malgun Gothic" w:eastAsia="Malgun Gothic" w:hAnsi="Malgun Gothic"/>
+                <w:b/>
+                <w:bCs/>
+                <w:color w:val="FFFFFF"/>
+                <w:sz w:val="20"/>
+                <w:szCs w:val="20"/>
+              </w:rPr>
+              <w:t xml:space="preserve">장비 모델(시리즈)</w:t>
+            </w:r>
+          </w:p>
+        </w:tc>
+        <w:tc>
+          <w:tcPr>
+            <w:tcW w:type="dxa" w:w="2000"/>
+            <w:shd w:fill="005BAC" w:color="auto" w:val="clear"/>
+          </w:tcPr>
+          <w:p>
+            <w:pPr>
+              <w:jc w:val="center"/>
+            </w:pPr>
+            <w:r>
+              <w:rPr>
+                <w:rFonts w:ascii="Malgun Gothic" w:cs="Malgun Gothic" w:eastAsia="Malgun Gothic" w:hAnsi="Malgun Gothic"/>
+                <w:b/>
+                <w:bCs/>
+                <w:color w:val="FFFFFF"/>
+                <w:sz w:val="20"/>
+                <w:szCs w:val="20"/>
+              </w:rPr>
+              <w:t xml:space="preserve">건수</w:t>
+            </w:r>
+          </w:p>
+        </w:tc>
+        <w:tc>
+          <w:tcPr>
+            <w:tcW w:type="dxa" w:w="2000"/>
+            <w:shd w:fill="005BAC" w:color="auto" w:val="clear"/>
+          </w:tcPr>
+          <w:p>
+            <w:pPr>
+              <w:jc w:val="center"/>
+            </w:pPr>
+            <w:r>
+              <w:rPr>
+                <w:rFonts w:ascii="Malgun Gothic" w:cs="Malgun Gothic" w:eastAsia="Malgun Gothic" w:hAnsi="Malgun Gothic"/>
+                <w:b/>
+                <w:bCs/>
+                <w:color w:val="FFFFFF"/>
+                <w:sz w:val="20"/>
+                <w:szCs w:val="20"/>
+              </w:rPr>
+              <w:t xml:space="preserve">비중</w:t>
+            </w:r>
+          </w:p>
+        </w:tc>
+      </w:tr>
+      <w:tr>
+        <w:tc>
+          <w:tcPr>
+            <w:tcW w:type="dxa" w:w="4000"/>
+          </w:tcPr>
+          <w:p>
+            <w:pPr>
+              <w:jc w:val="left"/>
+            </w:pPr>
+            <w:r>
+              <w:rPr>
+                <w:rFonts w:ascii="Malgun Gothic" w:cs="Malgun Gothic" w:eastAsia="Malgun Gothic" w:hAnsi="Malgun Gothic"/>
+                <w:b w:val="false"/>
+                <w:bCs w:val="false"/>
+                <w:color w:val="3F3F3F"/>
+                <w:sz w:val="20"/>
+                <w:szCs w:val="20"/>
+              </w:rPr>
+              <w:t xml:space="preserve">XR 시리즈 (Hematology)</w:t>
+            </w:r>
+          </w:p>
+        </w:tc>
+        <w:tc>
+          <w:tcPr>
+            <w:tcW w:type="dxa" w:w="2000"/>
+          </w:tcPr>
+          <w:p>
+            <w:pPr>
+              <w:jc w:val="center"/>
+            </w:pPr>
+            <w:r>
+              <w:rPr>
+                <w:rFonts w:ascii="Malgun Gothic" w:cs="Malgun Gothic" w:eastAsia="Malgun Gothic" w:hAnsi="Malgun Gothic"/>
+                <w:b w:val="false"/>
+                <w:bCs w:val="false"/>
+                <w:color w:val="3F3F3F"/>
+                <w:sz w:val="20"/>
+                <w:szCs w:val="20"/>
+              </w:rPr>
+              <w:t xml:space="preserve">7</w:t>
+            </w:r>
+          </w:p>
+        </w:tc>
+        <w:tc>
+          <w:tcPr>
+            <w:tcW w:type="dxa" w:w="2000"/>
+          </w:tcPr>
+          <w:p>
+            <w:pPr>
+              <w:jc w:val="center"/>
+            </w:pPr>
+            <w:r>
+              <w:rPr>
+                <w:rFonts w:ascii="Malgun Gothic" w:cs="Malgun Gothic" w:eastAsia="Malgun Gothic" w:hAnsi="Malgun Gothic"/>
+                <w:b w:val="false"/>
+                <w:bCs w:val="false"/>
+                <w:color w:val="3F3F3F"/>
+                <w:sz w:val="20"/>
+                <w:szCs w:val="20"/>
+              </w:rPr>
+              <w:t xml:space="preserve">44%</w:t>
+            </w:r>
+          </w:p>
+        </w:tc>
+      </w:tr>
+      <w:tr>
+        <w:tc>
+          <w:tcPr>
+            <w:tcW w:type="dxa" w:w="4000"/>
+          </w:tcPr>
+          <w:p>
+            <w:pPr>
+              <w:jc w:val="left"/>
+            </w:pPr>
+            <w:r>
+              <w:rPr>
+                <w:rFonts w:ascii="Malgun Gothic" w:cs="Malgun Gothic" w:eastAsia="Malgun Gothic" w:hAnsi="Malgun Gothic"/>
+                <w:b w:val="false"/>
+                <w:bCs w:val="false"/>
+                <w:color w:val="3F3F3F"/>
+                <w:sz w:val="20"/>
+                <w:szCs w:val="20"/>
+              </w:rPr>
+              <w:t xml:space="preserve">XN 시리즈 (Hematology)</w:t>
+            </w:r>
+          </w:p>
+        </w:tc>
+        <w:tc>
+          <w:tcPr>
+            <w:tcW w:type="dxa" w:w="2000"/>
+          </w:tcPr>
+          <w:p>
+            <w:pPr>
+              <w:jc w:val="center"/>
+            </w:pPr>
+            <w:r>
+              <w:rPr>
+                <w:rFonts w:ascii="Malgun Gothic" w:cs="Malgun Gothic" w:eastAsia="Malgun Gothic" w:hAnsi="Malgun Gothic"/>
+                <w:b w:val="false"/>
+                <w:bCs w:val="false"/>
+                <w:color w:val="3F3F3F"/>
+                <w:sz w:val="20"/>
+                <w:szCs w:val="20"/>
+              </w:rPr>
+              <w:t xml:space="preserve">5</w:t>
+            </w:r>
+          </w:p>
+        </w:tc>
+        <w:tc>
+          <w:tcPr>
+            <w:tcW w:type="dxa" w:w="2000"/>
+          </w:tcPr>
+          <w:p>
+            <w:pPr>
+              <w:jc w:val="center"/>
+            </w:pPr>
+            <w:r>
+              <w:rPr>
+                <w:rFonts w:ascii="Malgun Gothic" w:cs="Malgun Gothic" w:eastAsia="Malgun Gothic" w:hAnsi="Malgun Gothic"/>
+                <w:b w:val="false"/>
+                <w:bCs w:val="false"/>
+                <w:color w:val="3F3F3F"/>
+                <w:sz w:val="20"/>
+                <w:szCs w:val="20"/>
+              </w:rPr>
+              <w:t xml:space="preserve">31%</w:t>
+            </w:r>
+          </w:p>
+        </w:tc>
+      </w:tr>
+      <w:tr>
+        <w:tc>
+          <w:tcPr>
+            <w:tcW w:type="dxa" w:w="4000"/>
+          </w:tcPr>
+          <w:p>
+            <w:pPr>
+              <w:jc w:val="left"/>
+            </w:pPr>
+            <w:r>
+              <w:rPr>
+                <w:rFonts w:ascii="Malgun Gothic" w:cs="Malgun Gothic" w:eastAsia="Malgun Gothic" w:hAnsi="Malgun Gothic"/>
+                <w:b w:val="false"/>
+                <w:bCs w:val="false"/>
+                <w:color w:val="3F3F3F"/>
+                <w:sz w:val="20"/>
+                <w:szCs w:val="20"/>
+              </w:rPr>
+              <w:t xml:space="preserve">CA 시리즈 (Coagulation)</w:t>
+            </w:r>
+          </w:p>
+        </w:tc>
+        <w:tc>
+          <w:tcPr>
+            <w:tcW w:type="dxa" w:w="2000"/>
+          </w:tcPr>
+          <w:p>
+            <w:pPr>
+              <w:jc w:val="center"/>
+            </w:pPr>
+            <w:r>
+              <w:rPr>
+                <w:rFonts w:ascii="Malgun Gothic" w:cs="Malgun Gothic" w:eastAsia="Malgun Gothic" w:hAnsi="Malgun Gothic"/>
+                <w:b w:val="false"/>
+                <w:bCs w:val="false"/>
+                <w:color w:val="3F3F3F"/>
+                <w:sz w:val="20"/>
+                <w:szCs w:val="20"/>
+              </w:rPr>
+              <w:t xml:space="preserve">2</w:t>
+            </w:r>
+          </w:p>
+        </w:tc>
+        <w:tc>
+          <w:tcPr>
+            <w:tcW w:type="dxa" w:w="2000"/>
+          </w:tcPr>
+          <w:p>
+            <w:pPr>
+              <w:jc w:val="center"/>
+            </w:pPr>
+            <w:r>
+              <w:rPr>
+                <w:rFonts w:ascii="Malgun Gothic" w:cs="Malgun Gothic" w:eastAsia="Malgun Gothic" w:hAnsi="Malgun Gothic"/>
+                <w:b w:val="false"/>
+                <w:bCs w:val="false"/>
+                <w:color w:val="3F3F3F"/>
+                <w:sz w:val="20"/>
+                <w:szCs w:val="20"/>
+              </w:rPr>
+              <w:t xml:space="preserve">13%</w:t>
+            </w:r>
+          </w:p>
+        </w:tc>
+      </w:tr>
+      <w:tr>
+        <w:tc>
+          <w:tcPr>
+            <w:tcW w:type="dxa" w:w="4000"/>
+          </w:tcPr>
+          <w:p>
+            <w:pPr>
+              <w:jc w:val="left"/>
+            </w:pPr>
+            <w:r>
+              <w:rPr>
+                <w:rFonts w:ascii="Malgun Gothic" w:cs="Malgun Gothic" w:eastAsia="Malgun Gothic" w:hAnsi="Malgun Gothic"/>
+                <w:b w:val="false"/>
+                <w:bCs w:val="false"/>
+                <w:color w:val="3F3F3F"/>
+                <w:sz w:val="20"/>
+                <w:szCs w:val="20"/>
+              </w:rPr>
+              <w:t xml:space="preserve">UN/UC 시리즈 (Urine)</w:t>
+            </w:r>
+          </w:p>
+        </w:tc>
+        <w:tc>
+          <w:tcPr>
+            <w:tcW w:type="dxa" w:w="2000"/>
+          </w:tcPr>
+          <w:p>
+            <w:pPr>
+              <w:jc w:val="center"/>
+            </w:pPr>
+            <w:r>
+              <w:rPr>
+                <w:rFonts w:ascii="Malgun Gothic" w:cs="Malgun Gothic" w:eastAsia="Malgun Gothic" w:hAnsi="Malgun Gothic"/>
+                <w:b w:val="false"/>
+                <w:bCs w:val="false"/>
+                <w:color w:val="3F3F3F"/>
+                <w:sz w:val="20"/>
+                <w:szCs w:val="20"/>
+              </w:rPr>
+              <w:t xml:space="preserve">1</w:t>
+            </w:r>
+          </w:p>
+        </w:tc>
+        <w:tc>
+          <w:tcPr>
+            <w:tcW w:type="dxa" w:w="2000"/>
+          </w:tcPr>
+          <w:p>
+            <w:pPr>
+              <w:jc w:val="center"/>
+            </w:pPr>
+            <w:r>
+              <w:rPr>
+                <w:rFonts w:ascii="Malgun Gothic" w:cs="Malgun Gothic" w:eastAsia="Malgun Gothic" w:hAnsi="Malgun Gothic"/>
+                <w:b w:val="false"/>
+                <w:bCs w:val="false"/>
+                <w:color w:val="3F3F3F"/>
+                <w:sz w:val="20"/>
+                <w:szCs w:val="20"/>
+              </w:rPr>
+              <w:t xml:space="preserve">6%</w:t>
+            </w:r>
+          </w:p>
+        </w:tc>
+      </w:tr>
+      <w:tr>
+        <w:tc>
+          <w:tcPr>
+            <w:tcW w:type="dxa" w:w="4000"/>
+          </w:tcPr>
+          <w:p>
+            <w:pPr>
+              <w:jc w:val="left"/>
+            </w:pPr>
+            <w:r>
+              <w:rPr>
+                <w:rFonts w:ascii="Malgun Gothic" w:cs="Malgun Gothic" w:eastAsia="Malgun Gothic" w:hAnsi="Malgun Gothic"/>
+                <w:b w:val="false"/>
+                <w:bCs w:val="false"/>
+                <w:color w:val="3F3F3F"/>
+                <w:sz w:val="20"/>
+                <w:szCs w:val="20"/>
+              </w:rPr>
+              <w:t xml:space="preserve">SP/DI 시리즈 (도말표본)</w:t>
+            </w:r>
+          </w:p>
+        </w:tc>
+        <w:tc>
+          <w:tcPr>
+            <w:tcW w:type="dxa" w:w="2000"/>
+          </w:tcPr>
+          <w:p>
+            <w:pPr>
+              <w:jc w:val="center"/>
+            </w:pPr>
+            <w:r>
+              <w:rPr>
+                <w:rFonts w:ascii="Malgun Gothic" w:cs="Malgun Gothic" w:eastAsia="Malgun Gothic" w:hAnsi="Malgun Gothic"/>
+                <w:b w:val="false"/>
+                <w:bCs w:val="false"/>
+                <w:color w:val="3F3F3F"/>
+                <w:sz w:val="20"/>
+                <w:szCs w:val="20"/>
+              </w:rPr>
+              <w:t xml:space="preserve">1</w:t>
+            </w:r>
+          </w:p>
+        </w:tc>
+        <w:tc>
+          <w:tcPr>
+            <w:tcW w:type="dxa" w:w="2000"/>
+          </w:tcPr>
+          <w:p>
+            <w:pPr>
+              <w:jc w:val="center"/>
+            </w:pPr>
+            <w:r>
+              <w:rPr>
+                <w:rFonts w:ascii="Malgun Gothic" w:cs="Malgun Gothic" w:eastAsia="Malgun Gothic" w:hAnsi="Malgun Gothic"/>
+                <w:b w:val="false"/>
+                <w:bCs w:val="false"/>
+                <w:color w:val="3F3F3F"/>
+                <w:sz w:val="20"/>
+                <w:szCs w:val="20"/>
+              </w:rPr>
+              <w:t xml:space="preserve">6%</w:t>
+            </w:r>
+          </w:p>
+        </w:tc>
+      </w:tr>
+      <w:tr>
+        <w:tc>
+          <w:tcPr>
+            <w:tcW w:type="dxa" w:w="4000"/>
+            <w:shd w:fill="EAF1F8" w:color="auto" w:val="clear"/>
+          </w:tcPr>
+          <w:p>
+            <w:pPr>
+              <w:jc w:val="left"/>
+            </w:pPr>
+            <w:r>
+              <w:rPr>
+                <w:rFonts w:ascii="Malgun Gothic" w:cs="Malgun Gothic" w:eastAsia="Malgun Gothic" w:hAnsi="Malgun Gothic"/>
+                <w:b/>
+                <w:bCs/>
+                <w:color w:val="3F3F3F"/>
+                <w:sz w:val="20"/>
+                <w:szCs w:val="20"/>
+              </w:rPr>
+              <w:t xml:space="preserve">합계</w:t>
+            </w:r>
+          </w:p>
+        </w:tc>
+        <w:tc>
+          <w:tcPr>
+            <w:tcW w:type="dxa" w:w="2000"/>
+            <w:shd w:fill="EAF1F8" w:color="auto" w:val="clear"/>
+          </w:tcPr>
+          <w:p>
+            <w:pPr>
+              <w:jc w:val="center"/>
+            </w:pPr>
+            <w:r>
+              <w:rPr>
+                <w:rFonts w:ascii="Malgun Gothic" w:cs="Malgun Gothic" w:eastAsia="Malgun Gothic" w:hAnsi="Malgun Gothic"/>
+                <w:b/>
+                <w:bCs/>
+                <w:color w:val="3F3F3F"/>
+                <w:sz w:val="20"/>
+                <w:szCs w:val="20"/>
+              </w:rPr>
+              <w:t xml:space="preserve">16</w:t>
+            </w:r>
+          </w:p>
+        </w:tc>
+        <w:tc>
+          <w:tcPr>
+            <w:tcW w:type="dxa" w:w="2000"/>
+            <w:shd w:fill="EAF1F8" w:color="auto" w:val="clear"/>
+          </w:tcPr>
+          <w:p>
+            <w:pPr>
+              <w:jc w:val="center"/>
+            </w:pPr>
+            <w:r>
+              <w:rPr>
+                <w:rFonts w:ascii="Malgun Gothic" w:cs="Malgun Gothic" w:eastAsia="Malgun Gothic" w:hAnsi="Malgun Gothic"/>
+                <w:b/>
+                <w:bCs/>
+                <w:color w:val="3F3F3F"/>
+                <w:sz w:val="20"/>
+                <w:szCs w:val="20"/>
+              </w:rPr>
+              <w:t xml:space="preserve">100%</w:t>
+            </w:r>
+          </w:p>
+        </w:tc>
+      </w:tr>
+    </w:tbl>
+    <w:p>
+      <w:pPr>
+        <w:spacing w:after="200"/>
+      </w:pPr>
+      <w:r>
+        <w:rPr>
+          <w:rFonts w:ascii="Malgun Gothic" w:cs="Malgun Gothic" w:eastAsia="Malgun Gothic" w:hAnsi="Malgun Gothic"/>
+          <w:i/>
+          <w:iCs/>
+          <w:color w:val="9E9E9E"/>
+          <w:sz w:val="22"/>
+          <w:szCs w:val="22"/>
+        </w:rPr>
+        <w:t xml:space="preserve">데이터 소스: 설치일정 관리 시트 (2026년 7월, 설치+이전설치 전체 대상, 원본 모델명을 시리즈 단위로 그룹핑)</w:t>
+      </w:r>
+    </w:p>
+    <w:p>
+      <w:pPr>
+        <w:pStyle w:val="Heading1"/>
+        <w:pBdr>
+          <w:bottom w:val="single" w:color="005BAC" w:sz="6" w:space="4"/>
+        </w:pBdr>
+        <w:spacing w:after="200" w:before="400"/>
+      </w:pPr>
+      <w:r>
+        <w:rPr>
+          <w:rFonts w:ascii="Arial" w:cs="Arial" w:eastAsia="Arial" w:hAnsi="Arial"/>
+          <w:b/>
+          <w:bCs/>
+          <w:color w:val="00B8EE"/>
+          <w:sz w:val="30"/>
+          <w:szCs w:val="30"/>
+        </w:rPr>
+        <w:t xml:space="preserve">4. </w:t>
+      </w:r>
+      <w:r>
+        <w:rPr>
+          <w:rFonts w:ascii="Malgun Gothic" w:cs="Malgun Gothic" w:eastAsia="Malgun Gothic" w:hAnsi="Malgun Gothic"/>
+          <w:b/>
+          <w:bCs/>
+          <w:color w:val="005BAC"/>
+          <w:sz w:val="30"/>
+          <w:szCs w:val="30"/>
+        </w:rPr>
         <w:t xml:space="preserve">VOC 수집 정보 및 처리현황</w:t>
       </w:r>
     </w:p>
@@ -1865,7 +2406,7 @@
           <w:sz w:val="30"/>
           <w:szCs w:val="30"/>
         </w:rPr>
-        <w:t xml:space="preserve">4. </w:t>
+        <w:t xml:space="preserve">5. </w:t>
       </w:r>
       <w:r>
         <w:rPr>
@@ -1940,7 +2481,7 @@
           <w:sz w:val="30"/>
           <w:szCs w:val="30"/>
         </w:rPr>
-        <w:t xml:space="preserve">5. </w:t>
+        <w:t xml:space="preserve">6. </w:t>
       </w:r>
       <w:r>
         <w:rPr>
@@ -2001,7 +2542,7 @@
           <w:sz w:val="30"/>
           <w:szCs w:val="30"/>
         </w:rPr>
-        <w:t xml:space="preserve">6. </w:t>
+        <w:t xml:space="preserve">7. </w:t>
       </w:r>
       <w:r>
         <w:rPr>
@@ -2084,7 +2625,7 @@
           <w:sz w:val="30"/>
           <w:szCs w:val="30"/>
         </w:rPr>
-        <w:t xml:space="preserve">7. </w:t>
+        <w:t xml:space="preserve">8. </w:t>
       </w:r>
       <w:r>
         <w:rPr>

--- a/reports/FSG_월간서비스보고_202607/FSG_월간서비스보고_202607.docx
+++ b/reports/FSG_월간서비스보고_202607/FSG_월간서비스보고_202607.docx
@@ -2655,22 +2655,6 @@
     </w:p>
     <w:p>
       <w:pPr>
-        <w:spacing w:after="200"/>
-      </w:pPr>
-      <w:r>
-        <w:rPr>
-          <w:rFonts w:ascii="Malgun Gothic" w:cs="Malgun Gothic" w:eastAsia="Malgun Gothic" w:hAnsi="Malgun Gothic"/>
-          <w:i/>
-          <w:iCs/>
-          <w:color w:val="9E9E9E"/>
-          <w:sz w:val="22"/>
-          <w:szCs w:val="22"/>
-        </w:rPr>
-        <w:t xml:space="preserve">고객 중심 Insight: 자료 미제공 – 추후 업데이트</w:t>
-      </w:r>
-    </w:p>
-    <w:p>
-      <w:pPr>
         <w:spacing w:after="160"/>
       </w:pPr>
       <w:r>
@@ -2680,7 +2664,7 @@
           <w:sz w:val="22"/>
           <w:szCs w:val="22"/>
         </w:rPr>
-        <w:t xml:space="preserve"/>
+        <w:t xml:space="preserve">고객 중심 Insight: 설치일정 CRM 데이터 분석 결과(2026년 7월), 강남차병원·강남차여성병원 프로젝트(XR-9000/XR-1000)는 담당 엔지니어(Martin)가 설치 → 평가 지원 → 이전설치까지 4건을 연속 담당해 책임 담당제의 고객 연속성을 보여주는 우수 사례입니다. 설치·이전설치 평균 소요기간은 1.25일로 신속하게 처리되었으나, FS South팀은 7월 설치 실적 0건으로 팀간 업무량 편차 확인이 필요합니다.</w:t>
       </w:r>
     </w:p>
     <w:p>
@@ -2694,23 +2678,97 @@
           <w:sz w:val="22"/>
           <w:szCs w:val="22"/>
         </w:rPr>
-        <w:t xml:space="preserve">Next Step</w:t>
-      </w:r>
-    </w:p>
-    <w:p>
-      <w:pPr>
-        <w:spacing w:after="200"/>
-      </w:pPr>
-      <w:r>
-        <w:rPr>
-          <w:rFonts w:ascii="Malgun Gothic" w:cs="Malgun Gothic" w:eastAsia="Malgun Gothic" w:hAnsi="Malgun Gothic"/>
-          <w:i/>
-          <w:iCs/>
-          <w:color w:val="9E9E9E"/>
+        <w:t xml:space="preserve"/>
+      </w:r>
+    </w:p>
+    <w:p>
+      <w:pPr>
+        <w:spacing w:after="160"/>
+      </w:pPr>
+      <w:r>
+        <w:rPr>
+          <w:rFonts w:ascii="Malgun Gothic" w:cs="Malgun Gothic" w:eastAsia="Malgun Gothic" w:hAnsi="Malgun Gothic"/>
+          <w:color w:val="3F3F3F"/>
           <w:sz w:val="22"/>
           <w:szCs w:val="22"/>
         </w:rPr>
-        <w:t xml:space="preserve">자료 미제공 – 추후 업데이트</w:t>
+        <w:t xml:space="preserve">Next Step</w:t>
+      </w:r>
+    </w:p>
+    <w:p>
+      <w:pPr>
+        <w:pStyle w:val="ListParagraph"/>
+        <w:numPr>
+          <w:ilvl w:val="0"/>
+          <w:numId w:val="1"/>
+        </w:numPr>
+        <w:spacing w:after="100"/>
+      </w:pPr>
+      <w:r>
+        <w:rPr>
+          <w:rFonts w:ascii="Malgun Gothic" w:cs="Malgun Gothic" w:eastAsia="Malgun Gothic" w:hAnsi="Malgun Gothic"/>
+          <w:color w:val="3F3F3F"/>
+          <w:sz w:val="22"/>
+          <w:szCs w:val="22"/>
+        </w:rPr>
+        <w:t xml:space="preserve">8월 설치 파이프라인 대응: 설치일정 CRM 기준 8월 예정 16건(설치 9 · 평가 5 · 이전설치 2) 사전 리소스 배정 및 일정 조율</w:t>
+      </w:r>
+    </w:p>
+    <w:p>
+      <w:pPr>
+        <w:pStyle w:val="ListParagraph"/>
+        <w:numPr>
+          <w:ilvl w:val="0"/>
+          <w:numId w:val="1"/>
+        </w:numPr>
+        <w:spacing w:after="100"/>
+      </w:pPr>
+      <w:r>
+        <w:rPr>
+          <w:rFonts w:ascii="Malgun Gothic" w:cs="Malgun Gothic" w:eastAsia="Malgun Gothic" w:hAnsi="Malgun Gothic"/>
+          <w:color w:val="3F3F3F"/>
+          <w:sz w:val="22"/>
+          <w:szCs w:val="22"/>
+        </w:rPr>
+        <w:t xml:space="preserve">FS South팀 업무량 편차 점검: 7월 설치 실적 0건 원인 파악 후 8월 배정 검토</w:t>
+      </w:r>
+    </w:p>
+    <w:p>
+      <w:pPr>
+        <w:pStyle w:val="ListParagraph"/>
+        <w:numPr>
+          <w:ilvl w:val="0"/>
+          <w:numId w:val="1"/>
+        </w:numPr>
+        <w:spacing w:after="100"/>
+      </w:pPr>
+      <w:r>
+        <w:rPr>
+          <w:rFonts w:ascii="Malgun Gothic" w:cs="Malgun Gothic" w:eastAsia="Malgun Gothic" w:hAnsi="Malgun Gothic"/>
+          <w:color w:val="3F3F3F"/>
+          <w:sz w:val="22"/>
+          <w:szCs w:val="22"/>
+        </w:rPr>
+        <w:t xml:space="preserve">책임 담당제 우수 사례 확산: 강남차병원 사례(담당 엔지니어 연속 대응)를 타 팀 벤치마킹 사례로 공유</w:t>
+      </w:r>
+    </w:p>
+    <w:p>
+      <w:pPr>
+        <w:pStyle w:val="ListParagraph"/>
+        <w:numPr>
+          <w:ilvl w:val="0"/>
+          <w:numId w:val="1"/>
+        </w:numPr>
+        <w:spacing w:after="100"/>
+      </w:pPr>
+      <w:r>
+        <w:rPr>
+          <w:rFonts w:ascii="Malgun Gothic" w:cs="Malgun Gothic" w:eastAsia="Malgun Gothic" w:hAnsi="Malgun Gothic"/>
+          <w:color w:val="3F3F3F"/>
+          <w:sz w:val="22"/>
+          <w:szCs w:val="22"/>
+        </w:rPr>
+        <w:t xml:space="preserve">미확보 데이터 확보: PM·A/S 실적, VOC 대시보드 연동 데이터 확보하여 다음 보고 시 KPI·VOC 항목 완성</w:t>
       </w:r>
     </w:p>
     <w:p>

--- a/reports/FSG_월간서비스보고_202607/FSG_월간서비스보고_202607.docx
+++ b/reports/FSG_월간서비스보고_202607/FSG_월간서비스보고_202607.docx
@@ -2004,6 +2004,1421 @@
           <w:sz w:val="30"/>
           <w:szCs w:val="30"/>
         </w:rPr>
+        <w:t xml:space="preserve">서비스 케이스 분석 – 추이 및 지수</w:t>
+      </w:r>
+    </w:p>
+    <w:p>
+      <w:pPr>
+        <w:spacing w:after="160"/>
+      </w:pPr>
+      <w:r>
+        <w:rPr>
+          <w:rFonts w:ascii="Malgun Gothic" w:cs="Malgun Gothic" w:eastAsia="Malgun Gothic" w:hAnsi="Malgun Gothic"/>
+          <w:color w:val="3F3F3F"/>
+          <w:sz w:val="22"/>
+          <w:szCs w:val="22"/>
+        </w:rPr>
+        <w:t xml:space="preserve">CRM 서비스 케이스 데이터, 최근 1년 누적 기준입니다. (월간 서비스 활동 실적과 별도 참고 지표)</w:t>
+      </w:r>
+    </w:p>
+    <w:p>
+      <w:pPr>
+        <w:spacing w:after="160"/>
+      </w:pPr>
+      <w:r>
+        <w:rPr>
+          <w:rFonts w:ascii="Malgun Gothic" w:cs="Malgun Gothic" w:eastAsia="Malgun Gothic" w:hAnsi="Malgun Gothic"/>
+          <w:color w:val="3F3F3F"/>
+          <w:sz w:val="22"/>
+          <w:szCs w:val="22"/>
+        </w:rPr>
+        <w:t xml:space="preserve">월별 Service Case 추이: 최고 2026년 6월 2,425건, 최저 2026년 2월 1,449건 — 지속적인 증가·변동 추세를 보입니다.</w:t>
+      </w:r>
+    </w:p>
+    <w:p>
+      <w:pPr>
+        <w:spacing w:after="160"/>
+      </w:pPr>
+      <w:r>
+        <w:rPr>
+          <w:rFonts w:ascii="Malgun Gothic" w:cs="Malgun Gothic" w:eastAsia="Malgun Gothic" w:hAnsi="Malgun Gothic"/>
+          <w:color w:val="3F3F3F"/>
+          <w:sz w:val="22"/>
+          <w:szCs w:val="22"/>
+        </w:rPr>
+        <w:t xml:space="preserve">서비스 목적별 비율</w:t>
+      </w:r>
+    </w:p>
+    <w:tbl>
+      <w:tblPr>
+        <w:tblW w:type="dxa" w:w="8500"/>
+        <w:tblBorders>
+          <w:top w:val="single" w:color="auto" w:sz="4"/>
+          <w:left w:val="single" w:color="auto" w:sz="4"/>
+          <w:bottom w:val="single" w:color="auto" w:sz="4"/>
+          <w:right w:val="single" w:color="auto" w:sz="4"/>
+          <w:insideH w:val="single" w:color="auto" w:sz="4"/>
+          <w:insideV w:val="single" w:color="auto" w:sz="4"/>
+        </w:tblBorders>
+        <w:tblLayout w:type="fixed"/>
+      </w:tblPr>
+      <w:tblGrid>
+        <w:gridCol w:w="4500"/>
+        <w:gridCol w:w="2500"/>
+        <w:gridCol w:w="1500"/>
+      </w:tblGrid>
+      <w:tr>
+        <w:tc>
+          <w:tcPr>
+            <w:tcW w:type="dxa" w:w="4500"/>
+            <w:shd w:fill="005BAC" w:color="auto" w:val="clear"/>
+          </w:tcPr>
+          <w:p>
+            <w:pPr>
+              <w:jc w:val="center"/>
+            </w:pPr>
+            <w:r>
+              <w:rPr>
+                <w:rFonts w:ascii="Malgun Gothic" w:cs="Malgun Gothic" w:eastAsia="Malgun Gothic" w:hAnsi="Malgun Gothic"/>
+                <w:b/>
+                <w:bCs/>
+                <w:color w:val="FFFFFF"/>
+                <w:sz w:val="20"/>
+                <w:szCs w:val="20"/>
+              </w:rPr>
+              <w:t xml:space="preserve">서비스 목적</w:t>
+            </w:r>
+          </w:p>
+        </w:tc>
+        <w:tc>
+          <w:tcPr>
+            <w:tcW w:type="dxa" w:w="2500"/>
+            <w:shd w:fill="005BAC" w:color="auto" w:val="clear"/>
+          </w:tcPr>
+          <w:p>
+            <w:pPr>
+              <w:jc w:val="center"/>
+            </w:pPr>
+            <w:r>
+              <w:rPr>
+                <w:rFonts w:ascii="Malgun Gothic" w:cs="Malgun Gothic" w:eastAsia="Malgun Gothic" w:hAnsi="Malgun Gothic"/>
+                <w:b/>
+                <w:bCs/>
+                <w:color w:val="FFFFFF"/>
+                <w:sz w:val="20"/>
+                <w:szCs w:val="20"/>
+              </w:rPr>
+              <w:t xml:space="preserve">건수</w:t>
+            </w:r>
+          </w:p>
+        </w:tc>
+        <w:tc>
+          <w:tcPr>
+            <w:tcW w:type="dxa" w:w="1500"/>
+            <w:shd w:fill="005BAC" w:color="auto" w:val="clear"/>
+          </w:tcPr>
+          <w:p>
+            <w:pPr>
+              <w:jc w:val="center"/>
+            </w:pPr>
+            <w:r>
+              <w:rPr>
+                <w:rFonts w:ascii="Malgun Gothic" w:cs="Malgun Gothic" w:eastAsia="Malgun Gothic" w:hAnsi="Malgun Gothic"/>
+                <w:b/>
+                <w:bCs/>
+                <w:color w:val="FFFFFF"/>
+                <w:sz w:val="20"/>
+                <w:szCs w:val="20"/>
+              </w:rPr>
+              <w:t xml:space="preserve">비중</w:t>
+            </w:r>
+          </w:p>
+        </w:tc>
+      </w:tr>
+      <w:tr>
+        <w:tc>
+          <w:tcPr>
+            <w:tcW w:type="dxa" w:w="4500"/>
+          </w:tcPr>
+          <w:p>
+            <w:pPr>
+              <w:jc w:val="left"/>
+            </w:pPr>
+            <w:r>
+              <w:rPr>
+                <w:rFonts w:ascii="Malgun Gothic" w:cs="Malgun Gothic" w:eastAsia="Malgun Gothic" w:hAnsi="Malgun Gothic"/>
+                <w:b w:val="false"/>
+                <w:bCs w:val="false"/>
+                <w:color w:val="3F3F3F"/>
+                <w:sz w:val="20"/>
+                <w:szCs w:val="20"/>
+              </w:rPr>
+              <w:t xml:space="preserve">고장 수리 (Breakdown Repair)</w:t>
+            </w:r>
+          </w:p>
+        </w:tc>
+        <w:tc>
+          <w:tcPr>
+            <w:tcW w:type="dxa" w:w="2500"/>
+          </w:tcPr>
+          <w:p>
+            <w:pPr>
+              <w:jc w:val="center"/>
+            </w:pPr>
+            <w:r>
+              <w:rPr>
+                <w:rFonts w:ascii="Malgun Gothic" w:cs="Malgun Gothic" w:eastAsia="Malgun Gothic" w:hAnsi="Malgun Gothic"/>
+                <w:b w:val="false"/>
+                <w:bCs w:val="false"/>
+                <w:color w:val="3F3F3F"/>
+                <w:sz w:val="20"/>
+                <w:szCs w:val="20"/>
+              </w:rPr>
+              <w:t xml:space="preserve">15,149</w:t>
+            </w:r>
+          </w:p>
+        </w:tc>
+        <w:tc>
+          <w:tcPr>
+            <w:tcW w:type="dxa" w:w="1500"/>
+          </w:tcPr>
+          <w:p>
+            <w:pPr>
+              <w:jc w:val="center"/>
+            </w:pPr>
+            <w:r>
+              <w:rPr>
+                <w:rFonts w:ascii="Malgun Gothic" w:cs="Malgun Gothic" w:eastAsia="Malgun Gothic" w:hAnsi="Malgun Gothic"/>
+                <w:b w:val="false"/>
+                <w:bCs w:val="false"/>
+                <w:color w:val="3F3F3F"/>
+                <w:sz w:val="20"/>
+                <w:szCs w:val="20"/>
+              </w:rPr>
+              <w:t xml:space="preserve">37.9%</w:t>
+            </w:r>
+          </w:p>
+        </w:tc>
+      </w:tr>
+      <w:tr>
+        <w:tc>
+          <w:tcPr>
+            <w:tcW w:type="dxa" w:w="4500"/>
+          </w:tcPr>
+          <w:p>
+            <w:pPr>
+              <w:jc w:val="left"/>
+            </w:pPr>
+            <w:r>
+              <w:rPr>
+                <w:rFonts w:ascii="Malgun Gothic" w:cs="Malgun Gothic" w:eastAsia="Malgun Gothic" w:hAnsi="Malgun Gothic"/>
+                <w:b w:val="false"/>
+                <w:bCs w:val="false"/>
+                <w:color w:val="3F3F3F"/>
+                <w:sz w:val="20"/>
+                <w:szCs w:val="20"/>
+              </w:rPr>
+              <w:t xml:space="preserve">PM (정기 점검)</w:t>
+            </w:r>
+          </w:p>
+        </w:tc>
+        <w:tc>
+          <w:tcPr>
+            <w:tcW w:type="dxa" w:w="2500"/>
+          </w:tcPr>
+          <w:p>
+            <w:pPr>
+              <w:jc w:val="center"/>
+            </w:pPr>
+            <w:r>
+              <w:rPr>
+                <w:rFonts w:ascii="Malgun Gothic" w:cs="Malgun Gothic" w:eastAsia="Malgun Gothic" w:hAnsi="Malgun Gothic"/>
+                <w:b w:val="false"/>
+                <w:bCs w:val="false"/>
+                <w:color w:val="3F3F3F"/>
+                <w:sz w:val="20"/>
+                <w:szCs w:val="20"/>
+              </w:rPr>
+              <w:t xml:space="preserve">14,904</w:t>
+            </w:r>
+          </w:p>
+        </w:tc>
+        <w:tc>
+          <w:tcPr>
+            <w:tcW w:type="dxa" w:w="1500"/>
+          </w:tcPr>
+          <w:p>
+            <w:pPr>
+              <w:jc w:val="center"/>
+            </w:pPr>
+            <w:r>
+              <w:rPr>
+                <w:rFonts w:ascii="Malgun Gothic" w:cs="Malgun Gothic" w:eastAsia="Malgun Gothic" w:hAnsi="Malgun Gothic"/>
+                <w:b w:val="false"/>
+                <w:bCs w:val="false"/>
+                <w:color w:val="3F3F3F"/>
+                <w:sz w:val="20"/>
+                <w:szCs w:val="20"/>
+              </w:rPr>
+              <w:t xml:space="preserve">37.3%</w:t>
+            </w:r>
+          </w:p>
+        </w:tc>
+      </w:tr>
+      <w:tr>
+        <w:tc>
+          <w:tcPr>
+            <w:tcW w:type="dxa" w:w="4500"/>
+          </w:tcPr>
+          <w:p>
+            <w:pPr>
+              <w:jc w:val="left"/>
+            </w:pPr>
+            <w:r>
+              <w:rPr>
+                <w:rFonts w:ascii="Malgun Gothic" w:cs="Malgun Gothic" w:eastAsia="Malgun Gothic" w:hAnsi="Malgun Gothic"/>
+                <w:b w:val="false"/>
+                <w:bCs w:val="false"/>
+                <w:color w:val="3F3F3F"/>
+                <w:sz w:val="20"/>
+                <w:szCs w:val="20"/>
+              </w:rPr>
+              <w:t xml:space="preserve">Calibration</w:t>
+            </w:r>
+          </w:p>
+        </w:tc>
+        <w:tc>
+          <w:tcPr>
+            <w:tcW w:type="dxa" w:w="2500"/>
+          </w:tcPr>
+          <w:p>
+            <w:pPr>
+              <w:jc w:val="center"/>
+            </w:pPr>
+            <w:r>
+              <w:rPr>
+                <w:rFonts w:ascii="Malgun Gothic" w:cs="Malgun Gothic" w:eastAsia="Malgun Gothic" w:hAnsi="Malgun Gothic"/>
+                <w:b w:val="false"/>
+                <w:bCs w:val="false"/>
+                <w:color w:val="3F3F3F"/>
+                <w:sz w:val="20"/>
+                <w:szCs w:val="20"/>
+              </w:rPr>
+              <w:t xml:space="preserve">5,699</w:t>
+            </w:r>
+          </w:p>
+        </w:tc>
+        <w:tc>
+          <w:tcPr>
+            <w:tcW w:type="dxa" w:w="1500"/>
+          </w:tcPr>
+          <w:p>
+            <w:pPr>
+              <w:jc w:val="center"/>
+            </w:pPr>
+            <w:r>
+              <w:rPr>
+                <w:rFonts w:ascii="Malgun Gothic" w:cs="Malgun Gothic" w:eastAsia="Malgun Gothic" w:hAnsi="Malgun Gothic"/>
+                <w:b w:val="false"/>
+                <w:bCs w:val="false"/>
+                <w:color w:val="3F3F3F"/>
+                <w:sz w:val="20"/>
+                <w:szCs w:val="20"/>
+              </w:rPr>
+              <w:t xml:space="preserve">14.2%</w:t>
+            </w:r>
+          </w:p>
+        </w:tc>
+      </w:tr>
+      <w:tr>
+        <w:tc>
+          <w:tcPr>
+            <w:tcW w:type="dxa" w:w="4500"/>
+          </w:tcPr>
+          <w:p>
+            <w:pPr>
+              <w:jc w:val="left"/>
+            </w:pPr>
+            <w:r>
+              <w:rPr>
+                <w:rFonts w:ascii="Malgun Gothic" w:cs="Malgun Gothic" w:eastAsia="Malgun Gothic" w:hAnsi="Malgun Gothic"/>
+                <w:b w:val="false"/>
+                <w:bCs w:val="false"/>
+                <w:color w:val="3F3F3F"/>
+                <w:sz w:val="20"/>
+                <w:szCs w:val="20"/>
+              </w:rPr>
+              <w:t xml:space="preserve">기타</w:t>
+            </w:r>
+          </w:p>
+        </w:tc>
+        <w:tc>
+          <w:tcPr>
+            <w:tcW w:type="dxa" w:w="2500"/>
+          </w:tcPr>
+          <w:p>
+            <w:pPr>
+              <w:jc w:val="center"/>
+            </w:pPr>
+            <w:r>
+              <w:rPr>
+                <w:rFonts w:ascii="Malgun Gothic" w:cs="Malgun Gothic" w:eastAsia="Malgun Gothic" w:hAnsi="Malgun Gothic"/>
+                <w:b w:val="false"/>
+                <w:bCs w:val="false"/>
+                <w:color w:val="3F3F3F"/>
+                <w:sz w:val="20"/>
+                <w:szCs w:val="20"/>
+              </w:rPr>
+              <w:t xml:space="preserve">-</w:t>
+            </w:r>
+          </w:p>
+        </w:tc>
+        <w:tc>
+          <w:tcPr>
+            <w:tcW w:type="dxa" w:w="1500"/>
+          </w:tcPr>
+          <w:p>
+            <w:pPr>
+              <w:jc w:val="center"/>
+            </w:pPr>
+            <w:r>
+              <w:rPr>
+                <w:rFonts w:ascii="Malgun Gothic" w:cs="Malgun Gothic" w:eastAsia="Malgun Gothic" w:hAnsi="Malgun Gothic"/>
+                <w:b w:val="false"/>
+                <w:bCs w:val="false"/>
+                <w:color w:val="3F3F3F"/>
+                <w:sz w:val="20"/>
+                <w:szCs w:val="20"/>
+              </w:rPr>
+              <w:t xml:space="preserve">10.6%</w:t>
+            </w:r>
+          </w:p>
+        </w:tc>
+      </w:tr>
+    </w:tbl>
+    <w:p>
+      <w:pPr>
+        <w:spacing w:after="160"/>
+      </w:pPr>
+      <w:r>
+        <w:rPr>
+          <w:rFonts w:ascii="Malgun Gothic" w:cs="Malgun Gothic" w:eastAsia="Malgun Gothic" w:hAnsi="Malgun Gothic"/>
+          <w:color w:val="3F3F3F"/>
+          <w:sz w:val="22"/>
+          <w:szCs w:val="22"/>
+        </w:rPr>
+        <w:t xml:space="preserve">예방정비 지수(PM Ratio) = PM건수 ÷ (PM+고장수리) × 100 = 49.6%. PM과 고장수리 비율이 팽팽히 맞서고 있어, 예방점검 품질을 높여 사후 고장수리 비율을 낮추는 전략이 필요합니다.</w:t>
+      </w:r>
+    </w:p>
+    <w:p>
+      <w:pPr>
+        <w:pStyle w:val="Heading1"/>
+        <w:pBdr>
+          <w:bottom w:val="single" w:color="005BAC" w:sz="6" w:space="4"/>
+        </w:pBdr>
+        <w:spacing w:after="200" w:before="400"/>
+      </w:pPr>
+      <w:r>
+        <w:rPr>
+          <w:rFonts w:ascii="Arial" w:cs="Arial" w:eastAsia="Arial" w:hAnsi="Arial"/>
+          <w:b/>
+          <w:bCs/>
+          <w:color w:val="00B8EE"/>
+          <w:sz w:val="30"/>
+          <w:szCs w:val="30"/>
+        </w:rPr>
+        <w:t xml:space="preserve">5. </w:t>
+      </w:r>
+      <w:r>
+        <w:rPr>
+          <w:rFonts w:ascii="Malgun Gothic" w:cs="Malgun Gothic" w:eastAsia="Malgun Gothic" w:hAnsi="Malgun Gothic"/>
+          <w:b/>
+          <w:bCs/>
+          <w:color w:val="005BAC"/>
+          <w:sz w:val="30"/>
+          <w:szCs w:val="30"/>
+        </w:rPr>
+        <w:t xml:space="preserve">주요 고객 및 장애 분석</w:t>
+      </w:r>
+    </w:p>
+    <w:p>
+      <w:pPr>
+        <w:spacing w:after="160"/>
+      </w:pPr>
+      <w:r>
+        <w:rPr>
+          <w:rFonts w:ascii="Malgun Gothic" w:cs="Malgun Gothic" w:eastAsia="Malgun Gothic" w:hAnsi="Malgun Gothic"/>
+          <w:color w:val="3F3F3F"/>
+          <w:sz w:val="22"/>
+          <w:szCs w:val="22"/>
+        </w:rPr>
+        <w:t xml:space="preserve">CRM 서비스 케이스 데이터, 최근 1년 누적 기준입니다.</w:t>
+      </w:r>
+    </w:p>
+    <w:p>
+      <w:pPr>
+        <w:spacing w:after="160"/>
+      </w:pPr>
+      <w:r>
+        <w:rPr>
+          <w:rFonts w:ascii="Malgun Gothic" w:cs="Malgun Gothic" w:eastAsia="Malgun Gothic" w:hAnsi="Malgun Gothic"/>
+          <w:color w:val="3F3F3F"/>
+          <w:sz w:val="22"/>
+          <w:szCs w:val="22"/>
+        </w:rPr>
+        <w:t xml:space="preserve">병원 TOP 5 (서비스 활동 기준)</w:t>
+      </w:r>
+    </w:p>
+    <w:tbl>
+      <w:tblPr>
+        <w:tblW w:type="dxa" w:w="8500"/>
+        <w:tblBorders>
+          <w:top w:val="single" w:color="auto" w:sz="4"/>
+          <w:left w:val="single" w:color="auto" w:sz="4"/>
+          <w:bottom w:val="single" w:color="auto" w:sz="4"/>
+          <w:right w:val="single" w:color="auto" w:sz="4"/>
+          <w:insideH w:val="single" w:color="auto" w:sz="4"/>
+          <w:insideV w:val="single" w:color="auto" w:sz="4"/>
+        </w:tblBorders>
+        <w:tblLayout w:type="fixed"/>
+      </w:tblPr>
+      <w:tblGrid>
+        <w:gridCol w:w="1200"/>
+        <w:gridCol w:w="5000"/>
+        <w:gridCol w:w="2300"/>
+      </w:tblGrid>
+      <w:tr>
+        <w:tc>
+          <w:tcPr>
+            <w:tcW w:type="dxa" w:w="1200"/>
+            <w:shd w:fill="005BAC" w:color="auto" w:val="clear"/>
+          </w:tcPr>
+          <w:p>
+            <w:pPr>
+              <w:jc w:val="center"/>
+            </w:pPr>
+            <w:r>
+              <w:rPr>
+                <w:rFonts w:ascii="Malgun Gothic" w:cs="Malgun Gothic" w:eastAsia="Malgun Gothic" w:hAnsi="Malgun Gothic"/>
+                <w:b/>
+                <w:bCs/>
+                <w:color w:val="FFFFFF"/>
+                <w:sz w:val="20"/>
+                <w:szCs w:val="20"/>
+              </w:rPr>
+              <w:t xml:space="preserve">순위</w:t>
+            </w:r>
+          </w:p>
+        </w:tc>
+        <w:tc>
+          <w:tcPr>
+            <w:tcW w:type="dxa" w:w="5000"/>
+            <w:shd w:fill="005BAC" w:color="auto" w:val="clear"/>
+          </w:tcPr>
+          <w:p>
+            <w:pPr>
+              <w:jc w:val="center"/>
+            </w:pPr>
+            <w:r>
+              <w:rPr>
+                <w:rFonts w:ascii="Malgun Gothic" w:cs="Malgun Gothic" w:eastAsia="Malgun Gothic" w:hAnsi="Malgun Gothic"/>
+                <w:b/>
+                <w:bCs/>
+                <w:color w:val="FFFFFF"/>
+                <w:sz w:val="20"/>
+                <w:szCs w:val="20"/>
+              </w:rPr>
+              <w:t xml:space="preserve">기관명</w:t>
+            </w:r>
+          </w:p>
+        </w:tc>
+        <w:tc>
+          <w:tcPr>
+            <w:tcW w:type="dxa" w:w="2300"/>
+            <w:shd w:fill="005BAC" w:color="auto" w:val="clear"/>
+          </w:tcPr>
+          <w:p>
+            <w:pPr>
+              <w:jc w:val="center"/>
+            </w:pPr>
+            <w:r>
+              <w:rPr>
+                <w:rFonts w:ascii="Malgun Gothic" w:cs="Malgun Gothic" w:eastAsia="Malgun Gothic" w:hAnsi="Malgun Gothic"/>
+                <w:b/>
+                <w:bCs/>
+                <w:color w:val="FFFFFF"/>
+                <w:sz w:val="20"/>
+                <w:szCs w:val="20"/>
+              </w:rPr>
+              <w:t xml:space="preserve">건수</w:t>
+            </w:r>
+          </w:p>
+        </w:tc>
+      </w:tr>
+      <w:tr>
+        <w:tc>
+          <w:tcPr>
+            <w:tcW w:type="dxa" w:w="1200"/>
+          </w:tcPr>
+          <w:p>
+            <w:pPr>
+              <w:jc w:val="center"/>
+            </w:pPr>
+            <w:r>
+              <w:rPr>
+                <w:rFonts w:ascii="Malgun Gothic" w:cs="Malgun Gothic" w:eastAsia="Malgun Gothic" w:hAnsi="Malgun Gothic"/>
+                <w:b w:val="false"/>
+                <w:bCs w:val="false"/>
+                <w:color w:val="3F3F3F"/>
+                <w:sz w:val="20"/>
+                <w:szCs w:val="20"/>
+              </w:rPr>
+              <w:t xml:space="preserve">1</w:t>
+            </w:r>
+          </w:p>
+        </w:tc>
+        <w:tc>
+          <w:tcPr>
+            <w:tcW w:type="dxa" w:w="5000"/>
+          </w:tcPr>
+          <w:p>
+            <w:pPr>
+              <w:jc w:val="left"/>
+            </w:pPr>
+            <w:r>
+              <w:rPr>
+                <w:rFonts w:ascii="Malgun Gothic" w:cs="Malgun Gothic" w:eastAsia="Malgun Gothic" w:hAnsi="Malgun Gothic"/>
+                <w:b w:val="false"/>
+                <w:bCs w:val="false"/>
+                <w:color w:val="3F3F3F"/>
+                <w:sz w:val="20"/>
+                <w:szCs w:val="20"/>
+              </w:rPr>
+              <w:t xml:space="preserve">의료법인녹십자의료재단 (용인)</w:t>
+            </w:r>
+          </w:p>
+        </w:tc>
+        <w:tc>
+          <w:tcPr>
+            <w:tcW w:type="dxa" w:w="2300"/>
+          </w:tcPr>
+          <w:p>
+            <w:pPr>
+              <w:jc w:val="center"/>
+            </w:pPr>
+            <w:r>
+              <w:rPr>
+                <w:rFonts w:ascii="Malgun Gothic" w:cs="Malgun Gothic" w:eastAsia="Malgun Gothic" w:hAnsi="Malgun Gothic"/>
+                <w:b w:val="false"/>
+                <w:bCs w:val="false"/>
+                <w:color w:val="3F3F3F"/>
+                <w:sz w:val="20"/>
+                <w:szCs w:val="20"/>
+              </w:rPr>
+              <w:t xml:space="preserve">1,464</w:t>
+            </w:r>
+          </w:p>
+        </w:tc>
+      </w:tr>
+      <w:tr>
+        <w:tc>
+          <w:tcPr>
+            <w:tcW w:type="dxa" w:w="1200"/>
+          </w:tcPr>
+          <w:p>
+            <w:pPr>
+              <w:jc w:val="center"/>
+            </w:pPr>
+            <w:r>
+              <w:rPr>
+                <w:rFonts w:ascii="Malgun Gothic" w:cs="Malgun Gothic" w:eastAsia="Malgun Gothic" w:hAnsi="Malgun Gothic"/>
+                <w:b w:val="false"/>
+                <w:bCs w:val="false"/>
+                <w:color w:val="3F3F3F"/>
+                <w:sz w:val="20"/>
+                <w:szCs w:val="20"/>
+              </w:rPr>
+              <w:t xml:space="preserve">2</w:t>
+            </w:r>
+          </w:p>
+        </w:tc>
+        <w:tc>
+          <w:tcPr>
+            <w:tcW w:type="dxa" w:w="5000"/>
+          </w:tcPr>
+          <w:p>
+            <w:pPr>
+              <w:jc w:val="left"/>
+            </w:pPr>
+            <w:r>
+              <w:rPr>
+                <w:rFonts w:ascii="Malgun Gothic" w:cs="Malgun Gothic" w:eastAsia="Malgun Gothic" w:hAnsi="Malgun Gothic"/>
+                <w:b w:val="false"/>
+                <w:bCs w:val="false"/>
+                <w:color w:val="3F3F3F"/>
+                <w:sz w:val="20"/>
+                <w:szCs w:val="20"/>
+              </w:rPr>
+              <w:t xml:space="preserve">서울의과학연구소</w:t>
+            </w:r>
+          </w:p>
+        </w:tc>
+        <w:tc>
+          <w:tcPr>
+            <w:tcW w:type="dxa" w:w="2300"/>
+          </w:tcPr>
+          <w:p>
+            <w:pPr>
+              <w:jc w:val="center"/>
+            </w:pPr>
+            <w:r>
+              <w:rPr>
+                <w:rFonts w:ascii="Malgun Gothic" w:cs="Malgun Gothic" w:eastAsia="Malgun Gothic" w:hAnsi="Malgun Gothic"/>
+                <w:b w:val="false"/>
+                <w:bCs w:val="false"/>
+                <w:color w:val="3F3F3F"/>
+                <w:sz w:val="20"/>
+                <w:szCs w:val="20"/>
+              </w:rPr>
+              <w:t xml:space="preserve">909</w:t>
+            </w:r>
+          </w:p>
+        </w:tc>
+      </w:tr>
+      <w:tr>
+        <w:tc>
+          <w:tcPr>
+            <w:tcW w:type="dxa" w:w="1200"/>
+          </w:tcPr>
+          <w:p>
+            <w:pPr>
+              <w:jc w:val="center"/>
+            </w:pPr>
+            <w:r>
+              <w:rPr>
+                <w:rFonts w:ascii="Malgun Gothic" w:cs="Malgun Gothic" w:eastAsia="Malgun Gothic" w:hAnsi="Malgun Gothic"/>
+                <w:b w:val="false"/>
+                <w:bCs w:val="false"/>
+                <w:color w:val="3F3F3F"/>
+                <w:sz w:val="20"/>
+                <w:szCs w:val="20"/>
+              </w:rPr>
+              <w:t xml:space="preserve">3</w:t>
+            </w:r>
+          </w:p>
+        </w:tc>
+        <w:tc>
+          <w:tcPr>
+            <w:tcW w:type="dxa" w:w="5000"/>
+          </w:tcPr>
+          <w:p>
+            <w:pPr>
+              <w:jc w:val="left"/>
+            </w:pPr>
+            <w:r>
+              <w:rPr>
+                <w:rFonts w:ascii="Malgun Gothic" w:cs="Malgun Gothic" w:eastAsia="Malgun Gothic" w:hAnsi="Malgun Gothic"/>
+                <w:b w:val="false"/>
+                <w:bCs w:val="false"/>
+                <w:color w:val="3F3F3F"/>
+                <w:sz w:val="20"/>
+                <w:szCs w:val="20"/>
+              </w:rPr>
+              <w:t xml:space="preserve">서울아산병원</w:t>
+            </w:r>
+          </w:p>
+        </w:tc>
+        <w:tc>
+          <w:tcPr>
+            <w:tcW w:type="dxa" w:w="2300"/>
+          </w:tcPr>
+          <w:p>
+            <w:pPr>
+              <w:jc w:val="center"/>
+            </w:pPr>
+            <w:r>
+              <w:rPr>
+                <w:rFonts w:ascii="Malgun Gothic" w:cs="Malgun Gothic" w:eastAsia="Malgun Gothic" w:hAnsi="Malgun Gothic"/>
+                <w:b w:val="false"/>
+                <w:bCs w:val="false"/>
+                <w:color w:val="3F3F3F"/>
+                <w:sz w:val="20"/>
+                <w:szCs w:val="20"/>
+              </w:rPr>
+              <w:t xml:space="preserve">775</w:t>
+            </w:r>
+          </w:p>
+        </w:tc>
+      </w:tr>
+      <w:tr>
+        <w:tc>
+          <w:tcPr>
+            <w:tcW w:type="dxa" w:w="1200"/>
+          </w:tcPr>
+          <w:p>
+            <w:pPr>
+              <w:jc w:val="center"/>
+            </w:pPr>
+            <w:r>
+              <w:rPr>
+                <w:rFonts w:ascii="Malgun Gothic" w:cs="Malgun Gothic" w:eastAsia="Malgun Gothic" w:hAnsi="Malgun Gothic"/>
+                <w:b w:val="false"/>
+                <w:bCs w:val="false"/>
+                <w:color w:val="3F3F3F"/>
+                <w:sz w:val="20"/>
+                <w:szCs w:val="20"/>
+              </w:rPr>
+              <w:t xml:space="preserve">4</w:t>
+            </w:r>
+          </w:p>
+        </w:tc>
+        <w:tc>
+          <w:tcPr>
+            <w:tcW w:type="dxa" w:w="5000"/>
+          </w:tcPr>
+          <w:p>
+            <w:pPr>
+              <w:jc w:val="left"/>
+            </w:pPr>
+            <w:r>
+              <w:rPr>
+                <w:rFonts w:ascii="Malgun Gothic" w:cs="Malgun Gothic" w:eastAsia="Malgun Gothic" w:hAnsi="Malgun Gothic"/>
+                <w:b w:val="false"/>
+                <w:bCs w:val="false"/>
+                <w:color w:val="3F3F3F"/>
+                <w:sz w:val="20"/>
+                <w:szCs w:val="20"/>
+              </w:rPr>
+              <w:t xml:space="preserve">이원의료재단</w:t>
+            </w:r>
+          </w:p>
+        </w:tc>
+        <w:tc>
+          <w:tcPr>
+            <w:tcW w:type="dxa" w:w="2300"/>
+          </w:tcPr>
+          <w:p>
+            <w:pPr>
+              <w:jc w:val="center"/>
+            </w:pPr>
+            <w:r>
+              <w:rPr>
+                <w:rFonts w:ascii="Malgun Gothic" w:cs="Malgun Gothic" w:eastAsia="Malgun Gothic" w:hAnsi="Malgun Gothic"/>
+                <w:b w:val="false"/>
+                <w:bCs w:val="false"/>
+                <w:color w:val="3F3F3F"/>
+                <w:sz w:val="20"/>
+                <w:szCs w:val="20"/>
+              </w:rPr>
+              <w:t xml:space="preserve">710</w:t>
+            </w:r>
+          </w:p>
+        </w:tc>
+      </w:tr>
+      <w:tr>
+        <w:tc>
+          <w:tcPr>
+            <w:tcW w:type="dxa" w:w="1200"/>
+          </w:tcPr>
+          <w:p>
+            <w:pPr>
+              <w:jc w:val="center"/>
+            </w:pPr>
+            <w:r>
+              <w:rPr>
+                <w:rFonts w:ascii="Malgun Gothic" w:cs="Malgun Gothic" w:eastAsia="Malgun Gothic" w:hAnsi="Malgun Gothic"/>
+                <w:b w:val="false"/>
+                <w:bCs w:val="false"/>
+                <w:color w:val="3F3F3F"/>
+                <w:sz w:val="20"/>
+                <w:szCs w:val="20"/>
+              </w:rPr>
+              <w:t xml:space="preserve">5</w:t>
+            </w:r>
+          </w:p>
+        </w:tc>
+        <w:tc>
+          <w:tcPr>
+            <w:tcW w:type="dxa" w:w="5000"/>
+          </w:tcPr>
+          <w:p>
+            <w:pPr>
+              <w:jc w:val="left"/>
+            </w:pPr>
+            <w:r>
+              <w:rPr>
+                <w:rFonts w:ascii="Malgun Gothic" w:cs="Malgun Gothic" w:eastAsia="Malgun Gothic" w:hAnsi="Malgun Gothic"/>
+                <w:b w:val="false"/>
+                <w:bCs w:val="false"/>
+                <w:color w:val="3F3F3F"/>
+                <w:sz w:val="20"/>
+                <w:szCs w:val="20"/>
+              </w:rPr>
+              <w:t xml:space="preserve">씨젠의료재단 (서울)</w:t>
+            </w:r>
+          </w:p>
+        </w:tc>
+        <w:tc>
+          <w:tcPr>
+            <w:tcW w:type="dxa" w:w="2300"/>
+          </w:tcPr>
+          <w:p>
+            <w:pPr>
+              <w:jc w:val="center"/>
+            </w:pPr>
+            <w:r>
+              <w:rPr>
+                <w:rFonts w:ascii="Malgun Gothic" w:cs="Malgun Gothic" w:eastAsia="Malgun Gothic" w:hAnsi="Malgun Gothic"/>
+                <w:b w:val="false"/>
+                <w:bCs w:val="false"/>
+                <w:color w:val="3F3F3F"/>
+                <w:sz w:val="20"/>
+                <w:szCs w:val="20"/>
+              </w:rPr>
+              <w:t xml:space="preserve">689</w:t>
+            </w:r>
+          </w:p>
+        </w:tc>
+      </w:tr>
+    </w:tbl>
+    <w:p>
+      <w:pPr>
+        <w:spacing w:after="160"/>
+      </w:pPr>
+      <w:r>
+        <w:rPr>
+          <w:rFonts w:ascii="Malgun Gothic" w:cs="Malgun Gothic" w:eastAsia="Malgun Gothic" w:hAnsi="Malgun Gothic"/>
+          <w:color w:val="3F3F3F"/>
+          <w:sz w:val="22"/>
+          <w:szCs w:val="22"/>
+        </w:rPr>
+        <w:t xml:space="preserve">반복 장애 장비 TOP 3 (Proactive Service 1순위 대상)</w:t>
+      </w:r>
+    </w:p>
+    <w:tbl>
+      <w:tblPr>
+        <w:tblW w:type="dxa" w:w="6200"/>
+        <w:tblBorders>
+          <w:top w:val="single" w:color="auto" w:sz="4"/>
+          <w:left w:val="single" w:color="auto" w:sz="4"/>
+          <w:bottom w:val="single" w:color="auto" w:sz="4"/>
+          <w:right w:val="single" w:color="auto" w:sz="4"/>
+          <w:insideH w:val="single" w:color="auto" w:sz="4"/>
+          <w:insideV w:val="single" w:color="auto" w:sz="4"/>
+        </w:tblBorders>
+        <w:tblLayout w:type="fixed"/>
+      </w:tblPr>
+      <w:tblGrid>
+        <w:gridCol w:w="4200"/>
+        <w:gridCol w:w="2000"/>
+      </w:tblGrid>
+      <w:tr>
+        <w:tc>
+          <w:tcPr>
+            <w:tcW w:type="dxa" w:w="4200"/>
+            <w:shd w:fill="005BAC" w:color="auto" w:val="clear"/>
+          </w:tcPr>
+          <w:p>
+            <w:pPr>
+              <w:jc w:val="center"/>
+            </w:pPr>
+            <w:r>
+              <w:rPr>
+                <w:rFonts w:ascii="Malgun Gothic" w:cs="Malgun Gothic" w:eastAsia="Malgun Gothic" w:hAnsi="Malgun Gothic"/>
+                <w:b/>
+                <w:bCs/>
+                <w:color w:val="FFFFFF"/>
+                <w:sz w:val="20"/>
+                <w:szCs w:val="20"/>
+              </w:rPr>
+              <w:t xml:space="preserve">S/N</w:t>
+            </w:r>
+          </w:p>
+        </w:tc>
+        <w:tc>
+          <w:tcPr>
+            <w:tcW w:type="dxa" w:w="2000"/>
+            <w:shd w:fill="005BAC" w:color="auto" w:val="clear"/>
+          </w:tcPr>
+          <w:p>
+            <w:pPr>
+              <w:jc w:val="center"/>
+            </w:pPr>
+            <w:r>
+              <w:rPr>
+                <w:rFonts w:ascii="Malgun Gothic" w:cs="Malgun Gothic" w:eastAsia="Malgun Gothic" w:hAnsi="Malgun Gothic"/>
+                <w:b/>
+                <w:bCs/>
+                <w:color w:val="FFFFFF"/>
+                <w:sz w:val="20"/>
+                <w:szCs w:val="20"/>
+              </w:rPr>
+              <w:t xml:space="preserve">건수</w:t>
+            </w:r>
+          </w:p>
+        </w:tc>
+      </w:tr>
+      <w:tr>
+        <w:tc>
+          <w:tcPr>
+            <w:tcW w:type="dxa" w:w="4200"/>
+          </w:tcPr>
+          <w:p>
+            <w:pPr>
+              <w:jc w:val="left"/>
+            </w:pPr>
+            <w:r>
+              <w:rPr>
+                <w:rFonts w:ascii="Malgun Gothic" w:cs="Malgun Gothic" w:eastAsia="Malgun Gothic" w:hAnsi="Malgun Gothic"/>
+                <w:b w:val="false"/>
+                <w:bCs w:val="false"/>
+                <w:color w:val="3F3F3F"/>
+                <w:sz w:val="20"/>
+                <w:szCs w:val="20"/>
+              </w:rPr>
+              <w:t xml:space="preserve">S/N 15032</w:t>
+            </w:r>
+          </w:p>
+        </w:tc>
+        <w:tc>
+          <w:tcPr>
+            <w:tcW w:type="dxa" w:w="2000"/>
+          </w:tcPr>
+          <w:p>
+            <w:pPr>
+              <w:jc w:val="center"/>
+            </w:pPr>
+            <w:r>
+              <w:rPr>
+                <w:rFonts w:ascii="Malgun Gothic" w:cs="Malgun Gothic" w:eastAsia="Malgun Gothic" w:hAnsi="Malgun Gothic"/>
+                <w:b w:val="false"/>
+                <w:bCs w:val="false"/>
+                <w:color w:val="3F3F3F"/>
+                <w:sz w:val="20"/>
+                <w:szCs w:val="20"/>
+              </w:rPr>
+              <w:t xml:space="preserve">92</w:t>
+            </w:r>
+          </w:p>
+        </w:tc>
+      </w:tr>
+      <w:tr>
+        <w:tc>
+          <w:tcPr>
+            <w:tcW w:type="dxa" w:w="4200"/>
+          </w:tcPr>
+          <w:p>
+            <w:pPr>
+              <w:jc w:val="left"/>
+            </w:pPr>
+            <w:r>
+              <w:rPr>
+                <w:rFonts w:ascii="Malgun Gothic" w:cs="Malgun Gothic" w:eastAsia="Malgun Gothic" w:hAnsi="Malgun Gothic"/>
+                <w:b w:val="false"/>
+                <w:bCs w:val="false"/>
+                <w:color w:val="3F3F3F"/>
+                <w:sz w:val="20"/>
+                <w:szCs w:val="20"/>
+              </w:rPr>
+              <w:t xml:space="preserve">S/N 14982</w:t>
+            </w:r>
+          </w:p>
+        </w:tc>
+        <w:tc>
+          <w:tcPr>
+            <w:tcW w:type="dxa" w:w="2000"/>
+          </w:tcPr>
+          <w:p>
+            <w:pPr>
+              <w:jc w:val="center"/>
+            </w:pPr>
+            <w:r>
+              <w:rPr>
+                <w:rFonts w:ascii="Malgun Gothic" w:cs="Malgun Gothic" w:eastAsia="Malgun Gothic" w:hAnsi="Malgun Gothic"/>
+                <w:b w:val="false"/>
+                <w:bCs w:val="false"/>
+                <w:color w:val="3F3F3F"/>
+                <w:sz w:val="20"/>
+                <w:szCs w:val="20"/>
+              </w:rPr>
+              <w:t xml:space="preserve">56</w:t>
+            </w:r>
+          </w:p>
+        </w:tc>
+      </w:tr>
+      <w:tr>
+        <w:tc>
+          <w:tcPr>
+            <w:tcW w:type="dxa" w:w="4200"/>
+          </w:tcPr>
+          <w:p>
+            <w:pPr>
+              <w:jc w:val="left"/>
+            </w:pPr>
+            <w:r>
+              <w:rPr>
+                <w:rFonts w:ascii="Malgun Gothic" w:cs="Malgun Gothic" w:eastAsia="Malgun Gothic" w:hAnsi="Malgun Gothic"/>
+                <w:b w:val="false"/>
+                <w:bCs w:val="false"/>
+                <w:color w:val="3F3F3F"/>
+                <w:sz w:val="20"/>
+                <w:szCs w:val="20"/>
+              </w:rPr>
+              <w:t xml:space="preserve">S/N 15031</w:t>
+            </w:r>
+          </w:p>
+        </w:tc>
+        <w:tc>
+          <w:tcPr>
+            <w:tcW w:type="dxa" w:w="2000"/>
+          </w:tcPr>
+          <w:p>
+            <w:pPr>
+              <w:jc w:val="center"/>
+            </w:pPr>
+            <w:r>
+              <w:rPr>
+                <w:rFonts w:ascii="Malgun Gothic" w:cs="Malgun Gothic" w:eastAsia="Malgun Gothic" w:hAnsi="Malgun Gothic"/>
+                <w:b w:val="false"/>
+                <w:bCs w:val="false"/>
+                <w:color w:val="3F3F3F"/>
+                <w:sz w:val="20"/>
+                <w:szCs w:val="20"/>
+              </w:rPr>
+              <w:t xml:space="preserve">54</w:t>
+            </w:r>
+          </w:p>
+        </w:tc>
+      </w:tr>
+    </w:tbl>
+    <w:p>
+      <w:pPr>
+        <w:spacing w:after="200"/>
+      </w:pPr>
+      <w:r>
+        <w:rPr>
+          <w:rFonts w:ascii="Malgun Gothic" w:cs="Malgun Gothic" w:eastAsia="Malgun Gothic" w:hAnsi="Malgun Gothic"/>
+          <w:i/>
+          <w:iCs/>
+          <w:color w:val="9E9E9E"/>
+          <w:sz w:val="22"/>
+          <w:szCs w:val="22"/>
+        </w:rPr>
+        <w:t xml:space="preserve">TOP3 장비가 전체 고장수리(15,149건)의 1.3%를 차지 — 즉각 정밀진단 및 부품 교체 우선 검토</w:t>
+      </w:r>
+    </w:p>
+    <w:p>
+      <w:pPr>
+        <w:spacing w:after="160"/>
+      </w:pPr>
+      <w:r>
+        <w:rPr>
+          <w:rFonts w:ascii="Malgun Gothic" w:cs="Malgun Gothic" w:eastAsia="Malgun Gothic" w:hAnsi="Malgun Gothic"/>
+          <w:color w:val="3F3F3F"/>
+          <w:sz w:val="22"/>
+          <w:szCs w:val="22"/>
+        </w:rPr>
+        <w:t xml:space="preserve">주요 장애 요인 (Top Errors, '기타' 제외)</w:t>
+      </w:r>
+    </w:p>
+    <w:tbl>
+      <w:tblPr>
+        <w:tblW w:type="dxa" w:w="6200"/>
+        <w:tblBorders>
+          <w:top w:val="single" w:color="auto" w:sz="4"/>
+          <w:left w:val="single" w:color="auto" w:sz="4"/>
+          <w:bottom w:val="single" w:color="auto" w:sz="4"/>
+          <w:right w:val="single" w:color="auto" w:sz="4"/>
+          <w:insideH w:val="single" w:color="auto" w:sz="4"/>
+          <w:insideV w:val="single" w:color="auto" w:sz="4"/>
+        </w:tblBorders>
+        <w:tblLayout w:type="fixed"/>
+      </w:tblPr>
+      <w:tblGrid>
+        <w:gridCol w:w="4200"/>
+        <w:gridCol w:w="2000"/>
+      </w:tblGrid>
+      <w:tr>
+        <w:tc>
+          <w:tcPr>
+            <w:tcW w:type="dxa" w:w="4200"/>
+            <w:shd w:fill="005BAC" w:color="auto" w:val="clear"/>
+          </w:tcPr>
+          <w:p>
+            <w:pPr>
+              <w:jc w:val="center"/>
+            </w:pPr>
+            <w:r>
+              <w:rPr>
+                <w:rFonts w:ascii="Malgun Gothic" w:cs="Malgun Gothic" w:eastAsia="Malgun Gothic" w:hAnsi="Malgun Gothic"/>
+                <w:b/>
+                <w:bCs/>
+                <w:color w:val="FFFFFF"/>
+                <w:sz w:val="20"/>
+                <w:szCs w:val="20"/>
+              </w:rPr>
+              <w:t xml:space="preserve">장애 요인</w:t>
+            </w:r>
+          </w:p>
+        </w:tc>
+        <w:tc>
+          <w:tcPr>
+            <w:tcW w:type="dxa" w:w="2000"/>
+            <w:shd w:fill="005BAC" w:color="auto" w:val="clear"/>
+          </w:tcPr>
+          <w:p>
+            <w:pPr>
+              <w:jc w:val="center"/>
+            </w:pPr>
+            <w:r>
+              <w:rPr>
+                <w:rFonts w:ascii="Malgun Gothic" w:cs="Malgun Gothic" w:eastAsia="Malgun Gothic" w:hAnsi="Malgun Gothic"/>
+                <w:b/>
+                <w:bCs/>
+                <w:color w:val="FFFFFF"/>
+                <w:sz w:val="20"/>
+                <w:szCs w:val="20"/>
+              </w:rPr>
+              <w:t xml:space="preserve">건수</w:t>
+            </w:r>
+          </w:p>
+        </w:tc>
+      </w:tr>
+      <w:tr>
+        <w:tc>
+          <w:tcPr>
+            <w:tcW w:type="dxa" w:w="4200"/>
+          </w:tcPr>
+          <w:p>
+            <w:pPr>
+              <w:jc w:val="left"/>
+            </w:pPr>
+            <w:r>
+              <w:rPr>
+                <w:rFonts w:ascii="Malgun Gothic" w:cs="Malgun Gothic" w:eastAsia="Malgun Gothic" w:hAnsi="Malgun Gothic"/>
+                <w:b w:val="false"/>
+                <w:bCs w:val="false"/>
+                <w:color w:val="3F3F3F"/>
+                <w:sz w:val="20"/>
+                <w:szCs w:val="20"/>
+              </w:rPr>
+              <w:t xml:space="preserve">Data 불량 (QC)</w:t>
+            </w:r>
+          </w:p>
+        </w:tc>
+        <w:tc>
+          <w:tcPr>
+            <w:tcW w:type="dxa" w:w="2000"/>
+          </w:tcPr>
+          <w:p>
+            <w:pPr>
+              <w:jc w:val="center"/>
+            </w:pPr>
+            <w:r>
+              <w:rPr>
+                <w:rFonts w:ascii="Malgun Gothic" w:cs="Malgun Gothic" w:eastAsia="Malgun Gothic" w:hAnsi="Malgun Gothic"/>
+                <w:b w:val="false"/>
+                <w:bCs w:val="false"/>
+                <w:color w:val="3F3F3F"/>
+                <w:sz w:val="20"/>
+                <w:szCs w:val="20"/>
+              </w:rPr>
+              <w:t xml:space="preserve">514</w:t>
+            </w:r>
+          </w:p>
+        </w:tc>
+      </w:tr>
+      <w:tr>
+        <w:tc>
+          <w:tcPr>
+            <w:tcW w:type="dxa" w:w="4200"/>
+          </w:tcPr>
+          <w:p>
+            <w:pPr>
+              <w:jc w:val="left"/>
+            </w:pPr>
+            <w:r>
+              <w:rPr>
+                <w:rFonts w:ascii="Malgun Gothic" w:cs="Malgun Gothic" w:eastAsia="Malgun Gothic" w:hAnsi="Malgun Gothic"/>
+                <w:b w:val="false"/>
+                <w:bCs w:val="false"/>
+                <w:color w:val="3F3F3F"/>
+                <w:sz w:val="20"/>
+                <w:szCs w:val="20"/>
+              </w:rPr>
+              <w:t xml:space="preserve">RBC/HGB chamber not draining</w:t>
+            </w:r>
+          </w:p>
+        </w:tc>
+        <w:tc>
+          <w:tcPr>
+            <w:tcW w:type="dxa" w:w="2000"/>
+          </w:tcPr>
+          <w:p>
+            <w:pPr>
+              <w:jc w:val="center"/>
+            </w:pPr>
+            <w:r>
+              <w:rPr>
+                <w:rFonts w:ascii="Malgun Gothic" w:cs="Malgun Gothic" w:eastAsia="Malgun Gothic" w:hAnsi="Malgun Gothic"/>
+                <w:b w:val="false"/>
+                <w:bCs w:val="false"/>
+                <w:color w:val="3F3F3F"/>
+                <w:sz w:val="20"/>
+                <w:szCs w:val="20"/>
+              </w:rPr>
+              <w:t xml:space="preserve">166</w:t>
+            </w:r>
+          </w:p>
+        </w:tc>
+      </w:tr>
+      <w:tr>
+        <w:tc>
+          <w:tcPr>
+            <w:tcW w:type="dxa" w:w="4200"/>
+          </w:tcPr>
+          <w:p>
+            <w:pPr>
+              <w:jc w:val="left"/>
+            </w:pPr>
+            <w:r>
+              <w:rPr>
+                <w:rFonts w:ascii="Malgun Gothic" w:cs="Malgun Gothic" w:eastAsia="Malgun Gothic" w:hAnsi="Malgun Gothic"/>
+                <w:b w:val="false"/>
+                <w:bCs w:val="false"/>
+                <w:color w:val="3F3F3F"/>
+                <w:sz w:val="20"/>
+                <w:szCs w:val="20"/>
+              </w:rPr>
+              <w:t xml:space="preserve">Chamber move error</w:t>
+            </w:r>
+          </w:p>
+        </w:tc>
+        <w:tc>
+          <w:tcPr>
+            <w:tcW w:type="dxa" w:w="2000"/>
+          </w:tcPr>
+          <w:p>
+            <w:pPr>
+              <w:jc w:val="center"/>
+            </w:pPr>
+            <w:r>
+              <w:rPr>
+                <w:rFonts w:ascii="Malgun Gothic" w:cs="Malgun Gothic" w:eastAsia="Malgun Gothic" w:hAnsi="Malgun Gothic"/>
+                <w:b w:val="false"/>
+                <w:bCs w:val="false"/>
+                <w:color w:val="3F3F3F"/>
+                <w:sz w:val="20"/>
+                <w:szCs w:val="20"/>
+              </w:rPr>
+              <w:t xml:space="preserve">159</w:t>
+            </w:r>
+          </w:p>
+        </w:tc>
+      </w:tr>
+      <w:tr>
+        <w:tc>
+          <w:tcPr>
+            <w:tcW w:type="dxa" w:w="4200"/>
+          </w:tcPr>
+          <w:p>
+            <w:pPr>
+              <w:jc w:val="left"/>
+            </w:pPr>
+            <w:r>
+              <w:rPr>
+                <w:rFonts w:ascii="Malgun Gothic" w:cs="Malgun Gothic" w:eastAsia="Malgun Gothic" w:hAnsi="Malgun Gothic"/>
+                <w:b w:val="false"/>
+                <w:bCs w:val="false"/>
+                <w:color w:val="3F3F3F"/>
+                <w:sz w:val="20"/>
+                <w:szCs w:val="20"/>
+              </w:rPr>
+              <w:t xml:space="preserve">Water leak detected</w:t>
+            </w:r>
+          </w:p>
+        </w:tc>
+        <w:tc>
+          <w:tcPr>
+            <w:tcW w:type="dxa" w:w="2000"/>
+          </w:tcPr>
+          <w:p>
+            <w:pPr>
+              <w:jc w:val="center"/>
+            </w:pPr>
+            <w:r>
+              <w:rPr>
+                <w:rFonts w:ascii="Malgun Gothic" w:cs="Malgun Gothic" w:eastAsia="Malgun Gothic" w:hAnsi="Malgun Gothic"/>
+                <w:b w:val="false"/>
+                <w:bCs w:val="false"/>
+                <w:color w:val="3F3F3F"/>
+                <w:sz w:val="20"/>
+                <w:szCs w:val="20"/>
+              </w:rPr>
+              <w:t xml:space="preserve">156</w:t>
+            </w:r>
+          </w:p>
+        </w:tc>
+      </w:tr>
+    </w:tbl>
+    <w:p>
+      <w:pPr>
+        <w:spacing w:after="160"/>
+      </w:pPr>
+      <w:r>
+        <w:rPr>
+          <w:rFonts w:ascii="Malgun Gothic" w:cs="Malgun Gothic" w:eastAsia="Malgun Gothic" w:hAnsi="Malgun Gothic"/>
+          <w:color w:val="3F3F3F"/>
+          <w:sz w:val="22"/>
+          <w:szCs w:val="22"/>
+        </w:rPr>
+        <w:t xml:space="preserve">엔지니어 생산성 TOP 5</w:t>
+      </w:r>
+    </w:p>
+    <w:p>
+      <w:pPr>
+        <w:spacing w:after="200"/>
+      </w:pPr>
+      <w:r>
+        <w:rPr>
+          <w:rFonts w:ascii="Malgun Gothic" w:cs="Malgun Gothic" w:eastAsia="Malgun Gothic" w:hAnsi="Malgun Gothic"/>
+          <w:i/>
+          <w:iCs/>
+          <w:color w:val="9E9E9E"/>
+          <w:sz w:val="22"/>
+          <w:szCs w:val="22"/>
+        </w:rPr>
+        <w:t xml:space="preserve">자료 미제공 – 추후 업데이트</w:t>
+      </w:r>
+    </w:p>
+    <w:p>
+      <w:pPr>
+        <w:pStyle w:val="Heading1"/>
+        <w:pBdr>
+          <w:bottom w:val="single" w:color="005BAC" w:sz="6" w:space="4"/>
+        </w:pBdr>
+        <w:spacing w:after="200" w:before="400"/>
+      </w:pPr>
+      <w:r>
+        <w:rPr>
+          <w:rFonts w:ascii="Arial" w:cs="Arial" w:eastAsia="Arial" w:hAnsi="Arial"/>
+          <w:b/>
+          <w:bCs/>
+          <w:color w:val="00B8EE"/>
+          <w:sz w:val="30"/>
+          <w:szCs w:val="30"/>
+        </w:rPr>
+        <w:t xml:space="preserve">6. </w:t>
+      </w:r>
+      <w:r>
+        <w:rPr>
+          <w:rFonts w:ascii="Malgun Gothic" w:cs="Malgun Gothic" w:eastAsia="Malgun Gothic" w:hAnsi="Malgun Gothic"/>
+          <w:b/>
+          <w:bCs/>
+          <w:color w:val="005BAC"/>
+          <w:sz w:val="30"/>
+          <w:szCs w:val="30"/>
+        </w:rPr>
         <w:t xml:space="preserve">VOC 수집 정보 및 처리현황</w:t>
       </w:r>
     </w:p>
@@ -2406,7 +3821,7 @@
           <w:sz w:val="30"/>
           <w:szCs w:val="30"/>
         </w:rPr>
-        <w:t xml:space="preserve">5. </w:t>
+        <w:t xml:space="preserve">7. </w:t>
       </w:r>
       <w:r>
         <w:rPr>
@@ -2481,7 +3896,7 @@
           <w:sz w:val="30"/>
           <w:szCs w:val="30"/>
         </w:rPr>
-        <w:t xml:space="preserve">6. </w:t>
+        <w:t xml:space="preserve">8. </w:t>
       </w:r>
       <w:r>
         <w:rPr>
@@ -2542,7 +3957,7 @@
           <w:sz w:val="30"/>
           <w:szCs w:val="30"/>
         </w:rPr>
-        <w:t xml:space="preserve">7. </w:t>
+        <w:t xml:space="preserve">9. </w:t>
       </w:r>
       <w:r>
         <w:rPr>
@@ -2625,7 +4040,7 @@
           <w:sz w:val="30"/>
           <w:szCs w:val="30"/>
         </w:rPr>
-        <w:t xml:space="preserve">8. </w:t>
+        <w:t xml:space="preserve">10. </w:t>
       </w:r>
       <w:r>
         <w:rPr>

--- a/reports/FSG_월간서비스보고_202607/FSG_월간서비스보고_202607.docx
+++ b/reports/FSG_월간서비스보고_202607/FSG_월간서비스보고_202607.docx
@@ -3375,6 +3375,674 @@
         <w:t xml:space="preserve">엔지니어 생산성 TOP 5</w:t>
       </w:r>
     </w:p>
+    <w:tbl>
+      <w:tblPr>
+        <w:tblW w:type="dxa" w:w="8000"/>
+        <w:tblBorders>
+          <w:top w:val="single" w:color="auto" w:sz="4"/>
+          <w:left w:val="single" w:color="auto" w:sz="4"/>
+          <w:bottom w:val="single" w:color="auto" w:sz="4"/>
+          <w:right w:val="single" w:color="auto" w:sz="4"/>
+          <w:insideH w:val="single" w:color="auto" w:sz="4"/>
+          <w:insideV w:val="single" w:color="auto" w:sz="4"/>
+        </w:tblBorders>
+        <w:tblLayout w:type="fixed"/>
+      </w:tblPr>
+      <w:tblGrid>
+        <w:gridCol w:w="1600"/>
+        <w:gridCol w:w="1600"/>
+        <w:gridCol w:w="1800"/>
+        <w:gridCol w:w="1800"/>
+        <w:gridCol w:w="1200"/>
+      </w:tblGrid>
+      <w:tr>
+        <w:tc>
+          <w:tcPr>
+            <w:tcW w:type="dxa" w:w="1600"/>
+            <w:shd w:fill="005BAC" w:color="auto" w:val="clear"/>
+          </w:tcPr>
+          <w:p>
+            <w:pPr>
+              <w:jc w:val="center"/>
+            </w:pPr>
+            <w:r>
+              <w:rPr>
+                <w:rFonts w:ascii="Malgun Gothic" w:cs="Malgun Gothic" w:eastAsia="Malgun Gothic" w:hAnsi="Malgun Gothic"/>
+                <w:b/>
+                <w:bCs/>
+                <w:color w:val="FFFFFF"/>
+                <w:sz w:val="20"/>
+                <w:szCs w:val="20"/>
+              </w:rPr>
+              <w:t xml:space="preserve">담당자</w:t>
+            </w:r>
+          </w:p>
+        </w:tc>
+        <w:tc>
+          <w:tcPr>
+            <w:tcW w:type="dxa" w:w="1600"/>
+            <w:shd w:fill="005BAC" w:color="auto" w:val="clear"/>
+          </w:tcPr>
+          <w:p>
+            <w:pPr>
+              <w:jc w:val="center"/>
+            </w:pPr>
+            <w:r>
+              <w:rPr>
+                <w:rFonts w:ascii="Malgun Gothic" w:cs="Malgun Gothic" w:eastAsia="Malgun Gothic" w:hAnsi="Malgun Gothic"/>
+                <w:b/>
+                <w:bCs/>
+                <w:color w:val="FFFFFF"/>
+                <w:sz w:val="20"/>
+                <w:szCs w:val="20"/>
+              </w:rPr>
+              <w:t xml:space="preserve">건수</w:t>
+            </w:r>
+          </w:p>
+        </w:tc>
+        <w:tc>
+          <w:tcPr>
+            <w:tcW w:type="dxa" w:w="1800"/>
+            <w:shd w:fill="005BAC" w:color="auto" w:val="clear"/>
+          </w:tcPr>
+          <w:p>
+            <w:pPr>
+              <w:jc w:val="center"/>
+            </w:pPr>
+            <w:r>
+              <w:rPr>
+                <w:rFonts w:ascii="Malgun Gothic" w:cs="Malgun Gothic" w:eastAsia="Malgun Gothic" w:hAnsi="Malgun Gothic"/>
+                <w:b/>
+                <w:bCs/>
+                <w:color w:val="FFFFFF"/>
+                <w:sz w:val="20"/>
+                <w:szCs w:val="20"/>
+              </w:rPr>
+              <w:t xml:space="preserve">작업시간</w:t>
+            </w:r>
+          </w:p>
+        </w:tc>
+        <w:tc>
+          <w:tcPr>
+            <w:tcW w:type="dxa" w:w="1800"/>
+            <w:shd w:fill="005BAC" w:color="auto" w:val="clear"/>
+          </w:tcPr>
+          <w:p>
+            <w:pPr>
+              <w:jc w:val="center"/>
+            </w:pPr>
+            <w:r>
+              <w:rPr>
+                <w:rFonts w:ascii="Malgun Gothic" w:cs="Malgun Gothic" w:eastAsia="Malgun Gothic" w:hAnsi="Malgun Gothic"/>
+                <w:b/>
+                <w:bCs/>
+                <w:color w:val="FFFFFF"/>
+                <w:sz w:val="20"/>
+                <w:szCs w:val="20"/>
+              </w:rPr>
+              <w:t xml:space="preserve">고장수리%</w:t>
+            </w:r>
+          </w:p>
+        </w:tc>
+        <w:tc>
+          <w:tcPr>
+            <w:tcW w:type="dxa" w:w="1200"/>
+            <w:shd w:fill="005BAC" w:color="auto" w:val="clear"/>
+          </w:tcPr>
+          <w:p>
+            <w:pPr>
+              <w:jc w:val="center"/>
+            </w:pPr>
+            <w:r>
+              <w:rPr>
+                <w:rFonts w:ascii="Malgun Gothic" w:cs="Malgun Gothic" w:eastAsia="Malgun Gothic" w:hAnsi="Malgun Gothic"/>
+                <w:b/>
+                <w:bCs/>
+                <w:color w:val="FFFFFF"/>
+                <w:sz w:val="20"/>
+                <w:szCs w:val="20"/>
+              </w:rPr>
+              <w:t xml:space="preserve">PM%</w:t>
+            </w:r>
+          </w:p>
+        </w:tc>
+      </w:tr>
+      <w:tr>
+        <w:tc>
+          <w:tcPr>
+            <w:tcW w:type="dxa" w:w="1600"/>
+          </w:tcPr>
+          <w:p>
+            <w:pPr>
+              <w:jc w:val="left"/>
+            </w:pPr>
+            <w:r>
+              <w:rPr>
+                <w:rFonts w:ascii="Malgun Gothic" w:cs="Malgun Gothic" w:eastAsia="Malgun Gothic" w:hAnsi="Malgun Gothic"/>
+                <w:b w:val="false"/>
+                <w:bCs w:val="false"/>
+                <w:color w:val="3F3F3F"/>
+                <w:sz w:val="20"/>
+                <w:szCs w:val="20"/>
+              </w:rPr>
+              <w:t xml:space="preserve">이인구</w:t>
+            </w:r>
+          </w:p>
+        </w:tc>
+        <w:tc>
+          <w:tcPr>
+            <w:tcW w:type="dxa" w:w="1600"/>
+          </w:tcPr>
+          <w:p>
+            <w:pPr>
+              <w:jc w:val="center"/>
+            </w:pPr>
+            <w:r>
+              <w:rPr>
+                <w:rFonts w:ascii="Malgun Gothic" w:cs="Malgun Gothic" w:eastAsia="Malgun Gothic" w:hAnsi="Malgun Gothic"/>
+                <w:b w:val="false"/>
+                <w:bCs w:val="false"/>
+                <w:color w:val="3F3F3F"/>
+                <w:sz w:val="20"/>
+                <w:szCs w:val="20"/>
+              </w:rPr>
+              <w:t xml:space="preserve">1727</w:t>
+            </w:r>
+          </w:p>
+        </w:tc>
+        <w:tc>
+          <w:tcPr>
+            <w:tcW w:type="dxa" w:w="1800"/>
+          </w:tcPr>
+          <w:p>
+            <w:pPr>
+              <w:jc w:val="center"/>
+            </w:pPr>
+            <w:r>
+              <w:rPr>
+                <w:rFonts w:ascii="Malgun Gothic" w:cs="Malgun Gothic" w:eastAsia="Malgun Gothic" w:hAnsi="Malgun Gothic"/>
+                <w:b w:val="false"/>
+                <w:bCs w:val="false"/>
+                <w:color w:val="3F3F3F"/>
+                <w:sz w:val="20"/>
+                <w:szCs w:val="20"/>
+              </w:rPr>
+              <w:t xml:space="preserve">2760h</w:t>
+            </w:r>
+          </w:p>
+        </w:tc>
+        <w:tc>
+          <w:tcPr>
+            <w:tcW w:type="dxa" w:w="1800"/>
+          </w:tcPr>
+          <w:p>
+            <w:pPr>
+              <w:jc w:val="center"/>
+            </w:pPr>
+            <w:r>
+              <w:rPr>
+                <w:rFonts w:ascii="Malgun Gothic" w:cs="Malgun Gothic" w:eastAsia="Malgun Gothic" w:hAnsi="Malgun Gothic"/>
+                <w:b w:val="false"/>
+                <w:bCs w:val="false"/>
+                <w:color w:val="3F3F3F"/>
+                <w:sz w:val="20"/>
+                <w:szCs w:val="20"/>
+              </w:rPr>
+              <w:t xml:space="preserve">44.4%</w:t>
+            </w:r>
+          </w:p>
+        </w:tc>
+        <w:tc>
+          <w:tcPr>
+            <w:tcW w:type="dxa" w:w="1200"/>
+          </w:tcPr>
+          <w:p>
+            <w:pPr>
+              <w:jc w:val="center"/>
+            </w:pPr>
+            <w:r>
+              <w:rPr>
+                <w:rFonts w:ascii="Malgun Gothic" w:cs="Malgun Gothic" w:eastAsia="Malgun Gothic" w:hAnsi="Malgun Gothic"/>
+                <w:b w:val="false"/>
+                <w:bCs w:val="false"/>
+                <w:color w:val="3F3F3F"/>
+                <w:sz w:val="20"/>
+                <w:szCs w:val="20"/>
+              </w:rPr>
+              <w:t xml:space="preserve">37.6%</w:t>
+            </w:r>
+          </w:p>
+        </w:tc>
+      </w:tr>
+      <w:tr>
+        <w:tc>
+          <w:tcPr>
+            <w:tcW w:type="dxa" w:w="1600"/>
+          </w:tcPr>
+          <w:p>
+            <w:pPr>
+              <w:jc w:val="left"/>
+            </w:pPr>
+            <w:r>
+              <w:rPr>
+                <w:rFonts w:ascii="Malgun Gothic" w:cs="Malgun Gothic" w:eastAsia="Malgun Gothic" w:hAnsi="Malgun Gothic"/>
+                <w:b w:val="false"/>
+                <w:bCs w:val="false"/>
+                <w:color w:val="3F3F3F"/>
+                <w:sz w:val="20"/>
+                <w:szCs w:val="20"/>
+              </w:rPr>
+              <w:t xml:space="preserve">조수호</w:t>
+            </w:r>
+          </w:p>
+        </w:tc>
+        <w:tc>
+          <w:tcPr>
+            <w:tcW w:type="dxa" w:w="1600"/>
+          </w:tcPr>
+          <w:p>
+            <w:pPr>
+              <w:jc w:val="center"/>
+            </w:pPr>
+            <w:r>
+              <w:rPr>
+                <w:rFonts w:ascii="Malgun Gothic" w:cs="Malgun Gothic" w:eastAsia="Malgun Gothic" w:hAnsi="Malgun Gothic"/>
+                <w:b w:val="false"/>
+                <w:bCs w:val="false"/>
+                <w:color w:val="3F3F3F"/>
+                <w:sz w:val="20"/>
+                <w:szCs w:val="20"/>
+              </w:rPr>
+              <w:t xml:space="preserve">1469</w:t>
+            </w:r>
+          </w:p>
+        </w:tc>
+        <w:tc>
+          <w:tcPr>
+            <w:tcW w:type="dxa" w:w="1800"/>
+          </w:tcPr>
+          <w:p>
+            <w:pPr>
+              <w:jc w:val="center"/>
+            </w:pPr>
+            <w:r>
+              <w:rPr>
+                <w:rFonts w:ascii="Malgun Gothic" w:cs="Malgun Gothic" w:eastAsia="Malgun Gothic" w:hAnsi="Malgun Gothic"/>
+                <w:b w:val="false"/>
+                <w:bCs w:val="false"/>
+                <w:color w:val="3F3F3F"/>
+                <w:sz w:val="20"/>
+                <w:szCs w:val="20"/>
+              </w:rPr>
+              <w:t xml:space="preserve">2081h</w:t>
+            </w:r>
+          </w:p>
+        </w:tc>
+        <w:tc>
+          <w:tcPr>
+            <w:tcW w:type="dxa" w:w="1800"/>
+          </w:tcPr>
+          <w:p>
+            <w:pPr>
+              <w:jc w:val="center"/>
+            </w:pPr>
+            <w:r>
+              <w:rPr>
+                <w:rFonts w:ascii="Malgun Gothic" w:cs="Malgun Gothic" w:eastAsia="Malgun Gothic" w:hAnsi="Malgun Gothic"/>
+                <w:b w:val="false"/>
+                <w:bCs w:val="false"/>
+                <w:color w:val="3F3F3F"/>
+                <w:sz w:val="20"/>
+                <w:szCs w:val="20"/>
+              </w:rPr>
+              <w:t xml:space="preserve">19.7%</w:t>
+            </w:r>
+          </w:p>
+        </w:tc>
+        <w:tc>
+          <w:tcPr>
+            <w:tcW w:type="dxa" w:w="1200"/>
+          </w:tcPr>
+          <w:p>
+            <w:pPr>
+              <w:jc w:val="center"/>
+            </w:pPr>
+            <w:r>
+              <w:rPr>
+                <w:rFonts w:ascii="Malgun Gothic" w:cs="Malgun Gothic" w:eastAsia="Malgun Gothic" w:hAnsi="Malgun Gothic"/>
+                <w:b w:val="false"/>
+                <w:bCs w:val="false"/>
+                <w:color w:val="3F3F3F"/>
+                <w:sz w:val="20"/>
+                <w:szCs w:val="20"/>
+              </w:rPr>
+              <w:t xml:space="preserve">49.4%</w:t>
+            </w:r>
+          </w:p>
+        </w:tc>
+      </w:tr>
+      <w:tr>
+        <w:tc>
+          <w:tcPr>
+            <w:tcW w:type="dxa" w:w="1600"/>
+          </w:tcPr>
+          <w:p>
+            <w:pPr>
+              <w:jc w:val="left"/>
+            </w:pPr>
+            <w:r>
+              <w:rPr>
+                <w:rFonts w:ascii="Malgun Gothic" w:cs="Malgun Gothic" w:eastAsia="Malgun Gothic" w:hAnsi="Malgun Gothic"/>
+                <w:b w:val="false"/>
+                <w:bCs w:val="false"/>
+                <w:color w:val="3F3F3F"/>
+                <w:sz w:val="20"/>
+                <w:szCs w:val="20"/>
+              </w:rPr>
+              <w:t xml:space="preserve">김태현</w:t>
+            </w:r>
+          </w:p>
+        </w:tc>
+        <w:tc>
+          <w:tcPr>
+            <w:tcW w:type="dxa" w:w="1600"/>
+          </w:tcPr>
+          <w:p>
+            <w:pPr>
+              <w:jc w:val="center"/>
+            </w:pPr>
+            <w:r>
+              <w:rPr>
+                <w:rFonts w:ascii="Malgun Gothic" w:cs="Malgun Gothic" w:eastAsia="Malgun Gothic" w:hAnsi="Malgun Gothic"/>
+                <w:b w:val="false"/>
+                <w:bCs w:val="false"/>
+                <w:color w:val="3F3F3F"/>
+                <w:sz w:val="20"/>
+                <w:szCs w:val="20"/>
+              </w:rPr>
+              <w:t xml:space="preserve">1409</w:t>
+            </w:r>
+          </w:p>
+        </w:tc>
+        <w:tc>
+          <w:tcPr>
+            <w:tcW w:type="dxa" w:w="1800"/>
+          </w:tcPr>
+          <w:p>
+            <w:pPr>
+              <w:jc w:val="center"/>
+            </w:pPr>
+            <w:r>
+              <w:rPr>
+                <w:rFonts w:ascii="Malgun Gothic" w:cs="Malgun Gothic" w:eastAsia="Malgun Gothic" w:hAnsi="Malgun Gothic"/>
+                <w:b w:val="false"/>
+                <w:bCs w:val="false"/>
+                <w:color w:val="3F3F3F"/>
+                <w:sz w:val="20"/>
+                <w:szCs w:val="20"/>
+              </w:rPr>
+              <w:t xml:space="preserve">2101h</w:t>
+            </w:r>
+          </w:p>
+        </w:tc>
+        <w:tc>
+          <w:tcPr>
+            <w:tcW w:type="dxa" w:w="1800"/>
+          </w:tcPr>
+          <w:p>
+            <w:pPr>
+              <w:jc w:val="center"/>
+            </w:pPr>
+            <w:r>
+              <w:rPr>
+                <w:rFonts w:ascii="Malgun Gothic" w:cs="Malgun Gothic" w:eastAsia="Malgun Gothic" w:hAnsi="Malgun Gothic"/>
+                <w:b w:val="false"/>
+                <w:bCs w:val="false"/>
+                <w:color w:val="3F3F3F"/>
+                <w:sz w:val="20"/>
+                <w:szCs w:val="20"/>
+              </w:rPr>
+              <w:t xml:space="preserve">29.7%</w:t>
+            </w:r>
+          </w:p>
+        </w:tc>
+        <w:tc>
+          <w:tcPr>
+            <w:tcW w:type="dxa" w:w="1200"/>
+          </w:tcPr>
+          <w:p>
+            <w:pPr>
+              <w:jc w:val="center"/>
+            </w:pPr>
+            <w:r>
+              <w:rPr>
+                <w:rFonts w:ascii="Malgun Gothic" w:cs="Malgun Gothic" w:eastAsia="Malgun Gothic" w:hAnsi="Malgun Gothic"/>
+                <w:b w:val="false"/>
+                <w:bCs w:val="false"/>
+                <w:color w:val="3F3F3F"/>
+                <w:sz w:val="20"/>
+                <w:szCs w:val="20"/>
+              </w:rPr>
+              <w:t xml:space="preserve">37.2%</w:t>
+            </w:r>
+          </w:p>
+        </w:tc>
+      </w:tr>
+      <w:tr>
+        <w:tc>
+          <w:tcPr>
+            <w:tcW w:type="dxa" w:w="1600"/>
+          </w:tcPr>
+          <w:p>
+            <w:pPr>
+              <w:jc w:val="left"/>
+            </w:pPr>
+            <w:r>
+              <w:rPr>
+                <w:rFonts w:ascii="Malgun Gothic" w:cs="Malgun Gothic" w:eastAsia="Malgun Gothic" w:hAnsi="Malgun Gothic"/>
+                <w:b w:val="false"/>
+                <w:bCs w:val="false"/>
+                <w:color w:val="3F3F3F"/>
+                <w:sz w:val="20"/>
+                <w:szCs w:val="20"/>
+              </w:rPr>
+              <w:t xml:space="preserve">박석영</w:t>
+            </w:r>
+          </w:p>
+        </w:tc>
+        <w:tc>
+          <w:tcPr>
+            <w:tcW w:type="dxa" w:w="1600"/>
+          </w:tcPr>
+          <w:p>
+            <w:pPr>
+              <w:jc w:val="center"/>
+            </w:pPr>
+            <w:r>
+              <w:rPr>
+                <w:rFonts w:ascii="Malgun Gothic" w:cs="Malgun Gothic" w:eastAsia="Malgun Gothic" w:hAnsi="Malgun Gothic"/>
+                <w:b w:val="false"/>
+                <w:bCs w:val="false"/>
+                <w:color w:val="3F3F3F"/>
+                <w:sz w:val="20"/>
+                <w:szCs w:val="20"/>
+              </w:rPr>
+              <w:t xml:space="preserve">1397</w:t>
+            </w:r>
+          </w:p>
+        </w:tc>
+        <w:tc>
+          <w:tcPr>
+            <w:tcW w:type="dxa" w:w="1800"/>
+          </w:tcPr>
+          <w:p>
+            <w:pPr>
+              <w:jc w:val="center"/>
+            </w:pPr>
+            <w:r>
+              <w:rPr>
+                <w:rFonts w:ascii="Malgun Gothic" w:cs="Malgun Gothic" w:eastAsia="Malgun Gothic" w:hAnsi="Malgun Gothic"/>
+                <w:b w:val="false"/>
+                <w:bCs w:val="false"/>
+                <w:color w:val="3F3F3F"/>
+                <w:sz w:val="20"/>
+                <w:szCs w:val="20"/>
+              </w:rPr>
+              <w:t xml:space="preserve">2005h</w:t>
+            </w:r>
+          </w:p>
+        </w:tc>
+        <w:tc>
+          <w:tcPr>
+            <w:tcW w:type="dxa" w:w="1800"/>
+          </w:tcPr>
+          <w:p>
+            <w:pPr>
+              <w:jc w:val="center"/>
+            </w:pPr>
+            <w:r>
+              <w:rPr>
+                <w:rFonts w:ascii="Malgun Gothic" w:cs="Malgun Gothic" w:eastAsia="Malgun Gothic" w:hAnsi="Malgun Gothic"/>
+                <w:b w:val="false"/>
+                <w:bCs w:val="false"/>
+                <w:color w:val="3F3F3F"/>
+                <w:sz w:val="20"/>
+                <w:szCs w:val="20"/>
+              </w:rPr>
+              <w:t xml:space="preserve">31.6%</w:t>
+            </w:r>
+          </w:p>
+        </w:tc>
+        <w:tc>
+          <w:tcPr>
+            <w:tcW w:type="dxa" w:w="1200"/>
+          </w:tcPr>
+          <w:p>
+            <w:pPr>
+              <w:jc w:val="center"/>
+            </w:pPr>
+            <w:r>
+              <w:rPr>
+                <w:rFonts w:ascii="Malgun Gothic" w:cs="Malgun Gothic" w:eastAsia="Malgun Gothic" w:hAnsi="Malgun Gothic"/>
+                <w:b w:val="false"/>
+                <w:bCs w:val="false"/>
+                <w:color w:val="3F3F3F"/>
+                <w:sz w:val="20"/>
+                <w:szCs w:val="20"/>
+              </w:rPr>
+              <w:t xml:space="preserve">49.9%</w:t>
+            </w:r>
+          </w:p>
+        </w:tc>
+      </w:tr>
+      <w:tr>
+        <w:tc>
+          <w:tcPr>
+            <w:tcW w:type="dxa" w:w="1600"/>
+          </w:tcPr>
+          <w:p>
+            <w:pPr>
+              <w:jc w:val="left"/>
+            </w:pPr>
+            <w:r>
+              <w:rPr>
+                <w:rFonts w:ascii="Malgun Gothic" w:cs="Malgun Gothic" w:eastAsia="Malgun Gothic" w:hAnsi="Malgun Gothic"/>
+                <w:b w:val="false"/>
+                <w:bCs w:val="false"/>
+                <w:color w:val="3F3F3F"/>
+                <w:sz w:val="20"/>
+                <w:szCs w:val="20"/>
+              </w:rPr>
+              <w:t xml:space="preserve">이준민</w:t>
+            </w:r>
+          </w:p>
+        </w:tc>
+        <w:tc>
+          <w:tcPr>
+            <w:tcW w:type="dxa" w:w="1600"/>
+          </w:tcPr>
+          <w:p>
+            <w:pPr>
+              <w:jc w:val="center"/>
+            </w:pPr>
+            <w:r>
+              <w:rPr>
+                <w:rFonts w:ascii="Malgun Gothic" w:cs="Malgun Gothic" w:eastAsia="Malgun Gothic" w:hAnsi="Malgun Gothic"/>
+                <w:b w:val="false"/>
+                <w:bCs w:val="false"/>
+                <w:color w:val="3F3F3F"/>
+                <w:sz w:val="20"/>
+                <w:szCs w:val="20"/>
+              </w:rPr>
+              <w:t xml:space="preserve">1391</w:t>
+            </w:r>
+          </w:p>
+        </w:tc>
+        <w:tc>
+          <w:tcPr>
+            <w:tcW w:type="dxa" w:w="1800"/>
+          </w:tcPr>
+          <w:p>
+            <w:pPr>
+              <w:jc w:val="center"/>
+            </w:pPr>
+            <w:r>
+              <w:rPr>
+                <w:rFonts w:ascii="Malgun Gothic" w:cs="Malgun Gothic" w:eastAsia="Malgun Gothic" w:hAnsi="Malgun Gothic"/>
+                <w:b w:val="false"/>
+                <w:bCs w:val="false"/>
+                <w:color w:val="3F3F3F"/>
+                <w:sz w:val="20"/>
+                <w:szCs w:val="20"/>
+              </w:rPr>
+              <w:t xml:space="preserve">2713h</w:t>
+            </w:r>
+          </w:p>
+        </w:tc>
+        <w:tc>
+          <w:tcPr>
+            <w:tcW w:type="dxa" w:w="1800"/>
+          </w:tcPr>
+          <w:p>
+            <w:pPr>
+              <w:jc w:val="center"/>
+            </w:pPr>
+            <w:r>
+              <w:rPr>
+                <w:rFonts w:ascii="Malgun Gothic" w:cs="Malgun Gothic" w:eastAsia="Malgun Gothic" w:hAnsi="Malgun Gothic"/>
+                <w:b w:val="false"/>
+                <w:bCs w:val="false"/>
+                <w:color w:val="3F3F3F"/>
+                <w:sz w:val="20"/>
+                <w:szCs w:val="20"/>
+              </w:rPr>
+              <w:t xml:space="preserve">30.9%</w:t>
+            </w:r>
+          </w:p>
+        </w:tc>
+        <w:tc>
+          <w:tcPr>
+            <w:tcW w:type="dxa" w:w="1200"/>
+          </w:tcPr>
+          <w:p>
+            <w:pPr>
+              <w:jc w:val="center"/>
+            </w:pPr>
+            <w:r>
+              <w:rPr>
+                <w:rFonts w:ascii="Malgun Gothic" w:cs="Malgun Gothic" w:eastAsia="Malgun Gothic" w:hAnsi="Malgun Gothic"/>
+                <w:b w:val="false"/>
+                <w:bCs w:val="false"/>
+                <w:color w:val="3F3F3F"/>
+                <w:sz w:val="20"/>
+                <w:szCs w:val="20"/>
+              </w:rPr>
+              <w:t xml:space="preserve">45%</w:t>
+            </w:r>
+          </w:p>
+        </w:tc>
+      </w:tr>
+    </w:tbl>
     <w:p>
       <w:pPr>
         <w:spacing w:after="200"/>
@@ -3388,7 +4056,7 @@
           <w:sz w:val="22"/>
           <w:szCs w:val="22"/>
         </w:rPr>
-        <w:t xml:space="preserve">자료 미제공 – 추후 업데이트</w:t>
+        <w:t xml:space="preserve">데이터 소스: CRM 약속·활동 로그 (담당자·시작/종료시간 기준, 취소 건 제외)</w:t>
       </w:r>
     </w:p>
     <w:p>
@@ -3409,6 +4077,519 @@
           <w:szCs w:val="30"/>
         </w:rPr>
         <w:t xml:space="preserve">6. </w:t>
+      </w:r>
+      <w:r>
+        <w:rPr>
+          <w:rFonts w:ascii="Malgun Gothic" w:cs="Malgun Gothic" w:eastAsia="Malgun Gothic" w:hAnsi="Malgun Gothic"/>
+          <w:b/>
+          <w:bCs/>
+          <w:color w:val="005BAC"/>
+          <w:sz w:val="30"/>
+          <w:szCs w:val="30"/>
+        </w:rPr>
+        <w:t xml:space="preserve">장비별 에러율 분석</w:t>
+      </w:r>
+    </w:p>
+    <w:p>
+      <w:pPr>
+        <w:spacing w:after="160"/>
+      </w:pPr>
+      <w:r>
+        <w:rPr>
+          <w:rFonts w:ascii="Malgun Gothic" w:cs="Malgun Gothic" w:eastAsia="Malgun Gothic" w:hAnsi="Malgun Gothic"/>
+          <w:color w:val="3F3F3F"/>
+          <w:sz w:val="22"/>
+          <w:szCs w:val="22"/>
+        </w:rPr>
+        <w:t xml:space="preserve">CRM 약속·활동 로그 40,000건 원자료 직접 집계 (취소 건 제외). 에러율 = 고장 수리 건수 ÷ 전체 서비스 활동 건수 × 100</w:t>
+      </w:r>
+    </w:p>
+    <w:tbl>
+      <w:tblPr>
+        <w:tblW w:type="dxa" w:w="8600"/>
+        <w:tblBorders>
+          <w:top w:val="single" w:color="auto" w:sz="4"/>
+          <w:left w:val="single" w:color="auto" w:sz="4"/>
+          <w:bottom w:val="single" w:color="auto" w:sz="4"/>
+          <w:right w:val="single" w:color="auto" w:sz="4"/>
+          <w:insideH w:val="single" w:color="auto" w:sz="4"/>
+          <w:insideV w:val="single" w:color="auto" w:sz="4"/>
+        </w:tblBorders>
+        <w:tblLayout w:type="fixed"/>
+      </w:tblPr>
+      <w:tblGrid>
+        <w:gridCol w:w="3000"/>
+        <w:gridCol w:w="2000"/>
+        <w:gridCol w:w="2000"/>
+        <w:gridCol w:w="1600"/>
+      </w:tblGrid>
+      <w:tr>
+        <w:tc>
+          <w:tcPr>
+            <w:tcW w:type="dxa" w:w="3000"/>
+            <w:shd w:fill="005BAC" w:color="auto" w:val="clear"/>
+          </w:tcPr>
+          <w:p>
+            <w:pPr>
+              <w:jc w:val="center"/>
+            </w:pPr>
+            <w:r>
+              <w:rPr>
+                <w:rFonts w:ascii="Malgun Gothic" w:cs="Malgun Gothic" w:eastAsia="Malgun Gothic" w:hAnsi="Malgun Gothic"/>
+                <w:b/>
+                <w:bCs/>
+                <w:color w:val="FFFFFF"/>
+                <w:sz w:val="20"/>
+                <w:szCs w:val="20"/>
+              </w:rPr>
+              <w:t xml:space="preserve">장비군</w:t>
+            </w:r>
+          </w:p>
+        </w:tc>
+        <w:tc>
+          <w:tcPr>
+            <w:tcW w:type="dxa" w:w="2000"/>
+            <w:shd w:fill="005BAC" w:color="auto" w:val="clear"/>
+          </w:tcPr>
+          <w:p>
+            <w:pPr>
+              <w:jc w:val="center"/>
+            </w:pPr>
+            <w:r>
+              <w:rPr>
+                <w:rFonts w:ascii="Malgun Gothic" w:cs="Malgun Gothic" w:eastAsia="Malgun Gothic" w:hAnsi="Malgun Gothic"/>
+                <w:b/>
+                <w:bCs/>
+                <w:color w:val="FFFFFF"/>
+                <w:sz w:val="20"/>
+                <w:szCs w:val="20"/>
+              </w:rPr>
+              <w:t xml:space="preserve">전체 활동</w:t>
+            </w:r>
+          </w:p>
+        </w:tc>
+        <w:tc>
+          <w:tcPr>
+            <w:tcW w:type="dxa" w:w="2000"/>
+            <w:shd w:fill="005BAC" w:color="auto" w:val="clear"/>
+          </w:tcPr>
+          <w:p>
+            <w:pPr>
+              <w:jc w:val="center"/>
+            </w:pPr>
+            <w:r>
+              <w:rPr>
+                <w:rFonts w:ascii="Malgun Gothic" w:cs="Malgun Gothic" w:eastAsia="Malgun Gothic" w:hAnsi="Malgun Gothic"/>
+                <w:b/>
+                <w:bCs/>
+                <w:color w:val="FFFFFF"/>
+                <w:sz w:val="20"/>
+                <w:szCs w:val="20"/>
+              </w:rPr>
+              <w:t xml:space="preserve">고장 수리</w:t>
+            </w:r>
+          </w:p>
+        </w:tc>
+        <w:tc>
+          <w:tcPr>
+            <w:tcW w:type="dxa" w:w="1600"/>
+            <w:shd w:fill="005BAC" w:color="auto" w:val="clear"/>
+          </w:tcPr>
+          <w:p>
+            <w:pPr>
+              <w:jc w:val="center"/>
+            </w:pPr>
+            <w:r>
+              <w:rPr>
+                <w:rFonts w:ascii="Malgun Gothic" w:cs="Malgun Gothic" w:eastAsia="Malgun Gothic" w:hAnsi="Malgun Gothic"/>
+                <w:b/>
+                <w:bCs/>
+                <w:color w:val="FFFFFF"/>
+                <w:sz w:val="20"/>
+                <w:szCs w:val="20"/>
+              </w:rPr>
+              <w:t xml:space="preserve">에러율</w:t>
+            </w:r>
+          </w:p>
+        </w:tc>
+      </w:tr>
+      <w:tr>
+        <w:tc>
+          <w:tcPr>
+            <w:tcW w:type="dxa" w:w="3000"/>
+          </w:tcPr>
+          <w:p>
+            <w:pPr>
+              <w:jc w:val="left"/>
+            </w:pPr>
+            <w:r>
+              <w:rPr>
+                <w:rFonts w:ascii="Malgun Gothic" w:cs="Malgun Gothic" w:eastAsia="Malgun Gothic" w:hAnsi="Malgun Gothic"/>
+                <w:b w:val="false"/>
+                <w:bCs w:val="false"/>
+                <w:color w:val="3F3F3F"/>
+                <w:sz w:val="20"/>
+                <w:szCs w:val="20"/>
+              </w:rPr>
+              <w:t xml:space="preserve">SP (Slide Preparation)</w:t>
+            </w:r>
+          </w:p>
+        </w:tc>
+        <w:tc>
+          <w:tcPr>
+            <w:tcW w:type="dxa" w:w="2000"/>
+          </w:tcPr>
+          <w:p>
+            <w:pPr>
+              <w:jc w:val="center"/>
+            </w:pPr>
+            <w:r>
+              <w:rPr>
+                <w:rFonts w:ascii="Malgun Gothic" w:cs="Malgun Gothic" w:eastAsia="Malgun Gothic" w:hAnsi="Malgun Gothic"/>
+                <w:b w:val="false"/>
+                <w:bCs w:val="false"/>
+                <w:color w:val="3F3F3F"/>
+                <w:sz w:val="20"/>
+                <w:szCs w:val="20"/>
+              </w:rPr>
+              <w:t xml:space="preserve">4,436</w:t>
+            </w:r>
+          </w:p>
+        </w:tc>
+        <w:tc>
+          <w:tcPr>
+            <w:tcW w:type="dxa" w:w="2000"/>
+          </w:tcPr>
+          <w:p>
+            <w:pPr>
+              <w:jc w:val="center"/>
+            </w:pPr>
+            <w:r>
+              <w:rPr>
+                <w:rFonts w:ascii="Malgun Gothic" w:cs="Malgun Gothic" w:eastAsia="Malgun Gothic" w:hAnsi="Malgun Gothic"/>
+                <w:b w:val="false"/>
+                <w:bCs w:val="false"/>
+                <w:color w:val="3F3F3F"/>
+                <w:sz w:val="20"/>
+                <w:szCs w:val="20"/>
+              </w:rPr>
+              <w:t xml:space="preserve">3,233</w:t>
+            </w:r>
+          </w:p>
+        </w:tc>
+        <w:tc>
+          <w:tcPr>
+            <w:tcW w:type="dxa" w:w="1600"/>
+          </w:tcPr>
+          <w:p>
+            <w:pPr>
+              <w:jc w:val="center"/>
+            </w:pPr>
+            <w:r>
+              <w:rPr>
+                <w:rFonts w:ascii="Malgun Gothic" w:cs="Malgun Gothic" w:eastAsia="Malgun Gothic" w:hAnsi="Malgun Gothic"/>
+                <w:b w:val="false"/>
+                <w:bCs w:val="false"/>
+                <w:color w:val="3F3F3F"/>
+                <w:sz w:val="20"/>
+                <w:szCs w:val="20"/>
+              </w:rPr>
+              <w:t xml:space="preserve">72.9%</w:t>
+            </w:r>
+          </w:p>
+        </w:tc>
+      </w:tr>
+      <w:tr>
+        <w:tc>
+          <w:tcPr>
+            <w:tcW w:type="dxa" w:w="3000"/>
+          </w:tcPr>
+          <w:p>
+            <w:pPr>
+              <w:jc w:val="left"/>
+            </w:pPr>
+            <w:r>
+              <w:rPr>
+                <w:rFonts w:ascii="Malgun Gothic" w:cs="Malgun Gothic" w:eastAsia="Malgun Gothic" w:hAnsi="Malgun Gothic"/>
+                <w:b w:val="false"/>
+                <w:bCs w:val="false"/>
+                <w:color w:val="3F3F3F"/>
+                <w:sz w:val="20"/>
+                <w:szCs w:val="20"/>
+              </w:rPr>
+              <w:t xml:space="preserve">CN (Coagulation)</w:t>
+            </w:r>
+          </w:p>
+        </w:tc>
+        <w:tc>
+          <w:tcPr>
+            <w:tcW w:type="dxa" w:w="2000"/>
+          </w:tcPr>
+          <w:p>
+            <w:pPr>
+              <w:jc w:val="center"/>
+            </w:pPr>
+            <w:r>
+              <w:rPr>
+                <w:rFonts w:ascii="Malgun Gothic" w:cs="Malgun Gothic" w:eastAsia="Malgun Gothic" w:hAnsi="Malgun Gothic"/>
+                <w:b w:val="false"/>
+                <w:bCs w:val="false"/>
+                <w:color w:val="3F3F3F"/>
+                <w:sz w:val="20"/>
+                <w:szCs w:val="20"/>
+              </w:rPr>
+              <w:t xml:space="preserve">2,095</w:t>
+            </w:r>
+          </w:p>
+        </w:tc>
+        <w:tc>
+          <w:tcPr>
+            <w:tcW w:type="dxa" w:w="2000"/>
+          </w:tcPr>
+          <w:p>
+            <w:pPr>
+              <w:jc w:val="center"/>
+            </w:pPr>
+            <w:r>
+              <w:rPr>
+                <w:rFonts w:ascii="Malgun Gothic" w:cs="Malgun Gothic" w:eastAsia="Malgun Gothic" w:hAnsi="Malgun Gothic"/>
+                <w:b w:val="false"/>
+                <w:bCs w:val="false"/>
+                <w:color w:val="3F3F3F"/>
+                <w:sz w:val="20"/>
+                <w:szCs w:val="20"/>
+              </w:rPr>
+              <w:t xml:space="preserve">1,038</w:t>
+            </w:r>
+          </w:p>
+        </w:tc>
+        <w:tc>
+          <w:tcPr>
+            <w:tcW w:type="dxa" w:w="1600"/>
+          </w:tcPr>
+          <w:p>
+            <w:pPr>
+              <w:jc w:val="center"/>
+            </w:pPr>
+            <w:r>
+              <w:rPr>
+                <w:rFonts w:ascii="Malgun Gothic" w:cs="Malgun Gothic" w:eastAsia="Malgun Gothic" w:hAnsi="Malgun Gothic"/>
+                <w:b w:val="false"/>
+                <w:bCs w:val="false"/>
+                <w:color w:val="3F3F3F"/>
+                <w:sz w:val="20"/>
+                <w:szCs w:val="20"/>
+              </w:rPr>
+              <w:t xml:space="preserve">49.5%</w:t>
+            </w:r>
+          </w:p>
+        </w:tc>
+      </w:tr>
+      <w:tr>
+        <w:tc>
+          <w:tcPr>
+            <w:tcW w:type="dxa" w:w="3000"/>
+          </w:tcPr>
+          <w:p>
+            <w:pPr>
+              <w:jc w:val="left"/>
+            </w:pPr>
+            <w:r>
+              <w:rPr>
+                <w:rFonts w:ascii="Malgun Gothic" w:cs="Malgun Gothic" w:eastAsia="Malgun Gothic" w:hAnsi="Malgun Gothic"/>
+                <w:b w:val="false"/>
+                <w:bCs w:val="false"/>
+                <w:color w:val="3F3F3F"/>
+                <w:sz w:val="20"/>
+                <w:szCs w:val="20"/>
+              </w:rPr>
+              <w:t xml:space="preserve">HISCL (Immunoassay)</w:t>
+            </w:r>
+          </w:p>
+        </w:tc>
+        <w:tc>
+          <w:tcPr>
+            <w:tcW w:type="dxa" w:w="2000"/>
+          </w:tcPr>
+          <w:p>
+            <w:pPr>
+              <w:jc w:val="center"/>
+            </w:pPr>
+            <w:r>
+              <w:rPr>
+                <w:rFonts w:ascii="Malgun Gothic" w:cs="Malgun Gothic" w:eastAsia="Malgun Gothic" w:hAnsi="Malgun Gothic"/>
+                <w:b w:val="false"/>
+                <w:bCs w:val="false"/>
+                <w:color w:val="3F3F3F"/>
+                <w:sz w:val="20"/>
+                <w:szCs w:val="20"/>
+              </w:rPr>
+              <w:t xml:space="preserve">481</w:t>
+            </w:r>
+          </w:p>
+        </w:tc>
+        <w:tc>
+          <w:tcPr>
+            <w:tcW w:type="dxa" w:w="2000"/>
+          </w:tcPr>
+          <w:p>
+            <w:pPr>
+              <w:jc w:val="center"/>
+            </w:pPr>
+            <w:r>
+              <w:rPr>
+                <w:rFonts w:ascii="Malgun Gothic" w:cs="Malgun Gothic" w:eastAsia="Malgun Gothic" w:hAnsi="Malgun Gothic"/>
+                <w:b w:val="false"/>
+                <w:bCs w:val="false"/>
+                <w:color w:val="3F3F3F"/>
+                <w:sz w:val="20"/>
+                <w:szCs w:val="20"/>
+              </w:rPr>
+              <w:t xml:space="preserve">152</w:t>
+            </w:r>
+          </w:p>
+        </w:tc>
+        <w:tc>
+          <w:tcPr>
+            <w:tcW w:type="dxa" w:w="1600"/>
+          </w:tcPr>
+          <w:p>
+            <w:pPr>
+              <w:jc w:val="center"/>
+            </w:pPr>
+            <w:r>
+              <w:rPr>
+                <w:rFonts w:ascii="Malgun Gothic" w:cs="Malgun Gothic" w:eastAsia="Malgun Gothic" w:hAnsi="Malgun Gothic"/>
+                <w:b w:val="false"/>
+                <w:bCs w:val="false"/>
+                <w:color w:val="3F3F3F"/>
+                <w:sz w:val="20"/>
+                <w:szCs w:val="20"/>
+              </w:rPr>
+              <w:t xml:space="preserve">31.6%</w:t>
+            </w:r>
+          </w:p>
+        </w:tc>
+      </w:tr>
+      <w:tr>
+        <w:tc>
+          <w:tcPr>
+            <w:tcW w:type="dxa" w:w="3000"/>
+          </w:tcPr>
+          <w:p>
+            <w:pPr>
+              <w:jc w:val="left"/>
+            </w:pPr>
+            <w:r>
+              <w:rPr>
+                <w:rFonts w:ascii="Malgun Gothic" w:cs="Malgun Gothic" w:eastAsia="Malgun Gothic" w:hAnsi="Malgun Gothic"/>
+                <w:b w:val="false"/>
+                <w:bCs w:val="false"/>
+                <w:color w:val="3F3F3F"/>
+                <w:sz w:val="20"/>
+                <w:szCs w:val="20"/>
+              </w:rPr>
+              <w:t xml:space="preserve">XN/XR (Hematology)</w:t>
+            </w:r>
+          </w:p>
+        </w:tc>
+        <w:tc>
+          <w:tcPr>
+            <w:tcW w:type="dxa" w:w="2000"/>
+          </w:tcPr>
+          <w:p>
+            <w:pPr>
+              <w:jc w:val="center"/>
+            </w:pPr>
+            <w:r>
+              <w:rPr>
+                <w:rFonts w:ascii="Malgun Gothic" w:cs="Malgun Gothic" w:eastAsia="Malgun Gothic" w:hAnsi="Malgun Gothic"/>
+                <w:b w:val="false"/>
+                <w:bCs w:val="false"/>
+                <w:color w:val="3F3F3F"/>
+                <w:sz w:val="20"/>
+                <w:szCs w:val="20"/>
+              </w:rPr>
+              <w:t xml:space="preserve">19,119</w:t>
+            </w:r>
+          </w:p>
+        </w:tc>
+        <w:tc>
+          <w:tcPr>
+            <w:tcW w:type="dxa" w:w="2000"/>
+          </w:tcPr>
+          <w:p>
+            <w:pPr>
+              <w:jc w:val="center"/>
+            </w:pPr>
+            <w:r>
+              <w:rPr>
+                <w:rFonts w:ascii="Malgun Gothic" w:cs="Malgun Gothic" w:eastAsia="Malgun Gothic" w:hAnsi="Malgun Gothic"/>
+                <w:b w:val="false"/>
+                <w:bCs w:val="false"/>
+                <w:color w:val="3F3F3F"/>
+                <w:sz w:val="20"/>
+                <w:szCs w:val="20"/>
+              </w:rPr>
+              <w:t xml:space="preserve">5,292</w:t>
+            </w:r>
+          </w:p>
+        </w:tc>
+        <w:tc>
+          <w:tcPr>
+            <w:tcW w:type="dxa" w:w="1600"/>
+          </w:tcPr>
+          <w:p>
+            <w:pPr>
+              <w:jc w:val="center"/>
+            </w:pPr>
+            <w:r>
+              <w:rPr>
+                <w:rFonts w:ascii="Malgun Gothic" w:cs="Malgun Gothic" w:eastAsia="Malgun Gothic" w:hAnsi="Malgun Gothic"/>
+                <w:b w:val="false"/>
+                <w:bCs w:val="false"/>
+                <w:color w:val="3F3F3F"/>
+                <w:sz w:val="20"/>
+                <w:szCs w:val="20"/>
+              </w:rPr>
+              <w:t xml:space="preserve">27.7%</w:t>
+            </w:r>
+          </w:p>
+        </w:tc>
+      </w:tr>
+    </w:tbl>
+    <w:p>
+      <w:pPr>
+        <w:spacing w:after="160"/>
+      </w:pPr>
+      <w:r>
+        <w:rPr>
+          <w:rFonts w:ascii="Malgun Gothic" w:cs="Malgun Gothic" w:eastAsia="Malgun Gothic" w:hAnsi="Malgun Gothic"/>
+          <w:color w:val="3F3F3F"/>
+          <w:sz w:val="22"/>
+          <w:szCs w:val="22"/>
+        </w:rPr>
+        <w:t xml:space="preserve">Insight: SP(도말표본 제작 장비) 계열의 에러율이 72.9%로 가장 높아 전체 서비스 활동의 대부분이 고장 수리로 발생하고 있습니다. CN(응고) 계열도 49.5%로 절반 수준이며, XN/XR(혈액) 계열은 27.7%로 상대적으로 안정적입니다. SP·CN 계열 우선 예방정비 강화가 필요합니다.</w:t>
+      </w:r>
+    </w:p>
+    <w:p>
+      <w:pPr>
+        <w:pStyle w:val="Heading1"/>
+        <w:pBdr>
+          <w:bottom w:val="single" w:color="005BAC" w:sz="6" w:space="4"/>
+        </w:pBdr>
+        <w:spacing w:after="200" w:before="400"/>
+      </w:pPr>
+      <w:r>
+        <w:rPr>
+          <w:rFonts w:ascii="Arial" w:cs="Arial" w:eastAsia="Arial" w:hAnsi="Arial"/>
+          <w:b/>
+          <w:bCs/>
+          <w:color w:val="00B8EE"/>
+          <w:sz w:val="30"/>
+          <w:szCs w:val="30"/>
+        </w:rPr>
+        <w:t xml:space="preserve">7. </w:t>
       </w:r>
       <w:r>
         <w:rPr>
@@ -3821,7 +5002,7 @@
           <w:sz w:val="30"/>
           <w:szCs w:val="30"/>
         </w:rPr>
-        <w:t xml:space="preserve">7. </w:t>
+        <w:t xml:space="preserve">8. </w:t>
       </w:r>
       <w:r>
         <w:rPr>
@@ -3896,7 +5077,7 @@
           <w:sz w:val="30"/>
           <w:szCs w:val="30"/>
         </w:rPr>
-        <w:t xml:space="preserve">8. </w:t>
+        <w:t xml:space="preserve">9. </w:t>
       </w:r>
       <w:r>
         <w:rPr>
@@ -3957,7 +5138,7 @@
           <w:sz w:val="30"/>
           <w:szCs w:val="30"/>
         </w:rPr>
-        <w:t xml:space="preserve">9. </w:t>
+        <w:t xml:space="preserve">10. </w:t>
       </w:r>
       <w:r>
         <w:rPr>
@@ -4040,7 +5221,7 @@
           <w:sz w:val="30"/>
           <w:szCs w:val="30"/>
         </w:rPr>
-        <w:t xml:space="preserve">10. </w:t>
+        <w:t xml:space="preserve">11. </w:t>
       </w:r>
       <w:r>
         <w:rPr>

--- a/reports/FSG_월간서비스보고_202607/FSG_월간서비스보고_202607.docx
+++ b/reports/FSG_월간서비스보고_202607/FSG_월간서비스보고_202607.docx
@@ -156,7 +156,7 @@
     </w:p>
     <w:tbl>
       <w:tblPr>
-        <w:tblW w:type="dxa" w:w="9500"/>
+        <w:tblW w:type="dxa" w:w="9900"/>
         <w:tblBorders>
           <w:top w:val="single" w:color="auto" w:sz="4"/>
           <w:left w:val="single" w:color="auto" w:sz="4"/>
@@ -168,8 +168,9 @@
         <w:tblLayout w:type="fixed"/>
       </w:tblPr>
       <w:tblGrid>
-        <w:gridCol w:w="1900"/>
         <w:gridCol w:w="1600"/>
+        <w:gridCol w:w="1300"/>
+        <w:gridCol w:w="1000"/>
         <w:gridCol w:w="1500"/>
         <w:gridCol w:w="1500"/>
         <w:gridCol w:w="1500"/>
@@ -178,7 +179,7 @@
       <w:tr>
         <w:tc>
           <w:tcPr>
-            <w:tcW w:type="dxa" w:w="1900"/>
+            <w:tcW w:type="dxa" w:w="1600"/>
             <w:shd w:fill="005BAC" w:color="auto" w:val="clear"/>
           </w:tcPr>
           <w:p>
@@ -202,7 +203,7 @@
         </w:tc>
         <w:tc>
           <w:tcPr>
-            <w:tcW w:type="dxa" w:w="1600"/>
+            <w:tcW w:type="dxa" w:w="1300"/>
             <w:shd w:fill="005BAC" w:color="auto" w:val="clear"/>
           </w:tcPr>
           <w:p>
@@ -226,7 +227,7 @@
         </w:tc>
         <w:tc>
           <w:tcPr>
-            <w:tcW w:type="dxa" w:w="1500"/>
+            <w:tcW w:type="dxa" w:w="1000"/>
             <w:shd w:fill="005BAC" w:color="auto" w:val="clear"/>
           </w:tcPr>
           <w:p>
@@ -244,7 +245,7 @@
                 <w:sz w:val="20"/>
                 <w:szCs w:val="20"/>
               </w:rPr>
-              <w:t xml:space="preserve">설치</w:t>
+              <w:t xml:space="preserve">인원</w:t>
             </w:r>
           </w:p>
         </w:tc>
@@ -268,7 +269,7 @@
                 <w:sz w:val="20"/>
                 <w:szCs w:val="20"/>
               </w:rPr>
-              <w:t xml:space="preserve">PM</w:t>
+              <w:t xml:space="preserve">설치</w:t>
             </w:r>
           </w:p>
         </w:tc>
@@ -292,7 +293,7 @@
                 <w:sz w:val="20"/>
                 <w:szCs w:val="20"/>
               </w:rPr>
-              <w:t xml:space="preserve">A/S</w:t>
+              <w:t xml:space="preserve">PM</w:t>
             </w:r>
           </w:p>
         </w:tc>
@@ -316,580 +317,18 @@
                 <w:sz w:val="20"/>
                 <w:szCs w:val="20"/>
               </w:rPr>
-              <w:t xml:space="preserve">합계</w:t>
-            </w:r>
-          </w:p>
-        </w:tc>
-      </w:tr>
-      <w:tr>
-        <w:tc>
-          <w:tcPr>
-            <w:tcW w:type="dxa" w:w="1900"/>
-          </w:tcPr>
-          <w:p>
-            <w:pPr>
-              <w:jc w:val="left"/>
-            </w:pPr>
-            <w:r>
-              <w:rPr>
-                <w:rFonts w:ascii="Malgun Gothic" w:cs="Malgun Gothic" w:eastAsia="Malgun Gothic" w:hAnsi="Malgun Gothic"/>
-                <w:b w:val="false"/>
-                <w:bCs w:val="false"/>
-                <w:i w:val="false"/>
-                <w:iCs w:val="false"/>
-                <w:color w:val="3F3F3F"/>
-                <w:sz w:val="20"/>
-                <w:szCs w:val="20"/>
-              </w:rPr>
-              <w:t xml:space="preserve">FS East</w:t>
-            </w:r>
-          </w:p>
-        </w:tc>
-        <w:tc>
-          <w:tcPr>
-            <w:tcW w:type="dxa" w:w="1600"/>
-          </w:tcPr>
-          <w:p>
-            <w:pPr>
-              <w:jc w:val="center"/>
-            </w:pPr>
-            <w:r>
-              <w:rPr>
-                <w:rFonts w:ascii="Malgun Gothic" w:cs="Malgun Gothic" w:eastAsia="Malgun Gothic" w:hAnsi="Malgun Gothic"/>
-                <w:b w:val="false"/>
-                <w:bCs w:val="false"/>
-                <w:i w:val="false"/>
-                <w:iCs w:val="false"/>
-                <w:color w:val="3F3F3F"/>
-                <w:sz w:val="20"/>
-                <w:szCs w:val="20"/>
-              </w:rPr>
-              <w:t xml:space="preserve">Gray</w:t>
+              <w:t xml:space="preserve">A/S</w:t>
             </w:r>
           </w:p>
         </w:tc>
         <w:tc>
           <w:tcPr>
             <w:tcW w:type="dxa" w:w="1500"/>
-          </w:tcPr>
-          <w:p>
-            <w:pPr>
-              <w:jc w:val="center"/>
-            </w:pPr>
-            <w:r>
-              <w:rPr>
-                <w:rFonts w:ascii="Malgun Gothic" w:cs="Malgun Gothic" w:eastAsia="Malgun Gothic" w:hAnsi="Malgun Gothic"/>
-                <w:b w:val="false"/>
-                <w:bCs w:val="false"/>
-                <w:i w:val="false"/>
-                <w:iCs w:val="false"/>
-                <w:color w:val="3F3F3F"/>
-                <w:sz w:val="20"/>
-                <w:szCs w:val="20"/>
-              </w:rPr>
-              <w:t xml:space="preserve">5</w:t>
-            </w:r>
-          </w:p>
-        </w:tc>
-        <w:tc>
-          <w:tcPr>
-            <w:tcW w:type="dxa" w:w="1500"/>
-          </w:tcPr>
-          <w:p>
-            <w:pPr>
-              <w:jc w:val="center"/>
-            </w:pPr>
-            <w:r>
-              <w:rPr>
-                <w:rFonts w:ascii="Malgun Gothic" w:cs="Malgun Gothic" w:eastAsia="Malgun Gothic" w:hAnsi="Malgun Gothic"/>
-                <w:b w:val="false"/>
-                <w:bCs w:val="false"/>
-                <w:i/>
-                <w:iCs/>
-                <w:color w:val="9E9E9E"/>
-                <w:sz w:val="20"/>
-                <w:szCs w:val="20"/>
-              </w:rPr>
-              <w:t xml:space="preserve">자료 미제공 – 추후 업데이트</w:t>
-            </w:r>
-          </w:p>
-        </w:tc>
-        <w:tc>
-          <w:tcPr>
-            <w:tcW w:type="dxa" w:w="1500"/>
-          </w:tcPr>
-          <w:p>
-            <w:pPr>
-              <w:jc w:val="center"/>
-            </w:pPr>
-            <w:r>
-              <w:rPr>
-                <w:rFonts w:ascii="Malgun Gothic" w:cs="Malgun Gothic" w:eastAsia="Malgun Gothic" w:hAnsi="Malgun Gothic"/>
-                <w:b w:val="false"/>
-                <w:bCs w:val="false"/>
-                <w:i/>
-                <w:iCs/>
-                <w:color w:val="9E9E9E"/>
-                <w:sz w:val="20"/>
-                <w:szCs w:val="20"/>
-              </w:rPr>
-              <w:t xml:space="preserve">자료 미제공 – 추후 업데이트</w:t>
-            </w:r>
-          </w:p>
-        </w:tc>
-        <w:tc>
-          <w:tcPr>
-            <w:tcW w:type="dxa" w:w="1500"/>
-          </w:tcPr>
-          <w:p>
-            <w:pPr>
-              <w:jc w:val="center"/>
-            </w:pPr>
-            <w:r>
-              <w:rPr>
-                <w:rFonts w:ascii="Malgun Gothic" w:cs="Malgun Gothic" w:eastAsia="Malgun Gothic" w:hAnsi="Malgun Gothic"/>
-                <w:b w:val="false"/>
-                <w:bCs w:val="false"/>
-                <w:i/>
-                <w:iCs/>
-                <w:color w:val="9E9E9E"/>
-                <w:sz w:val="20"/>
-                <w:szCs w:val="20"/>
-              </w:rPr>
-              <w:t xml:space="preserve">자료 미제공 – 추후 업데이트</w:t>
-            </w:r>
-          </w:p>
-        </w:tc>
-      </w:tr>
-      <w:tr>
-        <w:tc>
-          <w:tcPr>
-            <w:tcW w:type="dxa" w:w="1900"/>
-          </w:tcPr>
-          <w:p>
-            <w:pPr>
-              <w:jc w:val="left"/>
-            </w:pPr>
-            <w:r>
-              <w:rPr>
-                <w:rFonts w:ascii="Malgun Gothic" w:cs="Malgun Gothic" w:eastAsia="Malgun Gothic" w:hAnsi="Malgun Gothic"/>
-                <w:b w:val="false"/>
-                <w:bCs w:val="false"/>
-                <w:i w:val="false"/>
-                <w:iCs w:val="false"/>
-                <w:color w:val="3F3F3F"/>
-                <w:sz w:val="20"/>
-                <w:szCs w:val="20"/>
-              </w:rPr>
-              <w:t xml:space="preserve">FS West</w:t>
-            </w:r>
-          </w:p>
-        </w:tc>
-        <w:tc>
-          <w:tcPr>
-            <w:tcW w:type="dxa" w:w="1600"/>
-          </w:tcPr>
-          <w:p>
-            <w:pPr>
-              <w:jc w:val="center"/>
-            </w:pPr>
-            <w:r>
-              <w:rPr>
-                <w:rFonts w:ascii="Malgun Gothic" w:cs="Malgun Gothic" w:eastAsia="Malgun Gothic" w:hAnsi="Malgun Gothic"/>
-                <w:b w:val="false"/>
-                <w:bCs w:val="false"/>
-                <w:i w:val="false"/>
-                <w:iCs w:val="false"/>
-                <w:color w:val="3F3F3F"/>
-                <w:sz w:val="20"/>
-                <w:szCs w:val="20"/>
-              </w:rPr>
-              <w:t xml:space="preserve">Huymori</w:t>
-            </w:r>
-          </w:p>
-        </w:tc>
-        <w:tc>
-          <w:tcPr>
-            <w:tcW w:type="dxa" w:w="1500"/>
-          </w:tcPr>
-          <w:p>
-            <w:pPr>
-              <w:jc w:val="center"/>
-            </w:pPr>
-            <w:r>
-              <w:rPr>
-                <w:rFonts w:ascii="Malgun Gothic" w:cs="Malgun Gothic" w:eastAsia="Malgun Gothic" w:hAnsi="Malgun Gothic"/>
-                <w:b w:val="false"/>
-                <w:bCs w:val="false"/>
-                <w:i w:val="false"/>
-                <w:iCs w:val="false"/>
-                <w:color w:val="3F3F3F"/>
-                <w:sz w:val="20"/>
-                <w:szCs w:val="20"/>
-              </w:rPr>
-              <w:t xml:space="preserve">3</w:t>
-            </w:r>
-          </w:p>
-        </w:tc>
-        <w:tc>
-          <w:tcPr>
-            <w:tcW w:type="dxa" w:w="1500"/>
-          </w:tcPr>
-          <w:p>
-            <w:pPr>
-              <w:jc w:val="center"/>
-            </w:pPr>
-            <w:r>
-              <w:rPr>
-                <w:rFonts w:ascii="Malgun Gothic" w:cs="Malgun Gothic" w:eastAsia="Malgun Gothic" w:hAnsi="Malgun Gothic"/>
-                <w:b w:val="false"/>
-                <w:bCs w:val="false"/>
-                <w:i/>
-                <w:iCs/>
-                <w:color w:val="9E9E9E"/>
-                <w:sz w:val="20"/>
-                <w:szCs w:val="20"/>
-              </w:rPr>
-              <w:t xml:space="preserve">자료 미제공 – 추후 업데이트</w:t>
-            </w:r>
-          </w:p>
-        </w:tc>
-        <w:tc>
-          <w:tcPr>
-            <w:tcW w:type="dxa" w:w="1500"/>
-          </w:tcPr>
-          <w:p>
-            <w:pPr>
-              <w:jc w:val="center"/>
-            </w:pPr>
-            <w:r>
-              <w:rPr>
-                <w:rFonts w:ascii="Malgun Gothic" w:cs="Malgun Gothic" w:eastAsia="Malgun Gothic" w:hAnsi="Malgun Gothic"/>
-                <w:b w:val="false"/>
-                <w:bCs w:val="false"/>
-                <w:i/>
-                <w:iCs/>
-                <w:color w:val="9E9E9E"/>
-                <w:sz w:val="20"/>
-                <w:szCs w:val="20"/>
-              </w:rPr>
-              <w:t xml:space="preserve">자료 미제공 – 추후 업데이트</w:t>
-            </w:r>
-          </w:p>
-        </w:tc>
-        <w:tc>
-          <w:tcPr>
-            <w:tcW w:type="dxa" w:w="1500"/>
-          </w:tcPr>
-          <w:p>
-            <w:pPr>
-              <w:jc w:val="center"/>
-            </w:pPr>
-            <w:r>
-              <w:rPr>
-                <w:rFonts w:ascii="Malgun Gothic" w:cs="Malgun Gothic" w:eastAsia="Malgun Gothic" w:hAnsi="Malgun Gothic"/>
-                <w:b w:val="false"/>
-                <w:bCs w:val="false"/>
-                <w:i/>
-                <w:iCs/>
-                <w:color w:val="9E9E9E"/>
-                <w:sz w:val="20"/>
-                <w:szCs w:val="20"/>
-              </w:rPr>
-              <w:t xml:space="preserve">자료 미제공 – 추후 업데이트</w:t>
-            </w:r>
-          </w:p>
-        </w:tc>
-      </w:tr>
-      <w:tr>
-        <w:tc>
-          <w:tcPr>
-            <w:tcW w:type="dxa" w:w="1900"/>
-          </w:tcPr>
-          <w:p>
-            <w:pPr>
-              <w:jc w:val="left"/>
-            </w:pPr>
-            <w:r>
-              <w:rPr>
-                <w:rFonts w:ascii="Malgun Gothic" w:cs="Malgun Gothic" w:eastAsia="Malgun Gothic" w:hAnsi="Malgun Gothic"/>
-                <w:b w:val="false"/>
-                <w:bCs w:val="false"/>
-                <w:i w:val="false"/>
-                <w:iCs w:val="false"/>
-                <w:color w:val="3F3F3F"/>
-                <w:sz w:val="20"/>
-                <w:szCs w:val="20"/>
-              </w:rPr>
-              <w:t xml:space="preserve">FS South</w:t>
-            </w:r>
-          </w:p>
-        </w:tc>
-        <w:tc>
-          <w:tcPr>
-            <w:tcW w:type="dxa" w:w="1600"/>
-          </w:tcPr>
-          <w:p>
-            <w:pPr>
-              <w:jc w:val="center"/>
-            </w:pPr>
-            <w:r>
-              <w:rPr>
-                <w:rFonts w:ascii="Malgun Gothic" w:cs="Malgun Gothic" w:eastAsia="Malgun Gothic" w:hAnsi="Malgun Gothic"/>
-                <w:b w:val="false"/>
-                <w:bCs w:val="false"/>
-                <w:i w:val="false"/>
-                <w:iCs w:val="false"/>
-                <w:color w:val="3F3F3F"/>
-                <w:sz w:val="20"/>
-                <w:szCs w:val="20"/>
-              </w:rPr>
-              <w:t xml:space="preserve">John</w:t>
-            </w:r>
-          </w:p>
-        </w:tc>
-        <w:tc>
-          <w:tcPr>
-            <w:tcW w:type="dxa" w:w="1500"/>
-          </w:tcPr>
-          <w:p>
-            <w:pPr>
-              <w:jc w:val="center"/>
-            </w:pPr>
-            <w:r>
-              <w:rPr>
-                <w:rFonts w:ascii="Malgun Gothic" w:cs="Malgun Gothic" w:eastAsia="Malgun Gothic" w:hAnsi="Malgun Gothic"/>
-                <w:b w:val="false"/>
-                <w:bCs w:val="false"/>
-                <w:i w:val="false"/>
-                <w:iCs w:val="false"/>
-                <w:color w:val="3F3F3F"/>
-                <w:sz w:val="20"/>
-                <w:szCs w:val="20"/>
-              </w:rPr>
-              <w:t xml:space="preserve">0</w:t>
-            </w:r>
-          </w:p>
-        </w:tc>
-        <w:tc>
-          <w:tcPr>
-            <w:tcW w:type="dxa" w:w="1500"/>
-          </w:tcPr>
-          <w:p>
-            <w:pPr>
-              <w:jc w:val="center"/>
-            </w:pPr>
-            <w:r>
-              <w:rPr>
-                <w:rFonts w:ascii="Malgun Gothic" w:cs="Malgun Gothic" w:eastAsia="Malgun Gothic" w:hAnsi="Malgun Gothic"/>
-                <w:b w:val="false"/>
-                <w:bCs w:val="false"/>
-                <w:i/>
-                <w:iCs/>
-                <w:color w:val="9E9E9E"/>
-                <w:sz w:val="20"/>
-                <w:szCs w:val="20"/>
-              </w:rPr>
-              <w:t xml:space="preserve">자료 미제공 – 추후 업데이트</w:t>
-            </w:r>
-          </w:p>
-        </w:tc>
-        <w:tc>
-          <w:tcPr>
-            <w:tcW w:type="dxa" w:w="1500"/>
-          </w:tcPr>
-          <w:p>
-            <w:pPr>
-              <w:jc w:val="center"/>
-            </w:pPr>
-            <w:r>
-              <w:rPr>
-                <w:rFonts w:ascii="Malgun Gothic" w:cs="Malgun Gothic" w:eastAsia="Malgun Gothic" w:hAnsi="Malgun Gothic"/>
-                <w:b w:val="false"/>
-                <w:bCs w:val="false"/>
-                <w:i/>
-                <w:iCs/>
-                <w:color w:val="9E9E9E"/>
-                <w:sz w:val="20"/>
-                <w:szCs w:val="20"/>
-              </w:rPr>
-              <w:t xml:space="preserve">자료 미제공 – 추후 업데이트</w:t>
-            </w:r>
-          </w:p>
-        </w:tc>
-        <w:tc>
-          <w:tcPr>
-            <w:tcW w:type="dxa" w:w="1500"/>
-          </w:tcPr>
-          <w:p>
-            <w:pPr>
-              <w:jc w:val="center"/>
-            </w:pPr>
-            <w:r>
-              <w:rPr>
-                <w:rFonts w:ascii="Malgun Gothic" w:cs="Malgun Gothic" w:eastAsia="Malgun Gothic" w:hAnsi="Malgun Gothic"/>
-                <w:b w:val="false"/>
-                <w:bCs w:val="false"/>
-                <w:i/>
-                <w:iCs/>
-                <w:color w:val="9E9E9E"/>
-                <w:sz w:val="20"/>
-                <w:szCs w:val="20"/>
-              </w:rPr>
-              <w:t xml:space="preserve">자료 미제공 – 추후 업데이트</w:t>
-            </w:r>
-          </w:p>
-        </w:tc>
-      </w:tr>
-      <w:tr>
-        <w:tc>
-          <w:tcPr>
-            <w:tcW w:type="dxa" w:w="1900"/>
-          </w:tcPr>
-          <w:p>
-            <w:pPr>
-              <w:jc w:val="left"/>
-            </w:pPr>
-            <w:r>
-              <w:rPr>
-                <w:rFonts w:ascii="Malgun Gothic" w:cs="Malgun Gothic" w:eastAsia="Malgun Gothic" w:hAnsi="Malgun Gothic"/>
-                <w:b w:val="false"/>
-                <w:bCs w:val="false"/>
-                <w:i w:val="false"/>
-                <w:iCs w:val="false"/>
-                <w:color w:val="3F3F3F"/>
-                <w:sz w:val="20"/>
-                <w:szCs w:val="20"/>
-              </w:rPr>
-              <w:t xml:space="preserve">FS Central</w:t>
-            </w:r>
-          </w:p>
-        </w:tc>
-        <w:tc>
-          <w:tcPr>
-            <w:tcW w:type="dxa" w:w="1600"/>
-          </w:tcPr>
-          <w:p>
-            <w:pPr>
-              <w:jc w:val="center"/>
-            </w:pPr>
-            <w:r>
-              <w:rPr>
-                <w:rFonts w:ascii="Malgun Gothic" w:cs="Malgun Gothic" w:eastAsia="Malgun Gothic" w:hAnsi="Malgun Gothic"/>
-                <w:b w:val="false"/>
-                <w:bCs w:val="false"/>
-                <w:i w:val="false"/>
-                <w:iCs w:val="false"/>
-                <w:color w:val="3F3F3F"/>
-                <w:sz w:val="20"/>
-                <w:szCs w:val="20"/>
-              </w:rPr>
-              <w:t xml:space="preserve">Eden</w:t>
-            </w:r>
-          </w:p>
-        </w:tc>
-        <w:tc>
-          <w:tcPr>
-            <w:tcW w:type="dxa" w:w="1500"/>
-          </w:tcPr>
-          <w:p>
-            <w:pPr>
-              <w:jc w:val="center"/>
-            </w:pPr>
-            <w:r>
-              <w:rPr>
-                <w:rFonts w:ascii="Malgun Gothic" w:cs="Malgun Gothic" w:eastAsia="Malgun Gothic" w:hAnsi="Malgun Gothic"/>
-                <w:b w:val="false"/>
-                <w:bCs w:val="false"/>
-                <w:i w:val="false"/>
-                <w:iCs w:val="false"/>
-                <w:color w:val="3F3F3F"/>
-                <w:sz w:val="20"/>
-                <w:szCs w:val="20"/>
-              </w:rPr>
-              <w:t xml:space="preserve">4</w:t>
-            </w:r>
-          </w:p>
-        </w:tc>
-        <w:tc>
-          <w:tcPr>
-            <w:tcW w:type="dxa" w:w="1500"/>
-          </w:tcPr>
-          <w:p>
-            <w:pPr>
-              <w:jc w:val="center"/>
-            </w:pPr>
-            <w:r>
-              <w:rPr>
-                <w:rFonts w:ascii="Malgun Gothic" w:cs="Malgun Gothic" w:eastAsia="Malgun Gothic" w:hAnsi="Malgun Gothic"/>
-                <w:b w:val="false"/>
-                <w:bCs w:val="false"/>
-                <w:i/>
-                <w:iCs/>
-                <w:color w:val="9E9E9E"/>
-                <w:sz w:val="20"/>
-                <w:szCs w:val="20"/>
-              </w:rPr>
-              <w:t xml:space="preserve">자료 미제공 – 추후 업데이트</w:t>
-            </w:r>
-          </w:p>
-        </w:tc>
-        <w:tc>
-          <w:tcPr>
-            <w:tcW w:type="dxa" w:w="1500"/>
-          </w:tcPr>
-          <w:p>
-            <w:pPr>
-              <w:jc w:val="center"/>
-            </w:pPr>
-            <w:r>
-              <w:rPr>
-                <w:rFonts w:ascii="Malgun Gothic" w:cs="Malgun Gothic" w:eastAsia="Malgun Gothic" w:hAnsi="Malgun Gothic"/>
-                <w:b w:val="false"/>
-                <w:bCs w:val="false"/>
-                <w:i/>
-                <w:iCs/>
-                <w:color w:val="9E9E9E"/>
-                <w:sz w:val="20"/>
-                <w:szCs w:val="20"/>
-              </w:rPr>
-              <w:t xml:space="preserve">자료 미제공 – 추후 업데이트</w:t>
-            </w:r>
-          </w:p>
-        </w:tc>
-        <w:tc>
-          <w:tcPr>
-            <w:tcW w:type="dxa" w:w="1500"/>
-          </w:tcPr>
-          <w:p>
-            <w:pPr>
-              <w:jc w:val="center"/>
-            </w:pPr>
-            <w:r>
-              <w:rPr>
-                <w:rFonts w:ascii="Malgun Gothic" w:cs="Malgun Gothic" w:eastAsia="Malgun Gothic" w:hAnsi="Malgun Gothic"/>
-                <w:b w:val="false"/>
-                <w:bCs w:val="false"/>
-                <w:i/>
-                <w:iCs/>
-                <w:color w:val="9E9E9E"/>
-                <w:sz w:val="20"/>
-                <w:szCs w:val="20"/>
-              </w:rPr>
-              <w:t xml:space="preserve">자료 미제공 – 추후 업데이트</w:t>
-            </w:r>
-          </w:p>
-        </w:tc>
-      </w:tr>
-      <w:tr>
-        <w:tc>
-          <w:tcPr>
-            <w:tcW w:type="dxa" w:w="1900"/>
-            <w:shd w:fill="EAF1F8" w:color="auto" w:val="clear"/>
-          </w:tcPr>
-          <w:p>
-            <w:pPr>
-              <w:jc w:val="left"/>
+            <w:shd w:fill="005BAC" w:color="auto" w:val="clear"/>
+          </w:tcPr>
+          <w:p>
+            <w:pPr>
+              <w:jc w:val="center"/>
             </w:pPr>
             <w:r>
               <w:rPr>
@@ -898,7 +337,7 @@
                 <w:bCs/>
                 <w:i w:val="false"/>
                 <w:iCs w:val="false"/>
-                <w:color w:val="3F3F3F"/>
+                <w:color w:val="FFFFFF"/>
                 <w:sz w:val="20"/>
                 <w:szCs w:val="20"/>
               </w:rPr>
@@ -906,6 +345,660 @@
             </w:r>
           </w:p>
         </w:tc>
+      </w:tr>
+      <w:tr>
+        <w:tc>
+          <w:tcPr>
+            <w:tcW w:type="dxa" w:w="1600"/>
+          </w:tcPr>
+          <w:p>
+            <w:pPr>
+              <w:jc w:val="left"/>
+            </w:pPr>
+            <w:r>
+              <w:rPr>
+                <w:rFonts w:ascii="Malgun Gothic" w:cs="Malgun Gothic" w:eastAsia="Malgun Gothic" w:hAnsi="Malgun Gothic"/>
+                <w:b w:val="false"/>
+                <w:bCs w:val="false"/>
+                <w:i w:val="false"/>
+                <w:iCs w:val="false"/>
+                <w:color w:val="3F3F3F"/>
+                <w:sz w:val="20"/>
+                <w:szCs w:val="20"/>
+              </w:rPr>
+              <w:t xml:space="preserve">FS East</w:t>
+            </w:r>
+          </w:p>
+        </w:tc>
+        <w:tc>
+          <w:tcPr>
+            <w:tcW w:type="dxa" w:w="1300"/>
+          </w:tcPr>
+          <w:p>
+            <w:pPr>
+              <w:jc w:val="center"/>
+            </w:pPr>
+            <w:r>
+              <w:rPr>
+                <w:rFonts w:ascii="Malgun Gothic" w:cs="Malgun Gothic" w:eastAsia="Malgun Gothic" w:hAnsi="Malgun Gothic"/>
+                <w:b w:val="false"/>
+                <w:bCs w:val="false"/>
+                <w:i w:val="false"/>
+                <w:iCs w:val="false"/>
+                <w:color w:val="3F3F3F"/>
+                <w:sz w:val="20"/>
+                <w:szCs w:val="20"/>
+              </w:rPr>
+              <w:t xml:space="preserve">김병우</w:t>
+            </w:r>
+          </w:p>
+        </w:tc>
+        <w:tc>
+          <w:tcPr>
+            <w:tcW w:type="dxa" w:w="1000"/>
+          </w:tcPr>
+          <w:p>
+            <w:pPr>
+              <w:jc w:val="center"/>
+            </w:pPr>
+            <w:r>
+              <w:rPr>
+                <w:rFonts w:ascii="Malgun Gothic" w:cs="Malgun Gothic" w:eastAsia="Malgun Gothic" w:hAnsi="Malgun Gothic"/>
+                <w:b w:val="false"/>
+                <w:bCs w:val="false"/>
+                <w:i w:val="false"/>
+                <w:iCs w:val="false"/>
+                <w:color w:val="3F3F3F"/>
+                <w:sz w:val="20"/>
+                <w:szCs w:val="20"/>
+              </w:rPr>
+              <w:t xml:space="preserve">11명</w:t>
+            </w:r>
+          </w:p>
+        </w:tc>
+        <w:tc>
+          <w:tcPr>
+            <w:tcW w:type="dxa" w:w="1500"/>
+          </w:tcPr>
+          <w:p>
+            <w:pPr>
+              <w:jc w:val="center"/>
+            </w:pPr>
+            <w:r>
+              <w:rPr>
+                <w:rFonts w:ascii="Malgun Gothic" w:cs="Malgun Gothic" w:eastAsia="Malgun Gothic" w:hAnsi="Malgun Gothic"/>
+                <w:b w:val="false"/>
+                <w:bCs w:val="false"/>
+                <w:i w:val="false"/>
+                <w:iCs w:val="false"/>
+                <w:color w:val="3F3F3F"/>
+                <w:sz w:val="20"/>
+                <w:szCs w:val="20"/>
+              </w:rPr>
+              <w:t xml:space="preserve">5</w:t>
+            </w:r>
+          </w:p>
+        </w:tc>
+        <w:tc>
+          <w:tcPr>
+            <w:tcW w:type="dxa" w:w="1500"/>
+          </w:tcPr>
+          <w:p>
+            <w:pPr>
+              <w:jc w:val="center"/>
+            </w:pPr>
+            <w:r>
+              <w:rPr>
+                <w:rFonts w:ascii="Malgun Gothic" w:cs="Malgun Gothic" w:eastAsia="Malgun Gothic" w:hAnsi="Malgun Gothic"/>
+                <w:b w:val="false"/>
+                <w:bCs w:val="false"/>
+                <w:i/>
+                <w:iCs/>
+                <w:color w:val="9E9E9E"/>
+                <w:sz w:val="20"/>
+                <w:szCs w:val="20"/>
+              </w:rPr>
+              <w:t xml:space="preserve">자료 미제공 – 추후 업데이트</w:t>
+            </w:r>
+          </w:p>
+        </w:tc>
+        <w:tc>
+          <w:tcPr>
+            <w:tcW w:type="dxa" w:w="1500"/>
+          </w:tcPr>
+          <w:p>
+            <w:pPr>
+              <w:jc w:val="center"/>
+            </w:pPr>
+            <w:r>
+              <w:rPr>
+                <w:rFonts w:ascii="Malgun Gothic" w:cs="Malgun Gothic" w:eastAsia="Malgun Gothic" w:hAnsi="Malgun Gothic"/>
+                <w:b w:val="false"/>
+                <w:bCs w:val="false"/>
+                <w:i/>
+                <w:iCs/>
+                <w:color w:val="9E9E9E"/>
+                <w:sz w:val="20"/>
+                <w:szCs w:val="20"/>
+              </w:rPr>
+              <w:t xml:space="preserve">자료 미제공 – 추후 업데이트</w:t>
+            </w:r>
+          </w:p>
+        </w:tc>
+        <w:tc>
+          <w:tcPr>
+            <w:tcW w:type="dxa" w:w="1500"/>
+          </w:tcPr>
+          <w:p>
+            <w:pPr>
+              <w:jc w:val="center"/>
+            </w:pPr>
+            <w:r>
+              <w:rPr>
+                <w:rFonts w:ascii="Malgun Gothic" w:cs="Malgun Gothic" w:eastAsia="Malgun Gothic" w:hAnsi="Malgun Gothic"/>
+                <w:b w:val="false"/>
+                <w:bCs w:val="false"/>
+                <w:i/>
+                <w:iCs/>
+                <w:color w:val="9E9E9E"/>
+                <w:sz w:val="20"/>
+                <w:szCs w:val="20"/>
+              </w:rPr>
+              <w:t xml:space="preserve">자료 미제공 – 추후 업데이트</w:t>
+            </w:r>
+          </w:p>
+        </w:tc>
+      </w:tr>
+      <w:tr>
+        <w:tc>
+          <w:tcPr>
+            <w:tcW w:type="dxa" w:w="1600"/>
+          </w:tcPr>
+          <w:p>
+            <w:pPr>
+              <w:jc w:val="left"/>
+            </w:pPr>
+            <w:r>
+              <w:rPr>
+                <w:rFonts w:ascii="Malgun Gothic" w:cs="Malgun Gothic" w:eastAsia="Malgun Gothic" w:hAnsi="Malgun Gothic"/>
+                <w:b w:val="false"/>
+                <w:bCs w:val="false"/>
+                <w:i w:val="false"/>
+                <w:iCs w:val="false"/>
+                <w:color w:val="3F3F3F"/>
+                <w:sz w:val="20"/>
+                <w:szCs w:val="20"/>
+              </w:rPr>
+              <w:t xml:space="preserve">FS West</w:t>
+            </w:r>
+          </w:p>
+        </w:tc>
+        <w:tc>
+          <w:tcPr>
+            <w:tcW w:type="dxa" w:w="1300"/>
+          </w:tcPr>
+          <w:p>
+            <w:pPr>
+              <w:jc w:val="center"/>
+            </w:pPr>
+            <w:r>
+              <w:rPr>
+                <w:rFonts w:ascii="Malgun Gothic" w:cs="Malgun Gothic" w:eastAsia="Malgun Gothic" w:hAnsi="Malgun Gothic"/>
+                <w:b w:val="false"/>
+                <w:bCs w:val="false"/>
+                <w:i w:val="false"/>
+                <w:iCs w:val="false"/>
+                <w:color w:val="3F3F3F"/>
+                <w:sz w:val="20"/>
+                <w:szCs w:val="20"/>
+              </w:rPr>
+              <w:t xml:space="preserve">허석</w:t>
+            </w:r>
+          </w:p>
+        </w:tc>
+        <w:tc>
+          <w:tcPr>
+            <w:tcW w:type="dxa" w:w="1000"/>
+          </w:tcPr>
+          <w:p>
+            <w:pPr>
+              <w:jc w:val="center"/>
+            </w:pPr>
+            <w:r>
+              <w:rPr>
+                <w:rFonts w:ascii="Malgun Gothic" w:cs="Malgun Gothic" w:eastAsia="Malgun Gothic" w:hAnsi="Malgun Gothic"/>
+                <w:b w:val="false"/>
+                <w:bCs w:val="false"/>
+                <w:i w:val="false"/>
+                <w:iCs w:val="false"/>
+                <w:color w:val="3F3F3F"/>
+                <w:sz w:val="20"/>
+                <w:szCs w:val="20"/>
+              </w:rPr>
+              <w:t xml:space="preserve">12명</w:t>
+            </w:r>
+          </w:p>
+        </w:tc>
+        <w:tc>
+          <w:tcPr>
+            <w:tcW w:type="dxa" w:w="1500"/>
+          </w:tcPr>
+          <w:p>
+            <w:pPr>
+              <w:jc w:val="center"/>
+            </w:pPr>
+            <w:r>
+              <w:rPr>
+                <w:rFonts w:ascii="Malgun Gothic" w:cs="Malgun Gothic" w:eastAsia="Malgun Gothic" w:hAnsi="Malgun Gothic"/>
+                <w:b w:val="false"/>
+                <w:bCs w:val="false"/>
+                <w:i w:val="false"/>
+                <w:iCs w:val="false"/>
+                <w:color w:val="3F3F3F"/>
+                <w:sz w:val="20"/>
+                <w:szCs w:val="20"/>
+              </w:rPr>
+              <w:t xml:space="preserve">3</w:t>
+            </w:r>
+          </w:p>
+        </w:tc>
+        <w:tc>
+          <w:tcPr>
+            <w:tcW w:type="dxa" w:w="1500"/>
+          </w:tcPr>
+          <w:p>
+            <w:pPr>
+              <w:jc w:val="center"/>
+            </w:pPr>
+            <w:r>
+              <w:rPr>
+                <w:rFonts w:ascii="Malgun Gothic" w:cs="Malgun Gothic" w:eastAsia="Malgun Gothic" w:hAnsi="Malgun Gothic"/>
+                <w:b w:val="false"/>
+                <w:bCs w:val="false"/>
+                <w:i/>
+                <w:iCs/>
+                <w:color w:val="9E9E9E"/>
+                <w:sz w:val="20"/>
+                <w:szCs w:val="20"/>
+              </w:rPr>
+              <w:t xml:space="preserve">자료 미제공 – 추후 업데이트</w:t>
+            </w:r>
+          </w:p>
+        </w:tc>
+        <w:tc>
+          <w:tcPr>
+            <w:tcW w:type="dxa" w:w="1500"/>
+          </w:tcPr>
+          <w:p>
+            <w:pPr>
+              <w:jc w:val="center"/>
+            </w:pPr>
+            <w:r>
+              <w:rPr>
+                <w:rFonts w:ascii="Malgun Gothic" w:cs="Malgun Gothic" w:eastAsia="Malgun Gothic" w:hAnsi="Malgun Gothic"/>
+                <w:b w:val="false"/>
+                <w:bCs w:val="false"/>
+                <w:i/>
+                <w:iCs/>
+                <w:color w:val="9E9E9E"/>
+                <w:sz w:val="20"/>
+                <w:szCs w:val="20"/>
+              </w:rPr>
+              <w:t xml:space="preserve">자료 미제공 – 추후 업데이트</w:t>
+            </w:r>
+          </w:p>
+        </w:tc>
+        <w:tc>
+          <w:tcPr>
+            <w:tcW w:type="dxa" w:w="1500"/>
+          </w:tcPr>
+          <w:p>
+            <w:pPr>
+              <w:jc w:val="center"/>
+            </w:pPr>
+            <w:r>
+              <w:rPr>
+                <w:rFonts w:ascii="Malgun Gothic" w:cs="Malgun Gothic" w:eastAsia="Malgun Gothic" w:hAnsi="Malgun Gothic"/>
+                <w:b w:val="false"/>
+                <w:bCs w:val="false"/>
+                <w:i/>
+                <w:iCs/>
+                <w:color w:val="9E9E9E"/>
+                <w:sz w:val="20"/>
+                <w:szCs w:val="20"/>
+              </w:rPr>
+              <w:t xml:space="preserve">자료 미제공 – 추후 업데이트</w:t>
+            </w:r>
+          </w:p>
+        </w:tc>
+      </w:tr>
+      <w:tr>
+        <w:tc>
+          <w:tcPr>
+            <w:tcW w:type="dxa" w:w="1600"/>
+          </w:tcPr>
+          <w:p>
+            <w:pPr>
+              <w:jc w:val="left"/>
+            </w:pPr>
+            <w:r>
+              <w:rPr>
+                <w:rFonts w:ascii="Malgun Gothic" w:cs="Malgun Gothic" w:eastAsia="Malgun Gothic" w:hAnsi="Malgun Gothic"/>
+                <w:b w:val="false"/>
+                <w:bCs w:val="false"/>
+                <w:i w:val="false"/>
+                <w:iCs w:val="false"/>
+                <w:color w:val="3F3F3F"/>
+                <w:sz w:val="20"/>
+                <w:szCs w:val="20"/>
+              </w:rPr>
+              <w:t xml:space="preserve">FS South</w:t>
+            </w:r>
+          </w:p>
+        </w:tc>
+        <w:tc>
+          <w:tcPr>
+            <w:tcW w:type="dxa" w:w="1300"/>
+          </w:tcPr>
+          <w:p>
+            <w:pPr>
+              <w:jc w:val="center"/>
+            </w:pPr>
+            <w:r>
+              <w:rPr>
+                <w:rFonts w:ascii="Malgun Gothic" w:cs="Malgun Gothic" w:eastAsia="Malgun Gothic" w:hAnsi="Malgun Gothic"/>
+                <w:b w:val="false"/>
+                <w:bCs w:val="false"/>
+                <w:i w:val="false"/>
+                <w:iCs w:val="false"/>
+                <w:color w:val="3F3F3F"/>
+                <w:sz w:val="20"/>
+                <w:szCs w:val="20"/>
+              </w:rPr>
+              <w:t xml:space="preserve">성기홍</w:t>
+            </w:r>
+          </w:p>
+        </w:tc>
+        <w:tc>
+          <w:tcPr>
+            <w:tcW w:type="dxa" w:w="1000"/>
+          </w:tcPr>
+          <w:p>
+            <w:pPr>
+              <w:jc w:val="center"/>
+            </w:pPr>
+            <w:r>
+              <w:rPr>
+                <w:rFonts w:ascii="Malgun Gothic" w:cs="Malgun Gothic" w:eastAsia="Malgun Gothic" w:hAnsi="Malgun Gothic"/>
+                <w:b w:val="false"/>
+                <w:bCs w:val="false"/>
+                <w:i w:val="false"/>
+                <w:iCs w:val="false"/>
+                <w:color w:val="3F3F3F"/>
+                <w:sz w:val="20"/>
+                <w:szCs w:val="20"/>
+              </w:rPr>
+              <w:t xml:space="preserve">11명</w:t>
+            </w:r>
+          </w:p>
+        </w:tc>
+        <w:tc>
+          <w:tcPr>
+            <w:tcW w:type="dxa" w:w="1500"/>
+          </w:tcPr>
+          <w:p>
+            <w:pPr>
+              <w:jc w:val="center"/>
+            </w:pPr>
+            <w:r>
+              <w:rPr>
+                <w:rFonts w:ascii="Malgun Gothic" w:cs="Malgun Gothic" w:eastAsia="Malgun Gothic" w:hAnsi="Malgun Gothic"/>
+                <w:b w:val="false"/>
+                <w:bCs w:val="false"/>
+                <w:i w:val="false"/>
+                <w:iCs w:val="false"/>
+                <w:color w:val="3F3F3F"/>
+                <w:sz w:val="20"/>
+                <w:szCs w:val="20"/>
+              </w:rPr>
+              <w:t xml:space="preserve">0</w:t>
+            </w:r>
+          </w:p>
+        </w:tc>
+        <w:tc>
+          <w:tcPr>
+            <w:tcW w:type="dxa" w:w="1500"/>
+          </w:tcPr>
+          <w:p>
+            <w:pPr>
+              <w:jc w:val="center"/>
+            </w:pPr>
+            <w:r>
+              <w:rPr>
+                <w:rFonts w:ascii="Malgun Gothic" w:cs="Malgun Gothic" w:eastAsia="Malgun Gothic" w:hAnsi="Malgun Gothic"/>
+                <w:b w:val="false"/>
+                <w:bCs w:val="false"/>
+                <w:i/>
+                <w:iCs/>
+                <w:color w:val="9E9E9E"/>
+                <w:sz w:val="20"/>
+                <w:szCs w:val="20"/>
+              </w:rPr>
+              <w:t xml:space="preserve">자료 미제공 – 추후 업데이트</w:t>
+            </w:r>
+          </w:p>
+        </w:tc>
+        <w:tc>
+          <w:tcPr>
+            <w:tcW w:type="dxa" w:w="1500"/>
+          </w:tcPr>
+          <w:p>
+            <w:pPr>
+              <w:jc w:val="center"/>
+            </w:pPr>
+            <w:r>
+              <w:rPr>
+                <w:rFonts w:ascii="Malgun Gothic" w:cs="Malgun Gothic" w:eastAsia="Malgun Gothic" w:hAnsi="Malgun Gothic"/>
+                <w:b w:val="false"/>
+                <w:bCs w:val="false"/>
+                <w:i/>
+                <w:iCs/>
+                <w:color w:val="9E9E9E"/>
+                <w:sz w:val="20"/>
+                <w:szCs w:val="20"/>
+              </w:rPr>
+              <w:t xml:space="preserve">자료 미제공 – 추후 업데이트</w:t>
+            </w:r>
+          </w:p>
+        </w:tc>
+        <w:tc>
+          <w:tcPr>
+            <w:tcW w:type="dxa" w:w="1500"/>
+          </w:tcPr>
+          <w:p>
+            <w:pPr>
+              <w:jc w:val="center"/>
+            </w:pPr>
+            <w:r>
+              <w:rPr>
+                <w:rFonts w:ascii="Malgun Gothic" w:cs="Malgun Gothic" w:eastAsia="Malgun Gothic" w:hAnsi="Malgun Gothic"/>
+                <w:b w:val="false"/>
+                <w:bCs w:val="false"/>
+                <w:i/>
+                <w:iCs/>
+                <w:color w:val="9E9E9E"/>
+                <w:sz w:val="20"/>
+                <w:szCs w:val="20"/>
+              </w:rPr>
+              <w:t xml:space="preserve">자료 미제공 – 추후 업데이트</w:t>
+            </w:r>
+          </w:p>
+        </w:tc>
+      </w:tr>
+      <w:tr>
+        <w:tc>
+          <w:tcPr>
+            <w:tcW w:type="dxa" w:w="1600"/>
+          </w:tcPr>
+          <w:p>
+            <w:pPr>
+              <w:jc w:val="left"/>
+            </w:pPr>
+            <w:r>
+              <w:rPr>
+                <w:rFonts w:ascii="Malgun Gothic" w:cs="Malgun Gothic" w:eastAsia="Malgun Gothic" w:hAnsi="Malgun Gothic"/>
+                <w:b w:val="false"/>
+                <w:bCs w:val="false"/>
+                <w:i w:val="false"/>
+                <w:iCs w:val="false"/>
+                <w:color w:val="3F3F3F"/>
+                <w:sz w:val="20"/>
+                <w:szCs w:val="20"/>
+              </w:rPr>
+              <w:t xml:space="preserve">FS Central</w:t>
+            </w:r>
+          </w:p>
+        </w:tc>
+        <w:tc>
+          <w:tcPr>
+            <w:tcW w:type="dxa" w:w="1300"/>
+          </w:tcPr>
+          <w:p>
+            <w:pPr>
+              <w:jc w:val="center"/>
+            </w:pPr>
+            <w:r>
+              <w:rPr>
+                <w:rFonts w:ascii="Malgun Gothic" w:cs="Malgun Gothic" w:eastAsia="Malgun Gothic" w:hAnsi="Malgun Gothic"/>
+                <w:b w:val="false"/>
+                <w:bCs w:val="false"/>
+                <w:i w:val="false"/>
+                <w:iCs w:val="false"/>
+                <w:color w:val="3F3F3F"/>
+                <w:sz w:val="20"/>
+                <w:szCs w:val="20"/>
+              </w:rPr>
+              <w:t xml:space="preserve">정근하</w:t>
+            </w:r>
+          </w:p>
+        </w:tc>
+        <w:tc>
+          <w:tcPr>
+            <w:tcW w:type="dxa" w:w="1000"/>
+          </w:tcPr>
+          <w:p>
+            <w:pPr>
+              <w:jc w:val="center"/>
+            </w:pPr>
+            <w:r>
+              <w:rPr>
+                <w:rFonts w:ascii="Malgun Gothic" w:cs="Malgun Gothic" w:eastAsia="Malgun Gothic" w:hAnsi="Malgun Gothic"/>
+                <w:b w:val="false"/>
+                <w:bCs w:val="false"/>
+                <w:i w:val="false"/>
+                <w:iCs w:val="false"/>
+                <w:color w:val="3F3F3F"/>
+                <w:sz w:val="20"/>
+                <w:szCs w:val="20"/>
+              </w:rPr>
+              <w:t xml:space="preserve">10명</w:t>
+            </w:r>
+          </w:p>
+        </w:tc>
+        <w:tc>
+          <w:tcPr>
+            <w:tcW w:type="dxa" w:w="1500"/>
+          </w:tcPr>
+          <w:p>
+            <w:pPr>
+              <w:jc w:val="center"/>
+            </w:pPr>
+            <w:r>
+              <w:rPr>
+                <w:rFonts w:ascii="Malgun Gothic" w:cs="Malgun Gothic" w:eastAsia="Malgun Gothic" w:hAnsi="Malgun Gothic"/>
+                <w:b w:val="false"/>
+                <w:bCs w:val="false"/>
+                <w:i w:val="false"/>
+                <w:iCs w:val="false"/>
+                <w:color w:val="3F3F3F"/>
+                <w:sz w:val="20"/>
+                <w:szCs w:val="20"/>
+              </w:rPr>
+              <w:t xml:space="preserve">4</w:t>
+            </w:r>
+          </w:p>
+        </w:tc>
+        <w:tc>
+          <w:tcPr>
+            <w:tcW w:type="dxa" w:w="1500"/>
+          </w:tcPr>
+          <w:p>
+            <w:pPr>
+              <w:jc w:val="center"/>
+            </w:pPr>
+            <w:r>
+              <w:rPr>
+                <w:rFonts w:ascii="Malgun Gothic" w:cs="Malgun Gothic" w:eastAsia="Malgun Gothic" w:hAnsi="Malgun Gothic"/>
+                <w:b w:val="false"/>
+                <w:bCs w:val="false"/>
+                <w:i/>
+                <w:iCs/>
+                <w:color w:val="9E9E9E"/>
+                <w:sz w:val="20"/>
+                <w:szCs w:val="20"/>
+              </w:rPr>
+              <w:t xml:space="preserve">자료 미제공 – 추후 업데이트</w:t>
+            </w:r>
+          </w:p>
+        </w:tc>
+        <w:tc>
+          <w:tcPr>
+            <w:tcW w:type="dxa" w:w="1500"/>
+          </w:tcPr>
+          <w:p>
+            <w:pPr>
+              <w:jc w:val="center"/>
+            </w:pPr>
+            <w:r>
+              <w:rPr>
+                <w:rFonts w:ascii="Malgun Gothic" w:cs="Malgun Gothic" w:eastAsia="Malgun Gothic" w:hAnsi="Malgun Gothic"/>
+                <w:b w:val="false"/>
+                <w:bCs w:val="false"/>
+                <w:i/>
+                <w:iCs/>
+                <w:color w:val="9E9E9E"/>
+                <w:sz w:val="20"/>
+                <w:szCs w:val="20"/>
+              </w:rPr>
+              <w:t xml:space="preserve">자료 미제공 – 추후 업데이트</w:t>
+            </w:r>
+          </w:p>
+        </w:tc>
+        <w:tc>
+          <w:tcPr>
+            <w:tcW w:type="dxa" w:w="1500"/>
+          </w:tcPr>
+          <w:p>
+            <w:pPr>
+              <w:jc w:val="center"/>
+            </w:pPr>
+            <w:r>
+              <w:rPr>
+                <w:rFonts w:ascii="Malgun Gothic" w:cs="Malgun Gothic" w:eastAsia="Malgun Gothic" w:hAnsi="Malgun Gothic"/>
+                <w:b w:val="false"/>
+                <w:bCs w:val="false"/>
+                <w:i/>
+                <w:iCs/>
+                <w:color w:val="9E9E9E"/>
+                <w:sz w:val="20"/>
+                <w:szCs w:val="20"/>
+              </w:rPr>
+              <w:t xml:space="preserve">자료 미제공 – 추후 업데이트</w:t>
+            </w:r>
+          </w:p>
+        </w:tc>
+      </w:tr>
+      <w:tr>
         <w:tc>
           <w:tcPr>
             <w:tcW w:type="dxa" w:w="1600"/>
@@ -913,20 +1006,68 @@
           </w:tcPr>
           <w:p>
             <w:pPr>
-              <w:jc w:val="center"/>
-            </w:pPr>
-            <w:r>
-              <w:rPr>
-                <w:rFonts w:ascii="Malgun Gothic" w:cs="Malgun Gothic" w:eastAsia="Malgun Gothic" w:hAnsi="Malgun Gothic"/>
-                <w:b w:val="false"/>
-                <w:bCs w:val="false"/>
+              <w:jc w:val="left"/>
+            </w:pPr>
+            <w:r>
+              <w:rPr>
+                <w:rFonts w:ascii="Malgun Gothic" w:cs="Malgun Gothic" w:eastAsia="Malgun Gothic" w:hAnsi="Malgun Gothic"/>
+                <w:b/>
+                <w:bCs/>
                 <w:i w:val="false"/>
                 <w:iCs w:val="false"/>
                 <w:color w:val="3F3F3F"/>
                 <w:sz w:val="20"/>
                 <w:szCs w:val="20"/>
               </w:rPr>
+              <w:t xml:space="preserve">합계</w:t>
+            </w:r>
+          </w:p>
+        </w:tc>
+        <w:tc>
+          <w:tcPr>
+            <w:tcW w:type="dxa" w:w="1300"/>
+            <w:shd w:fill="EAF1F8" w:color="auto" w:val="clear"/>
+          </w:tcPr>
+          <w:p>
+            <w:pPr>
+              <w:jc w:val="center"/>
+            </w:pPr>
+            <w:r>
+              <w:rPr>
+                <w:rFonts w:ascii="Malgun Gothic" w:cs="Malgun Gothic" w:eastAsia="Malgun Gothic" w:hAnsi="Malgun Gothic"/>
+                <w:b w:val="false"/>
+                <w:bCs w:val="false"/>
+                <w:i w:val="false"/>
+                <w:iCs w:val="false"/>
+                <w:color w:val="3F3F3F"/>
+                <w:sz w:val="20"/>
+                <w:szCs w:val="20"/>
+              </w:rPr>
               <w:t xml:space="preserve"/>
+            </w:r>
+          </w:p>
+        </w:tc>
+        <w:tc>
+          <w:tcPr>
+            <w:tcW w:type="dxa" w:w="1000"/>
+            <w:shd w:fill="EAF1F8" w:color="auto" w:val="clear"/>
+          </w:tcPr>
+          <w:p>
+            <w:pPr>
+              <w:jc w:val="center"/>
+            </w:pPr>
+            <w:r>
+              <w:rPr>
+                <w:rFonts w:ascii="Malgun Gothic" w:cs="Malgun Gothic" w:eastAsia="Malgun Gothic" w:hAnsi="Malgun Gothic"/>
+                <w:b/>
+                <w:bCs/>
+                <w:i w:val="false"/>
+                <w:iCs w:val="false"/>
+                <w:color w:val="3F3F3F"/>
+                <w:sz w:val="20"/>
+                <w:szCs w:val="20"/>
+              </w:rPr>
+              <w:t xml:space="preserve">44명</w:t>
             </w:r>
           </w:p>
         </w:tc>
@@ -1041,7 +1182,7 @@
           <w:sz w:val="22"/>
           <w:szCs w:val="22"/>
         </w:rPr>
-        <w:t xml:space="preserve">설치 건수는 신규 설치 기준(설치일정 관리 시트). 이전설치 4건 (FS East 3 · FS West 1), 장비 설치평가 4건 (SA팀 진행, FS팀 실적과 별도 집계)</w:t>
+        <w:t xml:space="preserve">팀장·인원수는 work-schedule.html 로스터 기준. 설치 건수는 신규 설치 기준(설치일정 관리 시트). 이전설치 4건 (FS East 3 · FS West 1), 장비 설치평가 4건 (SA팀 진행, FS팀 실적과 별도 집계)</w:t>
       </w:r>
     </w:p>
     <w:p>
@@ -3377,7 +3518,7 @@
     </w:p>
     <w:tbl>
       <w:tblPr>
-        <w:tblW w:type="dxa" w:w="8000"/>
+        <w:tblW w:type="dxa" w:w="8200"/>
         <w:tblBorders>
           <w:top w:val="single" w:color="auto" w:sz="4"/>
           <w:left w:val="single" w:color="auto" w:sz="4"/>
@@ -3389,16 +3530,17 @@
         <w:tblLayout w:type="fixed"/>
       </w:tblPr>
       <w:tblGrid>
+        <w:gridCol w:w="1300"/>
+        <w:gridCol w:w="1300"/>
+        <w:gridCol w:w="1400"/>
         <w:gridCol w:w="1600"/>
         <w:gridCol w:w="1600"/>
-        <w:gridCol w:w="1800"/>
-        <w:gridCol w:w="1800"/>
-        <w:gridCol w:w="1200"/>
+        <w:gridCol w:w="1000"/>
       </w:tblGrid>
       <w:tr>
         <w:tc>
           <w:tcPr>
-            <w:tcW w:type="dxa" w:w="1600"/>
+            <w:tcW w:type="dxa" w:w="1300"/>
             <w:shd w:fill="005BAC" w:color="auto" w:val="clear"/>
           </w:tcPr>
           <w:p>
@@ -3420,7 +3562,7 @@
         </w:tc>
         <w:tc>
           <w:tcPr>
-            <w:tcW w:type="dxa" w:w="1600"/>
+            <w:tcW w:type="dxa" w:w="1300"/>
             <w:shd w:fill="005BAC" w:color="auto" w:val="clear"/>
           </w:tcPr>
           <w:p>
@@ -3436,13 +3578,13 @@
                 <w:sz w:val="20"/>
                 <w:szCs w:val="20"/>
               </w:rPr>
-              <w:t xml:space="preserve">건수</w:t>
-            </w:r>
-          </w:p>
-        </w:tc>
-        <w:tc>
-          <w:tcPr>
-            <w:tcW w:type="dxa" w:w="1800"/>
+              <w:t xml:space="preserve">소속팀</w:t>
+            </w:r>
+          </w:p>
+        </w:tc>
+        <w:tc>
+          <w:tcPr>
+            <w:tcW w:type="dxa" w:w="1400"/>
             <w:shd w:fill="005BAC" w:color="auto" w:val="clear"/>
           </w:tcPr>
           <w:p>
@@ -3458,13 +3600,13 @@
                 <w:sz w:val="20"/>
                 <w:szCs w:val="20"/>
               </w:rPr>
-              <w:t xml:space="preserve">작업시간</w:t>
-            </w:r>
-          </w:p>
-        </w:tc>
-        <w:tc>
-          <w:tcPr>
-            <w:tcW w:type="dxa" w:w="1800"/>
+              <w:t xml:space="preserve">건수</w:t>
+            </w:r>
+          </w:p>
+        </w:tc>
+        <w:tc>
+          <w:tcPr>
+            <w:tcW w:type="dxa" w:w="1600"/>
             <w:shd w:fill="005BAC" w:color="auto" w:val="clear"/>
           </w:tcPr>
           <w:p>
@@ -3480,13 +3622,13 @@
                 <w:sz w:val="20"/>
                 <w:szCs w:val="20"/>
               </w:rPr>
-              <w:t xml:space="preserve">고장수리%</w:t>
-            </w:r>
-          </w:p>
-        </w:tc>
-        <w:tc>
-          <w:tcPr>
-            <w:tcW w:type="dxa" w:w="1200"/>
+              <w:t xml:space="preserve">작업시간</w:t>
+            </w:r>
+          </w:p>
+        </w:tc>
+        <w:tc>
+          <w:tcPr>
+            <w:tcW w:type="dxa" w:w="1600"/>
             <w:shd w:fill="005BAC" w:color="auto" w:val="clear"/>
           </w:tcPr>
           <w:p>
@@ -3502,6 +3644,28 @@
                 <w:sz w:val="20"/>
                 <w:szCs w:val="20"/>
               </w:rPr>
+              <w:t xml:space="preserve">고장수리%</w:t>
+            </w:r>
+          </w:p>
+        </w:tc>
+        <w:tc>
+          <w:tcPr>
+            <w:tcW w:type="dxa" w:w="1000"/>
+            <w:shd w:fill="005BAC" w:color="auto" w:val="clear"/>
+          </w:tcPr>
+          <w:p>
+            <w:pPr>
+              <w:jc w:val="center"/>
+            </w:pPr>
+            <w:r>
+              <w:rPr>
+                <w:rFonts w:ascii="Malgun Gothic" w:cs="Malgun Gothic" w:eastAsia="Malgun Gothic" w:hAnsi="Malgun Gothic"/>
+                <w:b/>
+                <w:bCs/>
+                <w:color w:val="FFFFFF"/>
+                <w:sz w:val="20"/>
+                <w:szCs w:val="20"/>
+              </w:rPr>
               <w:t xml:space="preserve">PM%</w:t>
             </w:r>
           </w:p>
@@ -3510,22 +3674,85 @@
       <w:tr>
         <w:tc>
           <w:tcPr>
+            <w:tcW w:type="dxa" w:w="1300"/>
+          </w:tcPr>
+          <w:p>
+            <w:pPr>
+              <w:jc w:val="left"/>
+            </w:pPr>
+            <w:r>
+              <w:rPr>
+                <w:rFonts w:ascii="Malgun Gothic" w:cs="Malgun Gothic" w:eastAsia="Malgun Gothic" w:hAnsi="Malgun Gothic"/>
+                <w:b w:val="false"/>
+                <w:bCs w:val="false"/>
+                <w:color w:val="3F3F3F"/>
+                <w:sz w:val="20"/>
+                <w:szCs w:val="20"/>
+              </w:rPr>
+              <w:t xml:space="preserve">이인구</w:t>
+            </w:r>
+          </w:p>
+        </w:tc>
+        <w:tc>
+          <w:tcPr>
+            <w:tcW w:type="dxa" w:w="1300"/>
+          </w:tcPr>
+          <w:p>
+            <w:pPr>
+              <w:jc w:val="center"/>
+            </w:pPr>
+            <w:r>
+              <w:rPr>
+                <w:rFonts w:ascii="Malgun Gothic" w:cs="Malgun Gothic" w:eastAsia="Malgun Gothic" w:hAnsi="Malgun Gothic"/>
+                <w:b w:val="false"/>
+                <w:bCs w:val="false"/>
+                <w:color w:val="3F3F3F"/>
+                <w:sz w:val="20"/>
+                <w:szCs w:val="20"/>
+              </w:rPr>
+              <w:t xml:space="preserve">FS West</w:t>
+            </w:r>
+          </w:p>
+        </w:tc>
+        <w:tc>
+          <w:tcPr>
+            <w:tcW w:type="dxa" w:w="1400"/>
+          </w:tcPr>
+          <w:p>
+            <w:pPr>
+              <w:jc w:val="center"/>
+            </w:pPr>
+            <w:r>
+              <w:rPr>
+                <w:rFonts w:ascii="Malgun Gothic" w:cs="Malgun Gothic" w:eastAsia="Malgun Gothic" w:hAnsi="Malgun Gothic"/>
+                <w:b w:val="false"/>
+                <w:bCs w:val="false"/>
+                <w:color w:val="3F3F3F"/>
+                <w:sz w:val="20"/>
+                <w:szCs w:val="20"/>
+              </w:rPr>
+              <w:t xml:space="preserve">1727</w:t>
+            </w:r>
+          </w:p>
+        </w:tc>
+        <w:tc>
+          <w:tcPr>
             <w:tcW w:type="dxa" w:w="1600"/>
           </w:tcPr>
           <w:p>
             <w:pPr>
-              <w:jc w:val="left"/>
-            </w:pPr>
-            <w:r>
-              <w:rPr>
-                <w:rFonts w:ascii="Malgun Gothic" w:cs="Malgun Gothic" w:eastAsia="Malgun Gothic" w:hAnsi="Malgun Gothic"/>
-                <w:b w:val="false"/>
-                <w:bCs w:val="false"/>
-                <w:color w:val="3F3F3F"/>
-                <w:sz w:val="20"/>
-                <w:szCs w:val="20"/>
-              </w:rPr>
-              <w:t xml:space="preserve">이인구</w:t>
+              <w:jc w:val="center"/>
+            </w:pPr>
+            <w:r>
+              <w:rPr>
+                <w:rFonts w:ascii="Malgun Gothic" w:cs="Malgun Gothic" w:eastAsia="Malgun Gothic" w:hAnsi="Malgun Gothic"/>
+                <w:b w:val="false"/>
+                <w:bCs w:val="false"/>
+                <w:color w:val="3F3F3F"/>
+                <w:sz w:val="20"/>
+                <w:szCs w:val="20"/>
+              </w:rPr>
+              <w:t xml:space="preserve">2760h</w:t>
             </w:r>
           </w:p>
         </w:tc>
@@ -3546,55 +3773,13 @@
                 <w:sz w:val="20"/>
                 <w:szCs w:val="20"/>
               </w:rPr>
-              <w:t xml:space="preserve">1727</w:t>
-            </w:r>
-          </w:p>
-        </w:tc>
-        <w:tc>
-          <w:tcPr>
-            <w:tcW w:type="dxa" w:w="1800"/>
-          </w:tcPr>
-          <w:p>
-            <w:pPr>
-              <w:jc w:val="center"/>
-            </w:pPr>
-            <w:r>
-              <w:rPr>
-                <w:rFonts w:ascii="Malgun Gothic" w:cs="Malgun Gothic" w:eastAsia="Malgun Gothic" w:hAnsi="Malgun Gothic"/>
-                <w:b w:val="false"/>
-                <w:bCs w:val="false"/>
-                <w:color w:val="3F3F3F"/>
-                <w:sz w:val="20"/>
-                <w:szCs w:val="20"/>
-              </w:rPr>
-              <w:t xml:space="preserve">2760h</w:t>
-            </w:r>
-          </w:p>
-        </w:tc>
-        <w:tc>
-          <w:tcPr>
-            <w:tcW w:type="dxa" w:w="1800"/>
-          </w:tcPr>
-          <w:p>
-            <w:pPr>
-              <w:jc w:val="center"/>
-            </w:pPr>
-            <w:r>
-              <w:rPr>
-                <w:rFonts w:ascii="Malgun Gothic" w:cs="Malgun Gothic" w:eastAsia="Malgun Gothic" w:hAnsi="Malgun Gothic"/>
-                <w:b w:val="false"/>
-                <w:bCs w:val="false"/>
-                <w:color w:val="3F3F3F"/>
-                <w:sz w:val="20"/>
-                <w:szCs w:val="20"/>
-              </w:rPr>
               <w:t xml:space="preserve">44.4%</w:t>
             </w:r>
           </w:p>
         </w:tc>
         <w:tc>
           <w:tcPr>
-            <w:tcW w:type="dxa" w:w="1200"/>
+            <w:tcW w:type="dxa" w:w="1000"/>
           </w:tcPr>
           <w:p>
             <w:pPr>
@@ -3617,22 +3802,85 @@
       <w:tr>
         <w:tc>
           <w:tcPr>
+            <w:tcW w:type="dxa" w:w="1300"/>
+          </w:tcPr>
+          <w:p>
+            <w:pPr>
+              <w:jc w:val="left"/>
+            </w:pPr>
+            <w:r>
+              <w:rPr>
+                <w:rFonts w:ascii="Malgun Gothic" w:cs="Malgun Gothic" w:eastAsia="Malgun Gothic" w:hAnsi="Malgun Gothic"/>
+                <w:b w:val="false"/>
+                <w:bCs w:val="false"/>
+                <w:color w:val="3F3F3F"/>
+                <w:sz w:val="20"/>
+                <w:szCs w:val="20"/>
+              </w:rPr>
+              <w:t xml:space="preserve">조수호</w:t>
+            </w:r>
+          </w:p>
+        </w:tc>
+        <w:tc>
+          <w:tcPr>
+            <w:tcW w:type="dxa" w:w="1300"/>
+          </w:tcPr>
+          <w:p>
+            <w:pPr>
+              <w:jc w:val="center"/>
+            </w:pPr>
+            <w:r>
+              <w:rPr>
+                <w:rFonts w:ascii="Malgun Gothic" w:cs="Malgun Gothic" w:eastAsia="Malgun Gothic" w:hAnsi="Malgun Gothic"/>
+                <w:b w:val="false"/>
+                <w:bCs w:val="false"/>
+                <w:color w:val="3F3F3F"/>
+                <w:sz w:val="20"/>
+                <w:szCs w:val="20"/>
+              </w:rPr>
+              <w:t xml:space="preserve">FS South</w:t>
+            </w:r>
+          </w:p>
+        </w:tc>
+        <w:tc>
+          <w:tcPr>
+            <w:tcW w:type="dxa" w:w="1400"/>
+          </w:tcPr>
+          <w:p>
+            <w:pPr>
+              <w:jc w:val="center"/>
+            </w:pPr>
+            <w:r>
+              <w:rPr>
+                <w:rFonts w:ascii="Malgun Gothic" w:cs="Malgun Gothic" w:eastAsia="Malgun Gothic" w:hAnsi="Malgun Gothic"/>
+                <w:b w:val="false"/>
+                <w:bCs w:val="false"/>
+                <w:color w:val="3F3F3F"/>
+                <w:sz w:val="20"/>
+                <w:szCs w:val="20"/>
+              </w:rPr>
+              <w:t xml:space="preserve">1469</w:t>
+            </w:r>
+          </w:p>
+        </w:tc>
+        <w:tc>
+          <w:tcPr>
             <w:tcW w:type="dxa" w:w="1600"/>
           </w:tcPr>
           <w:p>
             <w:pPr>
-              <w:jc w:val="left"/>
-            </w:pPr>
-            <w:r>
-              <w:rPr>
-                <w:rFonts w:ascii="Malgun Gothic" w:cs="Malgun Gothic" w:eastAsia="Malgun Gothic" w:hAnsi="Malgun Gothic"/>
-                <w:b w:val="false"/>
-                <w:bCs w:val="false"/>
-                <w:color w:val="3F3F3F"/>
-                <w:sz w:val="20"/>
-                <w:szCs w:val="20"/>
-              </w:rPr>
-              <w:t xml:space="preserve">조수호</w:t>
+              <w:jc w:val="center"/>
+            </w:pPr>
+            <w:r>
+              <w:rPr>
+                <w:rFonts w:ascii="Malgun Gothic" w:cs="Malgun Gothic" w:eastAsia="Malgun Gothic" w:hAnsi="Malgun Gothic"/>
+                <w:b w:val="false"/>
+                <w:bCs w:val="false"/>
+                <w:color w:val="3F3F3F"/>
+                <w:sz w:val="20"/>
+                <w:szCs w:val="20"/>
+              </w:rPr>
+              <w:t xml:space="preserve">2081h</w:t>
             </w:r>
           </w:p>
         </w:tc>
@@ -3653,55 +3901,13 @@
                 <w:sz w:val="20"/>
                 <w:szCs w:val="20"/>
               </w:rPr>
-              <w:t xml:space="preserve">1469</w:t>
-            </w:r>
-          </w:p>
-        </w:tc>
-        <w:tc>
-          <w:tcPr>
-            <w:tcW w:type="dxa" w:w="1800"/>
-          </w:tcPr>
-          <w:p>
-            <w:pPr>
-              <w:jc w:val="center"/>
-            </w:pPr>
-            <w:r>
-              <w:rPr>
-                <w:rFonts w:ascii="Malgun Gothic" w:cs="Malgun Gothic" w:eastAsia="Malgun Gothic" w:hAnsi="Malgun Gothic"/>
-                <w:b w:val="false"/>
-                <w:bCs w:val="false"/>
-                <w:color w:val="3F3F3F"/>
-                <w:sz w:val="20"/>
-                <w:szCs w:val="20"/>
-              </w:rPr>
-              <w:t xml:space="preserve">2081h</w:t>
-            </w:r>
-          </w:p>
-        </w:tc>
-        <w:tc>
-          <w:tcPr>
-            <w:tcW w:type="dxa" w:w="1800"/>
-          </w:tcPr>
-          <w:p>
-            <w:pPr>
-              <w:jc w:val="center"/>
-            </w:pPr>
-            <w:r>
-              <w:rPr>
-                <w:rFonts w:ascii="Malgun Gothic" w:cs="Malgun Gothic" w:eastAsia="Malgun Gothic" w:hAnsi="Malgun Gothic"/>
-                <w:b w:val="false"/>
-                <w:bCs w:val="false"/>
-                <w:color w:val="3F3F3F"/>
-                <w:sz w:val="20"/>
-                <w:szCs w:val="20"/>
-              </w:rPr>
               <w:t xml:space="preserve">19.7%</w:t>
             </w:r>
           </w:p>
         </w:tc>
         <w:tc>
           <w:tcPr>
-            <w:tcW w:type="dxa" w:w="1200"/>
+            <w:tcW w:type="dxa" w:w="1000"/>
           </w:tcPr>
           <w:p>
             <w:pPr>
@@ -3724,22 +3930,85 @@
       <w:tr>
         <w:tc>
           <w:tcPr>
+            <w:tcW w:type="dxa" w:w="1300"/>
+          </w:tcPr>
+          <w:p>
+            <w:pPr>
+              <w:jc w:val="left"/>
+            </w:pPr>
+            <w:r>
+              <w:rPr>
+                <w:rFonts w:ascii="Malgun Gothic" w:cs="Malgun Gothic" w:eastAsia="Malgun Gothic" w:hAnsi="Malgun Gothic"/>
+                <w:b w:val="false"/>
+                <w:bCs w:val="false"/>
+                <w:color w:val="3F3F3F"/>
+                <w:sz w:val="20"/>
+                <w:szCs w:val="20"/>
+              </w:rPr>
+              <w:t xml:space="preserve">김태현</w:t>
+            </w:r>
+          </w:p>
+        </w:tc>
+        <w:tc>
+          <w:tcPr>
+            <w:tcW w:type="dxa" w:w="1300"/>
+          </w:tcPr>
+          <w:p>
+            <w:pPr>
+              <w:jc w:val="center"/>
+            </w:pPr>
+            <w:r>
+              <w:rPr>
+                <w:rFonts w:ascii="Malgun Gothic" w:cs="Malgun Gothic" w:eastAsia="Malgun Gothic" w:hAnsi="Malgun Gothic"/>
+                <w:b w:val="false"/>
+                <w:bCs w:val="false"/>
+                <w:color w:val="3F3F3F"/>
+                <w:sz w:val="20"/>
+                <w:szCs w:val="20"/>
+              </w:rPr>
+              <w:t xml:space="preserve">FS South</w:t>
+            </w:r>
+          </w:p>
+        </w:tc>
+        <w:tc>
+          <w:tcPr>
+            <w:tcW w:type="dxa" w:w="1400"/>
+          </w:tcPr>
+          <w:p>
+            <w:pPr>
+              <w:jc w:val="center"/>
+            </w:pPr>
+            <w:r>
+              <w:rPr>
+                <w:rFonts w:ascii="Malgun Gothic" w:cs="Malgun Gothic" w:eastAsia="Malgun Gothic" w:hAnsi="Malgun Gothic"/>
+                <w:b w:val="false"/>
+                <w:bCs w:val="false"/>
+                <w:color w:val="3F3F3F"/>
+                <w:sz w:val="20"/>
+                <w:szCs w:val="20"/>
+              </w:rPr>
+              <w:t xml:space="preserve">1409</w:t>
+            </w:r>
+          </w:p>
+        </w:tc>
+        <w:tc>
+          <w:tcPr>
             <w:tcW w:type="dxa" w:w="1600"/>
           </w:tcPr>
           <w:p>
             <w:pPr>
-              <w:jc w:val="left"/>
-            </w:pPr>
-            <w:r>
-              <w:rPr>
-                <w:rFonts w:ascii="Malgun Gothic" w:cs="Malgun Gothic" w:eastAsia="Malgun Gothic" w:hAnsi="Malgun Gothic"/>
-                <w:b w:val="false"/>
-                <w:bCs w:val="false"/>
-                <w:color w:val="3F3F3F"/>
-                <w:sz w:val="20"/>
-                <w:szCs w:val="20"/>
-              </w:rPr>
-              <w:t xml:space="preserve">김태현</w:t>
+              <w:jc w:val="center"/>
+            </w:pPr>
+            <w:r>
+              <w:rPr>
+                <w:rFonts w:ascii="Malgun Gothic" w:cs="Malgun Gothic" w:eastAsia="Malgun Gothic" w:hAnsi="Malgun Gothic"/>
+                <w:b w:val="false"/>
+                <w:bCs w:val="false"/>
+                <w:color w:val="3F3F3F"/>
+                <w:sz w:val="20"/>
+                <w:szCs w:val="20"/>
+              </w:rPr>
+              <w:t xml:space="preserve">2101h</w:t>
             </w:r>
           </w:p>
         </w:tc>
@@ -3760,55 +4029,13 @@
                 <w:sz w:val="20"/>
                 <w:szCs w:val="20"/>
               </w:rPr>
-              <w:t xml:space="preserve">1409</w:t>
-            </w:r>
-          </w:p>
-        </w:tc>
-        <w:tc>
-          <w:tcPr>
-            <w:tcW w:type="dxa" w:w="1800"/>
-          </w:tcPr>
-          <w:p>
-            <w:pPr>
-              <w:jc w:val="center"/>
-            </w:pPr>
-            <w:r>
-              <w:rPr>
-                <w:rFonts w:ascii="Malgun Gothic" w:cs="Malgun Gothic" w:eastAsia="Malgun Gothic" w:hAnsi="Malgun Gothic"/>
-                <w:b w:val="false"/>
-                <w:bCs w:val="false"/>
-                <w:color w:val="3F3F3F"/>
-                <w:sz w:val="20"/>
-                <w:szCs w:val="20"/>
-              </w:rPr>
-              <w:t xml:space="preserve">2101h</w:t>
-            </w:r>
-          </w:p>
-        </w:tc>
-        <w:tc>
-          <w:tcPr>
-            <w:tcW w:type="dxa" w:w="1800"/>
-          </w:tcPr>
-          <w:p>
-            <w:pPr>
-              <w:jc w:val="center"/>
-            </w:pPr>
-            <w:r>
-              <w:rPr>
-                <w:rFonts w:ascii="Malgun Gothic" w:cs="Malgun Gothic" w:eastAsia="Malgun Gothic" w:hAnsi="Malgun Gothic"/>
-                <w:b w:val="false"/>
-                <w:bCs w:val="false"/>
-                <w:color w:val="3F3F3F"/>
-                <w:sz w:val="20"/>
-                <w:szCs w:val="20"/>
-              </w:rPr>
               <w:t xml:space="preserve">29.7%</w:t>
             </w:r>
           </w:p>
         </w:tc>
         <w:tc>
           <w:tcPr>
-            <w:tcW w:type="dxa" w:w="1200"/>
+            <w:tcW w:type="dxa" w:w="1000"/>
           </w:tcPr>
           <w:p>
             <w:pPr>
@@ -3831,22 +4058,85 @@
       <w:tr>
         <w:tc>
           <w:tcPr>
+            <w:tcW w:type="dxa" w:w="1300"/>
+          </w:tcPr>
+          <w:p>
+            <w:pPr>
+              <w:jc w:val="left"/>
+            </w:pPr>
+            <w:r>
+              <w:rPr>
+                <w:rFonts w:ascii="Malgun Gothic" w:cs="Malgun Gothic" w:eastAsia="Malgun Gothic" w:hAnsi="Malgun Gothic"/>
+                <w:b w:val="false"/>
+                <w:bCs w:val="false"/>
+                <w:color w:val="3F3F3F"/>
+                <w:sz w:val="20"/>
+                <w:szCs w:val="20"/>
+              </w:rPr>
+              <w:t xml:space="preserve">박석영</w:t>
+            </w:r>
+          </w:p>
+        </w:tc>
+        <w:tc>
+          <w:tcPr>
+            <w:tcW w:type="dxa" w:w="1300"/>
+          </w:tcPr>
+          <w:p>
+            <w:pPr>
+              <w:jc w:val="center"/>
+            </w:pPr>
+            <w:r>
+              <w:rPr>
+                <w:rFonts w:ascii="Malgun Gothic" w:cs="Malgun Gothic" w:eastAsia="Malgun Gothic" w:hAnsi="Malgun Gothic"/>
+                <w:b w:val="false"/>
+                <w:bCs w:val="false"/>
+                <w:color w:val="3F3F3F"/>
+                <w:sz w:val="20"/>
+                <w:szCs w:val="20"/>
+              </w:rPr>
+              <w:t xml:space="preserve">FS South</w:t>
+            </w:r>
+          </w:p>
+        </w:tc>
+        <w:tc>
+          <w:tcPr>
+            <w:tcW w:type="dxa" w:w="1400"/>
+          </w:tcPr>
+          <w:p>
+            <w:pPr>
+              <w:jc w:val="center"/>
+            </w:pPr>
+            <w:r>
+              <w:rPr>
+                <w:rFonts w:ascii="Malgun Gothic" w:cs="Malgun Gothic" w:eastAsia="Malgun Gothic" w:hAnsi="Malgun Gothic"/>
+                <w:b w:val="false"/>
+                <w:bCs w:val="false"/>
+                <w:color w:val="3F3F3F"/>
+                <w:sz w:val="20"/>
+                <w:szCs w:val="20"/>
+              </w:rPr>
+              <w:t xml:space="preserve">1397</w:t>
+            </w:r>
+          </w:p>
+        </w:tc>
+        <w:tc>
+          <w:tcPr>
             <w:tcW w:type="dxa" w:w="1600"/>
           </w:tcPr>
           <w:p>
             <w:pPr>
-              <w:jc w:val="left"/>
-            </w:pPr>
-            <w:r>
-              <w:rPr>
-                <w:rFonts w:ascii="Malgun Gothic" w:cs="Malgun Gothic" w:eastAsia="Malgun Gothic" w:hAnsi="Malgun Gothic"/>
-                <w:b w:val="false"/>
-                <w:bCs w:val="false"/>
-                <w:color w:val="3F3F3F"/>
-                <w:sz w:val="20"/>
-                <w:szCs w:val="20"/>
-              </w:rPr>
-              <w:t xml:space="preserve">박석영</w:t>
+              <w:jc w:val="center"/>
+            </w:pPr>
+            <w:r>
+              <w:rPr>
+                <w:rFonts w:ascii="Malgun Gothic" w:cs="Malgun Gothic" w:eastAsia="Malgun Gothic" w:hAnsi="Malgun Gothic"/>
+                <w:b w:val="false"/>
+                <w:bCs w:val="false"/>
+                <w:color w:val="3F3F3F"/>
+                <w:sz w:val="20"/>
+                <w:szCs w:val="20"/>
+              </w:rPr>
+              <w:t xml:space="preserve">2005h</w:t>
             </w:r>
           </w:p>
         </w:tc>
@@ -3867,55 +4157,13 @@
                 <w:sz w:val="20"/>
                 <w:szCs w:val="20"/>
               </w:rPr>
-              <w:t xml:space="preserve">1397</w:t>
-            </w:r>
-          </w:p>
-        </w:tc>
-        <w:tc>
-          <w:tcPr>
-            <w:tcW w:type="dxa" w:w="1800"/>
-          </w:tcPr>
-          <w:p>
-            <w:pPr>
-              <w:jc w:val="center"/>
-            </w:pPr>
-            <w:r>
-              <w:rPr>
-                <w:rFonts w:ascii="Malgun Gothic" w:cs="Malgun Gothic" w:eastAsia="Malgun Gothic" w:hAnsi="Malgun Gothic"/>
-                <w:b w:val="false"/>
-                <w:bCs w:val="false"/>
-                <w:color w:val="3F3F3F"/>
-                <w:sz w:val="20"/>
-                <w:szCs w:val="20"/>
-              </w:rPr>
-              <w:t xml:space="preserve">2005h</w:t>
-            </w:r>
-          </w:p>
-        </w:tc>
-        <w:tc>
-          <w:tcPr>
-            <w:tcW w:type="dxa" w:w="1800"/>
-          </w:tcPr>
-          <w:p>
-            <w:pPr>
-              <w:jc w:val="center"/>
-            </w:pPr>
-            <w:r>
-              <w:rPr>
-                <w:rFonts w:ascii="Malgun Gothic" w:cs="Malgun Gothic" w:eastAsia="Malgun Gothic" w:hAnsi="Malgun Gothic"/>
-                <w:b w:val="false"/>
-                <w:bCs w:val="false"/>
-                <w:color w:val="3F3F3F"/>
-                <w:sz w:val="20"/>
-                <w:szCs w:val="20"/>
-              </w:rPr>
               <w:t xml:space="preserve">31.6%</w:t>
             </w:r>
           </w:p>
         </w:tc>
         <w:tc>
           <w:tcPr>
-            <w:tcW w:type="dxa" w:w="1200"/>
+            <w:tcW w:type="dxa" w:w="1000"/>
           </w:tcPr>
           <w:p>
             <w:pPr>
@@ -3938,22 +4186,85 @@
       <w:tr>
         <w:tc>
           <w:tcPr>
+            <w:tcW w:type="dxa" w:w="1300"/>
+          </w:tcPr>
+          <w:p>
+            <w:pPr>
+              <w:jc w:val="left"/>
+            </w:pPr>
+            <w:r>
+              <w:rPr>
+                <w:rFonts w:ascii="Malgun Gothic" w:cs="Malgun Gothic" w:eastAsia="Malgun Gothic" w:hAnsi="Malgun Gothic"/>
+                <w:b w:val="false"/>
+                <w:bCs w:val="false"/>
+                <w:color w:val="3F3F3F"/>
+                <w:sz w:val="20"/>
+                <w:szCs w:val="20"/>
+              </w:rPr>
+              <w:t xml:space="preserve">이준민</w:t>
+            </w:r>
+          </w:p>
+        </w:tc>
+        <w:tc>
+          <w:tcPr>
+            <w:tcW w:type="dxa" w:w="1300"/>
+          </w:tcPr>
+          <w:p>
+            <w:pPr>
+              <w:jc w:val="center"/>
+            </w:pPr>
+            <w:r>
+              <w:rPr>
+                <w:rFonts w:ascii="Malgun Gothic" w:cs="Malgun Gothic" w:eastAsia="Malgun Gothic" w:hAnsi="Malgun Gothic"/>
+                <w:b w:val="false"/>
+                <w:bCs w:val="false"/>
+                <w:color w:val="3F3F3F"/>
+                <w:sz w:val="20"/>
+                <w:szCs w:val="20"/>
+              </w:rPr>
+              <w:t xml:space="preserve">FS South</w:t>
+            </w:r>
+          </w:p>
+        </w:tc>
+        <w:tc>
+          <w:tcPr>
+            <w:tcW w:type="dxa" w:w="1400"/>
+          </w:tcPr>
+          <w:p>
+            <w:pPr>
+              <w:jc w:val="center"/>
+            </w:pPr>
+            <w:r>
+              <w:rPr>
+                <w:rFonts w:ascii="Malgun Gothic" w:cs="Malgun Gothic" w:eastAsia="Malgun Gothic" w:hAnsi="Malgun Gothic"/>
+                <w:b w:val="false"/>
+                <w:bCs w:val="false"/>
+                <w:color w:val="3F3F3F"/>
+                <w:sz w:val="20"/>
+                <w:szCs w:val="20"/>
+              </w:rPr>
+              <w:t xml:space="preserve">1391</w:t>
+            </w:r>
+          </w:p>
+        </w:tc>
+        <w:tc>
+          <w:tcPr>
             <w:tcW w:type="dxa" w:w="1600"/>
           </w:tcPr>
           <w:p>
             <w:pPr>
-              <w:jc w:val="left"/>
-            </w:pPr>
-            <w:r>
-              <w:rPr>
-                <w:rFonts w:ascii="Malgun Gothic" w:cs="Malgun Gothic" w:eastAsia="Malgun Gothic" w:hAnsi="Malgun Gothic"/>
-                <w:b w:val="false"/>
-                <w:bCs w:val="false"/>
-                <w:color w:val="3F3F3F"/>
-                <w:sz w:val="20"/>
-                <w:szCs w:val="20"/>
-              </w:rPr>
-              <w:t xml:space="preserve">이준민</w:t>
+              <w:jc w:val="center"/>
+            </w:pPr>
+            <w:r>
+              <w:rPr>
+                <w:rFonts w:ascii="Malgun Gothic" w:cs="Malgun Gothic" w:eastAsia="Malgun Gothic" w:hAnsi="Malgun Gothic"/>
+                <w:b w:val="false"/>
+                <w:bCs w:val="false"/>
+                <w:color w:val="3F3F3F"/>
+                <w:sz w:val="20"/>
+                <w:szCs w:val="20"/>
+              </w:rPr>
+              <w:t xml:space="preserve">2713h</w:t>
             </w:r>
           </w:p>
         </w:tc>
@@ -3974,55 +4285,13 @@
                 <w:sz w:val="20"/>
                 <w:szCs w:val="20"/>
               </w:rPr>
-              <w:t xml:space="preserve">1391</w:t>
-            </w:r>
-          </w:p>
-        </w:tc>
-        <w:tc>
-          <w:tcPr>
-            <w:tcW w:type="dxa" w:w="1800"/>
-          </w:tcPr>
-          <w:p>
-            <w:pPr>
-              <w:jc w:val="center"/>
-            </w:pPr>
-            <w:r>
-              <w:rPr>
-                <w:rFonts w:ascii="Malgun Gothic" w:cs="Malgun Gothic" w:eastAsia="Malgun Gothic" w:hAnsi="Malgun Gothic"/>
-                <w:b w:val="false"/>
-                <w:bCs w:val="false"/>
-                <w:color w:val="3F3F3F"/>
-                <w:sz w:val="20"/>
-                <w:szCs w:val="20"/>
-              </w:rPr>
-              <w:t xml:space="preserve">2713h</w:t>
-            </w:r>
-          </w:p>
-        </w:tc>
-        <w:tc>
-          <w:tcPr>
-            <w:tcW w:type="dxa" w:w="1800"/>
-          </w:tcPr>
-          <w:p>
-            <w:pPr>
-              <w:jc w:val="center"/>
-            </w:pPr>
-            <w:r>
-              <w:rPr>
-                <w:rFonts w:ascii="Malgun Gothic" w:cs="Malgun Gothic" w:eastAsia="Malgun Gothic" w:hAnsi="Malgun Gothic"/>
-                <w:b w:val="false"/>
-                <w:bCs w:val="false"/>
-                <w:color w:val="3F3F3F"/>
-                <w:sz w:val="20"/>
-                <w:szCs w:val="20"/>
-              </w:rPr>
               <w:t xml:space="preserve">30.9%</w:t>
             </w:r>
           </w:p>
         </w:tc>
         <w:tc>
           <w:tcPr>
-            <w:tcW w:type="dxa" w:w="1200"/>
+            <w:tcW w:type="dxa" w:w="1000"/>
           </w:tcPr>
           <w:p>
             <w:pPr>
@@ -4056,7 +4325,7 @@
           <w:sz w:val="22"/>
           <w:szCs w:val="22"/>
         </w:rPr>
-        <w:t xml:space="preserve">데이터 소스: CRM 약속·활동 로그 (담당자·시작/종료시간 기준, 취소 건 제외)</w:t>
+        <w:t xml:space="preserve">데이터 소스: CRM 약속·활동 로그(담당자·시작/종료시간 기준, 취소 건 제외) + work-schedule.html 로스터(소속팀 매핑)</w:t>
       </w:r>
     </w:p>
     <w:p>

--- a/reports/FSG_월간서비스보고_202607/FSG_월간서비스보고_202607.docx
+++ b/reports/FSG_월간서비스보고_202607/FSG_월간서비스보고_202607.docx
@@ -1576,6 +1576,642 @@
         </w:tc>
       </w:tr>
     </w:tbl>
+    <w:p>
+      <w:pPr>
+        <w:spacing w:after="160"/>
+      </w:pPr>
+      <w:r>
+        <w:rPr>
+          <w:rFonts w:ascii="Malgun Gothic" w:cs="Malgun Gothic" w:eastAsia="Malgun Gothic" w:hAnsi="Malgun Gothic"/>
+          <w:color w:val="3F3F3F"/>
+          <w:sz w:val="22"/>
+          <w:szCs w:val="22"/>
+        </w:rPr>
+        <w:t xml:space="preserve"/>
+      </w:r>
+    </w:p>
+    <w:p>
+      <w:pPr>
+        <w:spacing w:after="160"/>
+      </w:pPr>
+      <w:r>
+        <w:rPr>
+          <w:rFonts w:ascii="Malgun Gothic" w:cs="Malgun Gothic" w:eastAsia="Malgun Gothic" w:hAnsi="Malgun Gothic"/>
+          <w:color w:val="3F3F3F"/>
+          <w:sz w:val="22"/>
+          <w:szCs w:val="22"/>
+        </w:rPr>
+        <w:t xml:space="preserve">서비스 SLA 월별 추이 (24시간 이내 해결 비율)</w:t>
+      </w:r>
+    </w:p>
+    <w:tbl>
+      <w:tblPr>
+        <w:tblW w:type="dxa" w:w="6000"/>
+        <w:tblBorders>
+          <w:top w:val="single" w:color="auto" w:sz="4"/>
+          <w:left w:val="single" w:color="auto" w:sz="4"/>
+          <w:bottom w:val="single" w:color="auto" w:sz="4"/>
+          <w:right w:val="single" w:color="auto" w:sz="4"/>
+          <w:insideH w:val="single" w:color="auto" w:sz="4"/>
+          <w:insideV w:val="single" w:color="auto" w:sz="4"/>
+        </w:tblBorders>
+        <w:tblLayout w:type="fixed"/>
+      </w:tblPr>
+      <w:tblGrid>
+        <w:gridCol w:w="3000"/>
+        <w:gridCol w:w="3000"/>
+      </w:tblGrid>
+      <w:tr>
+        <w:tc>
+          <w:tcPr>
+            <w:tcW w:type="dxa" w:w="3000"/>
+            <w:shd w:fill="005BAC" w:color="auto" w:val="clear"/>
+          </w:tcPr>
+          <w:p>
+            <w:pPr>
+              <w:jc w:val="center"/>
+            </w:pPr>
+            <w:r>
+              <w:rPr>
+                <w:rFonts w:ascii="Malgun Gothic" w:cs="Malgun Gothic" w:eastAsia="Malgun Gothic" w:hAnsi="Malgun Gothic"/>
+                <w:b/>
+                <w:bCs/>
+                <w:color w:val="FFFFFF"/>
+                <w:sz w:val="20"/>
+                <w:szCs w:val="20"/>
+              </w:rPr>
+              <w:t xml:space="preserve">월</w:t>
+            </w:r>
+          </w:p>
+        </w:tc>
+        <w:tc>
+          <w:tcPr>
+            <w:tcW w:type="dxa" w:w="3000"/>
+            <w:shd w:fill="005BAC" w:color="auto" w:val="clear"/>
+          </w:tcPr>
+          <w:p>
+            <w:pPr>
+              <w:jc w:val="center"/>
+            </w:pPr>
+            <w:r>
+              <w:rPr>
+                <w:rFonts w:ascii="Malgun Gothic" w:cs="Malgun Gothic" w:eastAsia="Malgun Gothic" w:hAnsi="Malgun Gothic"/>
+                <w:b/>
+                <w:bCs/>
+                <w:color w:val="FFFFFF"/>
+                <w:sz w:val="20"/>
+                <w:szCs w:val="20"/>
+              </w:rPr>
+              <w:t xml:space="preserve">SLA 준수율</w:t>
+            </w:r>
+          </w:p>
+        </w:tc>
+      </w:tr>
+      <w:tr>
+        <w:tc>
+          <w:tcPr>
+            <w:tcW w:type="dxa" w:w="3000"/>
+          </w:tcPr>
+          <w:p>
+            <w:pPr>
+              <w:jc w:val="left"/>
+            </w:pPr>
+            <w:r>
+              <w:rPr>
+                <w:rFonts w:ascii="Malgun Gothic" w:cs="Malgun Gothic" w:eastAsia="Malgun Gothic" w:hAnsi="Malgun Gothic"/>
+                <w:b w:val="false"/>
+                <w:bCs w:val="false"/>
+                <w:color w:val="3F3F3F"/>
+                <w:sz w:val="20"/>
+                <w:szCs w:val="20"/>
+              </w:rPr>
+              <w:t xml:space="preserve">2025-08</w:t>
+            </w:r>
+          </w:p>
+        </w:tc>
+        <w:tc>
+          <w:tcPr>
+            <w:tcW w:type="dxa" w:w="3000"/>
+          </w:tcPr>
+          <w:p>
+            <w:pPr>
+              <w:jc w:val="center"/>
+            </w:pPr>
+            <w:r>
+              <w:rPr>
+                <w:rFonts w:ascii="Malgun Gothic" w:cs="Malgun Gothic" w:eastAsia="Malgun Gothic" w:hAnsi="Malgun Gothic"/>
+                <w:b w:val="false"/>
+                <w:bCs w:val="false"/>
+                <w:color w:val="3F3F3F"/>
+                <w:sz w:val="20"/>
+                <w:szCs w:val="20"/>
+              </w:rPr>
+              <w:t xml:space="preserve">21.9%</w:t>
+            </w:r>
+          </w:p>
+        </w:tc>
+      </w:tr>
+      <w:tr>
+        <w:tc>
+          <w:tcPr>
+            <w:tcW w:type="dxa" w:w="3000"/>
+          </w:tcPr>
+          <w:p>
+            <w:pPr>
+              <w:jc w:val="left"/>
+            </w:pPr>
+            <w:r>
+              <w:rPr>
+                <w:rFonts w:ascii="Malgun Gothic" w:cs="Malgun Gothic" w:eastAsia="Malgun Gothic" w:hAnsi="Malgun Gothic"/>
+                <w:b w:val="false"/>
+                <w:bCs w:val="false"/>
+                <w:color w:val="3F3F3F"/>
+                <w:sz w:val="20"/>
+                <w:szCs w:val="20"/>
+              </w:rPr>
+              <w:t xml:space="preserve">2025-09</w:t>
+            </w:r>
+          </w:p>
+        </w:tc>
+        <w:tc>
+          <w:tcPr>
+            <w:tcW w:type="dxa" w:w="3000"/>
+          </w:tcPr>
+          <w:p>
+            <w:pPr>
+              <w:jc w:val="center"/>
+            </w:pPr>
+            <w:r>
+              <w:rPr>
+                <w:rFonts w:ascii="Malgun Gothic" w:cs="Malgun Gothic" w:eastAsia="Malgun Gothic" w:hAnsi="Malgun Gothic"/>
+                <w:b w:val="false"/>
+                <w:bCs w:val="false"/>
+                <w:color w:val="3F3F3F"/>
+                <w:sz w:val="20"/>
+                <w:szCs w:val="20"/>
+              </w:rPr>
+              <w:t xml:space="preserve">20.5%</w:t>
+            </w:r>
+          </w:p>
+        </w:tc>
+      </w:tr>
+      <w:tr>
+        <w:tc>
+          <w:tcPr>
+            <w:tcW w:type="dxa" w:w="3000"/>
+          </w:tcPr>
+          <w:p>
+            <w:pPr>
+              <w:jc w:val="left"/>
+            </w:pPr>
+            <w:r>
+              <w:rPr>
+                <w:rFonts w:ascii="Malgun Gothic" w:cs="Malgun Gothic" w:eastAsia="Malgun Gothic" w:hAnsi="Malgun Gothic"/>
+                <w:b w:val="false"/>
+                <w:bCs w:val="false"/>
+                <w:color w:val="3F3F3F"/>
+                <w:sz w:val="20"/>
+                <w:szCs w:val="20"/>
+              </w:rPr>
+              <w:t xml:space="preserve">2025-10</w:t>
+            </w:r>
+          </w:p>
+        </w:tc>
+        <w:tc>
+          <w:tcPr>
+            <w:tcW w:type="dxa" w:w="3000"/>
+          </w:tcPr>
+          <w:p>
+            <w:pPr>
+              <w:jc w:val="center"/>
+            </w:pPr>
+            <w:r>
+              <w:rPr>
+                <w:rFonts w:ascii="Malgun Gothic" w:cs="Malgun Gothic" w:eastAsia="Malgun Gothic" w:hAnsi="Malgun Gothic"/>
+                <w:b w:val="false"/>
+                <w:bCs w:val="false"/>
+                <w:color w:val="3F3F3F"/>
+                <w:sz w:val="20"/>
+                <w:szCs w:val="20"/>
+              </w:rPr>
+              <w:t xml:space="preserve">18.6%</w:t>
+            </w:r>
+          </w:p>
+        </w:tc>
+      </w:tr>
+      <w:tr>
+        <w:tc>
+          <w:tcPr>
+            <w:tcW w:type="dxa" w:w="3000"/>
+          </w:tcPr>
+          <w:p>
+            <w:pPr>
+              <w:jc w:val="left"/>
+            </w:pPr>
+            <w:r>
+              <w:rPr>
+                <w:rFonts w:ascii="Malgun Gothic" w:cs="Malgun Gothic" w:eastAsia="Malgun Gothic" w:hAnsi="Malgun Gothic"/>
+                <w:b w:val="false"/>
+                <w:bCs w:val="false"/>
+                <w:color w:val="3F3F3F"/>
+                <w:sz w:val="20"/>
+                <w:szCs w:val="20"/>
+              </w:rPr>
+              <w:t xml:space="preserve">2025-11</w:t>
+            </w:r>
+          </w:p>
+        </w:tc>
+        <w:tc>
+          <w:tcPr>
+            <w:tcW w:type="dxa" w:w="3000"/>
+          </w:tcPr>
+          <w:p>
+            <w:pPr>
+              <w:jc w:val="center"/>
+            </w:pPr>
+            <w:r>
+              <w:rPr>
+                <w:rFonts w:ascii="Malgun Gothic" w:cs="Malgun Gothic" w:eastAsia="Malgun Gothic" w:hAnsi="Malgun Gothic"/>
+                <w:b w:val="false"/>
+                <w:bCs w:val="false"/>
+                <w:color w:val="3F3F3F"/>
+                <w:sz w:val="20"/>
+                <w:szCs w:val="20"/>
+              </w:rPr>
+              <w:t xml:space="preserve">25.8%</w:t>
+            </w:r>
+          </w:p>
+        </w:tc>
+      </w:tr>
+      <w:tr>
+        <w:tc>
+          <w:tcPr>
+            <w:tcW w:type="dxa" w:w="3000"/>
+          </w:tcPr>
+          <w:p>
+            <w:pPr>
+              <w:jc w:val="left"/>
+            </w:pPr>
+            <w:r>
+              <w:rPr>
+                <w:rFonts w:ascii="Malgun Gothic" w:cs="Malgun Gothic" w:eastAsia="Malgun Gothic" w:hAnsi="Malgun Gothic"/>
+                <w:b w:val="false"/>
+                <w:bCs w:val="false"/>
+                <w:color w:val="3F3F3F"/>
+                <w:sz w:val="20"/>
+                <w:szCs w:val="20"/>
+              </w:rPr>
+              <w:t xml:space="preserve">2025-12</w:t>
+            </w:r>
+          </w:p>
+        </w:tc>
+        <w:tc>
+          <w:tcPr>
+            <w:tcW w:type="dxa" w:w="3000"/>
+          </w:tcPr>
+          <w:p>
+            <w:pPr>
+              <w:jc w:val="center"/>
+            </w:pPr>
+            <w:r>
+              <w:rPr>
+                <w:rFonts w:ascii="Malgun Gothic" w:cs="Malgun Gothic" w:eastAsia="Malgun Gothic" w:hAnsi="Malgun Gothic"/>
+                <w:b w:val="false"/>
+                <w:bCs w:val="false"/>
+                <w:color w:val="3F3F3F"/>
+                <w:sz w:val="20"/>
+                <w:szCs w:val="20"/>
+              </w:rPr>
+              <w:t xml:space="preserve">23.2%</w:t>
+            </w:r>
+          </w:p>
+        </w:tc>
+      </w:tr>
+      <w:tr>
+        <w:tc>
+          <w:tcPr>
+            <w:tcW w:type="dxa" w:w="3000"/>
+          </w:tcPr>
+          <w:p>
+            <w:pPr>
+              <w:jc w:val="left"/>
+            </w:pPr>
+            <w:r>
+              <w:rPr>
+                <w:rFonts w:ascii="Malgun Gothic" w:cs="Malgun Gothic" w:eastAsia="Malgun Gothic" w:hAnsi="Malgun Gothic"/>
+                <w:b w:val="false"/>
+                <w:bCs w:val="false"/>
+                <w:color w:val="3F3F3F"/>
+                <w:sz w:val="20"/>
+                <w:szCs w:val="20"/>
+              </w:rPr>
+              <w:t xml:space="preserve">2026-01</w:t>
+            </w:r>
+          </w:p>
+        </w:tc>
+        <w:tc>
+          <w:tcPr>
+            <w:tcW w:type="dxa" w:w="3000"/>
+          </w:tcPr>
+          <w:p>
+            <w:pPr>
+              <w:jc w:val="center"/>
+            </w:pPr>
+            <w:r>
+              <w:rPr>
+                <w:rFonts w:ascii="Malgun Gothic" w:cs="Malgun Gothic" w:eastAsia="Malgun Gothic" w:hAnsi="Malgun Gothic"/>
+                <w:b w:val="false"/>
+                <w:bCs w:val="false"/>
+                <w:color w:val="3F3F3F"/>
+                <w:sz w:val="20"/>
+                <w:szCs w:val="20"/>
+              </w:rPr>
+              <w:t xml:space="preserve">30%</w:t>
+            </w:r>
+          </w:p>
+        </w:tc>
+      </w:tr>
+      <w:tr>
+        <w:tc>
+          <w:tcPr>
+            <w:tcW w:type="dxa" w:w="3000"/>
+          </w:tcPr>
+          <w:p>
+            <w:pPr>
+              <w:jc w:val="left"/>
+            </w:pPr>
+            <w:r>
+              <w:rPr>
+                <w:rFonts w:ascii="Malgun Gothic" w:cs="Malgun Gothic" w:eastAsia="Malgun Gothic" w:hAnsi="Malgun Gothic"/>
+                <w:b w:val="false"/>
+                <w:bCs w:val="false"/>
+                <w:color w:val="3F3F3F"/>
+                <w:sz w:val="20"/>
+                <w:szCs w:val="20"/>
+              </w:rPr>
+              <w:t xml:space="preserve">2026-02</w:t>
+            </w:r>
+          </w:p>
+        </w:tc>
+        <w:tc>
+          <w:tcPr>
+            <w:tcW w:type="dxa" w:w="3000"/>
+          </w:tcPr>
+          <w:p>
+            <w:pPr>
+              <w:jc w:val="center"/>
+            </w:pPr>
+            <w:r>
+              <w:rPr>
+                <w:rFonts w:ascii="Malgun Gothic" w:cs="Malgun Gothic" w:eastAsia="Malgun Gothic" w:hAnsi="Malgun Gothic"/>
+                <w:b w:val="false"/>
+                <w:bCs w:val="false"/>
+                <w:color w:val="3F3F3F"/>
+                <w:sz w:val="20"/>
+                <w:szCs w:val="20"/>
+              </w:rPr>
+              <w:t xml:space="preserve">11.9%</w:t>
+            </w:r>
+          </w:p>
+        </w:tc>
+      </w:tr>
+      <w:tr>
+        <w:tc>
+          <w:tcPr>
+            <w:tcW w:type="dxa" w:w="3000"/>
+          </w:tcPr>
+          <w:p>
+            <w:pPr>
+              <w:jc w:val="left"/>
+            </w:pPr>
+            <w:r>
+              <w:rPr>
+                <w:rFonts w:ascii="Malgun Gothic" w:cs="Malgun Gothic" w:eastAsia="Malgun Gothic" w:hAnsi="Malgun Gothic"/>
+                <w:b w:val="false"/>
+                <w:bCs w:val="false"/>
+                <w:color w:val="3F3F3F"/>
+                <w:sz w:val="20"/>
+                <w:szCs w:val="20"/>
+              </w:rPr>
+              <w:t xml:space="preserve">2026-03</w:t>
+            </w:r>
+          </w:p>
+        </w:tc>
+        <w:tc>
+          <w:tcPr>
+            <w:tcW w:type="dxa" w:w="3000"/>
+          </w:tcPr>
+          <w:p>
+            <w:pPr>
+              <w:jc w:val="center"/>
+            </w:pPr>
+            <w:r>
+              <w:rPr>
+                <w:rFonts w:ascii="Malgun Gothic" w:cs="Malgun Gothic" w:eastAsia="Malgun Gothic" w:hAnsi="Malgun Gothic"/>
+                <w:b w:val="false"/>
+                <w:bCs w:val="false"/>
+                <w:color w:val="3F3F3F"/>
+                <w:sz w:val="20"/>
+                <w:szCs w:val="20"/>
+              </w:rPr>
+              <w:t xml:space="preserve">37.6%</w:t>
+            </w:r>
+          </w:p>
+        </w:tc>
+      </w:tr>
+      <w:tr>
+        <w:tc>
+          <w:tcPr>
+            <w:tcW w:type="dxa" w:w="3000"/>
+          </w:tcPr>
+          <w:p>
+            <w:pPr>
+              <w:jc w:val="left"/>
+            </w:pPr>
+            <w:r>
+              <w:rPr>
+                <w:rFonts w:ascii="Malgun Gothic" w:cs="Malgun Gothic" w:eastAsia="Malgun Gothic" w:hAnsi="Malgun Gothic"/>
+                <w:b w:val="false"/>
+                <w:bCs w:val="false"/>
+                <w:color w:val="3F3F3F"/>
+                <w:sz w:val="20"/>
+                <w:szCs w:val="20"/>
+              </w:rPr>
+              <w:t xml:space="preserve">2026-04</w:t>
+            </w:r>
+          </w:p>
+        </w:tc>
+        <w:tc>
+          <w:tcPr>
+            <w:tcW w:type="dxa" w:w="3000"/>
+          </w:tcPr>
+          <w:p>
+            <w:pPr>
+              <w:jc w:val="center"/>
+            </w:pPr>
+            <w:r>
+              <w:rPr>
+                <w:rFonts w:ascii="Malgun Gothic" w:cs="Malgun Gothic" w:eastAsia="Malgun Gothic" w:hAnsi="Malgun Gothic"/>
+                <w:b w:val="false"/>
+                <w:bCs w:val="false"/>
+                <w:color w:val="3F3F3F"/>
+                <w:sz w:val="20"/>
+                <w:szCs w:val="20"/>
+              </w:rPr>
+              <w:t xml:space="preserve">39.3%</w:t>
+            </w:r>
+          </w:p>
+        </w:tc>
+      </w:tr>
+      <w:tr>
+        <w:tc>
+          <w:tcPr>
+            <w:tcW w:type="dxa" w:w="3000"/>
+          </w:tcPr>
+          <w:p>
+            <w:pPr>
+              <w:jc w:val="left"/>
+            </w:pPr>
+            <w:r>
+              <w:rPr>
+                <w:rFonts w:ascii="Malgun Gothic" w:cs="Malgun Gothic" w:eastAsia="Malgun Gothic" w:hAnsi="Malgun Gothic"/>
+                <w:b w:val="false"/>
+                <w:bCs w:val="false"/>
+                <w:color w:val="3F3F3F"/>
+                <w:sz w:val="20"/>
+                <w:szCs w:val="20"/>
+              </w:rPr>
+              <w:t xml:space="preserve">2026-05</w:t>
+            </w:r>
+          </w:p>
+        </w:tc>
+        <w:tc>
+          <w:tcPr>
+            <w:tcW w:type="dxa" w:w="3000"/>
+          </w:tcPr>
+          <w:p>
+            <w:pPr>
+              <w:jc w:val="center"/>
+            </w:pPr>
+            <w:r>
+              <w:rPr>
+                <w:rFonts w:ascii="Malgun Gothic" w:cs="Malgun Gothic" w:eastAsia="Malgun Gothic" w:hAnsi="Malgun Gothic"/>
+                <w:b w:val="false"/>
+                <w:bCs w:val="false"/>
+                <w:color w:val="3F3F3F"/>
+                <w:sz w:val="20"/>
+                <w:szCs w:val="20"/>
+              </w:rPr>
+              <w:t xml:space="preserve">31.3%</w:t>
+            </w:r>
+          </w:p>
+        </w:tc>
+      </w:tr>
+      <w:tr>
+        <w:tc>
+          <w:tcPr>
+            <w:tcW w:type="dxa" w:w="3000"/>
+          </w:tcPr>
+          <w:p>
+            <w:pPr>
+              <w:jc w:val="left"/>
+            </w:pPr>
+            <w:r>
+              <w:rPr>
+                <w:rFonts w:ascii="Malgun Gothic" w:cs="Malgun Gothic" w:eastAsia="Malgun Gothic" w:hAnsi="Malgun Gothic"/>
+                <w:b w:val="false"/>
+                <w:bCs w:val="false"/>
+                <w:color w:val="3F3F3F"/>
+                <w:sz w:val="20"/>
+                <w:szCs w:val="20"/>
+              </w:rPr>
+              <w:t xml:space="preserve">2026-06</w:t>
+            </w:r>
+          </w:p>
+        </w:tc>
+        <w:tc>
+          <w:tcPr>
+            <w:tcW w:type="dxa" w:w="3000"/>
+          </w:tcPr>
+          <w:p>
+            <w:pPr>
+              <w:jc w:val="center"/>
+            </w:pPr>
+            <w:r>
+              <w:rPr>
+                <w:rFonts w:ascii="Malgun Gothic" w:cs="Malgun Gothic" w:eastAsia="Malgun Gothic" w:hAnsi="Malgun Gothic"/>
+                <w:b w:val="false"/>
+                <w:bCs w:val="false"/>
+                <w:color w:val="3F3F3F"/>
+                <w:sz w:val="20"/>
+                <w:szCs w:val="20"/>
+              </w:rPr>
+              <w:t xml:space="preserve">28%</w:t>
+            </w:r>
+          </w:p>
+        </w:tc>
+      </w:tr>
+      <w:tr>
+        <w:tc>
+          <w:tcPr>
+            <w:tcW w:type="dxa" w:w="3000"/>
+          </w:tcPr>
+          <w:p>
+            <w:pPr>
+              <w:jc w:val="left"/>
+            </w:pPr>
+            <w:r>
+              <w:rPr>
+                <w:rFonts w:ascii="Malgun Gothic" w:cs="Malgun Gothic" w:eastAsia="Malgun Gothic" w:hAnsi="Malgun Gothic"/>
+                <w:b w:val="false"/>
+                <w:bCs w:val="false"/>
+                <w:color w:val="3F3F3F"/>
+                <w:sz w:val="20"/>
+                <w:szCs w:val="20"/>
+              </w:rPr>
+              <w:t xml:space="preserve">2026-07*</w:t>
+            </w:r>
+          </w:p>
+        </w:tc>
+        <w:tc>
+          <w:tcPr>
+            <w:tcW w:type="dxa" w:w="3000"/>
+          </w:tcPr>
+          <w:p>
+            <w:pPr>
+              <w:jc w:val="center"/>
+            </w:pPr>
+            <w:r>
+              <w:rPr>
+                <w:rFonts w:ascii="Malgun Gothic" w:cs="Malgun Gothic" w:eastAsia="Malgun Gothic" w:hAnsi="Malgun Gothic"/>
+                <w:b w:val="false"/>
+                <w:bCs w:val="false"/>
+                <w:color w:val="3F3F3F"/>
+                <w:sz w:val="20"/>
+                <w:szCs w:val="20"/>
+              </w:rPr>
+              <w:t xml:space="preserve">44.1%</w:t>
+            </w:r>
+          </w:p>
+        </w:tc>
+      </w:tr>
+    </w:tbl>
+    <w:p>
+      <w:pPr>
+        <w:spacing w:after="200"/>
+      </w:pPr>
+      <w:r>
+        <w:rPr>
+          <w:rFonts w:ascii="Malgun Gothic" w:cs="Malgun Gothic" w:eastAsia="Malgun Gothic" w:hAnsi="Malgun Gothic"/>
+          <w:i/>
+          <w:iCs/>
+          <w:color w:val="9E9E9E"/>
+          <w:sz w:val="22"/>
+          <w:szCs w:val="22"/>
+        </w:rPr>
+        <w:t xml:space="preserve">SLA = 서비스 케이스 생성~해결 소요 24시간 이내 비율 (CRM 서비스 케이스 로그). *2026-07은 21일까지 잠정치</w:t>
+      </w:r>
+    </w:p>
     <w:p>
       <w:pPr>
         <w:pStyle w:val="Heading1"/>

--- a/reports/FSG_월간서비스보고_202607/FSG_월간서비스보고_202607.docx
+++ b/reports/FSG_월간서비스보고_202607/FSG_월간서비스보고_202607.docx
@@ -3215,6 +3215,1643 @@
           <w:sz w:val="30"/>
           <w:szCs w:val="30"/>
         </w:rPr>
+        <w:t xml:space="preserve">월간 트렌드 비교 – 조직개편 영향 분석</w:t>
+      </w:r>
+    </w:p>
+    <w:p>
+      <w:pPr>
+        <w:spacing w:after="160"/>
+      </w:pPr>
+      <w:r>
+        <w:rPr>
+          <w:rFonts w:ascii="Malgun Gothic" w:cs="Malgun Gothic" w:eastAsia="Malgun Gothic" w:hAnsi="Malgun Gothic"/>
+          <w:color w:val="3F3F3F"/>
+          <w:sz w:val="22"/>
+          <w:szCs w:val="22"/>
+        </w:rPr>
+        <w:t xml:space="preserve">CRM 서비스 케이스·약속활동 로그, 2026년 1~6월 직접 집계입니다. 4월 조직개편(기술/학술 분리) 전후를 비교합니다.</w:t>
+      </w:r>
+    </w:p>
+    <w:tbl>
+      <w:tblPr>
+        <w:tblW w:type="dxa" w:w="6300"/>
+        <w:tblBorders>
+          <w:top w:val="single" w:color="auto" w:sz="4"/>
+          <w:left w:val="single" w:color="auto" w:sz="4"/>
+          <w:bottom w:val="single" w:color="auto" w:sz="4"/>
+          <w:right w:val="single" w:color="auto" w:sz="4"/>
+          <w:insideH w:val="single" w:color="auto" w:sz="4"/>
+          <w:insideV w:val="single" w:color="auto" w:sz="4"/>
+        </w:tblBorders>
+        <w:tblLayout w:type="fixed"/>
+      </w:tblPr>
+      <w:tblGrid>
+        <w:gridCol w:w="1200"/>
+        <w:gridCol w:w="850"/>
+        <w:gridCol w:w="850"/>
+        <w:gridCol w:w="850"/>
+        <w:gridCol w:w="850"/>
+        <w:gridCol w:w="850"/>
+        <w:gridCol w:w="850"/>
+      </w:tblGrid>
+      <w:tr>
+        <w:tc>
+          <w:tcPr>
+            <w:tcW w:type="dxa" w:w="1200"/>
+            <w:shd w:fill="005BAC" w:color="auto" w:val="clear"/>
+          </w:tcPr>
+          <w:p>
+            <w:pPr>
+              <w:jc w:val="center"/>
+            </w:pPr>
+            <w:r>
+              <w:rPr>
+                <w:rFonts w:ascii="Malgun Gothic" w:cs="Malgun Gothic" w:eastAsia="Malgun Gothic" w:hAnsi="Malgun Gothic"/>
+                <w:b/>
+                <w:bCs/>
+                <w:color w:val="FFFFFF"/>
+                <w:sz w:val="20"/>
+                <w:szCs w:val="20"/>
+              </w:rPr>
+              <w:t xml:space="preserve">구분</w:t>
+            </w:r>
+          </w:p>
+        </w:tc>
+        <w:tc>
+          <w:tcPr>
+            <w:tcW w:type="dxa" w:w="850"/>
+            <w:shd w:fill="005BAC" w:color="auto" w:val="clear"/>
+          </w:tcPr>
+          <w:p>
+            <w:pPr>
+              <w:jc w:val="center"/>
+            </w:pPr>
+            <w:r>
+              <w:rPr>
+                <w:rFonts w:ascii="Malgun Gothic" w:cs="Malgun Gothic" w:eastAsia="Malgun Gothic" w:hAnsi="Malgun Gothic"/>
+                <w:b/>
+                <w:bCs/>
+                <w:color w:val="FFFFFF"/>
+                <w:sz w:val="20"/>
+                <w:szCs w:val="20"/>
+              </w:rPr>
+              <w:t xml:space="preserve">1월</w:t>
+            </w:r>
+          </w:p>
+        </w:tc>
+        <w:tc>
+          <w:tcPr>
+            <w:tcW w:type="dxa" w:w="850"/>
+            <w:shd w:fill="005BAC" w:color="auto" w:val="clear"/>
+          </w:tcPr>
+          <w:p>
+            <w:pPr>
+              <w:jc w:val="center"/>
+            </w:pPr>
+            <w:r>
+              <w:rPr>
+                <w:rFonts w:ascii="Malgun Gothic" w:cs="Malgun Gothic" w:eastAsia="Malgun Gothic" w:hAnsi="Malgun Gothic"/>
+                <w:b/>
+                <w:bCs/>
+                <w:color w:val="FFFFFF"/>
+                <w:sz w:val="20"/>
+                <w:szCs w:val="20"/>
+              </w:rPr>
+              <w:t xml:space="preserve">2월</w:t>
+            </w:r>
+          </w:p>
+        </w:tc>
+        <w:tc>
+          <w:tcPr>
+            <w:tcW w:type="dxa" w:w="850"/>
+            <w:shd w:fill="005BAC" w:color="auto" w:val="clear"/>
+          </w:tcPr>
+          <w:p>
+            <w:pPr>
+              <w:jc w:val="center"/>
+            </w:pPr>
+            <w:r>
+              <w:rPr>
+                <w:rFonts w:ascii="Malgun Gothic" w:cs="Malgun Gothic" w:eastAsia="Malgun Gothic" w:hAnsi="Malgun Gothic"/>
+                <w:b/>
+                <w:bCs/>
+                <w:color w:val="FFFFFF"/>
+                <w:sz w:val="20"/>
+                <w:szCs w:val="20"/>
+              </w:rPr>
+              <w:t xml:space="preserve">3월</w:t>
+            </w:r>
+          </w:p>
+        </w:tc>
+        <w:tc>
+          <w:tcPr>
+            <w:tcW w:type="dxa" w:w="850"/>
+            <w:shd w:fill="005BAC" w:color="auto" w:val="clear"/>
+          </w:tcPr>
+          <w:p>
+            <w:pPr>
+              <w:jc w:val="center"/>
+            </w:pPr>
+            <w:r>
+              <w:rPr>
+                <w:rFonts w:ascii="Malgun Gothic" w:cs="Malgun Gothic" w:eastAsia="Malgun Gothic" w:hAnsi="Malgun Gothic"/>
+                <w:b/>
+                <w:bCs/>
+                <w:color w:val="FFFFFF"/>
+                <w:sz w:val="20"/>
+                <w:szCs w:val="20"/>
+              </w:rPr>
+              <w:t xml:space="preserve">4월</w:t>
+            </w:r>
+          </w:p>
+        </w:tc>
+        <w:tc>
+          <w:tcPr>
+            <w:tcW w:type="dxa" w:w="850"/>
+            <w:shd w:fill="005BAC" w:color="auto" w:val="clear"/>
+          </w:tcPr>
+          <w:p>
+            <w:pPr>
+              <w:jc w:val="center"/>
+            </w:pPr>
+            <w:r>
+              <w:rPr>
+                <w:rFonts w:ascii="Malgun Gothic" w:cs="Malgun Gothic" w:eastAsia="Malgun Gothic" w:hAnsi="Malgun Gothic"/>
+                <w:b/>
+                <w:bCs/>
+                <w:color w:val="FFFFFF"/>
+                <w:sz w:val="20"/>
+                <w:szCs w:val="20"/>
+              </w:rPr>
+              <w:t xml:space="preserve">5월</w:t>
+            </w:r>
+          </w:p>
+        </w:tc>
+        <w:tc>
+          <w:tcPr>
+            <w:tcW w:type="dxa" w:w="850"/>
+            <w:shd w:fill="005BAC" w:color="auto" w:val="clear"/>
+          </w:tcPr>
+          <w:p>
+            <w:pPr>
+              <w:jc w:val="center"/>
+            </w:pPr>
+            <w:r>
+              <w:rPr>
+                <w:rFonts w:ascii="Malgun Gothic" w:cs="Malgun Gothic" w:eastAsia="Malgun Gothic" w:hAnsi="Malgun Gothic"/>
+                <w:b/>
+                <w:bCs/>
+                <w:color w:val="FFFFFF"/>
+                <w:sz w:val="20"/>
+                <w:szCs w:val="20"/>
+              </w:rPr>
+              <w:t xml:space="preserve">6월</w:t>
+            </w:r>
+          </w:p>
+        </w:tc>
+      </w:tr>
+      <w:tr>
+        <w:tc>
+          <w:tcPr>
+            <w:tcW w:type="dxa" w:w="1200"/>
+          </w:tcPr>
+          <w:p>
+            <w:pPr>
+              <w:jc w:val="left"/>
+            </w:pPr>
+            <w:r>
+              <w:rPr>
+                <w:rFonts w:ascii="Malgun Gothic" w:cs="Malgun Gothic" w:eastAsia="Malgun Gothic" w:hAnsi="Malgun Gothic"/>
+                <w:b w:val="false"/>
+                <w:bCs w:val="false"/>
+                <w:color w:val="3F3F3F"/>
+                <w:sz w:val="20"/>
+                <w:szCs w:val="20"/>
+              </w:rPr>
+              <w:t xml:space="preserve">방문건수</w:t>
+            </w:r>
+          </w:p>
+        </w:tc>
+        <w:tc>
+          <w:tcPr>
+            <w:tcW w:type="dxa" w:w="850"/>
+          </w:tcPr>
+          <w:p>
+            <w:pPr>
+              <w:jc w:val="center"/>
+            </w:pPr>
+            <w:r>
+              <w:rPr>
+                <w:rFonts w:ascii="Malgun Gothic" w:cs="Malgun Gothic" w:eastAsia="Malgun Gothic" w:hAnsi="Malgun Gothic"/>
+                <w:b w:val="false"/>
+                <w:bCs w:val="false"/>
+                <w:color w:val="3F3F3F"/>
+                <w:sz w:val="20"/>
+                <w:szCs w:val="20"/>
+              </w:rPr>
+              <w:t xml:space="preserve">1,621</w:t>
+            </w:r>
+          </w:p>
+        </w:tc>
+        <w:tc>
+          <w:tcPr>
+            <w:tcW w:type="dxa" w:w="850"/>
+          </w:tcPr>
+          <w:p>
+            <w:pPr>
+              <w:jc w:val="center"/>
+            </w:pPr>
+            <w:r>
+              <w:rPr>
+                <w:rFonts w:ascii="Malgun Gothic" w:cs="Malgun Gothic" w:eastAsia="Malgun Gothic" w:hAnsi="Malgun Gothic"/>
+                <w:b w:val="false"/>
+                <w:bCs w:val="false"/>
+                <w:color w:val="3F3F3F"/>
+                <w:sz w:val="20"/>
+                <w:szCs w:val="20"/>
+              </w:rPr>
+              <w:t xml:space="preserve">1,449</w:t>
+            </w:r>
+          </w:p>
+        </w:tc>
+        <w:tc>
+          <w:tcPr>
+            <w:tcW w:type="dxa" w:w="850"/>
+          </w:tcPr>
+          <w:p>
+            <w:pPr>
+              <w:jc w:val="center"/>
+            </w:pPr>
+            <w:r>
+              <w:rPr>
+                <w:rFonts w:ascii="Malgun Gothic" w:cs="Malgun Gothic" w:eastAsia="Malgun Gothic" w:hAnsi="Malgun Gothic"/>
+                <w:b w:val="false"/>
+                <w:bCs w:val="false"/>
+                <w:color w:val="3F3F3F"/>
+                <w:sz w:val="20"/>
+                <w:szCs w:val="20"/>
+              </w:rPr>
+              <w:t xml:space="preserve">2,201</w:t>
+            </w:r>
+          </w:p>
+        </w:tc>
+        <w:tc>
+          <w:tcPr>
+            <w:tcW w:type="dxa" w:w="850"/>
+          </w:tcPr>
+          <w:p>
+            <w:pPr>
+              <w:jc w:val="center"/>
+            </w:pPr>
+            <w:r>
+              <w:rPr>
+                <w:rFonts w:ascii="Malgun Gothic" w:cs="Malgun Gothic" w:eastAsia="Malgun Gothic" w:hAnsi="Malgun Gothic"/>
+                <w:b w:val="false"/>
+                <w:bCs w:val="false"/>
+                <w:color w:val="3F3F3F"/>
+                <w:sz w:val="20"/>
+                <w:szCs w:val="20"/>
+              </w:rPr>
+              <w:t xml:space="preserve">2,109</w:t>
+            </w:r>
+          </w:p>
+        </w:tc>
+        <w:tc>
+          <w:tcPr>
+            <w:tcW w:type="dxa" w:w="850"/>
+          </w:tcPr>
+          <w:p>
+            <w:pPr>
+              <w:jc w:val="center"/>
+            </w:pPr>
+            <w:r>
+              <w:rPr>
+                <w:rFonts w:ascii="Malgun Gothic" w:cs="Malgun Gothic" w:eastAsia="Malgun Gothic" w:hAnsi="Malgun Gothic"/>
+                <w:b w:val="false"/>
+                <w:bCs w:val="false"/>
+                <w:color w:val="3F3F3F"/>
+                <w:sz w:val="20"/>
+                <w:szCs w:val="20"/>
+              </w:rPr>
+              <w:t xml:space="preserve">1,744</w:t>
+            </w:r>
+          </w:p>
+        </w:tc>
+        <w:tc>
+          <w:tcPr>
+            <w:tcW w:type="dxa" w:w="850"/>
+          </w:tcPr>
+          <w:p>
+            <w:pPr>
+              <w:jc w:val="center"/>
+            </w:pPr>
+            <w:r>
+              <w:rPr>
+                <w:rFonts w:ascii="Malgun Gothic" w:cs="Malgun Gothic" w:eastAsia="Malgun Gothic" w:hAnsi="Malgun Gothic"/>
+                <w:b w:val="false"/>
+                <w:bCs w:val="false"/>
+                <w:color w:val="3F3F3F"/>
+                <w:sz w:val="20"/>
+                <w:szCs w:val="20"/>
+              </w:rPr>
+              <w:t xml:space="preserve">2,425</w:t>
+            </w:r>
+          </w:p>
+        </w:tc>
+      </w:tr>
+      <w:tr>
+        <w:tc>
+          <w:tcPr>
+            <w:tcW w:type="dxa" w:w="1200"/>
+          </w:tcPr>
+          <w:p>
+            <w:pPr>
+              <w:jc w:val="left"/>
+            </w:pPr>
+            <w:r>
+              <w:rPr>
+                <w:rFonts w:ascii="Malgun Gothic" w:cs="Malgun Gothic" w:eastAsia="Malgun Gothic" w:hAnsi="Malgun Gothic"/>
+                <w:b w:val="false"/>
+                <w:bCs w:val="false"/>
+                <w:color w:val="3F3F3F"/>
+                <w:sz w:val="20"/>
+                <w:szCs w:val="20"/>
+              </w:rPr>
+              <w:t xml:space="preserve">수리건수</w:t>
+            </w:r>
+          </w:p>
+        </w:tc>
+        <w:tc>
+          <w:tcPr>
+            <w:tcW w:type="dxa" w:w="850"/>
+          </w:tcPr>
+          <w:p>
+            <w:pPr>
+              <w:jc w:val="center"/>
+            </w:pPr>
+            <w:r>
+              <w:rPr>
+                <w:rFonts w:ascii="Malgun Gothic" w:cs="Malgun Gothic" w:eastAsia="Malgun Gothic" w:hAnsi="Malgun Gothic"/>
+                <w:b w:val="false"/>
+                <w:bCs w:val="false"/>
+                <w:color w:val="3F3F3F"/>
+                <w:sz w:val="20"/>
+                <w:szCs w:val="20"/>
+              </w:rPr>
+              <w:t xml:space="preserve">566</w:t>
+            </w:r>
+          </w:p>
+        </w:tc>
+        <w:tc>
+          <w:tcPr>
+            <w:tcW w:type="dxa" w:w="850"/>
+          </w:tcPr>
+          <w:p>
+            <w:pPr>
+              <w:jc w:val="center"/>
+            </w:pPr>
+            <w:r>
+              <w:rPr>
+                <w:rFonts w:ascii="Malgun Gothic" w:cs="Malgun Gothic" w:eastAsia="Malgun Gothic" w:hAnsi="Malgun Gothic"/>
+                <w:b w:val="false"/>
+                <w:bCs w:val="false"/>
+                <w:color w:val="3F3F3F"/>
+                <w:sz w:val="20"/>
+                <w:szCs w:val="20"/>
+              </w:rPr>
+              <w:t xml:space="preserve">473</w:t>
+            </w:r>
+          </w:p>
+        </w:tc>
+        <w:tc>
+          <w:tcPr>
+            <w:tcW w:type="dxa" w:w="850"/>
+          </w:tcPr>
+          <w:p>
+            <w:pPr>
+              <w:jc w:val="center"/>
+            </w:pPr>
+            <w:r>
+              <w:rPr>
+                <w:rFonts w:ascii="Malgun Gothic" w:cs="Malgun Gothic" w:eastAsia="Malgun Gothic" w:hAnsi="Malgun Gothic"/>
+                <w:b w:val="false"/>
+                <w:bCs w:val="false"/>
+                <w:color w:val="3F3F3F"/>
+                <w:sz w:val="20"/>
+                <w:szCs w:val="20"/>
+              </w:rPr>
+              <w:t xml:space="preserve">514</w:t>
+            </w:r>
+          </w:p>
+        </w:tc>
+        <w:tc>
+          <w:tcPr>
+            <w:tcW w:type="dxa" w:w="850"/>
+          </w:tcPr>
+          <w:p>
+            <w:pPr>
+              <w:jc w:val="center"/>
+            </w:pPr>
+            <w:r>
+              <w:rPr>
+                <w:rFonts w:ascii="Malgun Gothic" w:cs="Malgun Gothic" w:eastAsia="Malgun Gothic" w:hAnsi="Malgun Gothic"/>
+                <w:b w:val="false"/>
+                <w:bCs w:val="false"/>
+                <w:color w:val="3F3F3F"/>
+                <w:sz w:val="20"/>
+                <w:szCs w:val="20"/>
+              </w:rPr>
+              <w:t xml:space="preserve">526</w:t>
+            </w:r>
+          </w:p>
+        </w:tc>
+        <w:tc>
+          <w:tcPr>
+            <w:tcW w:type="dxa" w:w="850"/>
+          </w:tcPr>
+          <w:p>
+            <w:pPr>
+              <w:jc w:val="center"/>
+            </w:pPr>
+            <w:r>
+              <w:rPr>
+                <w:rFonts w:ascii="Malgun Gothic" w:cs="Malgun Gothic" w:eastAsia="Malgun Gothic" w:hAnsi="Malgun Gothic"/>
+                <w:b w:val="false"/>
+                <w:bCs w:val="false"/>
+                <w:color w:val="3F3F3F"/>
+                <w:sz w:val="20"/>
+                <w:szCs w:val="20"/>
+              </w:rPr>
+              <w:t xml:space="preserve">505</w:t>
+            </w:r>
+          </w:p>
+        </w:tc>
+        <w:tc>
+          <w:tcPr>
+            <w:tcW w:type="dxa" w:w="850"/>
+          </w:tcPr>
+          <w:p>
+            <w:pPr>
+              <w:jc w:val="center"/>
+            </w:pPr>
+            <w:r>
+              <w:rPr>
+                <w:rFonts w:ascii="Malgun Gothic" w:cs="Malgun Gothic" w:eastAsia="Malgun Gothic" w:hAnsi="Malgun Gothic"/>
+                <w:b w:val="false"/>
+                <w:bCs w:val="false"/>
+                <w:color w:val="3F3F3F"/>
+                <w:sz w:val="20"/>
+                <w:szCs w:val="20"/>
+              </w:rPr>
+              <w:t xml:space="preserve">665</w:t>
+            </w:r>
+          </w:p>
+        </w:tc>
+      </w:tr>
+      <w:tr>
+        <w:tc>
+          <w:tcPr>
+            <w:tcW w:type="dxa" w:w="1200"/>
+          </w:tcPr>
+          <w:p>
+            <w:pPr>
+              <w:jc w:val="left"/>
+            </w:pPr>
+            <w:r>
+              <w:rPr>
+                <w:rFonts w:ascii="Malgun Gothic" w:cs="Malgun Gothic" w:eastAsia="Malgun Gothic" w:hAnsi="Malgun Gothic"/>
+                <w:b w:val="false"/>
+                <w:bCs w:val="false"/>
+                <w:color w:val="3F3F3F"/>
+                <w:sz w:val="20"/>
+                <w:szCs w:val="20"/>
+              </w:rPr>
+              <w:t xml:space="preserve">PM건수</w:t>
+            </w:r>
+          </w:p>
+        </w:tc>
+        <w:tc>
+          <w:tcPr>
+            <w:tcW w:type="dxa" w:w="850"/>
+          </w:tcPr>
+          <w:p>
+            <w:pPr>
+              <w:jc w:val="center"/>
+            </w:pPr>
+            <w:r>
+              <w:rPr>
+                <w:rFonts w:ascii="Malgun Gothic" w:cs="Malgun Gothic" w:eastAsia="Malgun Gothic" w:hAnsi="Malgun Gothic"/>
+                <w:b w:val="false"/>
+                <w:bCs w:val="false"/>
+                <w:color w:val="3F3F3F"/>
+                <w:sz w:val="20"/>
+                <w:szCs w:val="20"/>
+              </w:rPr>
+              <w:t xml:space="preserve">504</w:t>
+            </w:r>
+          </w:p>
+        </w:tc>
+        <w:tc>
+          <w:tcPr>
+            <w:tcW w:type="dxa" w:w="850"/>
+          </w:tcPr>
+          <w:p>
+            <w:pPr>
+              <w:jc w:val="center"/>
+            </w:pPr>
+            <w:r>
+              <w:rPr>
+                <w:rFonts w:ascii="Malgun Gothic" w:cs="Malgun Gothic" w:eastAsia="Malgun Gothic" w:hAnsi="Malgun Gothic"/>
+                <w:b w:val="false"/>
+                <w:bCs w:val="false"/>
+                <w:color w:val="3F3F3F"/>
+                <w:sz w:val="20"/>
+                <w:szCs w:val="20"/>
+              </w:rPr>
+              <w:t xml:space="preserve">539</w:t>
+            </w:r>
+          </w:p>
+        </w:tc>
+        <w:tc>
+          <w:tcPr>
+            <w:tcW w:type="dxa" w:w="850"/>
+          </w:tcPr>
+          <w:p>
+            <w:pPr>
+              <w:jc w:val="center"/>
+            </w:pPr>
+            <w:r>
+              <w:rPr>
+                <w:rFonts w:ascii="Malgun Gothic" w:cs="Malgun Gothic" w:eastAsia="Malgun Gothic" w:hAnsi="Malgun Gothic"/>
+                <w:b w:val="false"/>
+                <w:bCs w:val="false"/>
+                <w:color w:val="3F3F3F"/>
+                <w:sz w:val="20"/>
+                <w:szCs w:val="20"/>
+              </w:rPr>
+              <w:t xml:space="preserve">649</w:t>
+            </w:r>
+          </w:p>
+        </w:tc>
+        <w:tc>
+          <w:tcPr>
+            <w:tcW w:type="dxa" w:w="850"/>
+          </w:tcPr>
+          <w:p>
+            <w:pPr>
+              <w:jc w:val="center"/>
+            </w:pPr>
+            <w:r>
+              <w:rPr>
+                <w:rFonts w:ascii="Malgun Gothic" w:cs="Malgun Gothic" w:eastAsia="Malgun Gothic" w:hAnsi="Malgun Gothic"/>
+                <w:b w:val="false"/>
+                <w:bCs w:val="false"/>
+                <w:color w:val="3F3F3F"/>
+                <w:sz w:val="20"/>
+                <w:szCs w:val="20"/>
+              </w:rPr>
+              <w:t xml:space="preserve">666</w:t>
+            </w:r>
+          </w:p>
+        </w:tc>
+        <w:tc>
+          <w:tcPr>
+            <w:tcW w:type="dxa" w:w="850"/>
+          </w:tcPr>
+          <w:p>
+            <w:pPr>
+              <w:jc w:val="center"/>
+            </w:pPr>
+            <w:r>
+              <w:rPr>
+                <w:rFonts w:ascii="Malgun Gothic" w:cs="Malgun Gothic" w:eastAsia="Malgun Gothic" w:hAnsi="Malgun Gothic"/>
+                <w:b w:val="false"/>
+                <w:bCs w:val="false"/>
+                <w:color w:val="3F3F3F"/>
+                <w:sz w:val="20"/>
+                <w:szCs w:val="20"/>
+              </w:rPr>
+              <w:t xml:space="preserve">442</w:t>
+            </w:r>
+          </w:p>
+        </w:tc>
+        <w:tc>
+          <w:tcPr>
+            <w:tcW w:type="dxa" w:w="850"/>
+          </w:tcPr>
+          <w:p>
+            <w:pPr>
+              <w:jc w:val="center"/>
+            </w:pPr>
+            <w:r>
+              <w:rPr>
+                <w:rFonts w:ascii="Malgun Gothic" w:cs="Malgun Gothic" w:eastAsia="Malgun Gothic" w:hAnsi="Malgun Gothic"/>
+                <w:b w:val="false"/>
+                <w:bCs w:val="false"/>
+                <w:color w:val="3F3F3F"/>
+                <w:sz w:val="20"/>
+                <w:szCs w:val="20"/>
+              </w:rPr>
+              <w:t xml:space="preserve">904</w:t>
+            </w:r>
+          </w:p>
+        </w:tc>
+      </w:tr>
+    </w:tbl>
+    <w:p>
+      <w:pPr>
+        <w:spacing w:after="200"/>
+      </w:pPr>
+      <w:r>
+        <w:rPr>
+          <w:rFonts w:ascii="Malgun Gothic" w:cs="Malgun Gothic" w:eastAsia="Malgun Gothic" w:hAnsi="Malgun Gothic"/>
+          <w:i/>
+          <w:iCs/>
+          <w:color w:val="9E9E9E"/>
+          <w:sz w:val="22"/>
+          <w:szCs w:val="22"/>
+        </w:rPr>
+        <w:t xml:space="preserve">4월부터가 조직개편 이후 구간입니다.</w:t>
+      </w:r>
+    </w:p>
+    <w:p>
+      <w:pPr>
+        <w:spacing w:after="160"/>
+      </w:pPr>
+      <w:r>
+        <w:rPr>
+          <w:rFonts w:ascii="Malgun Gothic" w:cs="Malgun Gothic" w:eastAsia="Malgun Gothic" w:hAnsi="Malgun Gothic"/>
+          <w:color w:val="3F3F3F"/>
+          <w:sz w:val="22"/>
+          <w:szCs w:val="22"/>
+        </w:rPr>
+        <w:t xml:space="preserve">개편 전(1~3월 평균) vs 개편 후(4~6월 평균)</w:t>
+      </w:r>
+    </w:p>
+    <w:tbl>
+      <w:tblPr>
+        <w:tblW w:type="dxa" w:w="6800"/>
+        <w:tblBorders>
+          <w:top w:val="single" w:color="auto" w:sz="4"/>
+          <w:left w:val="single" w:color="auto" w:sz="4"/>
+          <w:bottom w:val="single" w:color="auto" w:sz="4"/>
+          <w:right w:val="single" w:color="auto" w:sz="4"/>
+          <w:insideH w:val="single" w:color="auto" w:sz="4"/>
+          <w:insideV w:val="single" w:color="auto" w:sz="4"/>
+        </w:tblBorders>
+        <w:tblLayout w:type="fixed"/>
+      </w:tblPr>
+      <w:tblGrid>
+        <w:gridCol w:w="2200"/>
+        <w:gridCol w:w="1600"/>
+        <w:gridCol w:w="1600"/>
+        <w:gridCol w:w="1400"/>
+      </w:tblGrid>
+      <w:tr>
+        <w:tc>
+          <w:tcPr>
+            <w:tcW w:type="dxa" w:w="2200"/>
+            <w:shd w:fill="005BAC" w:color="auto" w:val="clear"/>
+          </w:tcPr>
+          <w:p>
+            <w:pPr>
+              <w:jc w:val="center"/>
+            </w:pPr>
+            <w:r>
+              <w:rPr>
+                <w:rFonts w:ascii="Malgun Gothic" w:cs="Malgun Gothic" w:eastAsia="Malgun Gothic" w:hAnsi="Malgun Gothic"/>
+                <w:b/>
+                <w:bCs/>
+                <w:color w:val="FFFFFF"/>
+                <w:sz w:val="20"/>
+                <w:szCs w:val="20"/>
+              </w:rPr>
+              <w:t xml:space="preserve">구분</w:t>
+            </w:r>
+          </w:p>
+        </w:tc>
+        <w:tc>
+          <w:tcPr>
+            <w:tcW w:type="dxa" w:w="1600"/>
+            <w:shd w:fill="005BAC" w:color="auto" w:val="clear"/>
+          </w:tcPr>
+          <w:p>
+            <w:pPr>
+              <w:jc w:val="center"/>
+            </w:pPr>
+            <w:r>
+              <w:rPr>
+                <w:rFonts w:ascii="Malgun Gothic" w:cs="Malgun Gothic" w:eastAsia="Malgun Gothic" w:hAnsi="Malgun Gothic"/>
+                <w:b/>
+                <w:bCs/>
+                <w:color w:val="FFFFFF"/>
+                <w:sz w:val="20"/>
+                <w:szCs w:val="20"/>
+              </w:rPr>
+              <w:t xml:space="preserve">개편 전</w:t>
+            </w:r>
+          </w:p>
+        </w:tc>
+        <w:tc>
+          <w:tcPr>
+            <w:tcW w:type="dxa" w:w="1600"/>
+            <w:shd w:fill="005BAC" w:color="auto" w:val="clear"/>
+          </w:tcPr>
+          <w:p>
+            <w:pPr>
+              <w:jc w:val="center"/>
+            </w:pPr>
+            <w:r>
+              <w:rPr>
+                <w:rFonts w:ascii="Malgun Gothic" w:cs="Malgun Gothic" w:eastAsia="Malgun Gothic" w:hAnsi="Malgun Gothic"/>
+                <w:b/>
+                <w:bCs/>
+                <w:color w:val="FFFFFF"/>
+                <w:sz w:val="20"/>
+                <w:szCs w:val="20"/>
+              </w:rPr>
+              <w:t xml:space="preserve">개편 후</w:t>
+            </w:r>
+          </w:p>
+        </w:tc>
+        <w:tc>
+          <w:tcPr>
+            <w:tcW w:type="dxa" w:w="1400"/>
+            <w:shd w:fill="005BAC" w:color="auto" w:val="clear"/>
+          </w:tcPr>
+          <w:p>
+            <w:pPr>
+              <w:jc w:val="center"/>
+            </w:pPr>
+            <w:r>
+              <w:rPr>
+                <w:rFonts w:ascii="Malgun Gothic" w:cs="Malgun Gothic" w:eastAsia="Malgun Gothic" w:hAnsi="Malgun Gothic"/>
+                <w:b/>
+                <w:bCs/>
+                <w:color w:val="FFFFFF"/>
+                <w:sz w:val="20"/>
+                <w:szCs w:val="20"/>
+              </w:rPr>
+              <w:t xml:space="preserve">증감</w:t>
+            </w:r>
+          </w:p>
+        </w:tc>
+      </w:tr>
+      <w:tr>
+        <w:tc>
+          <w:tcPr>
+            <w:tcW w:type="dxa" w:w="2200"/>
+          </w:tcPr>
+          <w:p>
+            <w:pPr>
+              <w:jc w:val="left"/>
+            </w:pPr>
+            <w:r>
+              <w:rPr>
+                <w:rFonts w:ascii="Malgun Gothic" w:cs="Malgun Gothic" w:eastAsia="Malgun Gothic" w:hAnsi="Malgun Gothic"/>
+                <w:b w:val="false"/>
+                <w:bCs w:val="false"/>
+                <w:color w:val="3F3F3F"/>
+                <w:sz w:val="20"/>
+                <w:szCs w:val="20"/>
+              </w:rPr>
+              <w:t xml:space="preserve">방문건수(월평균)</w:t>
+            </w:r>
+          </w:p>
+        </w:tc>
+        <w:tc>
+          <w:tcPr>
+            <w:tcW w:type="dxa" w:w="1600"/>
+          </w:tcPr>
+          <w:p>
+            <w:pPr>
+              <w:jc w:val="center"/>
+            </w:pPr>
+            <w:r>
+              <w:rPr>
+                <w:rFonts w:ascii="Malgun Gothic" w:cs="Malgun Gothic" w:eastAsia="Malgun Gothic" w:hAnsi="Malgun Gothic"/>
+                <w:b w:val="false"/>
+                <w:bCs w:val="false"/>
+                <w:color w:val="3F3F3F"/>
+                <w:sz w:val="20"/>
+                <w:szCs w:val="20"/>
+              </w:rPr>
+              <w:t xml:space="preserve">1,757</w:t>
+            </w:r>
+          </w:p>
+        </w:tc>
+        <w:tc>
+          <w:tcPr>
+            <w:tcW w:type="dxa" w:w="1600"/>
+          </w:tcPr>
+          <w:p>
+            <w:pPr>
+              <w:jc w:val="center"/>
+            </w:pPr>
+            <w:r>
+              <w:rPr>
+                <w:rFonts w:ascii="Malgun Gothic" w:cs="Malgun Gothic" w:eastAsia="Malgun Gothic" w:hAnsi="Malgun Gothic"/>
+                <w:b w:val="false"/>
+                <w:bCs w:val="false"/>
+                <w:color w:val="3F3F3F"/>
+                <w:sz w:val="20"/>
+                <w:szCs w:val="20"/>
+              </w:rPr>
+              <w:t xml:space="preserve">2,093</w:t>
+            </w:r>
+          </w:p>
+        </w:tc>
+        <w:tc>
+          <w:tcPr>
+            <w:tcW w:type="dxa" w:w="1400"/>
+          </w:tcPr>
+          <w:p>
+            <w:pPr>
+              <w:jc w:val="center"/>
+            </w:pPr>
+            <w:r>
+              <w:rPr>
+                <w:rFonts w:ascii="Malgun Gothic" w:cs="Malgun Gothic" w:eastAsia="Malgun Gothic" w:hAnsi="Malgun Gothic"/>
+                <w:b w:val="false"/>
+                <w:bCs w:val="false"/>
+                <w:color w:val="3F3F3F"/>
+                <w:sz w:val="20"/>
+                <w:szCs w:val="20"/>
+              </w:rPr>
+              <w:t xml:space="preserve">+19%</w:t>
+            </w:r>
+          </w:p>
+        </w:tc>
+      </w:tr>
+      <w:tr>
+        <w:tc>
+          <w:tcPr>
+            <w:tcW w:type="dxa" w:w="2200"/>
+          </w:tcPr>
+          <w:p>
+            <w:pPr>
+              <w:jc w:val="left"/>
+            </w:pPr>
+            <w:r>
+              <w:rPr>
+                <w:rFonts w:ascii="Malgun Gothic" w:cs="Malgun Gothic" w:eastAsia="Malgun Gothic" w:hAnsi="Malgun Gothic"/>
+                <w:b w:val="false"/>
+                <w:bCs w:val="false"/>
+                <w:color w:val="3F3F3F"/>
+                <w:sz w:val="20"/>
+                <w:szCs w:val="20"/>
+              </w:rPr>
+              <w:t xml:space="preserve">수리건수(월평균)</w:t>
+            </w:r>
+          </w:p>
+        </w:tc>
+        <w:tc>
+          <w:tcPr>
+            <w:tcW w:type="dxa" w:w="1600"/>
+          </w:tcPr>
+          <w:p>
+            <w:pPr>
+              <w:jc w:val="center"/>
+            </w:pPr>
+            <w:r>
+              <w:rPr>
+                <w:rFonts w:ascii="Malgun Gothic" w:cs="Malgun Gothic" w:eastAsia="Malgun Gothic" w:hAnsi="Malgun Gothic"/>
+                <w:b w:val="false"/>
+                <w:bCs w:val="false"/>
+                <w:color w:val="3F3F3F"/>
+                <w:sz w:val="20"/>
+                <w:szCs w:val="20"/>
+              </w:rPr>
+              <w:t xml:space="preserve">518</w:t>
+            </w:r>
+          </w:p>
+        </w:tc>
+        <w:tc>
+          <w:tcPr>
+            <w:tcW w:type="dxa" w:w="1600"/>
+          </w:tcPr>
+          <w:p>
+            <w:pPr>
+              <w:jc w:val="center"/>
+            </w:pPr>
+            <w:r>
+              <w:rPr>
+                <w:rFonts w:ascii="Malgun Gothic" w:cs="Malgun Gothic" w:eastAsia="Malgun Gothic" w:hAnsi="Malgun Gothic"/>
+                <w:b w:val="false"/>
+                <w:bCs w:val="false"/>
+                <w:color w:val="3F3F3F"/>
+                <w:sz w:val="20"/>
+                <w:szCs w:val="20"/>
+              </w:rPr>
+              <w:t xml:space="preserve">565</w:t>
+            </w:r>
+          </w:p>
+        </w:tc>
+        <w:tc>
+          <w:tcPr>
+            <w:tcW w:type="dxa" w:w="1400"/>
+          </w:tcPr>
+          <w:p>
+            <w:pPr>
+              <w:jc w:val="center"/>
+            </w:pPr>
+            <w:r>
+              <w:rPr>
+                <w:rFonts w:ascii="Malgun Gothic" w:cs="Malgun Gothic" w:eastAsia="Malgun Gothic" w:hAnsi="Malgun Gothic"/>
+                <w:b w:val="false"/>
+                <w:bCs w:val="false"/>
+                <w:color w:val="3F3F3F"/>
+                <w:sz w:val="20"/>
+                <w:szCs w:val="20"/>
+              </w:rPr>
+              <w:t xml:space="preserve">+9%</w:t>
+            </w:r>
+          </w:p>
+        </w:tc>
+      </w:tr>
+      <w:tr>
+        <w:tc>
+          <w:tcPr>
+            <w:tcW w:type="dxa" w:w="2200"/>
+          </w:tcPr>
+          <w:p>
+            <w:pPr>
+              <w:jc w:val="left"/>
+            </w:pPr>
+            <w:r>
+              <w:rPr>
+                <w:rFonts w:ascii="Malgun Gothic" w:cs="Malgun Gothic" w:eastAsia="Malgun Gothic" w:hAnsi="Malgun Gothic"/>
+                <w:b w:val="false"/>
+                <w:bCs w:val="false"/>
+                <w:color w:val="3F3F3F"/>
+                <w:sz w:val="20"/>
+                <w:szCs w:val="20"/>
+              </w:rPr>
+              <w:t xml:space="preserve">PM건수(월평균)</w:t>
+            </w:r>
+          </w:p>
+        </w:tc>
+        <w:tc>
+          <w:tcPr>
+            <w:tcW w:type="dxa" w:w="1600"/>
+          </w:tcPr>
+          <w:p>
+            <w:pPr>
+              <w:jc w:val="center"/>
+            </w:pPr>
+            <w:r>
+              <w:rPr>
+                <w:rFonts w:ascii="Malgun Gothic" w:cs="Malgun Gothic" w:eastAsia="Malgun Gothic" w:hAnsi="Malgun Gothic"/>
+                <w:b w:val="false"/>
+                <w:bCs w:val="false"/>
+                <w:color w:val="3F3F3F"/>
+                <w:sz w:val="20"/>
+                <w:szCs w:val="20"/>
+              </w:rPr>
+              <w:t xml:space="preserve">564</w:t>
+            </w:r>
+          </w:p>
+        </w:tc>
+        <w:tc>
+          <w:tcPr>
+            <w:tcW w:type="dxa" w:w="1600"/>
+          </w:tcPr>
+          <w:p>
+            <w:pPr>
+              <w:jc w:val="center"/>
+            </w:pPr>
+            <w:r>
+              <w:rPr>
+                <w:rFonts w:ascii="Malgun Gothic" w:cs="Malgun Gothic" w:eastAsia="Malgun Gothic" w:hAnsi="Malgun Gothic"/>
+                <w:b w:val="false"/>
+                <w:bCs w:val="false"/>
+                <w:color w:val="3F3F3F"/>
+                <w:sz w:val="20"/>
+                <w:szCs w:val="20"/>
+              </w:rPr>
+              <w:t xml:space="preserve">671</w:t>
+            </w:r>
+          </w:p>
+        </w:tc>
+        <w:tc>
+          <w:tcPr>
+            <w:tcW w:type="dxa" w:w="1400"/>
+          </w:tcPr>
+          <w:p>
+            <w:pPr>
+              <w:jc w:val="center"/>
+            </w:pPr>
+            <w:r>
+              <w:rPr>
+                <w:rFonts w:ascii="Malgun Gothic" w:cs="Malgun Gothic" w:eastAsia="Malgun Gothic" w:hAnsi="Malgun Gothic"/>
+                <w:b w:val="false"/>
+                <w:bCs w:val="false"/>
+                <w:color w:val="3F3F3F"/>
+                <w:sz w:val="20"/>
+                <w:szCs w:val="20"/>
+              </w:rPr>
+              <w:t xml:space="preserve">+19%</w:t>
+            </w:r>
+          </w:p>
+        </w:tc>
+      </w:tr>
+      <w:tr>
+        <w:tc>
+          <w:tcPr>
+            <w:tcW w:type="dxa" w:w="2200"/>
+          </w:tcPr>
+          <w:p>
+            <w:pPr>
+              <w:jc w:val="left"/>
+            </w:pPr>
+            <w:r>
+              <w:rPr>
+                <w:rFonts w:ascii="Malgun Gothic" w:cs="Malgun Gothic" w:eastAsia="Malgun Gothic" w:hAnsi="Malgun Gothic"/>
+                <w:b w:val="false"/>
+                <w:bCs w:val="false"/>
+                <w:color w:val="3F3F3F"/>
+                <w:sz w:val="20"/>
+                <w:szCs w:val="20"/>
+              </w:rPr>
+              <w:t xml:space="preserve">예방정비 지수</w:t>
+            </w:r>
+          </w:p>
+        </w:tc>
+        <w:tc>
+          <w:tcPr>
+            <w:tcW w:type="dxa" w:w="1600"/>
+          </w:tcPr>
+          <w:p>
+            <w:pPr>
+              <w:jc w:val="center"/>
+            </w:pPr>
+            <w:r>
+              <w:rPr>
+                <w:rFonts w:ascii="Malgun Gothic" w:cs="Malgun Gothic" w:eastAsia="Malgun Gothic" w:hAnsi="Malgun Gothic"/>
+                <w:b w:val="false"/>
+                <w:bCs w:val="false"/>
+                <w:color w:val="3F3F3F"/>
+                <w:sz w:val="20"/>
+                <w:szCs w:val="20"/>
+              </w:rPr>
+              <w:t xml:space="preserve">52.1%</w:t>
+            </w:r>
+          </w:p>
+        </w:tc>
+        <w:tc>
+          <w:tcPr>
+            <w:tcW w:type="dxa" w:w="1600"/>
+          </w:tcPr>
+          <w:p>
+            <w:pPr>
+              <w:jc w:val="center"/>
+            </w:pPr>
+            <w:r>
+              <w:rPr>
+                <w:rFonts w:ascii="Malgun Gothic" w:cs="Malgun Gothic" w:eastAsia="Malgun Gothic" w:hAnsi="Malgun Gothic"/>
+                <w:b w:val="false"/>
+                <w:bCs w:val="false"/>
+                <w:color w:val="3F3F3F"/>
+                <w:sz w:val="20"/>
+                <w:szCs w:val="20"/>
+              </w:rPr>
+              <w:t xml:space="preserve">54.3%</w:t>
+            </w:r>
+          </w:p>
+        </w:tc>
+        <w:tc>
+          <w:tcPr>
+            <w:tcW w:type="dxa" w:w="1400"/>
+          </w:tcPr>
+          <w:p>
+            <w:pPr>
+              <w:jc w:val="center"/>
+            </w:pPr>
+            <w:r>
+              <w:rPr>
+                <w:rFonts w:ascii="Malgun Gothic" w:cs="Malgun Gothic" w:eastAsia="Malgun Gothic" w:hAnsi="Malgun Gothic"/>
+                <w:b w:val="false"/>
+                <w:bCs w:val="false"/>
+                <w:color w:val="3F3F3F"/>
+                <w:sz w:val="20"/>
+                <w:szCs w:val="20"/>
+              </w:rPr>
+              <w:t xml:space="preserve">+2.1%p</w:t>
+            </w:r>
+          </w:p>
+        </w:tc>
+      </w:tr>
+    </w:tbl>
+    <w:p>
+      <w:pPr>
+        <w:spacing w:after="160"/>
+      </w:pPr>
+      <w:r>
+        <w:rPr>
+          <w:rFonts w:ascii="Malgun Gothic" w:cs="Malgun Gothic" w:eastAsia="Malgun Gothic" w:hAnsi="Malgun Gothic"/>
+          <w:color w:val="3F3F3F"/>
+          <w:sz w:val="22"/>
+          <w:szCs w:val="22"/>
+        </w:rPr>
+        <w:t xml:space="preserve">6월 하이라이트 (전년 동월 대비)</w:t>
+      </w:r>
+    </w:p>
+    <w:tbl>
+      <w:tblPr>
+        <w:tblW w:type="dxa" w:w="6800"/>
+        <w:tblBorders>
+          <w:top w:val="single" w:color="auto" w:sz="4"/>
+          <w:left w:val="single" w:color="auto" w:sz="4"/>
+          <w:bottom w:val="single" w:color="auto" w:sz="4"/>
+          <w:right w:val="single" w:color="auto" w:sz="4"/>
+          <w:insideH w:val="single" w:color="auto" w:sz="4"/>
+          <w:insideV w:val="single" w:color="auto" w:sz="4"/>
+        </w:tblBorders>
+        <w:tblLayout w:type="fixed"/>
+      </w:tblPr>
+      <w:tblGrid>
+        <w:gridCol w:w="2200"/>
+        <w:gridCol w:w="1600"/>
+        <w:gridCol w:w="1600"/>
+        <w:gridCol w:w="1400"/>
+      </w:tblGrid>
+      <w:tr>
+        <w:tc>
+          <w:tcPr>
+            <w:tcW w:type="dxa" w:w="2200"/>
+            <w:shd w:fill="005BAC" w:color="auto" w:val="clear"/>
+          </w:tcPr>
+          <w:p>
+            <w:pPr>
+              <w:jc w:val="center"/>
+            </w:pPr>
+            <w:r>
+              <w:rPr>
+                <w:rFonts w:ascii="Malgun Gothic" w:cs="Malgun Gothic" w:eastAsia="Malgun Gothic" w:hAnsi="Malgun Gothic"/>
+                <w:b/>
+                <w:bCs/>
+                <w:color w:val="FFFFFF"/>
+                <w:sz w:val="20"/>
+                <w:szCs w:val="20"/>
+              </w:rPr>
+              <w:t xml:space="preserve">구분</w:t>
+            </w:r>
+          </w:p>
+        </w:tc>
+        <w:tc>
+          <w:tcPr>
+            <w:tcW w:type="dxa" w:w="1600"/>
+            <w:shd w:fill="005BAC" w:color="auto" w:val="clear"/>
+          </w:tcPr>
+          <w:p>
+            <w:pPr>
+              <w:jc w:val="center"/>
+            </w:pPr>
+            <w:r>
+              <w:rPr>
+                <w:rFonts w:ascii="Malgun Gothic" w:cs="Malgun Gothic" w:eastAsia="Malgun Gothic" w:hAnsi="Malgun Gothic"/>
+                <w:b/>
+                <w:bCs/>
+                <w:color w:val="FFFFFF"/>
+                <w:sz w:val="20"/>
+                <w:szCs w:val="20"/>
+              </w:rPr>
+              <w:t xml:space="preserve">'25.6월</w:t>
+            </w:r>
+          </w:p>
+        </w:tc>
+        <w:tc>
+          <w:tcPr>
+            <w:tcW w:type="dxa" w:w="1600"/>
+            <w:shd w:fill="005BAC" w:color="auto" w:val="clear"/>
+          </w:tcPr>
+          <w:p>
+            <w:pPr>
+              <w:jc w:val="center"/>
+            </w:pPr>
+            <w:r>
+              <w:rPr>
+                <w:rFonts w:ascii="Malgun Gothic" w:cs="Malgun Gothic" w:eastAsia="Malgun Gothic" w:hAnsi="Malgun Gothic"/>
+                <w:b/>
+                <w:bCs/>
+                <w:color w:val="FFFFFF"/>
+                <w:sz w:val="20"/>
+                <w:szCs w:val="20"/>
+              </w:rPr>
+              <w:t xml:space="preserve">'26.6월</w:t>
+            </w:r>
+          </w:p>
+        </w:tc>
+        <w:tc>
+          <w:tcPr>
+            <w:tcW w:type="dxa" w:w="1400"/>
+            <w:shd w:fill="005BAC" w:color="auto" w:val="clear"/>
+          </w:tcPr>
+          <w:p>
+            <w:pPr>
+              <w:jc w:val="center"/>
+            </w:pPr>
+            <w:r>
+              <w:rPr>
+                <w:rFonts w:ascii="Malgun Gothic" w:cs="Malgun Gothic" w:eastAsia="Malgun Gothic" w:hAnsi="Malgun Gothic"/>
+                <w:b/>
+                <w:bCs/>
+                <w:color w:val="FFFFFF"/>
+                <w:sz w:val="20"/>
+                <w:szCs w:val="20"/>
+              </w:rPr>
+              <w:t xml:space="preserve">YoY</w:t>
+            </w:r>
+          </w:p>
+        </w:tc>
+      </w:tr>
+      <w:tr>
+        <w:tc>
+          <w:tcPr>
+            <w:tcW w:type="dxa" w:w="2200"/>
+          </w:tcPr>
+          <w:p>
+            <w:pPr>
+              <w:jc w:val="left"/>
+            </w:pPr>
+            <w:r>
+              <w:rPr>
+                <w:rFonts w:ascii="Malgun Gothic" w:cs="Malgun Gothic" w:eastAsia="Malgun Gothic" w:hAnsi="Malgun Gothic"/>
+                <w:b w:val="false"/>
+                <w:bCs w:val="false"/>
+                <w:color w:val="3F3F3F"/>
+                <w:sz w:val="20"/>
+                <w:szCs w:val="20"/>
+              </w:rPr>
+              <w:t xml:space="preserve">방문건수</w:t>
+            </w:r>
+          </w:p>
+        </w:tc>
+        <w:tc>
+          <w:tcPr>
+            <w:tcW w:type="dxa" w:w="1600"/>
+          </w:tcPr>
+          <w:p>
+            <w:pPr>
+              <w:jc w:val="center"/>
+            </w:pPr>
+            <w:r>
+              <w:rPr>
+                <w:rFonts w:ascii="Malgun Gothic" w:cs="Malgun Gothic" w:eastAsia="Malgun Gothic" w:hAnsi="Malgun Gothic"/>
+                <w:b w:val="false"/>
+                <w:bCs w:val="false"/>
+                <w:color w:val="3F3F3F"/>
+                <w:sz w:val="20"/>
+                <w:szCs w:val="20"/>
+              </w:rPr>
+              <w:t xml:space="preserve">1,438</w:t>
+            </w:r>
+          </w:p>
+        </w:tc>
+        <w:tc>
+          <w:tcPr>
+            <w:tcW w:type="dxa" w:w="1600"/>
+          </w:tcPr>
+          <w:p>
+            <w:pPr>
+              <w:jc w:val="center"/>
+            </w:pPr>
+            <w:r>
+              <w:rPr>
+                <w:rFonts w:ascii="Malgun Gothic" w:cs="Malgun Gothic" w:eastAsia="Malgun Gothic" w:hAnsi="Malgun Gothic"/>
+                <w:b w:val="false"/>
+                <w:bCs w:val="false"/>
+                <w:color w:val="3F3F3F"/>
+                <w:sz w:val="20"/>
+                <w:szCs w:val="20"/>
+              </w:rPr>
+              <w:t xml:space="preserve">2,425</w:t>
+            </w:r>
+          </w:p>
+        </w:tc>
+        <w:tc>
+          <w:tcPr>
+            <w:tcW w:type="dxa" w:w="1400"/>
+          </w:tcPr>
+          <w:p>
+            <w:pPr>
+              <w:jc w:val="center"/>
+            </w:pPr>
+            <w:r>
+              <w:rPr>
+                <w:rFonts w:ascii="Malgun Gothic" w:cs="Malgun Gothic" w:eastAsia="Malgun Gothic" w:hAnsi="Malgun Gothic"/>
+                <w:b w:val="false"/>
+                <w:bCs w:val="false"/>
+                <w:color w:val="3F3F3F"/>
+                <w:sz w:val="20"/>
+                <w:szCs w:val="20"/>
+              </w:rPr>
+              <w:t xml:space="preserve">+69%</w:t>
+            </w:r>
+          </w:p>
+        </w:tc>
+      </w:tr>
+      <w:tr>
+        <w:tc>
+          <w:tcPr>
+            <w:tcW w:type="dxa" w:w="2200"/>
+          </w:tcPr>
+          <w:p>
+            <w:pPr>
+              <w:jc w:val="left"/>
+            </w:pPr>
+            <w:r>
+              <w:rPr>
+                <w:rFonts w:ascii="Malgun Gothic" w:cs="Malgun Gothic" w:eastAsia="Malgun Gothic" w:hAnsi="Malgun Gothic"/>
+                <w:b w:val="false"/>
+                <w:bCs w:val="false"/>
+                <w:color w:val="3F3F3F"/>
+                <w:sz w:val="20"/>
+                <w:szCs w:val="20"/>
+              </w:rPr>
+              <w:t xml:space="preserve">전체 활동</w:t>
+            </w:r>
+          </w:p>
+        </w:tc>
+        <w:tc>
+          <w:tcPr>
+            <w:tcW w:type="dxa" w:w="1600"/>
+          </w:tcPr>
+          <w:p>
+            <w:pPr>
+              <w:jc w:val="center"/>
+            </w:pPr>
+            <w:r>
+              <w:rPr>
+                <w:rFonts w:ascii="Malgun Gothic" w:cs="Malgun Gothic" w:eastAsia="Malgun Gothic" w:hAnsi="Malgun Gothic"/>
+                <w:b w:val="false"/>
+                <w:bCs w:val="false"/>
+                <w:color w:val="3F3F3F"/>
+                <w:sz w:val="20"/>
+                <w:szCs w:val="20"/>
+              </w:rPr>
+              <w:t xml:space="preserve">1,324</w:t>
+            </w:r>
+          </w:p>
+        </w:tc>
+        <w:tc>
+          <w:tcPr>
+            <w:tcW w:type="dxa" w:w="1600"/>
+          </w:tcPr>
+          <w:p>
+            <w:pPr>
+              <w:jc w:val="center"/>
+            </w:pPr>
+            <w:r>
+              <w:rPr>
+                <w:rFonts w:ascii="Malgun Gothic" w:cs="Malgun Gothic" w:eastAsia="Malgun Gothic" w:hAnsi="Malgun Gothic"/>
+                <w:b w:val="false"/>
+                <w:bCs w:val="false"/>
+                <w:color w:val="3F3F3F"/>
+                <w:sz w:val="20"/>
+                <w:szCs w:val="20"/>
+              </w:rPr>
+              <w:t xml:space="preserve">2,062</w:t>
+            </w:r>
+          </w:p>
+        </w:tc>
+        <w:tc>
+          <w:tcPr>
+            <w:tcW w:type="dxa" w:w="1400"/>
+          </w:tcPr>
+          <w:p>
+            <w:pPr>
+              <w:jc w:val="center"/>
+            </w:pPr>
+            <w:r>
+              <w:rPr>
+                <w:rFonts w:ascii="Malgun Gothic" w:cs="Malgun Gothic" w:eastAsia="Malgun Gothic" w:hAnsi="Malgun Gothic"/>
+                <w:b w:val="false"/>
+                <w:bCs w:val="false"/>
+                <w:color w:val="3F3F3F"/>
+                <w:sz w:val="20"/>
+                <w:szCs w:val="20"/>
+              </w:rPr>
+              <w:t xml:space="preserve">+56%</w:t>
+            </w:r>
+          </w:p>
+        </w:tc>
+      </w:tr>
+      <w:tr>
+        <w:tc>
+          <w:tcPr>
+            <w:tcW w:type="dxa" w:w="2200"/>
+          </w:tcPr>
+          <w:p>
+            <w:pPr>
+              <w:jc w:val="left"/>
+            </w:pPr>
+            <w:r>
+              <w:rPr>
+                <w:rFonts w:ascii="Malgun Gothic" w:cs="Malgun Gothic" w:eastAsia="Malgun Gothic" w:hAnsi="Malgun Gothic"/>
+                <w:b w:val="false"/>
+                <w:bCs w:val="false"/>
+                <w:color w:val="3F3F3F"/>
+                <w:sz w:val="20"/>
+                <w:szCs w:val="20"/>
+              </w:rPr>
+              <w:t xml:space="preserve">수리건수</w:t>
+            </w:r>
+          </w:p>
+        </w:tc>
+        <w:tc>
+          <w:tcPr>
+            <w:tcW w:type="dxa" w:w="1600"/>
+          </w:tcPr>
+          <w:p>
+            <w:pPr>
+              <w:jc w:val="center"/>
+            </w:pPr>
+            <w:r>
+              <w:rPr>
+                <w:rFonts w:ascii="Malgun Gothic" w:cs="Malgun Gothic" w:eastAsia="Malgun Gothic" w:hAnsi="Malgun Gothic"/>
+                <w:b w:val="false"/>
+                <w:bCs w:val="false"/>
+                <w:color w:val="3F3F3F"/>
+                <w:sz w:val="20"/>
+                <w:szCs w:val="20"/>
+              </w:rPr>
+              <w:t xml:space="preserve">467</w:t>
+            </w:r>
+          </w:p>
+        </w:tc>
+        <w:tc>
+          <w:tcPr>
+            <w:tcW w:type="dxa" w:w="1600"/>
+          </w:tcPr>
+          <w:p>
+            <w:pPr>
+              <w:jc w:val="center"/>
+            </w:pPr>
+            <w:r>
+              <w:rPr>
+                <w:rFonts w:ascii="Malgun Gothic" w:cs="Malgun Gothic" w:eastAsia="Malgun Gothic" w:hAnsi="Malgun Gothic"/>
+                <w:b w:val="false"/>
+                <w:bCs w:val="false"/>
+                <w:color w:val="3F3F3F"/>
+                <w:sz w:val="20"/>
+                <w:szCs w:val="20"/>
+              </w:rPr>
+              <w:t xml:space="preserve">665</w:t>
+            </w:r>
+          </w:p>
+        </w:tc>
+        <w:tc>
+          <w:tcPr>
+            <w:tcW w:type="dxa" w:w="1400"/>
+          </w:tcPr>
+          <w:p>
+            <w:pPr>
+              <w:jc w:val="center"/>
+            </w:pPr>
+            <w:r>
+              <w:rPr>
+                <w:rFonts w:ascii="Malgun Gothic" w:cs="Malgun Gothic" w:eastAsia="Malgun Gothic" w:hAnsi="Malgun Gothic"/>
+                <w:b w:val="false"/>
+                <w:bCs w:val="false"/>
+                <w:color w:val="3F3F3F"/>
+                <w:sz w:val="20"/>
+                <w:szCs w:val="20"/>
+              </w:rPr>
+              <w:t xml:space="preserve">+42%</w:t>
+            </w:r>
+          </w:p>
+        </w:tc>
+      </w:tr>
+      <w:tr>
+        <w:tc>
+          <w:tcPr>
+            <w:tcW w:type="dxa" w:w="2200"/>
+          </w:tcPr>
+          <w:p>
+            <w:pPr>
+              <w:jc w:val="left"/>
+            </w:pPr>
+            <w:r>
+              <w:rPr>
+                <w:rFonts w:ascii="Malgun Gothic" w:cs="Malgun Gothic" w:eastAsia="Malgun Gothic" w:hAnsi="Malgun Gothic"/>
+                <w:b w:val="false"/>
+                <w:bCs w:val="false"/>
+                <w:color w:val="3F3F3F"/>
+                <w:sz w:val="20"/>
+                <w:szCs w:val="20"/>
+              </w:rPr>
+              <w:t xml:space="preserve">PM건수</w:t>
+            </w:r>
+          </w:p>
+        </w:tc>
+        <w:tc>
+          <w:tcPr>
+            <w:tcW w:type="dxa" w:w="1600"/>
+          </w:tcPr>
+          <w:p>
+            <w:pPr>
+              <w:jc w:val="center"/>
+            </w:pPr>
+            <w:r>
+              <w:rPr>
+                <w:rFonts w:ascii="Malgun Gothic" w:cs="Malgun Gothic" w:eastAsia="Malgun Gothic" w:hAnsi="Malgun Gothic"/>
+                <w:b w:val="false"/>
+                <w:bCs w:val="false"/>
+                <w:color w:val="3F3F3F"/>
+                <w:sz w:val="20"/>
+                <w:szCs w:val="20"/>
+              </w:rPr>
+              <w:t xml:space="preserve">500</w:t>
+            </w:r>
+          </w:p>
+        </w:tc>
+        <w:tc>
+          <w:tcPr>
+            <w:tcW w:type="dxa" w:w="1600"/>
+          </w:tcPr>
+          <w:p>
+            <w:pPr>
+              <w:jc w:val="center"/>
+            </w:pPr>
+            <w:r>
+              <w:rPr>
+                <w:rFonts w:ascii="Malgun Gothic" w:cs="Malgun Gothic" w:eastAsia="Malgun Gothic" w:hAnsi="Malgun Gothic"/>
+                <w:b w:val="false"/>
+                <w:bCs w:val="false"/>
+                <w:color w:val="3F3F3F"/>
+                <w:sz w:val="20"/>
+                <w:szCs w:val="20"/>
+              </w:rPr>
+              <w:t xml:space="preserve">904</w:t>
+            </w:r>
+          </w:p>
+        </w:tc>
+        <w:tc>
+          <w:tcPr>
+            <w:tcW w:type="dxa" w:w="1400"/>
+          </w:tcPr>
+          <w:p>
+            <w:pPr>
+              <w:jc w:val="center"/>
+            </w:pPr>
+            <w:r>
+              <w:rPr>
+                <w:rFonts w:ascii="Malgun Gothic" w:cs="Malgun Gothic" w:eastAsia="Malgun Gothic" w:hAnsi="Malgun Gothic"/>
+                <w:b w:val="false"/>
+                <w:bCs w:val="false"/>
+                <w:color w:val="3F3F3F"/>
+                <w:sz w:val="20"/>
+                <w:szCs w:val="20"/>
+              </w:rPr>
+              <w:t xml:space="preserve">+81%</w:t>
+            </w:r>
+          </w:p>
+        </w:tc>
+      </w:tr>
+    </w:tbl>
+    <w:p>
+      <w:pPr>
+        <w:spacing w:after="160"/>
+      </w:pPr>
+      <w:r>
+        <w:rPr>
+          <w:rFonts w:ascii="Malgun Gothic" w:cs="Malgun Gothic" w:eastAsia="Malgun Gothic" w:hAnsi="Malgun Gothic"/>
+          <w:color w:val="3F3F3F"/>
+          <w:sz w:val="22"/>
+          <w:szCs w:val="22"/>
+        </w:rPr>
+        <w:t xml:space="preserve">Insight: 조직개편(4월) 이후 방문·PM건수가 개편 전 대비 각각 19%, 19% 증가했고 예방정비 지수도 소폭 개선(+2.1%p)되어 예방 중심 활동이 늘었습니다. 6월은 PM건수가 전년 동월 대비 +80.8% 급증(전체 활동 최고치)한 반면 수리건수 증가(+42.4%)는 상대적으로 완만해, 예방점검 확대 효과로 해석됩니다.</w:t>
+      </w:r>
+    </w:p>
+    <w:p>
+      <w:pPr>
+        <w:pStyle w:val="Heading1"/>
+        <w:pBdr>
+          <w:bottom w:val="single" w:color="005BAC" w:sz="6" w:space="4"/>
+        </w:pBdr>
+        <w:spacing w:after="200" w:before="400"/>
+      </w:pPr>
+      <w:r>
+        <w:rPr>
+          <w:rFonts w:ascii="Arial" w:cs="Arial" w:eastAsia="Arial" w:hAnsi="Arial"/>
+          <w:b/>
+          <w:bCs/>
+          <w:color w:val="00B8EE"/>
+          <w:sz w:val="30"/>
+          <w:szCs w:val="30"/>
+        </w:rPr>
+        <w:t xml:space="preserve">6. </w:t>
+      </w:r>
+      <w:r>
+        <w:rPr>
+          <w:rFonts w:ascii="Malgun Gothic" w:cs="Malgun Gothic" w:eastAsia="Malgun Gothic" w:hAnsi="Malgun Gothic"/>
+          <w:b/>
+          <w:bCs/>
+          <w:color w:val="005BAC"/>
+          <w:sz w:val="30"/>
+          <w:szCs w:val="30"/>
+        </w:rPr>
         <w:t xml:space="preserve">주요 고객 및 장애 분석</w:t>
       </w:r>
     </w:p>
@@ -4981,7 +6618,7 @@
           <w:sz w:val="30"/>
           <w:szCs w:val="30"/>
         </w:rPr>
-        <w:t xml:space="preserve">6. </w:t>
+        <w:t xml:space="preserve">7. </w:t>
       </w:r>
       <w:r>
         <w:rPr>
@@ -5494,7 +7131,7 @@
           <w:sz w:val="30"/>
           <w:szCs w:val="30"/>
         </w:rPr>
-        <w:t xml:space="preserve">7. </w:t>
+        <w:t xml:space="preserve">8. </w:t>
       </w:r>
       <w:r>
         <w:rPr>
@@ -5907,7 +7544,7 @@
           <w:sz w:val="30"/>
           <w:szCs w:val="30"/>
         </w:rPr>
-        <w:t xml:space="preserve">8. </w:t>
+        <w:t xml:space="preserve">9. </w:t>
       </w:r>
       <w:r>
         <w:rPr>
@@ -5982,7 +7619,7 @@
           <w:sz w:val="30"/>
           <w:szCs w:val="30"/>
         </w:rPr>
-        <w:t xml:space="preserve">9. </w:t>
+        <w:t xml:space="preserve">10. </w:t>
       </w:r>
       <w:r>
         <w:rPr>
@@ -6043,7 +7680,7 @@
           <w:sz w:val="30"/>
           <w:szCs w:val="30"/>
         </w:rPr>
-        <w:t xml:space="preserve">10. </w:t>
+        <w:t xml:space="preserve">11. </w:t>
       </w:r>
       <w:r>
         <w:rPr>
@@ -6126,7 +7763,7 @@
           <w:sz w:val="30"/>
           <w:szCs w:val="30"/>
         </w:rPr>
-        <w:t xml:space="preserve">11. </w:t>
+        <w:t xml:space="preserve">12. </w:t>
       </w:r>
       <w:r>
         <w:rPr>
@@ -6165,7 +7802,7 @@
           <w:sz w:val="22"/>
           <w:szCs w:val="22"/>
         </w:rPr>
-        <w:t xml:space="preserve">고객 중심 Insight: 설치일정 CRM 데이터 분석 결과(2026년 7월), 강남차병원·강남차여성병원 프로젝트(XR-9000/XR-1000)는 담당 엔지니어(Martin)가 설치 → 평가 지원 → 이전설치까지 4건을 연속 담당해 책임 담당제의 고객 연속성을 보여주는 우수 사례입니다. 설치·이전설치 평균 소요기간은 1.25일로 신속하게 처리되었으나, FS South팀은 7월 설치 실적 0건으로 팀간 업무량 편차 확인이 필요합니다.</w:t>
+        <w:t xml:space="preserve">고객 중심 Insight: 설치일정 스케쥴러 데이터 분석 결과(2026년 7월), 강남차병원·강남차여성병원 프로젝트(XR-9000/XR-1000)는 담당 엔지니어(김세진)가 설치 → 평가 지원 → 이전설치까지 4건을 연속 담당해 책임 담당제의 고객 연속성을 보여주는 우수 사례입니다. 설치·이전설치 평균 소요기간은 1.25일로 신속하게 처리되었으나, FS South팀은 7월 설치 실적 0건으로 팀간 업무량 편차 확인이 필요합니다.</w:t>
       </w:r>
     </w:p>
     <w:p>
@@ -6212,7 +7849,7 @@
           <w:sz w:val="22"/>
           <w:szCs w:val="22"/>
         </w:rPr>
-        <w:t xml:space="preserve">8월 설치 파이프라인 대응: 설치일정 CRM 기준 8월 예정 16건(설치 9 · 평가 5 · 이전설치 2) 사전 리소스 배정 및 일정 조율</w:t>
+        <w:t xml:space="preserve">8월 설치 파이프라인 대응: 설치일정 스케쥴러 기준 8월 예정 16건(설치 9 · 평가 5 · 이전설치 2) 사전 리소스 배정 및 일정 조율</w:t>
       </w:r>
     </w:p>
     <w:p>

--- a/reports/FSG_월간서비스보고_202607/FSG_월간서비스보고_202607.docx
+++ b/reports/FSG_월간서비스보고_202607/FSG_월간서비스보고_202607.docx
@@ -151,7 +151,7 @@
           <w:sz w:val="22"/>
           <w:szCs w:val="22"/>
         </w:rPr>
-        <w:t xml:space="preserve">팀별 설치, PM(예방점검), A/S(고장수리) 처리 건수 및 KPI 요약입니다.</w:t>
+        <w:t xml:space="preserve">팀별 설치, PM(예방점검), A/S(고장수리) 처리 건수 및 KPI 요약(2026년 6월 실적 · 전월 대비)입니다. SLA 준수율은 고장 수리 케이스만 대상으로 산출합니다.</w:t>
       </w:r>
     </w:p>
     <w:tbl>
@@ -1262,7 +1262,7 @@
                 <w:sz w:val="20"/>
                 <w:szCs w:val="20"/>
               </w:rPr>
-              <w:t xml:space="preserve">이번 기간 실적</w:t>
+              <w:t xml:space="preserve">6월 실적</w:t>
             </w:r>
           </w:p>
         </w:tc>
@@ -1286,7 +1286,7 @@
                 <w:sz w:val="20"/>
                 <w:szCs w:val="20"/>
               </w:rPr>
-              <w:t xml:space="preserve">목표</w:t>
+              <w:t xml:space="preserve">전월 대비</w:t>
             </w:r>
           </w:p>
         </w:tc>
@@ -1311,7 +1311,220 @@
                 <w:sz w:val="20"/>
                 <w:szCs w:val="20"/>
               </w:rPr>
-              <w:t xml:space="preserve">재방문율</w:t>
+              <w:t xml:space="preserve">SLA 준수율(수리)</w:t>
+            </w:r>
+          </w:p>
+        </w:tc>
+        <w:tc>
+          <w:tcPr>
+            <w:tcW w:type="dxa" w:w="3200"/>
+          </w:tcPr>
+          <w:p>
+            <w:pPr>
+              <w:jc w:val="center"/>
+            </w:pPr>
+            <w:r>
+              <w:rPr>
+                <w:rFonts w:ascii="Malgun Gothic" w:cs="Malgun Gothic" w:eastAsia="Malgun Gothic" w:hAnsi="Malgun Gothic"/>
+                <w:b w:val="false"/>
+                <w:bCs w:val="false"/>
+                <w:i w:val="false"/>
+                <w:iCs w:val="false"/>
+                <w:color w:val="3F3F3F"/>
+                <w:sz w:val="20"/>
+                <w:szCs w:val="20"/>
+              </w:rPr>
+              <w:t xml:space="preserve">15.1%</w:t>
+            </w:r>
+          </w:p>
+        </w:tc>
+        <w:tc>
+          <w:tcPr>
+            <w:tcW w:type="dxa" w:w="2600"/>
+          </w:tcPr>
+          <w:p>
+            <w:pPr>
+              <w:jc w:val="center"/>
+            </w:pPr>
+            <w:r>
+              <w:rPr>
+                <w:rFonts w:ascii="Malgun Gothic" w:cs="Malgun Gothic" w:eastAsia="Malgun Gothic" w:hAnsi="Malgun Gothic"/>
+                <w:b w:val="false"/>
+                <w:bCs w:val="false"/>
+                <w:i w:val="false"/>
+                <w:iCs w:val="false"/>
+                <w:color w:val="3F3F3F"/>
+                <w:sz w:val="20"/>
+                <w:szCs w:val="20"/>
+              </w:rPr>
+              <w:t xml:space="preserve">▼2.5%p (5월 17.6%)</w:t>
+            </w:r>
+          </w:p>
+        </w:tc>
+      </w:tr>
+      <w:tr>
+        <w:tc>
+          <w:tcPr>
+            <w:tcW w:type="dxa" w:w="3200"/>
+          </w:tcPr>
+          <w:p>
+            <w:pPr>
+              <w:jc w:val="left"/>
+            </w:pPr>
+            <w:r>
+              <w:rPr>
+                <w:rFonts w:ascii="Malgun Gothic" w:cs="Malgun Gothic" w:eastAsia="Malgun Gothic" w:hAnsi="Malgun Gothic"/>
+                <w:b w:val="false"/>
+                <w:bCs w:val="false"/>
+                <w:i w:val="false"/>
+                <w:iCs w:val="false"/>
+                <w:color w:val="3F3F3F"/>
+                <w:sz w:val="20"/>
+                <w:szCs w:val="20"/>
+              </w:rPr>
+              <w:t xml:space="preserve">FTFR</w:t>
+            </w:r>
+          </w:p>
+        </w:tc>
+        <w:tc>
+          <w:tcPr>
+            <w:tcW w:type="dxa" w:w="3200"/>
+          </w:tcPr>
+          <w:p>
+            <w:pPr>
+              <w:jc w:val="center"/>
+            </w:pPr>
+            <w:r>
+              <w:rPr>
+                <w:rFonts w:ascii="Malgun Gothic" w:cs="Malgun Gothic" w:eastAsia="Malgun Gothic" w:hAnsi="Malgun Gothic"/>
+                <w:b w:val="false"/>
+                <w:bCs w:val="false"/>
+                <w:i w:val="false"/>
+                <w:iCs w:val="false"/>
+                <w:color w:val="3F3F3F"/>
+                <w:sz w:val="20"/>
+                <w:szCs w:val="20"/>
+              </w:rPr>
+              <w:t xml:space="preserve">69%</w:t>
+            </w:r>
+          </w:p>
+        </w:tc>
+        <w:tc>
+          <w:tcPr>
+            <w:tcW w:type="dxa" w:w="2600"/>
+          </w:tcPr>
+          <w:p>
+            <w:pPr>
+              <w:jc w:val="center"/>
+            </w:pPr>
+            <w:r>
+              <w:rPr>
+                <w:rFonts w:ascii="Malgun Gothic" w:cs="Malgun Gothic" w:eastAsia="Malgun Gothic" w:hAnsi="Malgun Gothic"/>
+                <w:b w:val="false"/>
+                <w:bCs w:val="false"/>
+                <w:i w:val="false"/>
+                <w:iCs w:val="false"/>
+                <w:color w:val="3F3F3F"/>
+                <w:sz w:val="20"/>
+                <w:szCs w:val="20"/>
+              </w:rPr>
+              <w:t xml:space="preserve">▼4.1%p (5월 73.1%)</w:t>
+            </w:r>
+          </w:p>
+        </w:tc>
+      </w:tr>
+      <w:tr>
+        <w:tc>
+          <w:tcPr>
+            <w:tcW w:type="dxa" w:w="3200"/>
+          </w:tcPr>
+          <w:p>
+            <w:pPr>
+              <w:jc w:val="left"/>
+            </w:pPr>
+            <w:r>
+              <w:rPr>
+                <w:rFonts w:ascii="Malgun Gothic" w:cs="Malgun Gothic" w:eastAsia="Malgun Gothic" w:hAnsi="Malgun Gothic"/>
+                <w:b w:val="false"/>
+                <w:bCs w:val="false"/>
+                <w:i w:val="false"/>
+                <w:iCs w:val="false"/>
+                <w:color w:val="3F3F3F"/>
+                <w:sz w:val="20"/>
+                <w:szCs w:val="20"/>
+              </w:rPr>
+              <w:t xml:space="preserve">MTTR</w:t>
+            </w:r>
+          </w:p>
+        </w:tc>
+        <w:tc>
+          <w:tcPr>
+            <w:tcW w:type="dxa" w:w="3200"/>
+          </w:tcPr>
+          <w:p>
+            <w:pPr>
+              <w:jc w:val="center"/>
+            </w:pPr>
+            <w:r>
+              <w:rPr>
+                <w:rFonts w:ascii="Malgun Gothic" w:cs="Malgun Gothic" w:eastAsia="Malgun Gothic" w:hAnsi="Malgun Gothic"/>
+                <w:b w:val="false"/>
+                <w:bCs w:val="false"/>
+                <w:i w:val="false"/>
+                <w:iCs w:val="false"/>
+                <w:color w:val="3F3F3F"/>
+                <w:sz w:val="20"/>
+                <w:szCs w:val="20"/>
+              </w:rPr>
+              <w:t xml:space="preserve">125.3분</w:t>
+            </w:r>
+          </w:p>
+        </w:tc>
+        <w:tc>
+          <w:tcPr>
+            <w:tcW w:type="dxa" w:w="2600"/>
+          </w:tcPr>
+          <w:p>
+            <w:pPr>
+              <w:jc w:val="center"/>
+            </w:pPr>
+            <w:r>
+              <w:rPr>
+                <w:rFonts w:ascii="Malgun Gothic" w:cs="Malgun Gothic" w:eastAsia="Malgun Gothic" w:hAnsi="Malgun Gothic"/>
+                <w:b w:val="false"/>
+                <w:bCs w:val="false"/>
+                <w:i w:val="false"/>
+                <w:iCs w:val="false"/>
+                <w:color w:val="3F3F3F"/>
+                <w:sz w:val="20"/>
+                <w:szCs w:val="20"/>
+              </w:rPr>
+              <w:t xml:space="preserve">▼12.2분 개선 (5월 137.5분)</w:t>
+            </w:r>
+          </w:p>
+        </w:tc>
+      </w:tr>
+      <w:tr>
+        <w:tc>
+          <w:tcPr>
+            <w:tcW w:type="dxa" w:w="3200"/>
+          </w:tcPr>
+          <w:p>
+            <w:pPr>
+              <w:jc w:val="left"/>
+            </w:pPr>
+            <w:r>
+              <w:rPr>
+                <w:rFonts w:ascii="Malgun Gothic" w:cs="Malgun Gothic" w:eastAsia="Malgun Gothic" w:hAnsi="Malgun Gothic"/>
+                <w:b w:val="false"/>
+                <w:bCs w:val="false"/>
+                <w:i w:val="false"/>
+                <w:iCs w:val="false"/>
+                <w:color w:val="3F3F3F"/>
+                <w:sz w:val="20"/>
+                <w:szCs w:val="20"/>
+              </w:rPr>
+              <w:t xml:space="preserve">Uptime</w:t>
             </w:r>
           </w:p>
         </w:tc>
@@ -1357,220 +1570,7 @@
                 <w:sz w:val="20"/>
                 <w:szCs w:val="20"/>
               </w:rPr>
-              <w:t xml:space="preserve">15% 이하</w:t>
-            </w:r>
-          </w:p>
-        </w:tc>
-      </w:tr>
-      <w:tr>
-        <w:tc>
-          <w:tcPr>
-            <w:tcW w:type="dxa" w:w="3200"/>
-          </w:tcPr>
-          <w:p>
-            <w:pPr>
-              <w:jc w:val="left"/>
-            </w:pPr>
-            <w:r>
-              <w:rPr>
-                <w:rFonts w:ascii="Malgun Gothic" w:cs="Malgun Gothic" w:eastAsia="Malgun Gothic" w:hAnsi="Malgun Gothic"/>
-                <w:b w:val="false"/>
-                <w:bCs w:val="false"/>
-                <w:i w:val="false"/>
-                <w:iCs w:val="false"/>
-                <w:color w:val="3F3F3F"/>
-                <w:sz w:val="20"/>
-                <w:szCs w:val="20"/>
-              </w:rPr>
-              <w:t xml:space="preserve">Uptime</w:t>
-            </w:r>
-          </w:p>
-        </w:tc>
-        <w:tc>
-          <w:tcPr>
-            <w:tcW w:type="dxa" w:w="3200"/>
-          </w:tcPr>
-          <w:p>
-            <w:pPr>
-              <w:jc w:val="center"/>
-            </w:pPr>
-            <w:r>
-              <w:rPr>
-                <w:rFonts w:ascii="Malgun Gothic" w:cs="Malgun Gothic" w:eastAsia="Malgun Gothic" w:hAnsi="Malgun Gothic"/>
-                <w:b w:val="false"/>
-                <w:bCs w:val="false"/>
-                <w:i/>
-                <w:iCs/>
-                <w:color w:val="9E9E9E"/>
-                <w:sz w:val="20"/>
-                <w:szCs w:val="20"/>
-              </w:rPr>
-              <w:t xml:space="preserve">자료 미제공 – 추후 업데이트</w:t>
-            </w:r>
-          </w:p>
-        </w:tc>
-        <w:tc>
-          <w:tcPr>
-            <w:tcW w:type="dxa" w:w="2600"/>
-          </w:tcPr>
-          <w:p>
-            <w:pPr>
-              <w:jc w:val="center"/>
-            </w:pPr>
-            <w:r>
-              <w:rPr>
-                <w:rFonts w:ascii="Malgun Gothic" w:cs="Malgun Gothic" w:eastAsia="Malgun Gothic" w:hAnsi="Malgun Gothic"/>
-                <w:b w:val="false"/>
-                <w:bCs w:val="false"/>
-                <w:i w:val="false"/>
-                <w:iCs w:val="false"/>
-                <w:color w:val="3F3F3F"/>
-                <w:sz w:val="20"/>
-                <w:szCs w:val="20"/>
-              </w:rPr>
-              <w:t xml:space="preserve">90% 이상</w:t>
-            </w:r>
-          </w:p>
-        </w:tc>
-      </w:tr>
-      <w:tr>
-        <w:tc>
-          <w:tcPr>
-            <w:tcW w:type="dxa" w:w="3200"/>
-          </w:tcPr>
-          <w:p>
-            <w:pPr>
-              <w:jc w:val="left"/>
-            </w:pPr>
-            <w:r>
-              <w:rPr>
-                <w:rFonts w:ascii="Malgun Gothic" w:cs="Malgun Gothic" w:eastAsia="Malgun Gothic" w:hAnsi="Malgun Gothic"/>
-                <w:b w:val="false"/>
-                <w:bCs w:val="false"/>
-                <w:i w:val="false"/>
-                <w:iCs w:val="false"/>
-                <w:color w:val="3F3F3F"/>
-                <w:sz w:val="20"/>
-                <w:szCs w:val="20"/>
-              </w:rPr>
-              <w:t xml:space="preserve">FTFR (First Time Fix Rate)</w:t>
-            </w:r>
-          </w:p>
-        </w:tc>
-        <w:tc>
-          <w:tcPr>
-            <w:tcW w:type="dxa" w:w="3200"/>
-          </w:tcPr>
-          <w:p>
-            <w:pPr>
-              <w:jc w:val="center"/>
-            </w:pPr>
-            <w:r>
-              <w:rPr>
-                <w:rFonts w:ascii="Malgun Gothic" w:cs="Malgun Gothic" w:eastAsia="Malgun Gothic" w:hAnsi="Malgun Gothic"/>
-                <w:b w:val="false"/>
-                <w:bCs w:val="false"/>
-                <w:i/>
-                <w:iCs/>
-                <w:color w:val="9E9E9E"/>
-                <w:sz w:val="20"/>
-                <w:szCs w:val="20"/>
-              </w:rPr>
-              <w:t xml:space="preserve">자료 미제공 – 추후 업데이트</w:t>
-            </w:r>
-          </w:p>
-        </w:tc>
-        <w:tc>
-          <w:tcPr>
-            <w:tcW w:type="dxa" w:w="2600"/>
-          </w:tcPr>
-          <w:p>
-            <w:pPr>
-              <w:jc w:val="center"/>
-            </w:pPr>
-            <w:r>
-              <w:rPr>
-                <w:rFonts w:ascii="Malgun Gothic" w:cs="Malgun Gothic" w:eastAsia="Malgun Gothic" w:hAnsi="Malgun Gothic"/>
-                <w:b w:val="false"/>
-                <w:bCs w:val="false"/>
-                <w:i w:val="false"/>
-                <w:iCs w:val="false"/>
-                <w:color w:val="3F3F3F"/>
-                <w:sz w:val="20"/>
-                <w:szCs w:val="20"/>
-              </w:rPr>
-              <w:t xml:space="preserve">참고 지표</w:t>
-            </w:r>
-          </w:p>
-        </w:tc>
-      </w:tr>
-      <w:tr>
-        <w:tc>
-          <w:tcPr>
-            <w:tcW w:type="dxa" w:w="3200"/>
-          </w:tcPr>
-          <w:p>
-            <w:pPr>
-              <w:jc w:val="left"/>
-            </w:pPr>
-            <w:r>
-              <w:rPr>
-                <w:rFonts w:ascii="Malgun Gothic" w:cs="Malgun Gothic" w:eastAsia="Malgun Gothic" w:hAnsi="Malgun Gothic"/>
-                <w:b w:val="false"/>
-                <w:bCs w:val="false"/>
-                <w:i w:val="false"/>
-                <w:iCs w:val="false"/>
-                <w:color w:val="3F3F3F"/>
-                <w:sz w:val="20"/>
-                <w:szCs w:val="20"/>
-              </w:rPr>
-              <w:t xml:space="preserve">책임 배정율</w:t>
-            </w:r>
-          </w:p>
-        </w:tc>
-        <w:tc>
-          <w:tcPr>
-            <w:tcW w:type="dxa" w:w="3200"/>
-          </w:tcPr>
-          <w:p>
-            <w:pPr>
-              <w:jc w:val="center"/>
-            </w:pPr>
-            <w:r>
-              <w:rPr>
-                <w:rFonts w:ascii="Malgun Gothic" w:cs="Malgun Gothic" w:eastAsia="Malgun Gothic" w:hAnsi="Malgun Gothic"/>
-                <w:b w:val="false"/>
-                <w:bCs w:val="false"/>
-                <w:i/>
-                <w:iCs/>
-                <w:color w:val="9E9E9E"/>
-                <w:sz w:val="20"/>
-                <w:szCs w:val="20"/>
-              </w:rPr>
-              <w:t xml:space="preserve">자료 미제공 – 추후 업데이트</w:t>
-            </w:r>
-          </w:p>
-        </w:tc>
-        <w:tc>
-          <w:tcPr>
-            <w:tcW w:type="dxa" w:w="2600"/>
-          </w:tcPr>
-          <w:p>
-            <w:pPr>
-              <w:jc w:val="center"/>
-            </w:pPr>
-            <w:r>
-              <w:rPr>
-                <w:rFonts w:ascii="Malgun Gothic" w:cs="Malgun Gothic" w:eastAsia="Malgun Gothic" w:hAnsi="Malgun Gothic"/>
-                <w:b w:val="false"/>
-                <w:bCs w:val="false"/>
-                <w:i w:val="false"/>
-                <w:iCs w:val="false"/>
-                <w:color w:val="3F3F3F"/>
-                <w:sz w:val="20"/>
-                <w:szCs w:val="20"/>
-              </w:rPr>
-              <w:t xml:space="preserve">100%</w:t>
+              <w:t xml:space="preserve">-</w:t>
             </w:r>
           </w:p>
         </w:tc>
@@ -1601,12 +1601,12 @@
           <w:sz w:val="22"/>
           <w:szCs w:val="22"/>
         </w:rPr>
-        <w:t xml:space="preserve">서비스 SLA 월별 추이 (24시간 이내 해결 비율)</w:t>
+        <w:t xml:space="preserve">서비스 SLA 준수율(고장 수리) 월별 추이 — 기준: 고장 수리 접수~해결 24시간 이내 · 12개월 평균(기준선) 24%</w:t>
       </w:r>
     </w:p>
     <w:tbl>
       <w:tblPr>
-        <w:tblW w:type="dxa" w:w="6000"/>
+        <w:tblW w:type="dxa" w:w="7000"/>
         <w:tblBorders>
           <w:top w:val="single" w:color="auto" w:sz="4"/>
           <w:left w:val="single" w:color="auto" w:sz="4"/>
@@ -1618,13 +1618,14 @@
         <w:tblLayout w:type="fixed"/>
       </w:tblPr>
       <w:tblGrid>
-        <w:gridCol w:w="3000"/>
-        <w:gridCol w:w="3000"/>
+        <w:gridCol w:w="2200"/>
+        <w:gridCol w:w="2200"/>
+        <w:gridCol w:w="2600"/>
       </w:tblGrid>
       <w:tr>
         <w:tc>
           <w:tcPr>
-            <w:tcW w:type="dxa" w:w="3000"/>
+            <w:tcW w:type="dxa" w:w="2200"/>
             <w:shd w:fill="005BAC" w:color="auto" w:val="clear"/>
           </w:tcPr>
           <w:p>
@@ -1646,7 +1647,7 @@
         </w:tc>
         <w:tc>
           <w:tcPr>
-            <w:tcW w:type="dxa" w:w="3000"/>
+            <w:tcW w:type="dxa" w:w="2200"/>
             <w:shd w:fill="005BAC" w:color="auto" w:val="clear"/>
           </w:tcPr>
           <w:p>
@@ -1666,11 +1667,33 @@
             </w:r>
           </w:p>
         </w:tc>
+        <w:tc>
+          <w:tcPr>
+            <w:tcW w:type="dxa" w:w="2600"/>
+            <w:shd w:fill="005BAC" w:color="auto" w:val="clear"/>
+          </w:tcPr>
+          <w:p>
+            <w:pPr>
+              <w:jc w:val="center"/>
+            </w:pPr>
+            <w:r>
+              <w:rPr>
+                <w:rFonts w:ascii="Malgun Gothic" w:cs="Malgun Gothic" w:eastAsia="Malgun Gothic" w:hAnsi="Malgun Gothic"/>
+                <w:b/>
+                <w:bCs/>
+                <w:color w:val="FFFFFF"/>
+                <w:sz w:val="20"/>
+                <w:szCs w:val="20"/>
+              </w:rPr>
+              <w:t xml:space="preserve">12개월 평균 대비</w:t>
+            </w:r>
+          </w:p>
+        </w:tc>
       </w:tr>
       <w:tr>
         <w:tc>
           <w:tcPr>
-            <w:tcW w:type="dxa" w:w="3000"/>
+            <w:tcW w:type="dxa" w:w="2200"/>
           </w:tcPr>
           <w:p>
             <w:pPr>
@@ -1691,22 +1714,43 @@
         </w:tc>
         <w:tc>
           <w:tcPr>
-            <w:tcW w:type="dxa" w:w="3000"/>
-          </w:tcPr>
-          <w:p>
-            <w:pPr>
-              <w:jc w:val="center"/>
-            </w:pPr>
-            <w:r>
-              <w:rPr>
-                <w:rFonts w:ascii="Malgun Gothic" w:cs="Malgun Gothic" w:eastAsia="Malgun Gothic" w:hAnsi="Malgun Gothic"/>
-                <w:b w:val="false"/>
-                <w:bCs w:val="false"/>
-                <w:color w:val="3F3F3F"/>
-                <w:sz w:val="20"/>
-                <w:szCs w:val="20"/>
-              </w:rPr>
-              <w:t xml:space="preserve">21.9%</w:t>
+            <w:tcW w:type="dxa" w:w="2200"/>
+          </w:tcPr>
+          <w:p>
+            <w:pPr>
+              <w:jc w:val="center"/>
+            </w:pPr>
+            <w:r>
+              <w:rPr>
+                <w:rFonts w:ascii="Malgun Gothic" w:cs="Malgun Gothic" w:eastAsia="Malgun Gothic" w:hAnsi="Malgun Gothic"/>
+                <w:b w:val="false"/>
+                <w:bCs w:val="false"/>
+                <w:color w:val="3F3F3F"/>
+                <w:sz w:val="20"/>
+                <w:szCs w:val="20"/>
+              </w:rPr>
+              <w:t xml:space="preserve">24%</w:t>
+            </w:r>
+          </w:p>
+        </w:tc>
+        <w:tc>
+          <w:tcPr>
+            <w:tcW w:type="dxa" w:w="2600"/>
+          </w:tcPr>
+          <w:p>
+            <w:pPr>
+              <w:jc w:val="center"/>
+            </w:pPr>
+            <w:r>
+              <w:rPr>
+                <w:rFonts w:ascii="Malgun Gothic" w:cs="Malgun Gothic" w:eastAsia="Malgun Gothic" w:hAnsi="Malgun Gothic"/>
+                <w:b w:val="false"/>
+                <w:bCs w:val="false"/>
+                <w:color w:val="3F3F3F"/>
+                <w:sz w:val="20"/>
+                <w:szCs w:val="20"/>
+              </w:rPr>
+              <w:t xml:space="preserve">+0.0%p</w:t>
             </w:r>
           </w:p>
         </w:tc>
@@ -1714,7 +1758,7 @@
       <w:tr>
         <w:tc>
           <w:tcPr>
-            <w:tcW w:type="dxa" w:w="3000"/>
+            <w:tcW w:type="dxa" w:w="2200"/>
           </w:tcPr>
           <w:p>
             <w:pPr>
@@ -1735,22 +1779,43 @@
         </w:tc>
         <w:tc>
           <w:tcPr>
-            <w:tcW w:type="dxa" w:w="3000"/>
-          </w:tcPr>
-          <w:p>
-            <w:pPr>
-              <w:jc w:val="center"/>
-            </w:pPr>
-            <w:r>
-              <w:rPr>
-                <w:rFonts w:ascii="Malgun Gothic" w:cs="Malgun Gothic" w:eastAsia="Malgun Gothic" w:hAnsi="Malgun Gothic"/>
-                <w:b w:val="false"/>
-                <w:bCs w:val="false"/>
-                <w:color w:val="3F3F3F"/>
-                <w:sz w:val="20"/>
-                <w:szCs w:val="20"/>
-              </w:rPr>
-              <w:t xml:space="preserve">20.5%</w:t>
+            <w:tcW w:type="dxa" w:w="2200"/>
+          </w:tcPr>
+          <w:p>
+            <w:pPr>
+              <w:jc w:val="center"/>
+            </w:pPr>
+            <w:r>
+              <w:rPr>
+                <w:rFonts w:ascii="Malgun Gothic" w:cs="Malgun Gothic" w:eastAsia="Malgun Gothic" w:hAnsi="Malgun Gothic"/>
+                <w:b w:val="false"/>
+                <w:bCs w:val="false"/>
+                <w:color w:val="3F3F3F"/>
+                <w:sz w:val="20"/>
+                <w:szCs w:val="20"/>
+              </w:rPr>
+              <w:t xml:space="preserve">23.8%</w:t>
+            </w:r>
+          </w:p>
+        </w:tc>
+        <w:tc>
+          <w:tcPr>
+            <w:tcW w:type="dxa" w:w="2600"/>
+          </w:tcPr>
+          <w:p>
+            <w:pPr>
+              <w:jc w:val="center"/>
+            </w:pPr>
+            <w:r>
+              <w:rPr>
+                <w:rFonts w:ascii="Malgun Gothic" w:cs="Malgun Gothic" w:eastAsia="Malgun Gothic" w:hAnsi="Malgun Gothic"/>
+                <w:b w:val="false"/>
+                <w:bCs w:val="false"/>
+                <w:color w:val="3F3F3F"/>
+                <w:sz w:val="20"/>
+                <w:szCs w:val="20"/>
+              </w:rPr>
+              <w:t xml:space="preserve">-0.2%p</w:t>
             </w:r>
           </w:p>
         </w:tc>
@@ -1758,7 +1823,7 @@
       <w:tr>
         <w:tc>
           <w:tcPr>
-            <w:tcW w:type="dxa" w:w="3000"/>
+            <w:tcW w:type="dxa" w:w="2200"/>
           </w:tcPr>
           <w:p>
             <w:pPr>
@@ -1779,22 +1844,43 @@
         </w:tc>
         <w:tc>
           <w:tcPr>
-            <w:tcW w:type="dxa" w:w="3000"/>
-          </w:tcPr>
-          <w:p>
-            <w:pPr>
-              <w:jc w:val="center"/>
-            </w:pPr>
-            <w:r>
-              <w:rPr>
-                <w:rFonts w:ascii="Malgun Gothic" w:cs="Malgun Gothic" w:eastAsia="Malgun Gothic" w:hAnsi="Malgun Gothic"/>
-                <w:b w:val="false"/>
-                <w:bCs w:val="false"/>
-                <w:color w:val="3F3F3F"/>
-                <w:sz w:val="20"/>
-                <w:szCs w:val="20"/>
-              </w:rPr>
-              <w:t xml:space="preserve">18.6%</w:t>
+            <w:tcW w:type="dxa" w:w="2200"/>
+          </w:tcPr>
+          <w:p>
+            <w:pPr>
+              <w:jc w:val="center"/>
+            </w:pPr>
+            <w:r>
+              <w:rPr>
+                <w:rFonts w:ascii="Malgun Gothic" w:cs="Malgun Gothic" w:eastAsia="Malgun Gothic" w:hAnsi="Malgun Gothic"/>
+                <w:b w:val="false"/>
+                <w:bCs w:val="false"/>
+                <w:color w:val="3F3F3F"/>
+                <w:sz w:val="20"/>
+                <w:szCs w:val="20"/>
+              </w:rPr>
+              <w:t xml:space="preserve">18.5%</w:t>
+            </w:r>
+          </w:p>
+        </w:tc>
+        <w:tc>
+          <w:tcPr>
+            <w:tcW w:type="dxa" w:w="2600"/>
+          </w:tcPr>
+          <w:p>
+            <w:pPr>
+              <w:jc w:val="center"/>
+            </w:pPr>
+            <w:r>
+              <w:rPr>
+                <w:rFonts w:ascii="Malgun Gothic" w:cs="Malgun Gothic" w:eastAsia="Malgun Gothic" w:hAnsi="Malgun Gothic"/>
+                <w:b w:val="false"/>
+                <w:bCs w:val="false"/>
+                <w:color w:val="3F3F3F"/>
+                <w:sz w:val="20"/>
+                <w:szCs w:val="20"/>
+              </w:rPr>
+              <w:t xml:space="preserve">-5.5%p</w:t>
             </w:r>
           </w:p>
         </w:tc>
@@ -1802,7 +1888,7 @@
       <w:tr>
         <w:tc>
           <w:tcPr>
-            <w:tcW w:type="dxa" w:w="3000"/>
+            <w:tcW w:type="dxa" w:w="2200"/>
           </w:tcPr>
           <w:p>
             <w:pPr>
@@ -1823,22 +1909,43 @@
         </w:tc>
         <w:tc>
           <w:tcPr>
-            <w:tcW w:type="dxa" w:w="3000"/>
-          </w:tcPr>
-          <w:p>
-            <w:pPr>
-              <w:jc w:val="center"/>
-            </w:pPr>
-            <w:r>
-              <w:rPr>
-                <w:rFonts w:ascii="Malgun Gothic" w:cs="Malgun Gothic" w:eastAsia="Malgun Gothic" w:hAnsi="Malgun Gothic"/>
-                <w:b w:val="false"/>
-                <w:bCs w:val="false"/>
-                <w:color w:val="3F3F3F"/>
-                <w:sz w:val="20"/>
-                <w:szCs w:val="20"/>
-              </w:rPr>
-              <w:t xml:space="preserve">25.8%</w:t>
+            <w:tcW w:type="dxa" w:w="2200"/>
+          </w:tcPr>
+          <w:p>
+            <w:pPr>
+              <w:jc w:val="center"/>
+            </w:pPr>
+            <w:r>
+              <w:rPr>
+                <w:rFonts w:ascii="Malgun Gothic" w:cs="Malgun Gothic" w:eastAsia="Malgun Gothic" w:hAnsi="Malgun Gothic"/>
+                <w:b w:val="false"/>
+                <w:bCs w:val="false"/>
+                <w:color w:val="3F3F3F"/>
+                <w:sz w:val="20"/>
+                <w:szCs w:val="20"/>
+              </w:rPr>
+              <w:t xml:space="preserve">25.5%</w:t>
+            </w:r>
+          </w:p>
+        </w:tc>
+        <w:tc>
+          <w:tcPr>
+            <w:tcW w:type="dxa" w:w="2600"/>
+          </w:tcPr>
+          <w:p>
+            <w:pPr>
+              <w:jc w:val="center"/>
+            </w:pPr>
+            <w:r>
+              <w:rPr>
+                <w:rFonts w:ascii="Malgun Gothic" w:cs="Malgun Gothic" w:eastAsia="Malgun Gothic" w:hAnsi="Malgun Gothic"/>
+                <w:b w:val="false"/>
+                <w:bCs w:val="false"/>
+                <w:color w:val="3F3F3F"/>
+                <w:sz w:val="20"/>
+                <w:szCs w:val="20"/>
+              </w:rPr>
+              <w:t xml:space="preserve">+1.5%p</w:t>
             </w:r>
           </w:p>
         </w:tc>
@@ -1846,7 +1953,7 @@
       <w:tr>
         <w:tc>
           <w:tcPr>
-            <w:tcW w:type="dxa" w:w="3000"/>
+            <w:tcW w:type="dxa" w:w="2200"/>
           </w:tcPr>
           <w:p>
             <w:pPr>
@@ -1867,22 +1974,43 @@
         </w:tc>
         <w:tc>
           <w:tcPr>
-            <w:tcW w:type="dxa" w:w="3000"/>
-          </w:tcPr>
-          <w:p>
-            <w:pPr>
-              <w:jc w:val="center"/>
-            </w:pPr>
-            <w:r>
-              <w:rPr>
-                <w:rFonts w:ascii="Malgun Gothic" w:cs="Malgun Gothic" w:eastAsia="Malgun Gothic" w:hAnsi="Malgun Gothic"/>
-                <w:b w:val="false"/>
-                <w:bCs w:val="false"/>
-                <w:color w:val="3F3F3F"/>
-                <w:sz w:val="20"/>
-                <w:szCs w:val="20"/>
-              </w:rPr>
-              <w:t xml:space="preserve">23.2%</w:t>
+            <w:tcW w:type="dxa" w:w="2200"/>
+          </w:tcPr>
+          <w:p>
+            <w:pPr>
+              <w:jc w:val="center"/>
+            </w:pPr>
+            <w:r>
+              <w:rPr>
+                <w:rFonts w:ascii="Malgun Gothic" w:cs="Malgun Gothic" w:eastAsia="Malgun Gothic" w:hAnsi="Malgun Gothic"/>
+                <w:b w:val="false"/>
+                <w:bCs w:val="false"/>
+                <w:color w:val="3F3F3F"/>
+                <w:sz w:val="20"/>
+                <w:szCs w:val="20"/>
+              </w:rPr>
+              <w:t xml:space="preserve">29.4%</w:t>
+            </w:r>
+          </w:p>
+        </w:tc>
+        <w:tc>
+          <w:tcPr>
+            <w:tcW w:type="dxa" w:w="2600"/>
+          </w:tcPr>
+          <w:p>
+            <w:pPr>
+              <w:jc w:val="center"/>
+            </w:pPr>
+            <w:r>
+              <w:rPr>
+                <w:rFonts w:ascii="Malgun Gothic" w:cs="Malgun Gothic" w:eastAsia="Malgun Gothic" w:hAnsi="Malgun Gothic"/>
+                <w:b w:val="false"/>
+                <w:bCs w:val="false"/>
+                <w:color w:val="3F3F3F"/>
+                <w:sz w:val="20"/>
+                <w:szCs w:val="20"/>
+              </w:rPr>
+              <w:t xml:space="preserve">+5.4%p</w:t>
             </w:r>
           </w:p>
         </w:tc>
@@ -1890,7 +2018,7 @@
       <w:tr>
         <w:tc>
           <w:tcPr>
-            <w:tcW w:type="dxa" w:w="3000"/>
+            <w:tcW w:type="dxa" w:w="2200"/>
           </w:tcPr>
           <w:p>
             <w:pPr>
@@ -1911,22 +2039,43 @@
         </w:tc>
         <w:tc>
           <w:tcPr>
-            <w:tcW w:type="dxa" w:w="3000"/>
-          </w:tcPr>
-          <w:p>
-            <w:pPr>
-              <w:jc w:val="center"/>
-            </w:pPr>
-            <w:r>
-              <w:rPr>
-                <w:rFonts w:ascii="Malgun Gothic" w:cs="Malgun Gothic" w:eastAsia="Malgun Gothic" w:hAnsi="Malgun Gothic"/>
-                <w:b w:val="false"/>
-                <w:bCs w:val="false"/>
-                <w:color w:val="3F3F3F"/>
-                <w:sz w:val="20"/>
-                <w:szCs w:val="20"/>
-              </w:rPr>
-              <w:t xml:space="preserve">30%</w:t>
+            <w:tcW w:type="dxa" w:w="2200"/>
+          </w:tcPr>
+          <w:p>
+            <w:pPr>
+              <w:jc w:val="center"/>
+            </w:pPr>
+            <w:r>
+              <w:rPr>
+                <w:rFonts w:ascii="Malgun Gothic" w:cs="Malgun Gothic" w:eastAsia="Malgun Gothic" w:hAnsi="Malgun Gothic"/>
+                <w:b w:val="false"/>
+                <w:bCs w:val="false"/>
+                <w:color w:val="3F3F3F"/>
+                <w:sz w:val="20"/>
+                <w:szCs w:val="20"/>
+              </w:rPr>
+              <w:t xml:space="preserve">28.5%</w:t>
+            </w:r>
+          </w:p>
+        </w:tc>
+        <w:tc>
+          <w:tcPr>
+            <w:tcW w:type="dxa" w:w="2600"/>
+          </w:tcPr>
+          <w:p>
+            <w:pPr>
+              <w:jc w:val="center"/>
+            </w:pPr>
+            <w:r>
+              <w:rPr>
+                <w:rFonts w:ascii="Malgun Gothic" w:cs="Malgun Gothic" w:eastAsia="Malgun Gothic" w:hAnsi="Malgun Gothic"/>
+                <w:b w:val="false"/>
+                <w:bCs w:val="false"/>
+                <w:color w:val="3F3F3F"/>
+                <w:sz w:val="20"/>
+                <w:szCs w:val="20"/>
+              </w:rPr>
+              <w:t xml:space="preserve">+4.5%p</w:t>
             </w:r>
           </w:p>
         </w:tc>
@@ -1934,7 +2083,7 @@
       <w:tr>
         <w:tc>
           <w:tcPr>
-            <w:tcW w:type="dxa" w:w="3000"/>
+            <w:tcW w:type="dxa" w:w="2200"/>
           </w:tcPr>
           <w:p>
             <w:pPr>
@@ -1955,22 +2104,43 @@
         </w:tc>
         <w:tc>
           <w:tcPr>
-            <w:tcW w:type="dxa" w:w="3000"/>
-          </w:tcPr>
-          <w:p>
-            <w:pPr>
-              <w:jc w:val="center"/>
-            </w:pPr>
-            <w:r>
-              <w:rPr>
-                <w:rFonts w:ascii="Malgun Gothic" w:cs="Malgun Gothic" w:eastAsia="Malgun Gothic" w:hAnsi="Malgun Gothic"/>
-                <w:b w:val="false"/>
-                <w:bCs w:val="false"/>
-                <w:color w:val="3F3F3F"/>
-                <w:sz w:val="20"/>
-                <w:szCs w:val="20"/>
-              </w:rPr>
-              <w:t xml:space="preserve">11.9%</w:t>
+            <w:tcW w:type="dxa" w:w="2200"/>
+          </w:tcPr>
+          <w:p>
+            <w:pPr>
+              <w:jc w:val="center"/>
+            </w:pPr>
+            <w:r>
+              <w:rPr>
+                <w:rFonts w:ascii="Malgun Gothic" w:cs="Malgun Gothic" w:eastAsia="Malgun Gothic" w:hAnsi="Malgun Gothic"/>
+                <w:b w:val="false"/>
+                <w:bCs w:val="false"/>
+                <w:color w:val="3F3F3F"/>
+                <w:sz w:val="20"/>
+                <w:szCs w:val="20"/>
+              </w:rPr>
+              <w:t xml:space="preserve">14.4%</w:t>
+            </w:r>
+          </w:p>
+        </w:tc>
+        <w:tc>
+          <w:tcPr>
+            <w:tcW w:type="dxa" w:w="2600"/>
+          </w:tcPr>
+          <w:p>
+            <w:pPr>
+              <w:jc w:val="center"/>
+            </w:pPr>
+            <w:r>
+              <w:rPr>
+                <w:rFonts w:ascii="Malgun Gothic" w:cs="Malgun Gothic" w:eastAsia="Malgun Gothic" w:hAnsi="Malgun Gothic"/>
+                <w:b w:val="false"/>
+                <w:bCs w:val="false"/>
+                <w:color w:val="3F3F3F"/>
+                <w:sz w:val="20"/>
+                <w:szCs w:val="20"/>
+              </w:rPr>
+              <w:t xml:space="preserve">-9.6%p</w:t>
             </w:r>
           </w:p>
         </w:tc>
@@ -1978,7 +2148,7 @@
       <w:tr>
         <w:tc>
           <w:tcPr>
-            <w:tcW w:type="dxa" w:w="3000"/>
+            <w:tcW w:type="dxa" w:w="2200"/>
           </w:tcPr>
           <w:p>
             <w:pPr>
@@ -1999,22 +2169,43 @@
         </w:tc>
         <w:tc>
           <w:tcPr>
-            <w:tcW w:type="dxa" w:w="3000"/>
-          </w:tcPr>
-          <w:p>
-            <w:pPr>
-              <w:jc w:val="center"/>
-            </w:pPr>
-            <w:r>
-              <w:rPr>
-                <w:rFonts w:ascii="Malgun Gothic" w:cs="Malgun Gothic" w:eastAsia="Malgun Gothic" w:hAnsi="Malgun Gothic"/>
-                <w:b w:val="false"/>
-                <w:bCs w:val="false"/>
-                <w:color w:val="3F3F3F"/>
-                <w:sz w:val="20"/>
-                <w:szCs w:val="20"/>
-              </w:rPr>
-              <w:t xml:space="preserve">37.6%</w:t>
+            <w:tcW w:type="dxa" w:w="2200"/>
+          </w:tcPr>
+          <w:p>
+            <w:pPr>
+              <w:jc w:val="center"/>
+            </w:pPr>
+            <w:r>
+              <w:rPr>
+                <w:rFonts w:ascii="Malgun Gothic" w:cs="Malgun Gothic" w:eastAsia="Malgun Gothic" w:hAnsi="Malgun Gothic"/>
+                <w:b w:val="false"/>
+                <w:bCs w:val="false"/>
+                <w:color w:val="3F3F3F"/>
+                <w:sz w:val="20"/>
+                <w:szCs w:val="20"/>
+              </w:rPr>
+              <w:t xml:space="preserve">27.5%</w:t>
+            </w:r>
+          </w:p>
+        </w:tc>
+        <w:tc>
+          <w:tcPr>
+            <w:tcW w:type="dxa" w:w="2600"/>
+          </w:tcPr>
+          <w:p>
+            <w:pPr>
+              <w:jc w:val="center"/>
+            </w:pPr>
+            <w:r>
+              <w:rPr>
+                <w:rFonts w:ascii="Malgun Gothic" w:cs="Malgun Gothic" w:eastAsia="Malgun Gothic" w:hAnsi="Malgun Gothic"/>
+                <w:b w:val="false"/>
+                <w:bCs w:val="false"/>
+                <w:color w:val="3F3F3F"/>
+                <w:sz w:val="20"/>
+                <w:szCs w:val="20"/>
+              </w:rPr>
+              <w:t xml:space="preserve">+3.5%p</w:t>
             </w:r>
           </w:p>
         </w:tc>
@@ -2022,7 +2213,7 @@
       <w:tr>
         <w:tc>
           <w:tcPr>
-            <w:tcW w:type="dxa" w:w="3000"/>
+            <w:tcW w:type="dxa" w:w="2200"/>
           </w:tcPr>
           <w:p>
             <w:pPr>
@@ -2043,22 +2234,43 @@
         </w:tc>
         <w:tc>
           <w:tcPr>
-            <w:tcW w:type="dxa" w:w="3000"/>
-          </w:tcPr>
-          <w:p>
-            <w:pPr>
-              <w:jc w:val="center"/>
-            </w:pPr>
-            <w:r>
-              <w:rPr>
-                <w:rFonts w:ascii="Malgun Gothic" w:cs="Malgun Gothic" w:eastAsia="Malgun Gothic" w:hAnsi="Malgun Gothic"/>
-                <w:b w:val="false"/>
-                <w:bCs w:val="false"/>
-                <w:color w:val="3F3F3F"/>
-                <w:sz w:val="20"/>
-                <w:szCs w:val="20"/>
-              </w:rPr>
-              <w:t xml:space="preserve">39.3%</w:t>
+            <w:tcW w:type="dxa" w:w="2200"/>
+          </w:tcPr>
+          <w:p>
+            <w:pPr>
+              <w:jc w:val="center"/>
+            </w:pPr>
+            <w:r>
+              <w:rPr>
+                <w:rFonts w:ascii="Malgun Gothic" w:cs="Malgun Gothic" w:eastAsia="Malgun Gothic" w:hAnsi="Malgun Gothic"/>
+                <w:b w:val="false"/>
+                <w:bCs w:val="false"/>
+                <w:color w:val="3F3F3F"/>
+                <w:sz w:val="20"/>
+                <w:szCs w:val="20"/>
+              </w:rPr>
+              <w:t xml:space="preserve">28.3%</w:t>
+            </w:r>
+          </w:p>
+        </w:tc>
+        <w:tc>
+          <w:tcPr>
+            <w:tcW w:type="dxa" w:w="2600"/>
+          </w:tcPr>
+          <w:p>
+            <w:pPr>
+              <w:jc w:val="center"/>
+            </w:pPr>
+            <w:r>
+              <w:rPr>
+                <w:rFonts w:ascii="Malgun Gothic" w:cs="Malgun Gothic" w:eastAsia="Malgun Gothic" w:hAnsi="Malgun Gothic"/>
+                <w:b w:val="false"/>
+                <w:bCs w:val="false"/>
+                <w:color w:val="3F3F3F"/>
+                <w:sz w:val="20"/>
+                <w:szCs w:val="20"/>
+              </w:rPr>
+              <w:t xml:space="preserve">+4.3%p</w:t>
             </w:r>
           </w:p>
         </w:tc>
@@ -2066,7 +2278,7 @@
       <w:tr>
         <w:tc>
           <w:tcPr>
-            <w:tcW w:type="dxa" w:w="3000"/>
+            <w:tcW w:type="dxa" w:w="2200"/>
           </w:tcPr>
           <w:p>
             <w:pPr>
@@ -2087,22 +2299,43 @@
         </w:tc>
         <w:tc>
           <w:tcPr>
-            <w:tcW w:type="dxa" w:w="3000"/>
-          </w:tcPr>
-          <w:p>
-            <w:pPr>
-              <w:jc w:val="center"/>
-            </w:pPr>
-            <w:r>
-              <w:rPr>
-                <w:rFonts w:ascii="Malgun Gothic" w:cs="Malgun Gothic" w:eastAsia="Malgun Gothic" w:hAnsi="Malgun Gothic"/>
-                <w:b w:val="false"/>
-                <w:bCs w:val="false"/>
-                <w:color w:val="3F3F3F"/>
-                <w:sz w:val="20"/>
-                <w:szCs w:val="20"/>
-              </w:rPr>
-              <w:t xml:space="preserve">31.3%</w:t>
+            <w:tcW w:type="dxa" w:w="2200"/>
+          </w:tcPr>
+          <w:p>
+            <w:pPr>
+              <w:jc w:val="center"/>
+            </w:pPr>
+            <w:r>
+              <w:rPr>
+                <w:rFonts w:ascii="Malgun Gothic" w:cs="Malgun Gothic" w:eastAsia="Malgun Gothic" w:hAnsi="Malgun Gothic"/>
+                <w:b w:val="false"/>
+                <w:bCs w:val="false"/>
+                <w:color w:val="3F3F3F"/>
+                <w:sz w:val="20"/>
+                <w:szCs w:val="20"/>
+              </w:rPr>
+              <w:t xml:space="preserve">17.6%</w:t>
+            </w:r>
+          </w:p>
+        </w:tc>
+        <w:tc>
+          <w:tcPr>
+            <w:tcW w:type="dxa" w:w="2600"/>
+          </w:tcPr>
+          <w:p>
+            <w:pPr>
+              <w:jc w:val="center"/>
+            </w:pPr>
+            <w:r>
+              <w:rPr>
+                <w:rFonts w:ascii="Malgun Gothic" w:cs="Malgun Gothic" w:eastAsia="Malgun Gothic" w:hAnsi="Malgun Gothic"/>
+                <w:b w:val="false"/>
+                <w:bCs w:val="false"/>
+                <w:color w:val="3F3F3F"/>
+                <w:sz w:val="20"/>
+                <w:szCs w:val="20"/>
+              </w:rPr>
+              <w:t xml:space="preserve">-6.4%p</w:t>
             </w:r>
           </w:p>
         </w:tc>
@@ -2110,7 +2343,7 @@
       <w:tr>
         <w:tc>
           <w:tcPr>
-            <w:tcW w:type="dxa" w:w="3000"/>
+            <w:tcW w:type="dxa" w:w="2200"/>
           </w:tcPr>
           <w:p>
             <w:pPr>
@@ -2131,22 +2364,43 @@
         </w:tc>
         <w:tc>
           <w:tcPr>
-            <w:tcW w:type="dxa" w:w="3000"/>
-          </w:tcPr>
-          <w:p>
-            <w:pPr>
-              <w:jc w:val="center"/>
-            </w:pPr>
-            <w:r>
-              <w:rPr>
-                <w:rFonts w:ascii="Malgun Gothic" w:cs="Malgun Gothic" w:eastAsia="Malgun Gothic" w:hAnsi="Malgun Gothic"/>
-                <w:b w:val="false"/>
-                <w:bCs w:val="false"/>
-                <w:color w:val="3F3F3F"/>
-                <w:sz w:val="20"/>
-                <w:szCs w:val="20"/>
-              </w:rPr>
-              <w:t xml:space="preserve">28%</w:t>
+            <w:tcW w:type="dxa" w:w="2200"/>
+          </w:tcPr>
+          <w:p>
+            <w:pPr>
+              <w:jc w:val="center"/>
+            </w:pPr>
+            <w:r>
+              <w:rPr>
+                <w:rFonts w:ascii="Malgun Gothic" w:cs="Malgun Gothic" w:eastAsia="Malgun Gothic" w:hAnsi="Malgun Gothic"/>
+                <w:b w:val="false"/>
+                <w:bCs w:val="false"/>
+                <w:color w:val="3F3F3F"/>
+                <w:sz w:val="20"/>
+                <w:szCs w:val="20"/>
+              </w:rPr>
+              <w:t xml:space="preserve">15.1%</w:t>
+            </w:r>
+          </w:p>
+        </w:tc>
+        <w:tc>
+          <w:tcPr>
+            <w:tcW w:type="dxa" w:w="2600"/>
+          </w:tcPr>
+          <w:p>
+            <w:pPr>
+              <w:jc w:val="center"/>
+            </w:pPr>
+            <w:r>
+              <w:rPr>
+                <w:rFonts w:ascii="Malgun Gothic" w:cs="Malgun Gothic" w:eastAsia="Malgun Gothic" w:hAnsi="Malgun Gothic"/>
+                <w:b w:val="false"/>
+                <w:bCs w:val="false"/>
+                <w:color w:val="3F3F3F"/>
+                <w:sz w:val="20"/>
+                <w:szCs w:val="20"/>
+              </w:rPr>
+              <w:t xml:space="preserve">-8.9%p</w:t>
             </w:r>
           </w:p>
         </w:tc>
@@ -2154,7 +2408,7 @@
       <w:tr>
         <w:tc>
           <w:tcPr>
-            <w:tcW w:type="dxa" w:w="3000"/>
+            <w:tcW w:type="dxa" w:w="2200"/>
           </w:tcPr>
           <w:p>
             <w:pPr>
@@ -2175,22 +2429,43 @@
         </w:tc>
         <w:tc>
           <w:tcPr>
-            <w:tcW w:type="dxa" w:w="3000"/>
-          </w:tcPr>
-          <w:p>
-            <w:pPr>
-              <w:jc w:val="center"/>
-            </w:pPr>
-            <w:r>
-              <w:rPr>
-                <w:rFonts w:ascii="Malgun Gothic" w:cs="Malgun Gothic" w:eastAsia="Malgun Gothic" w:hAnsi="Malgun Gothic"/>
-                <w:b w:val="false"/>
-                <w:bCs w:val="false"/>
-                <w:color w:val="3F3F3F"/>
-                <w:sz w:val="20"/>
-                <w:szCs w:val="20"/>
-              </w:rPr>
-              <w:t xml:space="preserve">44.1%</w:t>
+            <w:tcW w:type="dxa" w:w="2200"/>
+          </w:tcPr>
+          <w:p>
+            <w:pPr>
+              <w:jc w:val="center"/>
+            </w:pPr>
+            <w:r>
+              <w:rPr>
+                <w:rFonts w:ascii="Malgun Gothic" w:cs="Malgun Gothic" w:eastAsia="Malgun Gothic" w:hAnsi="Malgun Gothic"/>
+                <w:b w:val="false"/>
+                <w:bCs w:val="false"/>
+                <w:color w:val="3F3F3F"/>
+                <w:sz w:val="20"/>
+                <w:szCs w:val="20"/>
+              </w:rPr>
+              <w:t xml:space="preserve">35%</w:t>
+            </w:r>
+          </w:p>
+        </w:tc>
+        <w:tc>
+          <w:tcPr>
+            <w:tcW w:type="dxa" w:w="2600"/>
+          </w:tcPr>
+          <w:p>
+            <w:pPr>
+              <w:jc w:val="center"/>
+            </w:pPr>
+            <w:r>
+              <w:rPr>
+                <w:rFonts w:ascii="Malgun Gothic" w:cs="Malgun Gothic" w:eastAsia="Malgun Gothic" w:hAnsi="Malgun Gothic"/>
+                <w:b w:val="false"/>
+                <w:bCs w:val="false"/>
+                <w:color w:val="3F3F3F"/>
+                <w:sz w:val="20"/>
+                <w:szCs w:val="20"/>
+              </w:rPr>
+              <w:t xml:space="preserve">+11.0%p</w:t>
             </w:r>
           </w:p>
         </w:tc>
@@ -2209,7 +2484,7 @@
           <w:sz w:val="22"/>
           <w:szCs w:val="22"/>
         </w:rPr>
-        <w:t xml:space="preserve">SLA = 서비스 케이스 생성~해결 소요 24시간 이내 비율 (CRM 서비스 케이스 로그). *2026-07은 21일까지 잠정치</w:t>
+        <w:t xml:space="preserve">SLA = 고장 수리 케이스 접수~해결 24시간 이내 비율 (CRM 서비스 케이스 로그). *2026-07은 21일까지(n=60) 잠정치 — 표본이 작아 참고용</w:t>
       </w:r>
     </w:p>
     <w:p>
@@ -2230,6 +2505,1001 @@
           <w:szCs w:val="30"/>
         </w:rPr>
         <w:t xml:space="preserve">3. </w:t>
+      </w:r>
+      <w:r>
+        <w:rPr>
+          <w:rFonts w:ascii="Malgun Gothic" w:cs="Malgun Gothic" w:eastAsia="Malgun Gothic" w:hAnsi="Malgun Gothic"/>
+          <w:b/>
+          <w:bCs/>
+          <w:color w:val="005BAC"/>
+          <w:sz w:val="30"/>
+          <w:szCs w:val="30"/>
+        </w:rPr>
+        <w:t xml:space="preserve">서비스 KPI 정의 및 산출 기준</w:t>
+      </w:r>
+    </w:p>
+    <w:p>
+      <w:pPr>
+        <w:spacing w:after="160"/>
+      </w:pPr>
+      <w:r>
+        <w:rPr>
+          <w:rFonts w:ascii="Malgun Gothic" w:cs="Malgun Gothic" w:eastAsia="Malgun Gothic" w:hAnsi="Malgun Gothic"/>
+          <w:color w:val="3F3F3F"/>
+          <w:sz w:val="22"/>
+          <w:szCs w:val="22"/>
+        </w:rPr>
+        <w:t xml:space="preserve">SLA·FTFR·MTTR·Uptime의 정의·계산식과 2026년 6월 실적을 전월·기준(목표)과 비교합니다. (SLA 준수율은 고장 수리 케이스만 대상)</w:t>
+      </w:r>
+    </w:p>
+    <w:tbl>
+      <w:tblPr>
+        <w:tblW w:type="dxa" w:w="9000"/>
+        <w:tblBorders>
+          <w:top w:val="single" w:color="auto" w:sz="4"/>
+          <w:left w:val="single" w:color="auto" w:sz="4"/>
+          <w:bottom w:val="single" w:color="auto" w:sz="4"/>
+          <w:right w:val="single" w:color="auto" w:sz="4"/>
+          <w:insideH w:val="single" w:color="auto" w:sz="4"/>
+          <w:insideV w:val="single" w:color="auto" w:sz="4"/>
+        </w:tblBorders>
+        <w:tblLayout w:type="fixed"/>
+      </w:tblPr>
+      <w:tblGrid>
+        <w:gridCol w:w="1300"/>
+        <w:gridCol w:w="1950"/>
+        <w:gridCol w:w="1950"/>
+        <w:gridCol w:w="1500"/>
+        <w:gridCol w:w="1000"/>
+        <w:gridCol w:w="1300"/>
+      </w:tblGrid>
+      <w:tr>
+        <w:tc>
+          <w:tcPr>
+            <w:tcW w:type="dxa" w:w="1300"/>
+            <w:shd w:fill="005BAC" w:color="auto" w:val="clear"/>
+          </w:tcPr>
+          <w:p>
+            <w:pPr>
+              <w:jc w:val="center"/>
+            </w:pPr>
+            <w:r>
+              <w:rPr>
+                <w:rFonts w:ascii="Malgun Gothic" w:cs="Malgun Gothic" w:eastAsia="Malgun Gothic" w:hAnsi="Malgun Gothic"/>
+                <w:b/>
+                <w:bCs/>
+                <w:i w:val="false"/>
+                <w:iCs w:val="false"/>
+                <w:color w:val="FFFFFF"/>
+                <w:sz w:val="18"/>
+                <w:szCs w:val="18"/>
+              </w:rPr>
+              <w:t xml:space="preserve">KPI</w:t>
+            </w:r>
+          </w:p>
+        </w:tc>
+        <w:tc>
+          <w:tcPr>
+            <w:tcW w:type="dxa" w:w="1950"/>
+            <w:shd w:fill="005BAC" w:color="auto" w:val="clear"/>
+          </w:tcPr>
+          <w:p>
+            <w:pPr>
+              <w:jc w:val="center"/>
+            </w:pPr>
+            <w:r>
+              <w:rPr>
+                <w:rFonts w:ascii="Malgun Gothic" w:cs="Malgun Gothic" w:eastAsia="Malgun Gothic" w:hAnsi="Malgun Gothic"/>
+                <w:b/>
+                <w:bCs/>
+                <w:i w:val="false"/>
+                <w:iCs w:val="false"/>
+                <w:color w:val="FFFFFF"/>
+                <w:sz w:val="18"/>
+                <w:szCs w:val="18"/>
+              </w:rPr>
+              <w:t xml:space="preserve">정의</w:t>
+            </w:r>
+          </w:p>
+        </w:tc>
+        <w:tc>
+          <w:tcPr>
+            <w:tcW w:type="dxa" w:w="1950"/>
+            <w:shd w:fill="005BAC" w:color="auto" w:val="clear"/>
+          </w:tcPr>
+          <w:p>
+            <w:pPr>
+              <w:jc w:val="center"/>
+            </w:pPr>
+            <w:r>
+              <w:rPr>
+                <w:rFonts w:ascii="Malgun Gothic" w:cs="Malgun Gothic" w:eastAsia="Malgun Gothic" w:hAnsi="Malgun Gothic"/>
+                <w:b/>
+                <w:bCs/>
+                <w:i w:val="false"/>
+                <w:iCs w:val="false"/>
+                <w:color w:val="FFFFFF"/>
+                <w:sz w:val="18"/>
+                <w:szCs w:val="18"/>
+              </w:rPr>
+              <w:t xml:space="preserve">계산식</w:t>
+            </w:r>
+          </w:p>
+        </w:tc>
+        <w:tc>
+          <w:tcPr>
+            <w:tcW w:type="dxa" w:w="1500"/>
+            <w:shd w:fill="005BAC" w:color="auto" w:val="clear"/>
+          </w:tcPr>
+          <w:p>
+            <w:pPr>
+              <w:jc w:val="center"/>
+            </w:pPr>
+            <w:r>
+              <w:rPr>
+                <w:rFonts w:ascii="Malgun Gothic" w:cs="Malgun Gothic" w:eastAsia="Malgun Gothic" w:hAnsi="Malgun Gothic"/>
+                <w:b/>
+                <w:bCs/>
+                <w:i w:val="false"/>
+                <w:iCs w:val="false"/>
+                <w:color w:val="FFFFFF"/>
+                <w:sz w:val="18"/>
+                <w:szCs w:val="18"/>
+              </w:rPr>
+              <w:t xml:space="preserve">목표/기준</w:t>
+            </w:r>
+          </w:p>
+        </w:tc>
+        <w:tc>
+          <w:tcPr>
+            <w:tcW w:type="dxa" w:w="1000"/>
+            <w:shd w:fill="005BAC" w:color="auto" w:val="clear"/>
+          </w:tcPr>
+          <w:p>
+            <w:pPr>
+              <w:jc w:val="center"/>
+            </w:pPr>
+            <w:r>
+              <w:rPr>
+                <w:rFonts w:ascii="Malgun Gothic" w:cs="Malgun Gothic" w:eastAsia="Malgun Gothic" w:hAnsi="Malgun Gothic"/>
+                <w:b/>
+                <w:bCs/>
+                <w:i w:val="false"/>
+                <w:iCs w:val="false"/>
+                <w:color w:val="FFFFFF"/>
+                <w:sz w:val="18"/>
+                <w:szCs w:val="18"/>
+              </w:rPr>
+              <w:t xml:space="preserve">6월 실적</w:t>
+            </w:r>
+          </w:p>
+        </w:tc>
+        <w:tc>
+          <w:tcPr>
+            <w:tcW w:type="dxa" w:w="1300"/>
+            <w:shd w:fill="005BAC" w:color="auto" w:val="clear"/>
+          </w:tcPr>
+          <w:p>
+            <w:pPr>
+              <w:jc w:val="center"/>
+            </w:pPr>
+            <w:r>
+              <w:rPr>
+                <w:rFonts w:ascii="Malgun Gothic" w:cs="Malgun Gothic" w:eastAsia="Malgun Gothic" w:hAnsi="Malgun Gothic"/>
+                <w:b/>
+                <w:bCs/>
+                <w:i w:val="false"/>
+                <w:iCs w:val="false"/>
+                <w:color w:val="FFFFFF"/>
+                <w:sz w:val="18"/>
+                <w:szCs w:val="18"/>
+              </w:rPr>
+              <w:t xml:space="preserve">전월 대비</w:t>
+            </w:r>
+          </w:p>
+        </w:tc>
+      </w:tr>
+      <w:tr>
+        <w:tc>
+          <w:tcPr>
+            <w:tcW w:type="dxa" w:w="1300"/>
+          </w:tcPr>
+          <w:p>
+            <w:pPr>
+              <w:jc w:val="center"/>
+            </w:pPr>
+            <w:r>
+              <w:rPr>
+                <w:rFonts w:ascii="Malgun Gothic" w:cs="Malgun Gothic" w:eastAsia="Malgun Gothic" w:hAnsi="Malgun Gothic"/>
+                <w:b/>
+                <w:bCs/>
+                <w:i w:val="false"/>
+                <w:iCs w:val="false"/>
+                <w:color w:val="3F3F3F"/>
+                <w:sz w:val="18"/>
+                <w:szCs w:val="18"/>
+              </w:rPr>
+              <w:t xml:space="preserve">SLA 준수율(수리)</w:t>
+            </w:r>
+          </w:p>
+        </w:tc>
+        <w:tc>
+          <w:tcPr>
+            <w:tcW w:type="dxa" w:w="1950"/>
+          </w:tcPr>
+          <w:p>
+            <w:pPr>
+              <w:jc w:val="left"/>
+            </w:pPr>
+            <w:r>
+              <w:rPr>
+                <w:rFonts w:ascii="Malgun Gothic" w:cs="Malgun Gothic" w:eastAsia="Malgun Gothic" w:hAnsi="Malgun Gothic"/>
+                <w:b w:val="false"/>
+                <w:bCs w:val="false"/>
+                <w:i w:val="false"/>
+                <w:iCs w:val="false"/>
+                <w:color w:val="3F3F3F"/>
+                <w:sz w:val="18"/>
+                <w:szCs w:val="18"/>
+              </w:rPr>
+              <w:t xml:space="preserve">고장 수리 접수~해결이 24시간 이내인 비율</w:t>
+            </w:r>
+          </w:p>
+        </w:tc>
+        <w:tc>
+          <w:tcPr>
+            <w:tcW w:type="dxa" w:w="1950"/>
+          </w:tcPr>
+          <w:p>
+            <w:pPr>
+              <w:jc w:val="left"/>
+            </w:pPr>
+            <w:r>
+              <w:rPr>
+                <w:rFonts w:ascii="Malgun Gothic" w:cs="Malgun Gothic" w:eastAsia="Malgun Gothic" w:hAnsi="Malgun Gothic"/>
+                <w:b w:val="false"/>
+                <w:bCs w:val="false"/>
+                <w:i w:val="false"/>
+                <w:iCs w:val="false"/>
+                <w:color w:val="3F3F3F"/>
+                <w:sz w:val="18"/>
+                <w:szCs w:val="18"/>
+              </w:rPr>
+              <w:t xml:space="preserve">24H 이내 해결 건수 ÷ 전체 고장수리 해결건수 ×100</w:t>
+            </w:r>
+          </w:p>
+        </w:tc>
+        <w:tc>
+          <w:tcPr>
+            <w:tcW w:type="dxa" w:w="1500"/>
+          </w:tcPr>
+          <w:p>
+            <w:pPr>
+              <w:jc w:val="center"/>
+            </w:pPr>
+            <w:r>
+              <w:rPr>
+                <w:rFonts w:ascii="Malgun Gothic" w:cs="Malgun Gothic" w:eastAsia="Malgun Gothic" w:hAnsi="Malgun Gothic"/>
+                <w:b w:val="false"/>
+                <w:bCs w:val="false"/>
+                <w:i w:val="false"/>
+                <w:iCs w:val="false"/>
+                <w:color w:val="3F3F3F"/>
+                <w:sz w:val="18"/>
+                <w:szCs w:val="18"/>
+              </w:rPr>
+              <w:t xml:space="preserve">기준: 고장 수리 접수~해결 24시간 이내</w:t>
+            </w:r>
+          </w:p>
+        </w:tc>
+        <w:tc>
+          <w:tcPr>
+            <w:tcW w:type="dxa" w:w="1000"/>
+          </w:tcPr>
+          <w:p>
+            <w:pPr>
+              <w:jc w:val="center"/>
+            </w:pPr>
+            <w:r>
+              <w:rPr>
+                <w:rFonts w:ascii="Malgun Gothic" w:cs="Malgun Gothic" w:eastAsia="Malgun Gothic" w:hAnsi="Malgun Gothic"/>
+                <w:b w:val="false"/>
+                <w:bCs w:val="false"/>
+                <w:i w:val="false"/>
+                <w:iCs w:val="false"/>
+                <w:color w:val="3F3F3F"/>
+                <w:sz w:val="18"/>
+                <w:szCs w:val="18"/>
+              </w:rPr>
+              <w:t xml:space="preserve">15.1%</w:t>
+            </w:r>
+          </w:p>
+        </w:tc>
+        <w:tc>
+          <w:tcPr>
+            <w:tcW w:type="dxa" w:w="1300"/>
+          </w:tcPr>
+          <w:p>
+            <w:pPr>
+              <w:jc w:val="center"/>
+            </w:pPr>
+            <w:r>
+              <w:rPr>
+                <w:rFonts w:ascii="Malgun Gothic" w:cs="Malgun Gothic" w:eastAsia="Malgun Gothic" w:hAnsi="Malgun Gothic"/>
+                <w:b w:val="false"/>
+                <w:bCs w:val="false"/>
+                <w:i w:val="false"/>
+                <w:iCs w:val="false"/>
+                <w:color w:val="3F3F3F"/>
+                <w:sz w:val="18"/>
+                <w:szCs w:val="18"/>
+              </w:rPr>
+              <w:t xml:space="preserve">▼2.5%p (5월 17.6%)</w:t>
+            </w:r>
+          </w:p>
+        </w:tc>
+      </w:tr>
+      <w:tr>
+        <w:tc>
+          <w:tcPr>
+            <w:tcW w:type="dxa" w:w="1300"/>
+          </w:tcPr>
+          <w:p>
+            <w:pPr>
+              <w:jc w:val="center"/>
+            </w:pPr>
+            <w:r>
+              <w:rPr>
+                <w:rFonts w:ascii="Malgun Gothic" w:cs="Malgun Gothic" w:eastAsia="Malgun Gothic" w:hAnsi="Malgun Gothic"/>
+                <w:b/>
+                <w:bCs/>
+                <w:i w:val="false"/>
+                <w:iCs w:val="false"/>
+                <w:color w:val="3F3F3F"/>
+                <w:sz w:val="18"/>
+                <w:szCs w:val="18"/>
+              </w:rPr>
+              <w:t xml:space="preserve">Response Time</w:t>
+            </w:r>
+          </w:p>
+        </w:tc>
+        <w:tc>
+          <w:tcPr>
+            <w:tcW w:type="dxa" w:w="1950"/>
+          </w:tcPr>
+          <w:p>
+            <w:pPr>
+              <w:jc w:val="left"/>
+            </w:pPr>
+            <w:r>
+              <w:rPr>
+                <w:rFonts w:ascii="Malgun Gothic" w:cs="Malgun Gothic" w:eastAsia="Malgun Gothic" w:hAnsi="Malgun Gothic"/>
+                <w:b w:val="false"/>
+                <w:bCs w:val="false"/>
+                <w:i w:val="false"/>
+                <w:iCs w:val="false"/>
+                <w:color w:val="3F3F3F"/>
+                <w:sz w:val="18"/>
+                <w:szCs w:val="18"/>
+              </w:rPr>
+              <w:t xml:space="preserve">고객 접수 후 최초 대응까지 걸린 시간 (짧을수록 좋음)</w:t>
+            </w:r>
+          </w:p>
+        </w:tc>
+        <w:tc>
+          <w:tcPr>
+            <w:tcW w:type="dxa" w:w="1950"/>
+          </w:tcPr>
+          <w:p>
+            <w:pPr>
+              <w:jc w:val="left"/>
+            </w:pPr>
+            <w:r>
+              <w:rPr>
+                <w:rFonts w:ascii="Malgun Gothic" w:cs="Malgun Gothic" w:eastAsia="Malgun Gothic" w:hAnsi="Malgun Gothic"/>
+                <w:b w:val="false"/>
+                <w:bCs w:val="false"/>
+                <w:i w:val="false"/>
+                <w:iCs w:val="false"/>
+                <w:color w:val="3F3F3F"/>
+                <w:sz w:val="18"/>
+                <w:szCs w:val="18"/>
+              </w:rPr>
+              <w:t xml:space="preserve">최초 대응 시각 − 접수 시각</w:t>
+            </w:r>
+          </w:p>
+        </w:tc>
+        <w:tc>
+          <w:tcPr>
+            <w:tcW w:type="dxa" w:w="1500"/>
+          </w:tcPr>
+          <w:p>
+            <w:pPr>
+              <w:jc w:val="center"/>
+            </w:pPr>
+            <w:r>
+              <w:rPr>
+                <w:rFonts w:ascii="Malgun Gothic" w:cs="Malgun Gothic" w:eastAsia="Malgun Gothic" w:hAnsi="Malgun Gothic"/>
+                <w:b w:val="false"/>
+                <w:bCs w:val="false"/>
+                <w:i w:val="false"/>
+                <w:iCs w:val="false"/>
+                <w:color w:val="3F3F3F"/>
+                <w:sz w:val="18"/>
+                <w:szCs w:val="18"/>
+              </w:rPr>
+              <w:t xml:space="preserve">목표 추후 설정</w:t>
+            </w:r>
+          </w:p>
+        </w:tc>
+        <w:tc>
+          <w:tcPr>
+            <w:tcW w:type="dxa" w:w="1000"/>
+          </w:tcPr>
+          <w:p>
+            <w:pPr>
+              <w:jc w:val="center"/>
+            </w:pPr>
+            <w:r>
+              <w:rPr>
+                <w:rFonts w:ascii="Malgun Gothic" w:cs="Malgun Gothic" w:eastAsia="Malgun Gothic" w:hAnsi="Malgun Gothic"/>
+                <w:b w:val="false"/>
+                <w:bCs w:val="false"/>
+                <w:i w:val="false"/>
+                <w:iCs w:val="false"/>
+                <w:color w:val="3F3F3F"/>
+                <w:sz w:val="18"/>
+                <w:szCs w:val="18"/>
+              </w:rPr>
+              <w:t xml:space="preserve">자료 미제공 – 추후 업데이트</w:t>
+            </w:r>
+          </w:p>
+        </w:tc>
+        <w:tc>
+          <w:tcPr>
+            <w:tcW w:type="dxa" w:w="1300"/>
+          </w:tcPr>
+          <w:p>
+            <w:pPr>
+              <w:jc w:val="center"/>
+            </w:pPr>
+            <w:r>
+              <w:rPr>
+                <w:rFonts w:ascii="Malgun Gothic" w:cs="Malgun Gothic" w:eastAsia="Malgun Gothic" w:hAnsi="Malgun Gothic"/>
+                <w:b w:val="false"/>
+                <w:bCs w:val="false"/>
+                <w:i w:val="false"/>
+                <w:iCs w:val="false"/>
+                <w:color w:val="3F3F3F"/>
+                <w:sz w:val="18"/>
+                <w:szCs w:val="18"/>
+              </w:rPr>
+              <w:t xml:space="preserve">-</w:t>
+            </w:r>
+          </w:p>
+        </w:tc>
+      </w:tr>
+      <w:tr>
+        <w:tc>
+          <w:tcPr>
+            <w:tcW w:type="dxa" w:w="1300"/>
+          </w:tcPr>
+          <w:p>
+            <w:pPr>
+              <w:jc w:val="center"/>
+            </w:pPr>
+            <w:r>
+              <w:rPr>
+                <w:rFonts w:ascii="Malgun Gothic" w:cs="Malgun Gothic" w:eastAsia="Malgun Gothic" w:hAnsi="Malgun Gothic"/>
+                <w:b/>
+                <w:bCs/>
+                <w:i w:val="false"/>
+                <w:iCs w:val="false"/>
+                <w:color w:val="3F3F3F"/>
+                <w:sz w:val="18"/>
+                <w:szCs w:val="18"/>
+              </w:rPr>
+              <w:t xml:space="preserve">FTFR (First Time Fix Rate)</w:t>
+            </w:r>
+          </w:p>
+        </w:tc>
+        <w:tc>
+          <w:tcPr>
+            <w:tcW w:type="dxa" w:w="1950"/>
+          </w:tcPr>
+          <w:p>
+            <w:pPr>
+              <w:jc w:val="left"/>
+            </w:pPr>
+            <w:r>
+              <w:rPr>
+                <w:rFonts w:ascii="Malgun Gothic" w:cs="Malgun Gothic" w:eastAsia="Malgun Gothic" w:hAnsi="Malgun Gothic"/>
+                <w:b w:val="false"/>
+                <w:bCs w:val="false"/>
+                <w:i w:val="false"/>
+                <w:iCs w:val="false"/>
+                <w:color w:val="3F3F3F"/>
+                <w:sz w:val="18"/>
+                <w:szCs w:val="18"/>
+              </w:rPr>
+              <w:t xml:space="preserve">한 번 방문으로 수리가 끝난 비율</w:t>
+            </w:r>
+          </w:p>
+        </w:tc>
+        <w:tc>
+          <w:tcPr>
+            <w:tcW w:type="dxa" w:w="1950"/>
+          </w:tcPr>
+          <w:p>
+            <w:pPr>
+              <w:jc w:val="left"/>
+            </w:pPr>
+            <w:r>
+              <w:rPr>
+                <w:rFonts w:ascii="Malgun Gothic" w:cs="Malgun Gothic" w:eastAsia="Malgun Gothic" w:hAnsi="Malgun Gothic"/>
+                <w:b w:val="false"/>
+                <w:bCs w:val="false"/>
+                <w:i w:val="false"/>
+                <w:iCs w:val="false"/>
+                <w:color w:val="3F3F3F"/>
+                <w:sz w:val="18"/>
+                <w:szCs w:val="18"/>
+              </w:rPr>
+              <w:t xml:space="preserve">첫 방문 해결 건수 ÷ 전체 방문 건수 ×100</w:t>
+            </w:r>
+          </w:p>
+        </w:tc>
+        <w:tc>
+          <w:tcPr>
+            <w:tcW w:type="dxa" w:w="1500"/>
+          </w:tcPr>
+          <w:p>
+            <w:pPr>
+              <w:jc w:val="center"/>
+            </w:pPr>
+            <w:r>
+              <w:rPr>
+                <w:rFonts w:ascii="Malgun Gothic" w:cs="Malgun Gothic" w:eastAsia="Malgun Gothic" w:hAnsi="Malgun Gothic"/>
+                <w:b w:val="false"/>
+                <w:bCs w:val="false"/>
+                <w:i w:val="false"/>
+                <w:iCs w:val="false"/>
+                <w:color w:val="3F3F3F"/>
+                <w:sz w:val="18"/>
+                <w:szCs w:val="18"/>
+              </w:rPr>
+              <w:t xml:space="preserve">참고 지표(목표 추후 설정)</w:t>
+            </w:r>
+          </w:p>
+        </w:tc>
+        <w:tc>
+          <w:tcPr>
+            <w:tcW w:type="dxa" w:w="1000"/>
+          </w:tcPr>
+          <w:p>
+            <w:pPr>
+              <w:jc w:val="center"/>
+            </w:pPr>
+            <w:r>
+              <w:rPr>
+                <w:rFonts w:ascii="Malgun Gothic" w:cs="Malgun Gothic" w:eastAsia="Malgun Gothic" w:hAnsi="Malgun Gothic"/>
+                <w:b w:val="false"/>
+                <w:bCs w:val="false"/>
+                <w:i w:val="false"/>
+                <w:iCs w:val="false"/>
+                <w:color w:val="3F3F3F"/>
+                <w:sz w:val="18"/>
+                <w:szCs w:val="18"/>
+              </w:rPr>
+              <w:t xml:space="preserve">69%</w:t>
+            </w:r>
+          </w:p>
+        </w:tc>
+        <w:tc>
+          <w:tcPr>
+            <w:tcW w:type="dxa" w:w="1300"/>
+          </w:tcPr>
+          <w:p>
+            <w:pPr>
+              <w:jc w:val="center"/>
+            </w:pPr>
+            <w:r>
+              <w:rPr>
+                <w:rFonts w:ascii="Malgun Gothic" w:cs="Malgun Gothic" w:eastAsia="Malgun Gothic" w:hAnsi="Malgun Gothic"/>
+                <w:b w:val="false"/>
+                <w:bCs w:val="false"/>
+                <w:i w:val="false"/>
+                <w:iCs w:val="false"/>
+                <w:color w:val="3F3F3F"/>
+                <w:sz w:val="18"/>
+                <w:szCs w:val="18"/>
+              </w:rPr>
+              <w:t xml:space="preserve">▼4.1%p (5월 73.1%)</w:t>
+            </w:r>
+          </w:p>
+        </w:tc>
+      </w:tr>
+      <w:tr>
+        <w:tc>
+          <w:tcPr>
+            <w:tcW w:type="dxa" w:w="1300"/>
+          </w:tcPr>
+          <w:p>
+            <w:pPr>
+              <w:jc w:val="center"/>
+            </w:pPr>
+            <w:r>
+              <w:rPr>
+                <w:rFonts w:ascii="Malgun Gothic" w:cs="Malgun Gothic" w:eastAsia="Malgun Gothic" w:hAnsi="Malgun Gothic"/>
+                <w:b/>
+                <w:bCs/>
+                <w:i w:val="false"/>
+                <w:iCs w:val="false"/>
+                <w:color w:val="3F3F3F"/>
+                <w:sz w:val="18"/>
+                <w:szCs w:val="18"/>
+              </w:rPr>
+              <w:t xml:space="preserve">MTTR</w:t>
+            </w:r>
+          </w:p>
+        </w:tc>
+        <w:tc>
+          <w:tcPr>
+            <w:tcW w:type="dxa" w:w="1950"/>
+          </w:tcPr>
+          <w:p>
+            <w:pPr>
+              <w:jc w:val="left"/>
+            </w:pPr>
+            <w:r>
+              <w:rPr>
+                <w:rFonts w:ascii="Malgun Gothic" w:cs="Malgun Gothic" w:eastAsia="Malgun Gothic" w:hAnsi="Malgun Gothic"/>
+                <w:b w:val="false"/>
+                <w:bCs w:val="false"/>
+                <w:i w:val="false"/>
+                <w:iCs w:val="false"/>
+                <w:color w:val="3F3F3F"/>
+                <w:sz w:val="18"/>
+                <w:szCs w:val="18"/>
+              </w:rPr>
+              <w:t xml:space="preserve">평균 수리시간</w:t>
+            </w:r>
+          </w:p>
+        </w:tc>
+        <w:tc>
+          <w:tcPr>
+            <w:tcW w:type="dxa" w:w="1950"/>
+          </w:tcPr>
+          <w:p>
+            <w:pPr>
+              <w:jc w:val="left"/>
+            </w:pPr>
+            <w:r>
+              <w:rPr>
+                <w:rFonts w:ascii="Malgun Gothic" w:cs="Malgun Gothic" w:eastAsia="Malgun Gothic" w:hAnsi="Malgun Gothic"/>
+                <w:b w:val="false"/>
+                <w:bCs w:val="false"/>
+                <w:i w:val="false"/>
+                <w:iCs w:val="false"/>
+                <w:color w:val="3F3F3F"/>
+                <w:sz w:val="18"/>
+                <w:szCs w:val="18"/>
+              </w:rPr>
+              <w:t xml:space="preserve">총 수리 소요시간 ÷ 수리 건수</w:t>
+            </w:r>
+          </w:p>
+        </w:tc>
+        <w:tc>
+          <w:tcPr>
+            <w:tcW w:type="dxa" w:w="1500"/>
+          </w:tcPr>
+          <w:p>
+            <w:pPr>
+              <w:jc w:val="center"/>
+            </w:pPr>
+            <w:r>
+              <w:rPr>
+                <w:rFonts w:ascii="Malgun Gothic" w:cs="Malgun Gothic" w:eastAsia="Malgun Gothic" w:hAnsi="Malgun Gothic"/>
+                <w:b w:val="false"/>
+                <w:bCs w:val="false"/>
+                <w:i w:val="false"/>
+                <w:iCs w:val="false"/>
+                <w:color w:val="3F3F3F"/>
+                <w:sz w:val="18"/>
+                <w:szCs w:val="18"/>
+              </w:rPr>
+              <w:t xml:space="preserve">참고 지표(목표 추후 설정)</w:t>
+            </w:r>
+          </w:p>
+        </w:tc>
+        <w:tc>
+          <w:tcPr>
+            <w:tcW w:type="dxa" w:w="1000"/>
+          </w:tcPr>
+          <w:p>
+            <w:pPr>
+              <w:jc w:val="center"/>
+            </w:pPr>
+            <w:r>
+              <w:rPr>
+                <w:rFonts w:ascii="Malgun Gothic" w:cs="Malgun Gothic" w:eastAsia="Malgun Gothic" w:hAnsi="Malgun Gothic"/>
+                <w:b w:val="false"/>
+                <w:bCs w:val="false"/>
+                <w:i w:val="false"/>
+                <w:iCs w:val="false"/>
+                <w:color w:val="3F3F3F"/>
+                <w:sz w:val="18"/>
+                <w:szCs w:val="18"/>
+              </w:rPr>
+              <w:t xml:space="preserve">125.3분</w:t>
+            </w:r>
+          </w:p>
+        </w:tc>
+        <w:tc>
+          <w:tcPr>
+            <w:tcW w:type="dxa" w:w="1300"/>
+          </w:tcPr>
+          <w:p>
+            <w:pPr>
+              <w:jc w:val="center"/>
+            </w:pPr>
+            <w:r>
+              <w:rPr>
+                <w:rFonts w:ascii="Malgun Gothic" w:cs="Malgun Gothic" w:eastAsia="Malgun Gothic" w:hAnsi="Malgun Gothic"/>
+                <w:b w:val="false"/>
+                <w:bCs w:val="false"/>
+                <w:i w:val="false"/>
+                <w:iCs w:val="false"/>
+                <w:color w:val="3F3F3F"/>
+                <w:sz w:val="18"/>
+                <w:szCs w:val="18"/>
+              </w:rPr>
+              <w:t xml:space="preserve">▼12.2분 개선 (5월 137.5분)</w:t>
+            </w:r>
+          </w:p>
+        </w:tc>
+      </w:tr>
+      <w:tr>
+        <w:tc>
+          <w:tcPr>
+            <w:tcW w:type="dxa" w:w="1300"/>
+          </w:tcPr>
+          <w:p>
+            <w:pPr>
+              <w:jc w:val="center"/>
+            </w:pPr>
+            <w:r>
+              <w:rPr>
+                <w:rFonts w:ascii="Malgun Gothic" w:cs="Malgun Gothic" w:eastAsia="Malgun Gothic" w:hAnsi="Malgun Gothic"/>
+                <w:b/>
+                <w:bCs/>
+                <w:i w:val="false"/>
+                <w:iCs w:val="false"/>
+                <w:color w:val="3F3F3F"/>
+                <w:sz w:val="18"/>
+                <w:szCs w:val="18"/>
+              </w:rPr>
+              <w:t xml:space="preserve">Uptime</w:t>
+            </w:r>
+          </w:p>
+        </w:tc>
+        <w:tc>
+          <w:tcPr>
+            <w:tcW w:type="dxa" w:w="1950"/>
+          </w:tcPr>
+          <w:p>
+            <w:pPr>
+              <w:jc w:val="left"/>
+            </w:pPr>
+            <w:r>
+              <w:rPr>
+                <w:rFonts w:ascii="Malgun Gothic" w:cs="Malgun Gothic" w:eastAsia="Malgun Gothic" w:hAnsi="Malgun Gothic"/>
+                <w:b w:val="false"/>
+                <w:bCs w:val="false"/>
+                <w:i w:val="false"/>
+                <w:iCs w:val="false"/>
+                <w:color w:val="3F3F3F"/>
+                <w:sz w:val="18"/>
+                <w:szCs w:val="18"/>
+              </w:rPr>
+              <w:t xml:space="preserve">장비가 정상적으로 운영된 시간의 비율</w:t>
+            </w:r>
+          </w:p>
+        </w:tc>
+        <w:tc>
+          <w:tcPr>
+            <w:tcW w:type="dxa" w:w="1950"/>
+          </w:tcPr>
+          <w:p>
+            <w:pPr>
+              <w:jc w:val="left"/>
+            </w:pPr>
+            <w:r>
+              <w:rPr>
+                <w:rFonts w:ascii="Malgun Gothic" w:cs="Malgun Gothic" w:eastAsia="Malgun Gothic" w:hAnsi="Malgun Gothic"/>
+                <w:b w:val="false"/>
+                <w:bCs w:val="false"/>
+                <w:i w:val="false"/>
+                <w:iCs w:val="false"/>
+                <w:color w:val="3F3F3F"/>
+                <w:sz w:val="18"/>
+                <w:szCs w:val="18"/>
+              </w:rPr>
+              <w:t xml:space="preserve">(총 운영가능시간 − 장애시간) ÷ 총 운영가능시간 ×100</w:t>
+            </w:r>
+          </w:p>
+        </w:tc>
+        <w:tc>
+          <w:tcPr>
+            <w:tcW w:type="dxa" w:w="1500"/>
+          </w:tcPr>
+          <w:p>
+            <w:pPr>
+              <w:jc w:val="center"/>
+            </w:pPr>
+            <w:r>
+              <w:rPr>
+                <w:rFonts w:ascii="Malgun Gothic" w:cs="Malgun Gothic" w:eastAsia="Malgun Gothic" w:hAnsi="Malgun Gothic"/>
+                <w:b w:val="false"/>
+                <w:bCs w:val="false"/>
+                <w:i w:val="false"/>
+                <w:iCs w:val="false"/>
+                <w:color w:val="3F3F3F"/>
+                <w:sz w:val="18"/>
+                <w:szCs w:val="18"/>
+              </w:rPr>
+              <w:t xml:space="preserve">목표 99% 이상(혈액검사 장비 기준)</w:t>
+            </w:r>
+          </w:p>
+        </w:tc>
+        <w:tc>
+          <w:tcPr>
+            <w:tcW w:type="dxa" w:w="1000"/>
+          </w:tcPr>
+          <w:p>
+            <w:pPr>
+              <w:jc w:val="center"/>
+            </w:pPr>
+            <w:r>
+              <w:rPr>
+                <w:rFonts w:ascii="Malgun Gothic" w:cs="Malgun Gothic" w:eastAsia="Malgun Gothic" w:hAnsi="Malgun Gothic"/>
+                <w:b w:val="false"/>
+                <w:bCs w:val="false"/>
+                <w:i w:val="false"/>
+                <w:iCs w:val="false"/>
+                <w:color w:val="3F3F3F"/>
+                <w:sz w:val="18"/>
+                <w:szCs w:val="18"/>
+              </w:rPr>
+              <w:t xml:space="preserve">자료 미제공 – 추후 업데이트</w:t>
+            </w:r>
+          </w:p>
+        </w:tc>
+        <w:tc>
+          <w:tcPr>
+            <w:tcW w:type="dxa" w:w="1300"/>
+          </w:tcPr>
+          <w:p>
+            <w:pPr>
+              <w:jc w:val="center"/>
+            </w:pPr>
+            <w:r>
+              <w:rPr>
+                <w:rFonts w:ascii="Malgun Gothic" w:cs="Malgun Gothic" w:eastAsia="Malgun Gothic" w:hAnsi="Malgun Gothic"/>
+                <w:b w:val="false"/>
+                <w:bCs w:val="false"/>
+                <w:i w:val="false"/>
+                <w:iCs w:val="false"/>
+                <w:color w:val="3F3F3F"/>
+                <w:sz w:val="18"/>
+                <w:szCs w:val="18"/>
+              </w:rPr>
+              <w:t xml:space="preserve">-</w:t>
+            </w:r>
+          </w:p>
+        </w:tc>
+      </w:tr>
+    </w:tbl>
+    <w:p>
+      <w:pPr>
+        <w:spacing w:after="160"/>
+      </w:pPr>
+      <w:r>
+        <w:rPr>
+          <w:rFonts w:ascii="Malgun Gothic" w:cs="Malgun Gothic" w:eastAsia="Malgun Gothic" w:hAnsi="Malgun Gothic"/>
+          <w:color w:val="3F3F3F"/>
+          <w:sz w:val="22"/>
+          <w:szCs w:val="22"/>
+        </w:rPr>
+        <w:t xml:space="preserve"/>
+      </w:r>
+    </w:p>
+    <w:p>
+      <w:pPr>
+        <w:spacing w:after="160"/>
+      </w:pPr>
+      <w:r>
+        <w:rPr>
+          <w:rFonts w:ascii="Malgun Gothic" w:cs="Malgun Gothic" w:eastAsia="Malgun Gothic" w:hAnsi="Malgun Gothic"/>
+          <w:color w:val="3F3F3F"/>
+          <w:sz w:val="22"/>
+          <w:szCs w:val="22"/>
+        </w:rPr>
+        <w:t xml:space="preserve">계산 예시 (사용자 제공 기준)</w:t>
+      </w:r>
+    </w:p>
+    <w:p>
+      <w:pPr>
+        <w:pStyle w:val="ListParagraph"/>
+        <w:numPr>
+          <w:ilvl w:val="0"/>
+          <w:numId w:val="1"/>
+        </w:numPr>
+        <w:spacing w:after="100"/>
+      </w:pPr>
+      <w:r>
+        <w:rPr>
+          <w:rFonts w:ascii="Malgun Gothic" w:cs="Malgun Gothic" w:eastAsia="Malgun Gothic" w:hAnsi="Malgun Gothic"/>
+          <w:color w:val="3F3F3F"/>
+          <w:sz w:val="22"/>
+          <w:szCs w:val="22"/>
+        </w:rPr>
+        <w:t xml:space="preserve">FTFR: 방문 100건 중 첫 방문 해결 92건 → FTFR = 92 ÷ 100 × 100 = 92%</w:t>
+      </w:r>
+    </w:p>
+    <w:p>
+      <w:pPr>
+        <w:pStyle w:val="ListParagraph"/>
+        <w:numPr>
+          <w:ilvl w:val="0"/>
+          <w:numId w:val="1"/>
+        </w:numPr>
+        <w:spacing w:after="100"/>
+      </w:pPr>
+      <w:r>
+        <w:rPr>
+          <w:rFonts w:ascii="Malgun Gothic" w:cs="Malgun Gothic" w:eastAsia="Malgun Gothic" w:hAnsi="Malgun Gothic"/>
+          <w:color w:val="3F3F3F"/>
+          <w:sz w:val="22"/>
+          <w:szCs w:val="22"/>
+        </w:rPr>
+        <w:t xml:space="preserve">Uptime: 한 달 총 운영가능 720시간 중 장애 4시간 → Uptime = (720−4) ÷ 720 = 99.44% (혈액검사 장비는 대부분 99% 이상을 목표로 관리)</w:t>
+      </w:r>
+    </w:p>
+    <w:p>
+      <w:pPr>
+        <w:spacing w:after="200"/>
+      </w:pPr>
+      <w:r>
+        <w:rPr>
+          <w:rFonts w:ascii="Malgun Gothic" w:cs="Malgun Gothic" w:eastAsia="Malgun Gothic" w:hAnsi="Malgun Gothic"/>
+          <w:i/>
+          <w:iCs/>
+          <w:color w:val="9E9E9E"/>
+          <w:sz w:val="22"/>
+          <w:szCs w:val="22"/>
+        </w:rPr>
+        <w:t xml:space="preserve">Response Time·Uptime 실적은 접수/가동시간 로그가 CRM에 연동되지 않아 이번 달은 산출 불가 — 다음 보고 전 데이터 확보 추진</w:t>
+      </w:r>
+    </w:p>
+    <w:p>
+      <w:pPr>
+        <w:pStyle w:val="Heading1"/>
+        <w:pBdr>
+          <w:bottom w:val="single" w:color="005BAC" w:sz="6" w:space="4"/>
+        </w:pBdr>
+        <w:spacing w:after="200" w:before="400"/>
+      </w:pPr>
+      <w:r>
+        <w:rPr>
+          <w:rFonts w:ascii="Arial" w:cs="Arial" w:eastAsia="Arial" w:hAnsi="Arial"/>
+          <w:b/>
+          <w:bCs/>
+          <w:color w:val="00B8EE"/>
+          <w:sz w:val="30"/>
+          <w:szCs w:val="30"/>
+        </w:rPr>
+        <w:t xml:space="preserve">4. </w:t>
       </w:r>
       <w:r>
         <w:rPr>
@@ -2770,7 +4040,7 @@
           <w:sz w:val="30"/>
           <w:szCs w:val="30"/>
         </w:rPr>
-        <w:t xml:space="preserve">4. </w:t>
+        <w:t xml:space="preserve">5. </w:t>
       </w:r>
       <w:r>
         <w:rPr>
@@ -3204,7 +4474,7 @@
           <w:sz w:val="30"/>
           <w:szCs w:val="30"/>
         </w:rPr>
-        <w:t xml:space="preserve">5. </w:t>
+        <w:t xml:space="preserve">6. </w:t>
       </w:r>
       <w:r>
         <w:rPr>
@@ -4841,7 +6111,7 @@
           <w:sz w:val="30"/>
           <w:szCs w:val="30"/>
         </w:rPr>
-        <w:t xml:space="preserve">6. </w:t>
+        <w:t xml:space="preserve">7. </w:t>
       </w:r>
       <w:r>
         <w:rPr>
@@ -6618,7 +7888,7 @@
           <w:sz w:val="30"/>
           <w:szCs w:val="30"/>
         </w:rPr>
-        <w:t xml:space="preserve">7. </w:t>
+        <w:t xml:space="preserve">8. </w:t>
       </w:r>
       <w:r>
         <w:rPr>
@@ -7131,7 +8401,7 @@
           <w:sz w:val="30"/>
           <w:szCs w:val="30"/>
         </w:rPr>
-        <w:t xml:space="preserve">8. </w:t>
+        <w:t xml:space="preserve">9. </w:t>
       </w:r>
       <w:r>
         <w:rPr>
@@ -7544,7 +8814,7 @@
           <w:sz w:val="30"/>
           <w:szCs w:val="30"/>
         </w:rPr>
-        <w:t xml:space="preserve">9. </w:t>
+        <w:t xml:space="preserve">10. </w:t>
       </w:r>
       <w:r>
         <w:rPr>
@@ -7619,7 +8889,7 @@
           <w:sz w:val="30"/>
           <w:szCs w:val="30"/>
         </w:rPr>
-        <w:t xml:space="preserve">10. </w:t>
+        <w:t xml:space="preserve">11. </w:t>
       </w:r>
       <w:r>
         <w:rPr>
@@ -7680,7 +8950,7 @@
           <w:sz w:val="30"/>
           <w:szCs w:val="30"/>
         </w:rPr>
-        <w:t xml:space="preserve">11. </w:t>
+        <w:t xml:space="preserve">12. </w:t>
       </w:r>
       <w:r>
         <w:rPr>
@@ -7763,7 +9033,7 @@
           <w:sz w:val="30"/>
           <w:szCs w:val="30"/>
         </w:rPr>
-        <w:t xml:space="preserve">12. </w:t>
+        <w:t xml:space="preserve">13. </w:t>
       </w:r>
       <w:r>
         <w:rPr>
@@ -7906,7 +9176,7 @@
           <w:sz w:val="22"/>
           <w:szCs w:val="22"/>
         </w:rPr>
-        <w:t xml:space="preserve">미확보 데이터 확보: PM·A/S 실적, VOC 대시보드 연동 데이터 확보하여 다음 보고 시 KPI·VOC 항목 완성</w:t>
+        <w:t xml:space="preserve">미확보 데이터 확보: PM·A/S 실적, Response Time·Uptime 로그, VOC 대시보드 연동 데이터 확보하여 다음 보고 시 KPI·VOC 항목 완성</w:t>
       </w:r>
     </w:p>
     <w:p>

--- a/reports/FSG_월간서비스보고_202607/FSG_월간서비스보고_202607.docx
+++ b/reports/FSG_월간서비스보고_202607/FSG_월간서비스보고_202607.docx
@@ -177,6 +177,9 @@
         <w:gridCol w:w="1500"/>
       </w:tblGrid>
       <w:tr>
+        <w:trPr>
+          <w:cantSplit/>
+        </w:trPr>
         <w:tc>
           <w:tcPr>
             <w:tcW w:type="dxa" w:w="1600"/>
@@ -347,6 +350,9 @@
         </w:tc>
       </w:tr>
       <w:tr>
+        <w:trPr>
+          <w:cantSplit/>
+        </w:trPr>
         <w:tc>
           <w:tcPr>
             <w:tcW w:type="dxa" w:w="1600"/>
@@ -510,6 +516,9 @@
         </w:tc>
       </w:tr>
       <w:tr>
+        <w:trPr>
+          <w:cantSplit/>
+        </w:trPr>
         <w:tc>
           <w:tcPr>
             <w:tcW w:type="dxa" w:w="1600"/>
@@ -673,6 +682,9 @@
         </w:tc>
       </w:tr>
       <w:tr>
+        <w:trPr>
+          <w:cantSplit/>
+        </w:trPr>
         <w:tc>
           <w:tcPr>
             <w:tcW w:type="dxa" w:w="1600"/>
@@ -836,6 +848,9 @@
         </w:tc>
       </w:tr>
       <w:tr>
+        <w:trPr>
+          <w:cantSplit/>
+        </w:trPr>
         <w:tc>
           <w:tcPr>
             <w:tcW w:type="dxa" w:w="1600"/>
@@ -999,6 +1014,9 @@
         </w:tc>
       </w:tr>
       <w:tr>
+        <w:trPr>
+          <w:cantSplit/>
+        </w:trPr>
         <w:tc>
           <w:tcPr>
             <w:tcW w:type="dxa" w:w="1600"/>
@@ -1218,6 +1236,9 @@
         <w:gridCol w:w="2600"/>
       </w:tblGrid>
       <w:tr>
+        <w:trPr>
+          <w:cantSplit/>
+        </w:trPr>
         <w:tc>
           <w:tcPr>
             <w:tcW w:type="dxa" w:w="3200"/>
@@ -1292,6 +1313,9 @@
         </w:tc>
       </w:tr>
       <w:tr>
+        <w:trPr>
+          <w:cantSplit/>
+        </w:trPr>
         <w:tc>
           <w:tcPr>
             <w:tcW w:type="dxa" w:w="3200"/>
@@ -1363,6 +1387,9 @@
         </w:tc>
       </w:tr>
       <w:tr>
+        <w:trPr>
+          <w:cantSplit/>
+        </w:trPr>
         <w:tc>
           <w:tcPr>
             <w:tcW w:type="dxa" w:w="3200"/>
@@ -1434,6 +1461,9 @@
         </w:tc>
       </w:tr>
       <w:tr>
+        <w:trPr>
+          <w:cantSplit/>
+        </w:trPr>
         <w:tc>
           <w:tcPr>
             <w:tcW w:type="dxa" w:w="3200"/>
@@ -1505,6 +1535,9 @@
         </w:tc>
       </w:tr>
       <w:tr>
+        <w:trPr>
+          <w:cantSplit/>
+        </w:trPr>
         <w:tc>
           <w:tcPr>
             <w:tcW w:type="dxa" w:w="3200"/>
@@ -1623,6 +1656,9 @@
         <w:gridCol w:w="2600"/>
       </w:tblGrid>
       <w:tr>
+        <w:trPr>
+          <w:cantSplit/>
+        </w:trPr>
         <w:tc>
           <w:tcPr>
             <w:tcW w:type="dxa" w:w="2200"/>
@@ -1691,6 +1727,9 @@
         </w:tc>
       </w:tr>
       <w:tr>
+        <w:trPr>
+          <w:cantSplit/>
+        </w:trPr>
         <w:tc>
           <w:tcPr>
             <w:tcW w:type="dxa" w:w="2200"/>
@@ -1756,6 +1795,9 @@
         </w:tc>
       </w:tr>
       <w:tr>
+        <w:trPr>
+          <w:cantSplit/>
+        </w:trPr>
         <w:tc>
           <w:tcPr>
             <w:tcW w:type="dxa" w:w="2200"/>
@@ -1821,6 +1863,9 @@
         </w:tc>
       </w:tr>
       <w:tr>
+        <w:trPr>
+          <w:cantSplit/>
+        </w:trPr>
         <w:tc>
           <w:tcPr>
             <w:tcW w:type="dxa" w:w="2200"/>
@@ -1886,6 +1931,9 @@
         </w:tc>
       </w:tr>
       <w:tr>
+        <w:trPr>
+          <w:cantSplit/>
+        </w:trPr>
         <w:tc>
           <w:tcPr>
             <w:tcW w:type="dxa" w:w="2200"/>
@@ -1951,6 +1999,9 @@
         </w:tc>
       </w:tr>
       <w:tr>
+        <w:trPr>
+          <w:cantSplit/>
+        </w:trPr>
         <w:tc>
           <w:tcPr>
             <w:tcW w:type="dxa" w:w="2200"/>
@@ -2016,6 +2067,9 @@
         </w:tc>
       </w:tr>
       <w:tr>
+        <w:trPr>
+          <w:cantSplit/>
+        </w:trPr>
         <w:tc>
           <w:tcPr>
             <w:tcW w:type="dxa" w:w="2200"/>
@@ -2081,6 +2135,9 @@
         </w:tc>
       </w:tr>
       <w:tr>
+        <w:trPr>
+          <w:cantSplit/>
+        </w:trPr>
         <w:tc>
           <w:tcPr>
             <w:tcW w:type="dxa" w:w="2200"/>
@@ -2146,6 +2203,9 @@
         </w:tc>
       </w:tr>
       <w:tr>
+        <w:trPr>
+          <w:cantSplit/>
+        </w:trPr>
         <w:tc>
           <w:tcPr>
             <w:tcW w:type="dxa" w:w="2200"/>
@@ -2211,6 +2271,9 @@
         </w:tc>
       </w:tr>
       <w:tr>
+        <w:trPr>
+          <w:cantSplit/>
+        </w:trPr>
         <w:tc>
           <w:tcPr>
             <w:tcW w:type="dxa" w:w="2200"/>
@@ -2276,6 +2339,9 @@
         </w:tc>
       </w:tr>
       <w:tr>
+        <w:trPr>
+          <w:cantSplit/>
+        </w:trPr>
         <w:tc>
           <w:tcPr>
             <w:tcW w:type="dxa" w:w="2200"/>
@@ -2341,6 +2407,9 @@
         </w:tc>
       </w:tr>
       <w:tr>
+        <w:trPr>
+          <w:cantSplit/>
+        </w:trPr>
         <w:tc>
           <w:tcPr>
             <w:tcW w:type="dxa" w:w="2200"/>
@@ -2406,6 +2475,9 @@
         </w:tc>
       </w:tr>
       <w:tr>
+        <w:trPr>
+          <w:cantSplit/>
+        </w:trPr>
         <w:tc>
           <w:tcPr>
             <w:tcW w:type="dxa" w:w="2200"/>
@@ -2554,6 +2626,9 @@
         <w:gridCol w:w="1300"/>
       </w:tblGrid>
       <w:tr>
+        <w:trPr>
+          <w:cantSplit/>
+        </w:trPr>
         <w:tc>
           <w:tcPr>
             <w:tcW w:type="dxa" w:w="1300"/>
@@ -2700,6 +2775,9 @@
         </w:tc>
       </w:tr>
       <w:tr>
+        <w:trPr>
+          <w:cantSplit/>
+        </w:trPr>
         <w:tc>
           <w:tcPr>
             <w:tcW w:type="dxa" w:w="1300"/>
@@ -2840,6 +2918,9 @@
         </w:tc>
       </w:tr>
       <w:tr>
+        <w:trPr>
+          <w:cantSplit/>
+        </w:trPr>
         <w:tc>
           <w:tcPr>
             <w:tcW w:type="dxa" w:w="1300"/>
@@ -2980,6 +3061,9 @@
         </w:tc>
       </w:tr>
       <w:tr>
+        <w:trPr>
+          <w:cantSplit/>
+        </w:trPr>
         <w:tc>
           <w:tcPr>
             <w:tcW w:type="dxa" w:w="1300"/>
@@ -3120,6 +3204,9 @@
         </w:tc>
       </w:tr>
       <w:tr>
+        <w:trPr>
+          <w:cantSplit/>
+        </w:trPr>
         <w:tc>
           <w:tcPr>
             <w:tcW w:type="dxa" w:w="1300"/>
@@ -3260,6 +3347,9 @@
         </w:tc>
       </w:tr>
       <w:tr>
+        <w:trPr>
+          <w:cantSplit/>
+        </w:trPr>
         <w:tc>
           <w:tcPr>
             <w:tcW w:type="dxa" w:w="1300"/>
@@ -3546,6 +3636,9 @@
         <w:gridCol w:w="2000"/>
       </w:tblGrid>
       <w:tr>
+        <w:trPr>
+          <w:cantSplit/>
+        </w:trPr>
         <w:tc>
           <w:tcPr>
             <w:tcW w:type="dxa" w:w="4000"/>
@@ -3614,6 +3707,9 @@
         </w:tc>
       </w:tr>
       <w:tr>
+        <w:trPr>
+          <w:cantSplit/>
+        </w:trPr>
         <w:tc>
           <w:tcPr>
             <w:tcW w:type="dxa" w:w="4000"/>
@@ -3679,6 +3775,9 @@
         </w:tc>
       </w:tr>
       <w:tr>
+        <w:trPr>
+          <w:cantSplit/>
+        </w:trPr>
         <w:tc>
           <w:tcPr>
             <w:tcW w:type="dxa" w:w="4000"/>
@@ -3744,6 +3843,9 @@
         </w:tc>
       </w:tr>
       <w:tr>
+        <w:trPr>
+          <w:cantSplit/>
+        </w:trPr>
         <w:tc>
           <w:tcPr>
             <w:tcW w:type="dxa" w:w="4000"/>
@@ -3809,6 +3911,9 @@
         </w:tc>
       </w:tr>
       <w:tr>
+        <w:trPr>
+          <w:cantSplit/>
+        </w:trPr>
         <w:tc>
           <w:tcPr>
             <w:tcW w:type="dxa" w:w="4000"/>
@@ -3874,6 +3979,9 @@
         </w:tc>
       </w:tr>
       <w:tr>
+        <w:trPr>
+          <w:cantSplit/>
+        </w:trPr>
         <w:tc>
           <w:tcPr>
             <w:tcW w:type="dxa" w:w="4000"/>
@@ -3939,6 +4047,9 @@
         </w:tc>
       </w:tr>
       <w:tr>
+        <w:trPr>
+          <w:cantSplit/>
+        </w:trPr>
         <w:tc>
           <w:tcPr>
             <w:tcW w:type="dxa" w:w="4000"/>
@@ -4115,6 +4226,9 @@
         <w:gridCol w:w="1500"/>
       </w:tblGrid>
       <w:tr>
+        <w:trPr>
+          <w:cantSplit/>
+        </w:trPr>
         <w:tc>
           <w:tcPr>
             <w:tcW w:type="dxa" w:w="4500"/>
@@ -4183,6 +4297,9 @@
         </w:tc>
       </w:tr>
       <w:tr>
+        <w:trPr>
+          <w:cantSplit/>
+        </w:trPr>
         <w:tc>
           <w:tcPr>
             <w:tcW w:type="dxa" w:w="4500"/>
@@ -4248,6 +4365,9 @@
         </w:tc>
       </w:tr>
       <w:tr>
+        <w:trPr>
+          <w:cantSplit/>
+        </w:trPr>
         <w:tc>
           <w:tcPr>
             <w:tcW w:type="dxa" w:w="4500"/>
@@ -4313,6 +4433,9 @@
         </w:tc>
       </w:tr>
       <w:tr>
+        <w:trPr>
+          <w:cantSplit/>
+        </w:trPr>
         <w:tc>
           <w:tcPr>
             <w:tcW w:type="dxa" w:w="4500"/>
@@ -4378,6 +4501,9 @@
         </w:tc>
       </w:tr>
       <w:tr>
+        <w:trPr>
+          <w:cantSplit/>
+        </w:trPr>
         <w:tc>
           <w:tcPr>
             <w:tcW w:type="dxa" w:w="4500"/>
@@ -4525,6 +4651,9 @@
         <w:gridCol w:w="850"/>
       </w:tblGrid>
       <w:tr>
+        <w:trPr>
+          <w:cantSplit/>
+        </w:trPr>
         <w:tc>
           <w:tcPr>
             <w:tcW w:type="dxa" w:w="1200"/>
@@ -4681,6 +4810,9 @@
         </w:tc>
       </w:tr>
       <w:tr>
+        <w:trPr>
+          <w:cantSplit/>
+        </w:trPr>
         <w:tc>
           <w:tcPr>
             <w:tcW w:type="dxa" w:w="1200"/>
@@ -4830,6 +4962,9 @@
         </w:tc>
       </w:tr>
       <w:tr>
+        <w:trPr>
+          <w:cantSplit/>
+        </w:trPr>
         <w:tc>
           <w:tcPr>
             <w:tcW w:type="dxa" w:w="1200"/>
@@ -4979,6 +5114,9 @@
         </w:tc>
       </w:tr>
       <w:tr>
+        <w:trPr>
+          <w:cantSplit/>
+        </w:trPr>
         <w:tc>
           <w:tcPr>
             <w:tcW w:type="dxa" w:w="1200"/>
@@ -5178,6 +5316,9 @@
         <w:gridCol w:w="1400"/>
       </w:tblGrid>
       <w:tr>
+        <w:trPr>
+          <w:cantSplit/>
+        </w:trPr>
         <w:tc>
           <w:tcPr>
             <w:tcW w:type="dxa" w:w="2200"/>
@@ -5268,6 +5409,9 @@
         </w:tc>
       </w:tr>
       <w:tr>
+        <w:trPr>
+          <w:cantSplit/>
+        </w:trPr>
         <w:tc>
           <w:tcPr>
             <w:tcW w:type="dxa" w:w="2200"/>
@@ -5354,6 +5498,9 @@
         </w:tc>
       </w:tr>
       <w:tr>
+        <w:trPr>
+          <w:cantSplit/>
+        </w:trPr>
         <w:tc>
           <w:tcPr>
             <w:tcW w:type="dxa" w:w="2200"/>
@@ -5440,6 +5587,9 @@
         </w:tc>
       </w:tr>
       <w:tr>
+        <w:trPr>
+          <w:cantSplit/>
+        </w:trPr>
         <w:tc>
           <w:tcPr>
             <w:tcW w:type="dxa" w:w="2200"/>
@@ -5526,6 +5676,9 @@
         </w:tc>
       </w:tr>
       <w:tr>
+        <w:trPr>
+          <w:cantSplit/>
+        </w:trPr>
         <w:tc>
           <w:tcPr>
             <w:tcW w:type="dxa" w:w="2200"/>
@@ -5646,6 +5799,9 @@
         <w:gridCol w:w="1400"/>
       </w:tblGrid>
       <w:tr>
+        <w:trPr>
+          <w:cantSplit/>
+        </w:trPr>
         <w:tc>
           <w:tcPr>
             <w:tcW w:type="dxa" w:w="2200"/>
@@ -5736,6 +5892,9 @@
         </w:tc>
       </w:tr>
       <w:tr>
+        <w:trPr>
+          <w:cantSplit/>
+        </w:trPr>
         <w:tc>
           <w:tcPr>
             <w:tcW w:type="dxa" w:w="2200"/>
@@ -5822,6 +5981,9 @@
         </w:tc>
       </w:tr>
       <w:tr>
+        <w:trPr>
+          <w:cantSplit/>
+        </w:trPr>
         <w:tc>
           <w:tcPr>
             <w:tcW w:type="dxa" w:w="2200"/>
@@ -5908,6 +6070,9 @@
         </w:tc>
       </w:tr>
       <w:tr>
+        <w:trPr>
+          <w:cantSplit/>
+        </w:trPr>
         <w:tc>
           <w:tcPr>
             <w:tcW w:type="dxa" w:w="2200"/>
@@ -5994,6 +6159,9 @@
         </w:tc>
       </w:tr>
       <w:tr>
+        <w:trPr>
+          <w:cantSplit/>
+        </w:trPr>
         <w:tc>
           <w:tcPr>
             <w:tcW w:type="dxa" w:w="2200"/>
@@ -6112,6 +6280,1765 @@
           <w:szCs w:val="30"/>
         </w:rPr>
         <w:t xml:space="preserve">7. </w:t>
+      </w:r>
+      <w:r>
+        <w:rPr>
+          <w:rFonts w:ascii="Malgun Gothic" w:cs="Malgun Gothic" w:eastAsia="Malgun Gothic" w:hAnsi="Malgun Gothic"/>
+          <w:b/>
+          <w:bCs/>
+          <w:color w:val="005BAC"/>
+          <w:sz w:val="30"/>
+          <w:szCs w:val="30"/>
+        </w:rPr>
+        <w:t xml:space="preserve">수도권(서울·경기·인천·강원) 조직개편 심층분석</w:t>
+      </w:r>
+    </w:p>
+    <w:p>
+      <w:pPr>
+        <w:spacing w:after="160"/>
+      </w:pPr>
+      <w:r>
+        <w:rPr>
+          <w:rFonts w:ascii="Malgun Gothic" w:cs="Malgun Gothic" w:eastAsia="Malgun Gothic" w:hAnsi="Malgun Gothic"/>
+          <w:color w:val="3F3F3F"/>
+          <w:sz w:val="22"/>
+          <w:szCs w:val="22"/>
+        </w:rPr>
+        <w:t xml:space="preserve">FS West·FS East 담당자 실명을 CRM 로그(파일1 방문·파일2 수리/PM)에 직접 매칭해 집계했습니다(2026년 1~6월). 이 권역은 조직개편 이후 변화 폭이 커 별도로 분석합니다.</w:t>
+      </w:r>
+    </w:p>
+    <w:tbl>
+      <w:tblPr>
+        <w:tblW w:type="dxa" w:w="6100"/>
+        <w:tblBorders>
+          <w:top w:val="single" w:color="auto" w:sz="4"/>
+          <w:left w:val="single" w:color="auto" w:sz="4"/>
+          <w:bottom w:val="single" w:color="auto" w:sz="4"/>
+          <w:right w:val="single" w:color="auto" w:sz="4"/>
+          <w:insideH w:val="single" w:color="auto" w:sz="4"/>
+          <w:insideV w:val="single" w:color="auto" w:sz="4"/>
+        </w:tblBorders>
+        <w:tblLayout w:type="fixed"/>
+      </w:tblPr>
+      <w:tblGrid>
+        <w:gridCol w:w="1600"/>
+        <w:gridCol w:w="750"/>
+        <w:gridCol w:w="750"/>
+        <w:gridCol w:w="750"/>
+        <w:gridCol w:w="750"/>
+        <w:gridCol w:w="750"/>
+        <w:gridCol w:w="750"/>
+      </w:tblGrid>
+      <w:tr>
+        <w:trPr>
+          <w:cantSplit/>
+        </w:trPr>
+        <w:tc>
+          <w:tcPr>
+            <w:tcW w:type="dxa" w:w="1600"/>
+            <w:shd w:fill="005BAC" w:color="auto" w:val="clear"/>
+          </w:tcPr>
+          <w:p>
+            <w:pPr>
+              <w:jc w:val="center"/>
+            </w:pPr>
+            <w:r>
+              <w:rPr>
+                <w:rFonts w:ascii="Malgun Gothic" w:cs="Malgun Gothic" w:eastAsia="Malgun Gothic" w:hAnsi="Malgun Gothic"/>
+                <w:b/>
+                <w:bCs/>
+                <w:color w:val="FFFFFF"/>
+                <w:sz w:val="20"/>
+                <w:szCs w:val="20"/>
+              </w:rPr>
+              <w:t xml:space="preserve">구분</w:t>
+            </w:r>
+          </w:p>
+        </w:tc>
+        <w:tc>
+          <w:tcPr>
+            <w:tcW w:type="dxa" w:w="750"/>
+            <w:shd w:fill="005BAC" w:color="auto" w:val="clear"/>
+          </w:tcPr>
+          <w:p>
+            <w:pPr>
+              <w:jc w:val="center"/>
+            </w:pPr>
+            <w:r>
+              <w:rPr>
+                <w:rFonts w:ascii="Malgun Gothic" w:cs="Malgun Gothic" w:eastAsia="Malgun Gothic" w:hAnsi="Malgun Gothic"/>
+                <w:b/>
+                <w:bCs/>
+                <w:color w:val="FFFFFF"/>
+                <w:sz w:val="20"/>
+                <w:szCs w:val="20"/>
+              </w:rPr>
+              <w:t xml:space="preserve">1월</w:t>
+            </w:r>
+          </w:p>
+        </w:tc>
+        <w:tc>
+          <w:tcPr>
+            <w:tcW w:type="dxa" w:w="750"/>
+            <w:shd w:fill="005BAC" w:color="auto" w:val="clear"/>
+          </w:tcPr>
+          <w:p>
+            <w:pPr>
+              <w:jc w:val="center"/>
+            </w:pPr>
+            <w:r>
+              <w:rPr>
+                <w:rFonts w:ascii="Malgun Gothic" w:cs="Malgun Gothic" w:eastAsia="Malgun Gothic" w:hAnsi="Malgun Gothic"/>
+                <w:b/>
+                <w:bCs/>
+                <w:color w:val="FFFFFF"/>
+                <w:sz w:val="20"/>
+                <w:szCs w:val="20"/>
+              </w:rPr>
+              <w:t xml:space="preserve">2월</w:t>
+            </w:r>
+          </w:p>
+        </w:tc>
+        <w:tc>
+          <w:tcPr>
+            <w:tcW w:type="dxa" w:w="750"/>
+            <w:shd w:fill="005BAC" w:color="auto" w:val="clear"/>
+          </w:tcPr>
+          <w:p>
+            <w:pPr>
+              <w:jc w:val="center"/>
+            </w:pPr>
+            <w:r>
+              <w:rPr>
+                <w:rFonts w:ascii="Malgun Gothic" w:cs="Malgun Gothic" w:eastAsia="Malgun Gothic" w:hAnsi="Malgun Gothic"/>
+                <w:b/>
+                <w:bCs/>
+                <w:color w:val="FFFFFF"/>
+                <w:sz w:val="20"/>
+                <w:szCs w:val="20"/>
+              </w:rPr>
+              <w:t xml:space="preserve">3월</w:t>
+            </w:r>
+          </w:p>
+        </w:tc>
+        <w:tc>
+          <w:tcPr>
+            <w:tcW w:type="dxa" w:w="750"/>
+            <w:shd w:fill="005BAC" w:color="auto" w:val="clear"/>
+          </w:tcPr>
+          <w:p>
+            <w:pPr>
+              <w:jc w:val="center"/>
+            </w:pPr>
+            <w:r>
+              <w:rPr>
+                <w:rFonts w:ascii="Malgun Gothic" w:cs="Malgun Gothic" w:eastAsia="Malgun Gothic" w:hAnsi="Malgun Gothic"/>
+                <w:b/>
+                <w:bCs/>
+                <w:color w:val="FFFFFF"/>
+                <w:sz w:val="20"/>
+                <w:szCs w:val="20"/>
+              </w:rPr>
+              <w:t xml:space="preserve">4월</w:t>
+            </w:r>
+          </w:p>
+        </w:tc>
+        <w:tc>
+          <w:tcPr>
+            <w:tcW w:type="dxa" w:w="750"/>
+            <w:shd w:fill="005BAC" w:color="auto" w:val="clear"/>
+          </w:tcPr>
+          <w:p>
+            <w:pPr>
+              <w:jc w:val="center"/>
+            </w:pPr>
+            <w:r>
+              <w:rPr>
+                <w:rFonts w:ascii="Malgun Gothic" w:cs="Malgun Gothic" w:eastAsia="Malgun Gothic" w:hAnsi="Malgun Gothic"/>
+                <w:b/>
+                <w:bCs/>
+                <w:color w:val="FFFFFF"/>
+                <w:sz w:val="20"/>
+                <w:szCs w:val="20"/>
+              </w:rPr>
+              <w:t xml:space="preserve">5월</w:t>
+            </w:r>
+          </w:p>
+        </w:tc>
+        <w:tc>
+          <w:tcPr>
+            <w:tcW w:type="dxa" w:w="750"/>
+            <w:shd w:fill="005BAC" w:color="auto" w:val="clear"/>
+          </w:tcPr>
+          <w:p>
+            <w:pPr>
+              <w:jc w:val="center"/>
+            </w:pPr>
+            <w:r>
+              <w:rPr>
+                <w:rFonts w:ascii="Malgun Gothic" w:cs="Malgun Gothic" w:eastAsia="Malgun Gothic" w:hAnsi="Malgun Gothic"/>
+                <w:b/>
+                <w:bCs/>
+                <w:color w:val="FFFFFF"/>
+                <w:sz w:val="20"/>
+                <w:szCs w:val="20"/>
+              </w:rPr>
+              <w:t xml:space="preserve">6월</w:t>
+            </w:r>
+          </w:p>
+        </w:tc>
+      </w:tr>
+      <w:tr>
+        <w:trPr>
+          <w:cantSplit/>
+        </w:trPr>
+        <w:tc>
+          <w:tcPr>
+            <w:tcW w:type="dxa" w:w="1600"/>
+          </w:tcPr>
+          <w:p>
+            <w:pPr>
+              <w:jc w:val="left"/>
+            </w:pPr>
+            <w:r>
+              <w:rPr>
+                <w:rFonts w:ascii="Malgun Gothic" w:cs="Malgun Gothic" w:eastAsia="Malgun Gothic" w:hAnsi="Malgun Gothic"/>
+                <w:b w:val="false"/>
+                <w:bCs w:val="false"/>
+                <w:color w:val="3F3F3F"/>
+                <w:sz w:val="20"/>
+                <w:szCs w:val="20"/>
+              </w:rPr>
+              <w:t xml:space="preserve">FS West 방문건수</w:t>
+            </w:r>
+          </w:p>
+        </w:tc>
+        <w:tc>
+          <w:tcPr>
+            <w:tcW w:type="dxa" w:w="750"/>
+          </w:tcPr>
+          <w:p>
+            <w:pPr>
+              <w:jc w:val="center"/>
+            </w:pPr>
+            <w:r>
+              <w:rPr>
+                <w:rFonts w:ascii="Malgun Gothic" w:cs="Malgun Gothic" w:eastAsia="Malgun Gothic" w:hAnsi="Malgun Gothic"/>
+                <w:b w:val="false"/>
+                <w:bCs w:val="false"/>
+                <w:color w:val="3F3F3F"/>
+                <w:sz w:val="20"/>
+                <w:szCs w:val="20"/>
+              </w:rPr>
+              <w:t xml:space="preserve">284</w:t>
+            </w:r>
+          </w:p>
+        </w:tc>
+        <w:tc>
+          <w:tcPr>
+            <w:tcW w:type="dxa" w:w="750"/>
+          </w:tcPr>
+          <w:p>
+            <w:pPr>
+              <w:jc w:val="center"/>
+            </w:pPr>
+            <w:r>
+              <w:rPr>
+                <w:rFonts w:ascii="Malgun Gothic" w:cs="Malgun Gothic" w:eastAsia="Malgun Gothic" w:hAnsi="Malgun Gothic"/>
+                <w:b w:val="false"/>
+                <w:bCs w:val="false"/>
+                <w:color w:val="3F3F3F"/>
+                <w:sz w:val="20"/>
+                <w:szCs w:val="20"/>
+              </w:rPr>
+              <w:t xml:space="preserve">302</w:t>
+            </w:r>
+          </w:p>
+        </w:tc>
+        <w:tc>
+          <w:tcPr>
+            <w:tcW w:type="dxa" w:w="750"/>
+          </w:tcPr>
+          <w:p>
+            <w:pPr>
+              <w:jc w:val="center"/>
+            </w:pPr>
+            <w:r>
+              <w:rPr>
+                <w:rFonts w:ascii="Malgun Gothic" w:cs="Malgun Gothic" w:eastAsia="Malgun Gothic" w:hAnsi="Malgun Gothic"/>
+                <w:b w:val="false"/>
+                <w:bCs w:val="false"/>
+                <w:color w:val="3F3F3F"/>
+                <w:sz w:val="20"/>
+                <w:szCs w:val="20"/>
+              </w:rPr>
+              <w:t xml:space="preserve">346</w:t>
+            </w:r>
+          </w:p>
+        </w:tc>
+        <w:tc>
+          <w:tcPr>
+            <w:tcW w:type="dxa" w:w="750"/>
+          </w:tcPr>
+          <w:p>
+            <w:pPr>
+              <w:jc w:val="center"/>
+            </w:pPr>
+            <w:r>
+              <w:rPr>
+                <w:rFonts w:ascii="Malgun Gothic" w:cs="Malgun Gothic" w:eastAsia="Malgun Gothic" w:hAnsi="Malgun Gothic"/>
+                <w:b w:val="false"/>
+                <w:bCs w:val="false"/>
+                <w:color w:val="3F3F3F"/>
+                <w:sz w:val="20"/>
+                <w:szCs w:val="20"/>
+              </w:rPr>
+              <w:t xml:space="preserve">319</w:t>
+            </w:r>
+          </w:p>
+        </w:tc>
+        <w:tc>
+          <w:tcPr>
+            <w:tcW w:type="dxa" w:w="750"/>
+          </w:tcPr>
+          <w:p>
+            <w:pPr>
+              <w:jc w:val="center"/>
+            </w:pPr>
+            <w:r>
+              <w:rPr>
+                <w:rFonts w:ascii="Malgun Gothic" w:cs="Malgun Gothic" w:eastAsia="Malgun Gothic" w:hAnsi="Malgun Gothic"/>
+                <w:b w:val="false"/>
+                <w:bCs w:val="false"/>
+                <w:color w:val="3F3F3F"/>
+                <w:sz w:val="20"/>
+                <w:szCs w:val="20"/>
+              </w:rPr>
+              <w:t xml:space="preserve">338</w:t>
+            </w:r>
+          </w:p>
+        </w:tc>
+        <w:tc>
+          <w:tcPr>
+            <w:tcW w:type="dxa" w:w="750"/>
+          </w:tcPr>
+          <w:p>
+            <w:pPr>
+              <w:jc w:val="center"/>
+            </w:pPr>
+            <w:r>
+              <w:rPr>
+                <w:rFonts w:ascii="Malgun Gothic" w:cs="Malgun Gothic" w:eastAsia="Malgun Gothic" w:hAnsi="Malgun Gothic"/>
+                <w:b w:val="false"/>
+                <w:bCs w:val="false"/>
+                <w:color w:val="3F3F3F"/>
+                <w:sz w:val="20"/>
+                <w:szCs w:val="20"/>
+              </w:rPr>
+              <w:t xml:space="preserve">444</w:t>
+            </w:r>
+          </w:p>
+        </w:tc>
+      </w:tr>
+      <w:tr>
+        <w:trPr>
+          <w:cantSplit/>
+        </w:trPr>
+        <w:tc>
+          <w:tcPr>
+            <w:tcW w:type="dxa" w:w="1600"/>
+          </w:tcPr>
+          <w:p>
+            <w:pPr>
+              <w:jc w:val="left"/>
+            </w:pPr>
+            <w:r>
+              <w:rPr>
+                <w:rFonts w:ascii="Malgun Gothic" w:cs="Malgun Gothic" w:eastAsia="Malgun Gothic" w:hAnsi="Malgun Gothic"/>
+                <w:b w:val="false"/>
+                <w:bCs w:val="false"/>
+                <w:color w:val="3F3F3F"/>
+                <w:sz w:val="20"/>
+                <w:szCs w:val="20"/>
+              </w:rPr>
+              <w:t xml:space="preserve">FS West 수리건수</w:t>
+            </w:r>
+          </w:p>
+        </w:tc>
+        <w:tc>
+          <w:tcPr>
+            <w:tcW w:type="dxa" w:w="750"/>
+          </w:tcPr>
+          <w:p>
+            <w:pPr>
+              <w:jc w:val="center"/>
+            </w:pPr>
+            <w:r>
+              <w:rPr>
+                <w:rFonts w:ascii="Malgun Gothic" w:cs="Malgun Gothic" w:eastAsia="Malgun Gothic" w:hAnsi="Malgun Gothic"/>
+                <w:b w:val="false"/>
+                <w:bCs w:val="false"/>
+                <w:color w:val="3F3F3F"/>
+                <w:sz w:val="20"/>
+                <w:szCs w:val="20"/>
+              </w:rPr>
+              <w:t xml:space="preserve">147</w:t>
+            </w:r>
+          </w:p>
+        </w:tc>
+        <w:tc>
+          <w:tcPr>
+            <w:tcW w:type="dxa" w:w="750"/>
+          </w:tcPr>
+          <w:p>
+            <w:pPr>
+              <w:jc w:val="center"/>
+            </w:pPr>
+            <w:r>
+              <w:rPr>
+                <w:rFonts w:ascii="Malgun Gothic" w:cs="Malgun Gothic" w:eastAsia="Malgun Gothic" w:hAnsi="Malgun Gothic"/>
+                <w:b w:val="false"/>
+                <w:bCs w:val="false"/>
+                <w:color w:val="3F3F3F"/>
+                <w:sz w:val="20"/>
+                <w:szCs w:val="20"/>
+              </w:rPr>
+              <w:t xml:space="preserve">139</w:t>
+            </w:r>
+          </w:p>
+        </w:tc>
+        <w:tc>
+          <w:tcPr>
+            <w:tcW w:type="dxa" w:w="750"/>
+          </w:tcPr>
+          <w:p>
+            <w:pPr>
+              <w:jc w:val="center"/>
+            </w:pPr>
+            <w:r>
+              <w:rPr>
+                <w:rFonts w:ascii="Malgun Gothic" w:cs="Malgun Gothic" w:eastAsia="Malgun Gothic" w:hAnsi="Malgun Gothic"/>
+                <w:b w:val="false"/>
+                <w:bCs w:val="false"/>
+                <w:color w:val="3F3F3F"/>
+                <w:sz w:val="20"/>
+                <w:szCs w:val="20"/>
+              </w:rPr>
+              <w:t xml:space="preserve">142</w:t>
+            </w:r>
+          </w:p>
+        </w:tc>
+        <w:tc>
+          <w:tcPr>
+            <w:tcW w:type="dxa" w:w="750"/>
+          </w:tcPr>
+          <w:p>
+            <w:pPr>
+              <w:jc w:val="center"/>
+            </w:pPr>
+            <w:r>
+              <w:rPr>
+                <w:rFonts w:ascii="Malgun Gothic" w:cs="Malgun Gothic" w:eastAsia="Malgun Gothic" w:hAnsi="Malgun Gothic"/>
+                <w:b w:val="false"/>
+                <w:bCs w:val="false"/>
+                <w:color w:val="3F3F3F"/>
+                <w:sz w:val="20"/>
+                <w:szCs w:val="20"/>
+              </w:rPr>
+              <w:t xml:space="preserve">165</w:t>
+            </w:r>
+          </w:p>
+        </w:tc>
+        <w:tc>
+          <w:tcPr>
+            <w:tcW w:type="dxa" w:w="750"/>
+          </w:tcPr>
+          <w:p>
+            <w:pPr>
+              <w:jc w:val="center"/>
+            </w:pPr>
+            <w:r>
+              <w:rPr>
+                <w:rFonts w:ascii="Malgun Gothic" w:cs="Malgun Gothic" w:eastAsia="Malgun Gothic" w:hAnsi="Malgun Gothic"/>
+                <w:b w:val="false"/>
+                <w:bCs w:val="false"/>
+                <w:color w:val="3F3F3F"/>
+                <w:sz w:val="20"/>
+                <w:szCs w:val="20"/>
+              </w:rPr>
+              <w:t xml:space="preserve">144</w:t>
+            </w:r>
+          </w:p>
+        </w:tc>
+        <w:tc>
+          <w:tcPr>
+            <w:tcW w:type="dxa" w:w="750"/>
+          </w:tcPr>
+          <w:p>
+            <w:pPr>
+              <w:jc w:val="center"/>
+            </w:pPr>
+            <w:r>
+              <w:rPr>
+                <w:rFonts w:ascii="Malgun Gothic" w:cs="Malgun Gothic" w:eastAsia="Malgun Gothic" w:hAnsi="Malgun Gothic"/>
+                <w:b w:val="false"/>
+                <w:bCs w:val="false"/>
+                <w:color w:val="3F3F3F"/>
+                <w:sz w:val="20"/>
+                <w:szCs w:val="20"/>
+              </w:rPr>
+              <w:t xml:space="preserve">209</w:t>
+            </w:r>
+          </w:p>
+        </w:tc>
+      </w:tr>
+      <w:tr>
+        <w:trPr>
+          <w:cantSplit/>
+        </w:trPr>
+        <w:tc>
+          <w:tcPr>
+            <w:tcW w:type="dxa" w:w="1600"/>
+          </w:tcPr>
+          <w:p>
+            <w:pPr>
+              <w:jc w:val="left"/>
+            </w:pPr>
+            <w:r>
+              <w:rPr>
+                <w:rFonts w:ascii="Malgun Gothic" w:cs="Malgun Gothic" w:eastAsia="Malgun Gothic" w:hAnsi="Malgun Gothic"/>
+                <w:b w:val="false"/>
+                <w:bCs w:val="false"/>
+                <w:color w:val="3F3F3F"/>
+                <w:sz w:val="20"/>
+                <w:szCs w:val="20"/>
+              </w:rPr>
+              <w:t xml:space="preserve">FS West PM건수</w:t>
+            </w:r>
+          </w:p>
+        </w:tc>
+        <w:tc>
+          <w:tcPr>
+            <w:tcW w:type="dxa" w:w="750"/>
+          </w:tcPr>
+          <w:p>
+            <w:pPr>
+              <w:jc w:val="center"/>
+            </w:pPr>
+            <w:r>
+              <w:rPr>
+                <w:rFonts w:ascii="Malgun Gothic" w:cs="Malgun Gothic" w:eastAsia="Malgun Gothic" w:hAnsi="Malgun Gothic"/>
+                <w:b w:val="false"/>
+                <w:bCs w:val="false"/>
+                <w:color w:val="3F3F3F"/>
+                <w:sz w:val="20"/>
+                <w:szCs w:val="20"/>
+              </w:rPr>
+              <w:t xml:space="preserve">134</w:t>
+            </w:r>
+          </w:p>
+        </w:tc>
+        <w:tc>
+          <w:tcPr>
+            <w:tcW w:type="dxa" w:w="750"/>
+          </w:tcPr>
+          <w:p>
+            <w:pPr>
+              <w:jc w:val="center"/>
+            </w:pPr>
+            <w:r>
+              <w:rPr>
+                <w:rFonts w:ascii="Malgun Gothic" w:cs="Malgun Gothic" w:eastAsia="Malgun Gothic" w:hAnsi="Malgun Gothic"/>
+                <w:b w:val="false"/>
+                <w:bCs w:val="false"/>
+                <w:color w:val="3F3F3F"/>
+                <w:sz w:val="20"/>
+                <w:szCs w:val="20"/>
+              </w:rPr>
+              <w:t xml:space="preserve">206</w:t>
+            </w:r>
+          </w:p>
+        </w:tc>
+        <w:tc>
+          <w:tcPr>
+            <w:tcW w:type="dxa" w:w="750"/>
+          </w:tcPr>
+          <w:p>
+            <w:pPr>
+              <w:jc w:val="center"/>
+            </w:pPr>
+            <w:r>
+              <w:rPr>
+                <w:rFonts w:ascii="Malgun Gothic" w:cs="Malgun Gothic" w:eastAsia="Malgun Gothic" w:hAnsi="Malgun Gothic"/>
+                <w:b w:val="false"/>
+                <w:bCs w:val="false"/>
+                <w:color w:val="3F3F3F"/>
+                <w:sz w:val="20"/>
+                <w:szCs w:val="20"/>
+              </w:rPr>
+              <w:t xml:space="preserve">166</w:t>
+            </w:r>
+          </w:p>
+        </w:tc>
+        <w:tc>
+          <w:tcPr>
+            <w:tcW w:type="dxa" w:w="750"/>
+          </w:tcPr>
+          <w:p>
+            <w:pPr>
+              <w:jc w:val="center"/>
+            </w:pPr>
+            <w:r>
+              <w:rPr>
+                <w:rFonts w:ascii="Malgun Gothic" w:cs="Malgun Gothic" w:eastAsia="Malgun Gothic" w:hAnsi="Malgun Gothic"/>
+                <w:b w:val="false"/>
+                <w:bCs w:val="false"/>
+                <w:color w:val="3F3F3F"/>
+                <w:sz w:val="20"/>
+                <w:szCs w:val="20"/>
+              </w:rPr>
+              <w:t xml:space="preserve">177</w:t>
+            </w:r>
+          </w:p>
+        </w:tc>
+        <w:tc>
+          <w:tcPr>
+            <w:tcW w:type="dxa" w:w="750"/>
+          </w:tcPr>
+          <w:p>
+            <w:pPr>
+              <w:jc w:val="center"/>
+            </w:pPr>
+            <w:r>
+              <w:rPr>
+                <w:rFonts w:ascii="Malgun Gothic" w:cs="Malgun Gothic" w:eastAsia="Malgun Gothic" w:hAnsi="Malgun Gothic"/>
+                <w:b w:val="false"/>
+                <w:bCs w:val="false"/>
+                <w:color w:val="3F3F3F"/>
+                <w:sz w:val="20"/>
+                <w:szCs w:val="20"/>
+              </w:rPr>
+              <w:t xml:space="preserve">108</w:t>
+            </w:r>
+          </w:p>
+        </w:tc>
+        <w:tc>
+          <w:tcPr>
+            <w:tcW w:type="dxa" w:w="750"/>
+          </w:tcPr>
+          <w:p>
+            <w:pPr>
+              <w:jc w:val="center"/>
+            </w:pPr>
+            <w:r>
+              <w:rPr>
+                <w:rFonts w:ascii="Malgun Gothic" w:cs="Malgun Gothic" w:eastAsia="Malgun Gothic" w:hAnsi="Malgun Gothic"/>
+                <w:b w:val="false"/>
+                <w:bCs w:val="false"/>
+                <w:color w:val="3F3F3F"/>
+                <w:sz w:val="20"/>
+                <w:szCs w:val="20"/>
+              </w:rPr>
+              <w:t xml:space="preserve">255</w:t>
+            </w:r>
+          </w:p>
+        </w:tc>
+      </w:tr>
+      <w:tr>
+        <w:trPr>
+          <w:cantSplit/>
+        </w:trPr>
+        <w:tc>
+          <w:tcPr>
+            <w:tcW w:type="dxa" w:w="1600"/>
+          </w:tcPr>
+          <w:p>
+            <w:pPr>
+              <w:jc w:val="left"/>
+            </w:pPr>
+            <w:r>
+              <w:rPr>
+                <w:rFonts w:ascii="Malgun Gothic" w:cs="Malgun Gothic" w:eastAsia="Malgun Gothic" w:hAnsi="Malgun Gothic"/>
+                <w:b w:val="false"/>
+                <w:bCs w:val="false"/>
+                <w:color w:val="3F3F3F"/>
+                <w:sz w:val="20"/>
+                <w:szCs w:val="20"/>
+              </w:rPr>
+              <w:t xml:space="preserve">FS East 방문건수</w:t>
+            </w:r>
+          </w:p>
+        </w:tc>
+        <w:tc>
+          <w:tcPr>
+            <w:tcW w:type="dxa" w:w="750"/>
+          </w:tcPr>
+          <w:p>
+            <w:pPr>
+              <w:jc w:val="center"/>
+            </w:pPr>
+            <w:r>
+              <w:rPr>
+                <w:rFonts w:ascii="Malgun Gothic" w:cs="Malgun Gothic" w:eastAsia="Malgun Gothic" w:hAnsi="Malgun Gothic"/>
+                <w:b w:val="false"/>
+                <w:bCs w:val="false"/>
+                <w:color w:val="3F3F3F"/>
+                <w:sz w:val="20"/>
+                <w:szCs w:val="20"/>
+              </w:rPr>
+              <w:t xml:space="preserve">279</w:t>
+            </w:r>
+          </w:p>
+        </w:tc>
+        <w:tc>
+          <w:tcPr>
+            <w:tcW w:type="dxa" w:w="750"/>
+          </w:tcPr>
+          <w:p>
+            <w:pPr>
+              <w:jc w:val="center"/>
+            </w:pPr>
+            <w:r>
+              <w:rPr>
+                <w:rFonts w:ascii="Malgun Gothic" w:cs="Malgun Gothic" w:eastAsia="Malgun Gothic" w:hAnsi="Malgun Gothic"/>
+                <w:b w:val="false"/>
+                <w:bCs w:val="false"/>
+                <w:color w:val="3F3F3F"/>
+                <w:sz w:val="20"/>
+                <w:szCs w:val="20"/>
+              </w:rPr>
+              <w:t xml:space="preserve">294</w:t>
+            </w:r>
+          </w:p>
+        </w:tc>
+        <w:tc>
+          <w:tcPr>
+            <w:tcW w:type="dxa" w:w="750"/>
+          </w:tcPr>
+          <w:p>
+            <w:pPr>
+              <w:jc w:val="center"/>
+            </w:pPr>
+            <w:r>
+              <w:rPr>
+                <w:rFonts w:ascii="Malgun Gothic" w:cs="Malgun Gothic" w:eastAsia="Malgun Gothic" w:hAnsi="Malgun Gothic"/>
+                <w:b w:val="false"/>
+                <w:bCs w:val="false"/>
+                <w:color w:val="3F3F3F"/>
+                <w:sz w:val="20"/>
+                <w:szCs w:val="20"/>
+              </w:rPr>
+              <w:t xml:space="preserve">309</w:t>
+            </w:r>
+          </w:p>
+        </w:tc>
+        <w:tc>
+          <w:tcPr>
+            <w:tcW w:type="dxa" w:w="750"/>
+          </w:tcPr>
+          <w:p>
+            <w:pPr>
+              <w:jc w:val="center"/>
+            </w:pPr>
+            <w:r>
+              <w:rPr>
+                <w:rFonts w:ascii="Malgun Gothic" w:cs="Malgun Gothic" w:eastAsia="Malgun Gothic" w:hAnsi="Malgun Gothic"/>
+                <w:b w:val="false"/>
+                <w:bCs w:val="false"/>
+                <w:color w:val="3F3F3F"/>
+                <w:sz w:val="20"/>
+                <w:szCs w:val="20"/>
+              </w:rPr>
+              <w:t xml:space="preserve">349</w:t>
+            </w:r>
+          </w:p>
+        </w:tc>
+        <w:tc>
+          <w:tcPr>
+            <w:tcW w:type="dxa" w:w="750"/>
+          </w:tcPr>
+          <w:p>
+            <w:pPr>
+              <w:jc w:val="center"/>
+            </w:pPr>
+            <w:r>
+              <w:rPr>
+                <w:rFonts w:ascii="Malgun Gothic" w:cs="Malgun Gothic" w:eastAsia="Malgun Gothic" w:hAnsi="Malgun Gothic"/>
+                <w:b w:val="false"/>
+                <w:bCs w:val="false"/>
+                <w:color w:val="3F3F3F"/>
+                <w:sz w:val="20"/>
+                <w:szCs w:val="20"/>
+              </w:rPr>
+              <w:t xml:space="preserve">285</w:t>
+            </w:r>
+          </w:p>
+        </w:tc>
+        <w:tc>
+          <w:tcPr>
+            <w:tcW w:type="dxa" w:w="750"/>
+          </w:tcPr>
+          <w:p>
+            <w:pPr>
+              <w:jc w:val="center"/>
+            </w:pPr>
+            <w:r>
+              <w:rPr>
+                <w:rFonts w:ascii="Malgun Gothic" w:cs="Malgun Gothic" w:eastAsia="Malgun Gothic" w:hAnsi="Malgun Gothic"/>
+                <w:b w:val="false"/>
+                <w:bCs w:val="false"/>
+                <w:color w:val="3F3F3F"/>
+                <w:sz w:val="20"/>
+                <w:szCs w:val="20"/>
+              </w:rPr>
+              <w:t xml:space="preserve">406</w:t>
+            </w:r>
+          </w:p>
+        </w:tc>
+      </w:tr>
+      <w:tr>
+        <w:trPr>
+          <w:cantSplit/>
+        </w:trPr>
+        <w:tc>
+          <w:tcPr>
+            <w:tcW w:type="dxa" w:w="1600"/>
+          </w:tcPr>
+          <w:p>
+            <w:pPr>
+              <w:jc w:val="left"/>
+            </w:pPr>
+            <w:r>
+              <w:rPr>
+                <w:rFonts w:ascii="Malgun Gothic" w:cs="Malgun Gothic" w:eastAsia="Malgun Gothic" w:hAnsi="Malgun Gothic"/>
+                <w:b w:val="false"/>
+                <w:bCs w:val="false"/>
+                <w:color w:val="3F3F3F"/>
+                <w:sz w:val="20"/>
+                <w:szCs w:val="20"/>
+              </w:rPr>
+              <w:t xml:space="preserve">FS East 수리건수</w:t>
+            </w:r>
+          </w:p>
+        </w:tc>
+        <w:tc>
+          <w:tcPr>
+            <w:tcW w:type="dxa" w:w="750"/>
+          </w:tcPr>
+          <w:p>
+            <w:pPr>
+              <w:jc w:val="center"/>
+            </w:pPr>
+            <w:r>
+              <w:rPr>
+                <w:rFonts w:ascii="Malgun Gothic" w:cs="Malgun Gothic" w:eastAsia="Malgun Gothic" w:hAnsi="Malgun Gothic"/>
+                <w:b w:val="false"/>
+                <w:bCs w:val="false"/>
+                <w:color w:val="3F3F3F"/>
+                <w:sz w:val="20"/>
+                <w:szCs w:val="20"/>
+              </w:rPr>
+              <w:t xml:space="preserve">177</w:t>
+            </w:r>
+          </w:p>
+        </w:tc>
+        <w:tc>
+          <w:tcPr>
+            <w:tcW w:type="dxa" w:w="750"/>
+          </w:tcPr>
+          <w:p>
+            <w:pPr>
+              <w:jc w:val="center"/>
+            </w:pPr>
+            <w:r>
+              <w:rPr>
+                <w:rFonts w:ascii="Malgun Gothic" w:cs="Malgun Gothic" w:eastAsia="Malgun Gothic" w:hAnsi="Malgun Gothic"/>
+                <w:b w:val="false"/>
+                <w:bCs w:val="false"/>
+                <w:color w:val="3F3F3F"/>
+                <w:sz w:val="20"/>
+                <w:szCs w:val="20"/>
+              </w:rPr>
+              <w:t xml:space="preserve">135</w:t>
+            </w:r>
+          </w:p>
+        </w:tc>
+        <w:tc>
+          <w:tcPr>
+            <w:tcW w:type="dxa" w:w="750"/>
+          </w:tcPr>
+          <w:p>
+            <w:pPr>
+              <w:jc w:val="center"/>
+            </w:pPr>
+            <w:r>
+              <w:rPr>
+                <w:rFonts w:ascii="Malgun Gothic" w:cs="Malgun Gothic" w:eastAsia="Malgun Gothic" w:hAnsi="Malgun Gothic"/>
+                <w:b w:val="false"/>
+                <w:bCs w:val="false"/>
+                <w:color w:val="3F3F3F"/>
+                <w:sz w:val="20"/>
+                <w:szCs w:val="20"/>
+              </w:rPr>
+              <w:t xml:space="preserve">174</w:t>
+            </w:r>
+          </w:p>
+        </w:tc>
+        <w:tc>
+          <w:tcPr>
+            <w:tcW w:type="dxa" w:w="750"/>
+          </w:tcPr>
+          <w:p>
+            <w:pPr>
+              <w:jc w:val="center"/>
+            </w:pPr>
+            <w:r>
+              <w:rPr>
+                <w:rFonts w:ascii="Malgun Gothic" w:cs="Malgun Gothic" w:eastAsia="Malgun Gothic" w:hAnsi="Malgun Gothic"/>
+                <w:b w:val="false"/>
+                <w:bCs w:val="false"/>
+                <w:color w:val="3F3F3F"/>
+                <w:sz w:val="20"/>
+                <w:szCs w:val="20"/>
+              </w:rPr>
+              <w:t xml:space="preserve">158</w:t>
+            </w:r>
+          </w:p>
+        </w:tc>
+        <w:tc>
+          <w:tcPr>
+            <w:tcW w:type="dxa" w:w="750"/>
+          </w:tcPr>
+          <w:p>
+            <w:pPr>
+              <w:jc w:val="center"/>
+            </w:pPr>
+            <w:r>
+              <w:rPr>
+                <w:rFonts w:ascii="Malgun Gothic" w:cs="Malgun Gothic" w:eastAsia="Malgun Gothic" w:hAnsi="Malgun Gothic"/>
+                <w:b w:val="false"/>
+                <w:bCs w:val="false"/>
+                <w:color w:val="3F3F3F"/>
+                <w:sz w:val="20"/>
+                <w:szCs w:val="20"/>
+              </w:rPr>
+              <w:t xml:space="preserve">152</w:t>
+            </w:r>
+          </w:p>
+        </w:tc>
+        <w:tc>
+          <w:tcPr>
+            <w:tcW w:type="dxa" w:w="750"/>
+          </w:tcPr>
+          <w:p>
+            <w:pPr>
+              <w:jc w:val="center"/>
+            </w:pPr>
+            <w:r>
+              <w:rPr>
+                <w:rFonts w:ascii="Malgun Gothic" w:cs="Malgun Gothic" w:eastAsia="Malgun Gothic" w:hAnsi="Malgun Gothic"/>
+                <w:b w:val="false"/>
+                <w:bCs w:val="false"/>
+                <w:color w:val="3F3F3F"/>
+                <w:sz w:val="20"/>
+                <w:szCs w:val="20"/>
+              </w:rPr>
+              <w:t xml:space="preserve">206</w:t>
+            </w:r>
+          </w:p>
+        </w:tc>
+      </w:tr>
+      <w:tr>
+        <w:trPr>
+          <w:cantSplit/>
+        </w:trPr>
+        <w:tc>
+          <w:tcPr>
+            <w:tcW w:type="dxa" w:w="1600"/>
+          </w:tcPr>
+          <w:p>
+            <w:pPr>
+              <w:jc w:val="left"/>
+            </w:pPr>
+            <w:r>
+              <w:rPr>
+                <w:rFonts w:ascii="Malgun Gothic" w:cs="Malgun Gothic" w:eastAsia="Malgun Gothic" w:hAnsi="Malgun Gothic"/>
+                <w:b w:val="false"/>
+                <w:bCs w:val="false"/>
+                <w:color w:val="3F3F3F"/>
+                <w:sz w:val="20"/>
+                <w:szCs w:val="20"/>
+              </w:rPr>
+              <w:t xml:space="preserve">FS East PM건수</w:t>
+            </w:r>
+          </w:p>
+        </w:tc>
+        <w:tc>
+          <w:tcPr>
+            <w:tcW w:type="dxa" w:w="750"/>
+          </w:tcPr>
+          <w:p>
+            <w:pPr>
+              <w:jc w:val="center"/>
+            </w:pPr>
+            <w:r>
+              <w:rPr>
+                <w:rFonts w:ascii="Malgun Gothic" w:cs="Malgun Gothic" w:eastAsia="Malgun Gothic" w:hAnsi="Malgun Gothic"/>
+                <w:b w:val="false"/>
+                <w:bCs w:val="false"/>
+                <w:color w:val="3F3F3F"/>
+                <w:sz w:val="20"/>
+                <w:szCs w:val="20"/>
+              </w:rPr>
+              <w:t xml:space="preserve">112</w:t>
+            </w:r>
+          </w:p>
+        </w:tc>
+        <w:tc>
+          <w:tcPr>
+            <w:tcW w:type="dxa" w:w="750"/>
+          </w:tcPr>
+          <w:p>
+            <w:pPr>
+              <w:jc w:val="center"/>
+            </w:pPr>
+            <w:r>
+              <w:rPr>
+                <w:rFonts w:ascii="Malgun Gothic" w:cs="Malgun Gothic" w:eastAsia="Malgun Gothic" w:hAnsi="Malgun Gothic"/>
+                <w:b w:val="false"/>
+                <w:bCs w:val="false"/>
+                <w:color w:val="3F3F3F"/>
+                <w:sz w:val="20"/>
+                <w:szCs w:val="20"/>
+              </w:rPr>
+              <w:t xml:space="preserve">144</w:t>
+            </w:r>
+          </w:p>
+        </w:tc>
+        <w:tc>
+          <w:tcPr>
+            <w:tcW w:type="dxa" w:w="750"/>
+          </w:tcPr>
+          <w:p>
+            <w:pPr>
+              <w:jc w:val="center"/>
+            </w:pPr>
+            <w:r>
+              <w:rPr>
+                <w:rFonts w:ascii="Malgun Gothic" w:cs="Malgun Gothic" w:eastAsia="Malgun Gothic" w:hAnsi="Malgun Gothic"/>
+                <w:b w:val="false"/>
+                <w:bCs w:val="false"/>
+                <w:color w:val="3F3F3F"/>
+                <w:sz w:val="20"/>
+                <w:szCs w:val="20"/>
+              </w:rPr>
+              <w:t xml:space="preserve">125</w:t>
+            </w:r>
+          </w:p>
+        </w:tc>
+        <w:tc>
+          <w:tcPr>
+            <w:tcW w:type="dxa" w:w="750"/>
+          </w:tcPr>
+          <w:p>
+            <w:pPr>
+              <w:jc w:val="center"/>
+            </w:pPr>
+            <w:r>
+              <w:rPr>
+                <w:rFonts w:ascii="Malgun Gothic" w:cs="Malgun Gothic" w:eastAsia="Malgun Gothic" w:hAnsi="Malgun Gothic"/>
+                <w:b w:val="false"/>
+                <w:bCs w:val="false"/>
+                <w:color w:val="3F3F3F"/>
+                <w:sz w:val="20"/>
+                <w:szCs w:val="20"/>
+              </w:rPr>
+              <w:t xml:space="preserve">187</w:t>
+            </w:r>
+          </w:p>
+        </w:tc>
+        <w:tc>
+          <w:tcPr>
+            <w:tcW w:type="dxa" w:w="750"/>
+          </w:tcPr>
+          <w:p>
+            <w:pPr>
+              <w:jc w:val="center"/>
+            </w:pPr>
+            <w:r>
+              <w:rPr>
+                <w:rFonts w:ascii="Malgun Gothic" w:cs="Malgun Gothic" w:eastAsia="Malgun Gothic" w:hAnsi="Malgun Gothic"/>
+                <w:b w:val="false"/>
+                <w:bCs w:val="false"/>
+                <w:color w:val="3F3F3F"/>
+                <w:sz w:val="20"/>
+                <w:szCs w:val="20"/>
+              </w:rPr>
+              <w:t xml:space="preserve">137</w:t>
+            </w:r>
+          </w:p>
+        </w:tc>
+        <w:tc>
+          <w:tcPr>
+            <w:tcW w:type="dxa" w:w="750"/>
+          </w:tcPr>
+          <w:p>
+            <w:pPr>
+              <w:jc w:val="center"/>
+            </w:pPr>
+            <w:r>
+              <w:rPr>
+                <w:rFonts w:ascii="Malgun Gothic" w:cs="Malgun Gothic" w:eastAsia="Malgun Gothic" w:hAnsi="Malgun Gothic"/>
+                <w:b w:val="false"/>
+                <w:bCs w:val="false"/>
+                <w:color w:val="3F3F3F"/>
+                <w:sz w:val="20"/>
+                <w:szCs w:val="20"/>
+              </w:rPr>
+              <w:t xml:space="preserve">264</w:t>
+            </w:r>
+          </w:p>
+        </w:tc>
+      </w:tr>
+    </w:tbl>
+    <w:p>
+      <w:pPr>
+        <w:spacing w:after="200"/>
+      </w:pPr>
+      <w:r>
+        <w:rPr>
+          <w:rFonts w:ascii="Malgun Gothic" w:cs="Malgun Gothic" w:eastAsia="Malgun Gothic" w:hAnsi="Malgun Gothic"/>
+          <w:i/>
+          <w:iCs/>
+          <w:color w:val="9E9E9E"/>
+          <w:sz w:val="22"/>
+          <w:szCs w:val="22"/>
+        </w:rPr>
+        <w:t xml:space="preserve">4월부터가 조직개편 이후 구간입니다.</w:t>
+      </w:r>
+    </w:p>
+    <w:p>
+      <w:pPr>
+        <w:spacing w:after="160"/>
+      </w:pPr>
+      <w:r>
+        <w:rPr>
+          <w:rFonts w:ascii="Malgun Gothic" w:cs="Malgun Gothic" w:eastAsia="Malgun Gothic" w:hAnsi="Malgun Gothic"/>
+          <w:color w:val="3F3F3F"/>
+          <w:sz w:val="22"/>
+          <w:szCs w:val="22"/>
+        </w:rPr>
+        <w:t xml:space="preserve">개편 전(1~3월 평균) → 개편 후(4~6월 평균) — 팀별 vs 전사</w:t>
+      </w:r>
+    </w:p>
+    <w:tbl>
+      <w:tblPr>
+        <w:tblW w:type="dxa" w:w="9000"/>
+        <w:tblBorders>
+          <w:top w:val="single" w:color="auto" w:sz="4"/>
+          <w:left w:val="single" w:color="auto" w:sz="4"/>
+          <w:bottom w:val="single" w:color="auto" w:sz="4"/>
+          <w:right w:val="single" w:color="auto" w:sz="4"/>
+          <w:insideH w:val="single" w:color="auto" w:sz="4"/>
+          <w:insideV w:val="single" w:color="auto" w:sz="4"/>
+        </w:tblBorders>
+        <w:tblLayout w:type="fixed"/>
+      </w:tblPr>
+      <w:tblGrid>
+        <w:gridCol w:w="1400"/>
+        <w:gridCol w:w="1900"/>
+        <w:gridCol w:w="1900"/>
+        <w:gridCol w:w="1900"/>
+        <w:gridCol w:w="1900"/>
+      </w:tblGrid>
+      <w:tr>
+        <w:trPr>
+          <w:cantSplit/>
+        </w:trPr>
+        <w:tc>
+          <w:tcPr>
+            <w:tcW w:type="dxa" w:w="1400"/>
+            <w:shd w:fill="005BAC" w:color="auto" w:val="clear"/>
+          </w:tcPr>
+          <w:p>
+            <w:pPr>
+              <w:jc w:val="center"/>
+            </w:pPr>
+            <w:r>
+              <w:rPr>
+                <w:rFonts w:ascii="Malgun Gothic" w:cs="Malgun Gothic" w:eastAsia="Malgun Gothic" w:hAnsi="Malgun Gothic"/>
+                <w:b/>
+                <w:bCs/>
+                <w:color w:val="FFFFFF"/>
+                <w:sz w:val="20"/>
+                <w:szCs w:val="20"/>
+              </w:rPr>
+              <w:t xml:space="preserve">구분</w:t>
+            </w:r>
+          </w:p>
+        </w:tc>
+        <w:tc>
+          <w:tcPr>
+            <w:tcW w:type="dxa" w:w="1900"/>
+            <w:shd w:fill="005BAC" w:color="auto" w:val="clear"/>
+          </w:tcPr>
+          <w:p>
+            <w:pPr>
+              <w:jc w:val="center"/>
+            </w:pPr>
+            <w:r>
+              <w:rPr>
+                <w:rFonts w:ascii="Malgun Gothic" w:cs="Malgun Gothic" w:eastAsia="Malgun Gothic" w:hAnsi="Malgun Gothic"/>
+                <w:b/>
+                <w:bCs/>
+                <w:color w:val="FFFFFF"/>
+                <w:sz w:val="20"/>
+                <w:szCs w:val="20"/>
+              </w:rPr>
+              <w:t xml:space="preserve">방문건수</w:t>
+            </w:r>
+          </w:p>
+        </w:tc>
+        <w:tc>
+          <w:tcPr>
+            <w:tcW w:type="dxa" w:w="1900"/>
+            <w:shd w:fill="005BAC" w:color="auto" w:val="clear"/>
+          </w:tcPr>
+          <w:p>
+            <w:pPr>
+              <w:jc w:val="center"/>
+            </w:pPr>
+            <w:r>
+              <w:rPr>
+                <w:rFonts w:ascii="Malgun Gothic" w:cs="Malgun Gothic" w:eastAsia="Malgun Gothic" w:hAnsi="Malgun Gothic"/>
+                <w:b/>
+                <w:bCs/>
+                <w:color w:val="FFFFFF"/>
+                <w:sz w:val="20"/>
+                <w:szCs w:val="20"/>
+              </w:rPr>
+              <w:t xml:space="preserve">수리건수</w:t>
+            </w:r>
+          </w:p>
+        </w:tc>
+        <w:tc>
+          <w:tcPr>
+            <w:tcW w:type="dxa" w:w="1900"/>
+            <w:shd w:fill="005BAC" w:color="auto" w:val="clear"/>
+          </w:tcPr>
+          <w:p>
+            <w:pPr>
+              <w:jc w:val="center"/>
+            </w:pPr>
+            <w:r>
+              <w:rPr>
+                <w:rFonts w:ascii="Malgun Gothic" w:cs="Malgun Gothic" w:eastAsia="Malgun Gothic" w:hAnsi="Malgun Gothic"/>
+                <w:b/>
+                <w:bCs/>
+                <w:color w:val="FFFFFF"/>
+                <w:sz w:val="20"/>
+                <w:szCs w:val="20"/>
+              </w:rPr>
+              <w:t xml:space="preserve">PM건수</w:t>
+            </w:r>
+          </w:p>
+        </w:tc>
+        <w:tc>
+          <w:tcPr>
+            <w:tcW w:type="dxa" w:w="1900"/>
+            <w:shd w:fill="005BAC" w:color="auto" w:val="clear"/>
+          </w:tcPr>
+          <w:p>
+            <w:pPr>
+              <w:jc w:val="center"/>
+            </w:pPr>
+            <w:r>
+              <w:rPr>
+                <w:rFonts w:ascii="Malgun Gothic" w:cs="Malgun Gothic" w:eastAsia="Malgun Gothic" w:hAnsi="Malgun Gothic"/>
+                <w:b/>
+                <w:bCs/>
+                <w:color w:val="FFFFFF"/>
+                <w:sz w:val="20"/>
+                <w:szCs w:val="20"/>
+              </w:rPr>
+              <w:t xml:space="preserve">예방정비지수</w:t>
+            </w:r>
+          </w:p>
+        </w:tc>
+      </w:tr>
+      <w:tr>
+        <w:trPr>
+          <w:cantSplit/>
+        </w:trPr>
+        <w:tc>
+          <w:tcPr>
+            <w:tcW w:type="dxa" w:w="1400"/>
+          </w:tcPr>
+          <w:p>
+            <w:pPr>
+              <w:jc w:val="left"/>
+            </w:pPr>
+            <w:r>
+              <w:rPr>
+                <w:rFonts w:ascii="Malgun Gothic" w:cs="Malgun Gothic" w:eastAsia="Malgun Gothic" w:hAnsi="Malgun Gothic"/>
+                <w:b w:val="false"/>
+                <w:bCs w:val="false"/>
+                <w:color w:val="3F3F3F"/>
+                <w:sz w:val="20"/>
+                <w:szCs w:val="20"/>
+              </w:rPr>
+              <w:t xml:space="preserve">FS West</w:t>
+            </w:r>
+          </w:p>
+        </w:tc>
+        <w:tc>
+          <w:tcPr>
+            <w:tcW w:type="dxa" w:w="1900"/>
+          </w:tcPr>
+          <w:p>
+            <w:pPr>
+              <w:jc w:val="center"/>
+            </w:pPr>
+            <w:r>
+              <w:rPr>
+                <w:rFonts w:ascii="Malgun Gothic" w:cs="Malgun Gothic" w:eastAsia="Malgun Gothic" w:hAnsi="Malgun Gothic"/>
+                <w:b w:val="false"/>
+                <w:bCs w:val="false"/>
+                <w:color w:val="3F3F3F"/>
+                <w:sz w:val="20"/>
+                <w:szCs w:val="20"/>
+              </w:rPr>
+              <w:t xml:space="preserve">311→367 (+18.1%)</w:t>
+            </w:r>
+          </w:p>
+        </w:tc>
+        <w:tc>
+          <w:tcPr>
+            <w:tcW w:type="dxa" w:w="1900"/>
+          </w:tcPr>
+          <w:p>
+            <w:pPr>
+              <w:jc w:val="center"/>
+            </w:pPr>
+            <w:r>
+              <w:rPr>
+                <w:rFonts w:ascii="Malgun Gothic" w:cs="Malgun Gothic" w:eastAsia="Malgun Gothic" w:hAnsi="Malgun Gothic"/>
+                <w:b w:val="false"/>
+                <w:bCs w:val="false"/>
+                <w:color w:val="3F3F3F"/>
+                <w:sz w:val="20"/>
+                <w:szCs w:val="20"/>
+              </w:rPr>
+              <w:t xml:space="preserve">143→173 (+21.0%)</w:t>
+            </w:r>
+          </w:p>
+        </w:tc>
+        <w:tc>
+          <w:tcPr>
+            <w:tcW w:type="dxa" w:w="1900"/>
+          </w:tcPr>
+          <w:p>
+            <w:pPr>
+              <w:jc w:val="center"/>
+            </w:pPr>
+            <w:r>
+              <w:rPr>
+                <w:rFonts w:ascii="Malgun Gothic" w:cs="Malgun Gothic" w:eastAsia="Malgun Gothic" w:hAnsi="Malgun Gothic"/>
+                <w:b w:val="false"/>
+                <w:bCs w:val="false"/>
+                <w:color w:val="3F3F3F"/>
+                <w:sz w:val="20"/>
+                <w:szCs w:val="20"/>
+              </w:rPr>
+              <w:t xml:space="preserve">169→180 (+6.7%)</w:t>
+            </w:r>
+          </w:p>
+        </w:tc>
+        <w:tc>
+          <w:tcPr>
+            <w:tcW w:type="dxa" w:w="1900"/>
+          </w:tcPr>
+          <w:p>
+            <w:pPr>
+              <w:jc w:val="center"/>
+            </w:pPr>
+            <w:r>
+              <w:rPr>
+                <w:rFonts w:ascii="Malgun Gothic" w:cs="Malgun Gothic" w:eastAsia="Malgun Gothic" w:hAnsi="Malgun Gothic"/>
+                <w:b w:val="false"/>
+                <w:bCs w:val="false"/>
+                <w:color w:val="3F3F3F"/>
+                <w:sz w:val="20"/>
+                <w:szCs w:val="20"/>
+              </w:rPr>
+              <w:t xml:space="preserve">54.2%→51.0% (-3.1%p)</w:t>
+            </w:r>
+          </w:p>
+        </w:tc>
+      </w:tr>
+      <w:tr>
+        <w:trPr>
+          <w:cantSplit/>
+        </w:trPr>
+        <w:tc>
+          <w:tcPr>
+            <w:tcW w:type="dxa" w:w="1400"/>
+          </w:tcPr>
+          <w:p>
+            <w:pPr>
+              <w:jc w:val="left"/>
+            </w:pPr>
+            <w:r>
+              <w:rPr>
+                <w:rFonts w:ascii="Malgun Gothic" w:cs="Malgun Gothic" w:eastAsia="Malgun Gothic" w:hAnsi="Malgun Gothic"/>
+                <w:b w:val="false"/>
+                <w:bCs w:val="false"/>
+                <w:color w:val="3F3F3F"/>
+                <w:sz w:val="20"/>
+                <w:szCs w:val="20"/>
+              </w:rPr>
+              <w:t xml:space="preserve">FS East</w:t>
+            </w:r>
+          </w:p>
+        </w:tc>
+        <w:tc>
+          <w:tcPr>
+            <w:tcW w:type="dxa" w:w="1900"/>
+          </w:tcPr>
+          <w:p>
+            <w:pPr>
+              <w:jc w:val="center"/>
+            </w:pPr>
+            <w:r>
+              <w:rPr>
+                <w:rFonts w:ascii="Malgun Gothic" w:cs="Malgun Gothic" w:eastAsia="Malgun Gothic" w:hAnsi="Malgun Gothic"/>
+                <w:b w:val="false"/>
+                <w:bCs w:val="false"/>
+                <w:color w:val="3F3F3F"/>
+                <w:sz w:val="20"/>
+                <w:szCs w:val="20"/>
+              </w:rPr>
+              <w:t xml:space="preserve">294→347 (+17.9%)</w:t>
+            </w:r>
+          </w:p>
+        </w:tc>
+        <w:tc>
+          <w:tcPr>
+            <w:tcW w:type="dxa" w:w="1900"/>
+          </w:tcPr>
+          <w:p>
+            <w:pPr>
+              <w:jc w:val="center"/>
+            </w:pPr>
+            <w:r>
+              <w:rPr>
+                <w:rFonts w:ascii="Malgun Gothic" w:cs="Malgun Gothic" w:eastAsia="Malgun Gothic" w:hAnsi="Malgun Gothic"/>
+                <w:b w:val="false"/>
+                <w:bCs w:val="false"/>
+                <w:color w:val="3F3F3F"/>
+                <w:sz w:val="20"/>
+                <w:szCs w:val="20"/>
+              </w:rPr>
+              <w:t xml:space="preserve">162→172 (+6.2%)</w:t>
+            </w:r>
+          </w:p>
+        </w:tc>
+        <w:tc>
+          <w:tcPr>
+            <w:tcW w:type="dxa" w:w="1900"/>
+          </w:tcPr>
+          <w:p>
+            <w:pPr>
+              <w:jc w:val="center"/>
+            </w:pPr>
+            <w:r>
+              <w:rPr>
+                <w:rFonts w:ascii="Malgun Gothic" w:cs="Malgun Gothic" w:eastAsia="Malgun Gothic" w:hAnsi="Malgun Gothic"/>
+                <w:b w:val="false"/>
+                <w:bCs w:val="false"/>
+                <w:color w:val="3F3F3F"/>
+                <w:sz w:val="20"/>
+                <w:szCs w:val="20"/>
+              </w:rPr>
+              <w:t xml:space="preserve">127→196 (+54.3%)</w:t>
+            </w:r>
+          </w:p>
+        </w:tc>
+        <w:tc>
+          <w:tcPr>
+            <w:tcW w:type="dxa" w:w="1900"/>
+          </w:tcPr>
+          <w:p>
+            <w:pPr>
+              <w:jc w:val="center"/>
+            </w:pPr>
+            <w:r>
+              <w:rPr>
+                <w:rFonts w:ascii="Malgun Gothic" w:cs="Malgun Gothic" w:eastAsia="Malgun Gothic" w:hAnsi="Malgun Gothic"/>
+                <w:b w:val="false"/>
+                <w:bCs w:val="false"/>
+                <w:color w:val="3F3F3F"/>
+                <w:sz w:val="20"/>
+                <w:szCs w:val="20"/>
+              </w:rPr>
+              <w:t xml:space="preserve">43.9%→53.3% (+9.3%p)</w:t>
+            </w:r>
+          </w:p>
+        </w:tc>
+      </w:tr>
+      <w:tr>
+        <w:trPr>
+          <w:cantSplit/>
+        </w:trPr>
+        <w:tc>
+          <w:tcPr>
+            <w:tcW w:type="dxa" w:w="1400"/>
+          </w:tcPr>
+          <w:p>
+            <w:pPr>
+              <w:jc w:val="left"/>
+            </w:pPr>
+            <w:r>
+              <w:rPr>
+                <w:rFonts w:ascii="Malgun Gothic" w:cs="Malgun Gothic" w:eastAsia="Malgun Gothic" w:hAnsi="Malgun Gothic"/>
+                <w:b w:val="false"/>
+                <w:bCs w:val="false"/>
+                <w:color w:val="3F3F3F"/>
+                <w:sz w:val="20"/>
+                <w:szCs w:val="20"/>
+              </w:rPr>
+              <w:t xml:space="preserve">West+East 합계</w:t>
+            </w:r>
+          </w:p>
+        </w:tc>
+        <w:tc>
+          <w:tcPr>
+            <w:tcW w:type="dxa" w:w="1900"/>
+          </w:tcPr>
+          <w:p>
+            <w:pPr>
+              <w:jc w:val="center"/>
+            </w:pPr>
+            <w:r>
+              <w:rPr>
+                <w:rFonts w:ascii="Malgun Gothic" w:cs="Malgun Gothic" w:eastAsia="Malgun Gothic" w:hAnsi="Malgun Gothic"/>
+                <w:b w:val="false"/>
+                <w:bCs w:val="false"/>
+                <w:color w:val="3F3F3F"/>
+                <w:sz w:val="20"/>
+                <w:szCs w:val="20"/>
+              </w:rPr>
+              <w:t xml:space="preserve">605→714 (+18.0%)</w:t>
+            </w:r>
+          </w:p>
+        </w:tc>
+        <w:tc>
+          <w:tcPr>
+            <w:tcW w:type="dxa" w:w="1900"/>
+          </w:tcPr>
+          <w:p>
+            <w:pPr>
+              <w:jc w:val="center"/>
+            </w:pPr>
+            <w:r>
+              <w:rPr>
+                <w:rFonts w:ascii="Malgun Gothic" w:cs="Malgun Gothic" w:eastAsia="Malgun Gothic" w:hAnsi="Malgun Gothic"/>
+                <w:b w:val="false"/>
+                <w:bCs w:val="false"/>
+                <w:color w:val="3F3F3F"/>
+                <w:sz w:val="20"/>
+                <w:szCs w:val="20"/>
+              </w:rPr>
+              <w:t xml:space="preserve">305→345 (+13.1%)</w:t>
+            </w:r>
+          </w:p>
+        </w:tc>
+        <w:tc>
+          <w:tcPr>
+            <w:tcW w:type="dxa" w:w="1900"/>
+          </w:tcPr>
+          <w:p>
+            <w:pPr>
+              <w:jc w:val="center"/>
+            </w:pPr>
+            <w:r>
+              <w:rPr>
+                <w:rFonts w:ascii="Malgun Gothic" w:cs="Malgun Gothic" w:eastAsia="Malgun Gothic" w:hAnsi="Malgun Gothic"/>
+                <w:b w:val="false"/>
+                <w:bCs w:val="false"/>
+                <w:color w:val="3F3F3F"/>
+                <w:sz w:val="20"/>
+                <w:szCs w:val="20"/>
+              </w:rPr>
+              <w:t xml:space="preserve">296→376 (+27.2%)</w:t>
+            </w:r>
+          </w:p>
+        </w:tc>
+        <w:tc>
+          <w:tcPr>
+            <w:tcW w:type="dxa" w:w="1900"/>
+          </w:tcPr>
+          <w:p>
+            <w:pPr>
+              <w:jc w:val="center"/>
+            </w:pPr>
+            <w:r>
+              <w:rPr>
+                <w:rFonts w:ascii="Malgun Gothic" w:cs="Malgun Gothic" w:eastAsia="Malgun Gothic" w:hAnsi="Malgun Gothic"/>
+                <w:b w:val="false"/>
+                <w:bCs w:val="false"/>
+                <w:color w:val="3F3F3F"/>
+                <w:sz w:val="20"/>
+                <w:szCs w:val="20"/>
+              </w:rPr>
+              <w:t xml:space="preserve">49.3%→52.2% (+2.9%p)</w:t>
+            </w:r>
+          </w:p>
+        </w:tc>
+      </w:tr>
+      <w:tr>
+        <w:trPr>
+          <w:cantSplit/>
+        </w:trPr>
+        <w:tc>
+          <w:tcPr>
+            <w:tcW w:type="dxa" w:w="1400"/>
+          </w:tcPr>
+          <w:p>
+            <w:pPr>
+              <w:jc w:val="left"/>
+            </w:pPr>
+            <w:r>
+              <w:rPr>
+                <w:rFonts w:ascii="Malgun Gothic" w:cs="Malgun Gothic" w:eastAsia="Malgun Gothic" w:hAnsi="Malgun Gothic"/>
+                <w:b w:val="false"/>
+                <w:bCs w:val="false"/>
+                <w:color w:val="3F3F3F"/>
+                <w:sz w:val="20"/>
+                <w:szCs w:val="20"/>
+              </w:rPr>
+              <w:t xml:space="preserve">(참고) FSG 전체</w:t>
+            </w:r>
+          </w:p>
+        </w:tc>
+        <w:tc>
+          <w:tcPr>
+            <w:tcW w:type="dxa" w:w="1900"/>
+          </w:tcPr>
+          <w:p>
+            <w:pPr>
+              <w:jc w:val="center"/>
+            </w:pPr>
+            <w:r>
+              <w:rPr>
+                <w:rFonts w:ascii="Malgun Gothic" w:cs="Malgun Gothic" w:eastAsia="Malgun Gothic" w:hAnsi="Malgun Gothic"/>
+                <w:b w:val="false"/>
+                <w:bCs w:val="false"/>
+                <w:color w:val="3F3F3F"/>
+                <w:sz w:val="20"/>
+                <w:szCs w:val="20"/>
+              </w:rPr>
+              <w:t xml:space="preserve">1757→2093 (+19.1%)</w:t>
+            </w:r>
+          </w:p>
+        </w:tc>
+        <w:tc>
+          <w:tcPr>
+            <w:tcW w:type="dxa" w:w="1900"/>
+          </w:tcPr>
+          <w:p>
+            <w:pPr>
+              <w:jc w:val="center"/>
+            </w:pPr>
+            <w:r>
+              <w:rPr>
+                <w:rFonts w:ascii="Malgun Gothic" w:cs="Malgun Gothic" w:eastAsia="Malgun Gothic" w:hAnsi="Malgun Gothic"/>
+                <w:b w:val="false"/>
+                <w:bCs w:val="false"/>
+                <w:color w:val="3F3F3F"/>
+                <w:sz w:val="20"/>
+                <w:szCs w:val="20"/>
+              </w:rPr>
+              <w:t xml:space="preserve">518→565 (+9.2%)</w:t>
+            </w:r>
+          </w:p>
+        </w:tc>
+        <w:tc>
+          <w:tcPr>
+            <w:tcW w:type="dxa" w:w="1900"/>
+          </w:tcPr>
+          <w:p>
+            <w:pPr>
+              <w:jc w:val="center"/>
+            </w:pPr>
+            <w:r>
+              <w:rPr>
+                <w:rFonts w:ascii="Malgun Gothic" w:cs="Malgun Gothic" w:eastAsia="Malgun Gothic" w:hAnsi="Malgun Gothic"/>
+                <w:b w:val="false"/>
+                <w:bCs w:val="false"/>
+                <w:color w:val="3F3F3F"/>
+                <w:sz w:val="20"/>
+                <w:szCs w:val="20"/>
+              </w:rPr>
+              <w:t xml:space="preserve">564→671 (+18.9%)</w:t>
+            </w:r>
+          </w:p>
+        </w:tc>
+        <w:tc>
+          <w:tcPr>
+            <w:tcW w:type="dxa" w:w="1900"/>
+          </w:tcPr>
+          <w:p>
+            <w:pPr>
+              <w:jc w:val="center"/>
+            </w:pPr>
+            <w:r>
+              <w:rPr>
+                <w:rFonts w:ascii="Malgun Gothic" w:cs="Malgun Gothic" w:eastAsia="Malgun Gothic" w:hAnsi="Malgun Gothic"/>
+                <w:b w:val="false"/>
+                <w:bCs w:val="false"/>
+                <w:color w:val="3F3F3F"/>
+                <w:sz w:val="20"/>
+                <w:szCs w:val="20"/>
+              </w:rPr>
+              <w:t xml:space="preserve">52.1%→54.3% (+2.1%p)</w:t>
+            </w:r>
+          </w:p>
+        </w:tc>
+      </w:tr>
+    </w:tbl>
+    <w:p>
+      <w:pPr>
+        <w:spacing w:after="160"/>
+      </w:pPr>
+      <w:r>
+        <w:rPr>
+          <w:rFonts w:ascii="Malgun Gothic" w:cs="Malgun Gothic" w:eastAsia="Malgun Gothic" w:hAnsi="Malgun Gothic"/>
+          <w:color w:val="3F3F3F"/>
+          <w:sz w:val="22"/>
+          <w:szCs w:val="22"/>
+        </w:rPr>
+        <w:t xml:space="preserve">Insight: 수도권(West+East)의 방문건수 증가(+18.0%)는 전사 평균(+19.1%)과 비슷하지만, PM건수 증가(+27.2%)는 전사(+18.9%)보다 뚜렷하게 큽니다. 다만 팀별로는 온도차가 커서, FS East는 PM건수 +54.3%·예방정비지수 +9.3%p로 예방 중심 전환이 뚜렷한 반면 FS West는 PM건수 +6.7%에 그치고 예방정비지수는 오히려 -3.1%p 하락했습니다 — East의 예방 활동 확대 방식을 West에도 적용할 수 있는지 점검이 필요합니다.</w:t>
+      </w:r>
+    </w:p>
+    <w:p>
+      <w:pPr>
+        <w:pStyle w:val="Heading1"/>
+        <w:pBdr>
+          <w:bottom w:val="single" w:color="005BAC" w:sz="6" w:space="4"/>
+        </w:pBdr>
+        <w:spacing w:after="200" w:before="400"/>
+      </w:pPr>
+      <w:r>
+        <w:rPr>
+          <w:rFonts w:ascii="Arial" w:cs="Arial" w:eastAsia="Arial" w:hAnsi="Arial"/>
+          <w:b/>
+          <w:bCs/>
+          <w:color w:val="00B8EE"/>
+          <w:sz w:val="30"/>
+          <w:szCs w:val="30"/>
+        </w:rPr>
+        <w:t xml:space="preserve">8. </w:t>
       </w:r>
       <w:r>
         <w:rPr>
@@ -6172,6 +8099,9 @@
         <w:gridCol w:w="2300"/>
       </w:tblGrid>
       <w:tr>
+        <w:trPr>
+          <w:cantSplit/>
+        </w:trPr>
         <w:tc>
           <w:tcPr>
             <w:tcW w:type="dxa" w:w="1200"/>
@@ -6240,6 +8170,9 @@
         </w:tc>
       </w:tr>
       <w:tr>
+        <w:trPr>
+          <w:cantSplit/>
+        </w:trPr>
         <w:tc>
           <w:tcPr>
             <w:tcW w:type="dxa" w:w="1200"/>
@@ -6305,6 +8238,9 @@
         </w:tc>
       </w:tr>
       <w:tr>
+        <w:trPr>
+          <w:cantSplit/>
+        </w:trPr>
         <w:tc>
           <w:tcPr>
             <w:tcW w:type="dxa" w:w="1200"/>
@@ -6370,6 +8306,9 @@
         </w:tc>
       </w:tr>
       <w:tr>
+        <w:trPr>
+          <w:cantSplit/>
+        </w:trPr>
         <w:tc>
           <w:tcPr>
             <w:tcW w:type="dxa" w:w="1200"/>
@@ -6435,6 +8374,9 @@
         </w:tc>
       </w:tr>
       <w:tr>
+        <w:trPr>
+          <w:cantSplit/>
+        </w:trPr>
         <w:tc>
           <w:tcPr>
             <w:tcW w:type="dxa" w:w="1200"/>
@@ -6500,6 +8442,9 @@
         </w:tc>
       </w:tr>
       <w:tr>
+        <w:trPr>
+          <w:cantSplit/>
+        </w:trPr>
         <w:tc>
           <w:tcPr>
             <w:tcW w:type="dxa" w:w="1200"/>
@@ -6597,6 +8542,9 @@
         <w:gridCol w:w="2000"/>
       </w:tblGrid>
       <w:tr>
+        <w:trPr>
+          <w:cantSplit/>
+        </w:trPr>
         <w:tc>
           <w:tcPr>
             <w:tcW w:type="dxa" w:w="4200"/>
@@ -6643,6 +8591,9 @@
         </w:tc>
       </w:tr>
       <w:tr>
+        <w:trPr>
+          <w:cantSplit/>
+        </w:trPr>
         <w:tc>
           <w:tcPr>
             <w:tcW w:type="dxa" w:w="4200"/>
@@ -6687,6 +8638,9 @@
         </w:tc>
       </w:tr>
       <w:tr>
+        <w:trPr>
+          <w:cantSplit/>
+        </w:trPr>
         <w:tc>
           <w:tcPr>
             <w:tcW w:type="dxa" w:w="4200"/>
@@ -6731,6 +8685,9 @@
         </w:tc>
       </w:tr>
       <w:tr>
+        <w:trPr>
+          <w:cantSplit/>
+        </w:trPr>
         <w:tc>
           <w:tcPr>
             <w:tcW w:type="dxa" w:w="4200"/>
@@ -6823,6 +8780,9 @@
         <w:gridCol w:w="2000"/>
       </w:tblGrid>
       <w:tr>
+        <w:trPr>
+          <w:cantSplit/>
+        </w:trPr>
         <w:tc>
           <w:tcPr>
             <w:tcW w:type="dxa" w:w="4200"/>
@@ -6869,6 +8829,9 @@
         </w:tc>
       </w:tr>
       <w:tr>
+        <w:trPr>
+          <w:cantSplit/>
+        </w:trPr>
         <w:tc>
           <w:tcPr>
             <w:tcW w:type="dxa" w:w="4200"/>
@@ -6913,6 +8876,9 @@
         </w:tc>
       </w:tr>
       <w:tr>
+        <w:trPr>
+          <w:cantSplit/>
+        </w:trPr>
         <w:tc>
           <w:tcPr>
             <w:tcW w:type="dxa" w:w="4200"/>
@@ -6957,6 +8923,9 @@
         </w:tc>
       </w:tr>
       <w:tr>
+        <w:trPr>
+          <w:cantSplit/>
+        </w:trPr>
         <w:tc>
           <w:tcPr>
             <w:tcW w:type="dxa" w:w="4200"/>
@@ -7001,6 +8970,9 @@
         </w:tc>
       </w:tr>
       <w:tr>
+        <w:trPr>
+          <w:cantSplit/>
+        </w:trPr>
         <w:tc>
           <w:tcPr>
             <w:tcW w:type="dxa" w:w="4200"/>
@@ -7081,6 +9053,9 @@
         <w:gridCol w:w="1000"/>
       </w:tblGrid>
       <w:tr>
+        <w:trPr>
+          <w:cantSplit/>
+        </w:trPr>
         <w:tc>
           <w:tcPr>
             <w:tcW w:type="dxa" w:w="1300"/>
@@ -7215,6 +9190,9 @@
         </w:tc>
       </w:tr>
       <w:tr>
+        <w:trPr>
+          <w:cantSplit/>
+        </w:trPr>
         <w:tc>
           <w:tcPr>
             <w:tcW w:type="dxa" w:w="1300"/>
@@ -7343,6 +9321,9 @@
         </w:tc>
       </w:tr>
       <w:tr>
+        <w:trPr>
+          <w:cantSplit/>
+        </w:trPr>
         <w:tc>
           <w:tcPr>
             <w:tcW w:type="dxa" w:w="1300"/>
@@ -7471,6 +9452,9 @@
         </w:tc>
       </w:tr>
       <w:tr>
+        <w:trPr>
+          <w:cantSplit/>
+        </w:trPr>
         <w:tc>
           <w:tcPr>
             <w:tcW w:type="dxa" w:w="1300"/>
@@ -7599,6 +9583,9 @@
         </w:tc>
       </w:tr>
       <w:tr>
+        <w:trPr>
+          <w:cantSplit/>
+        </w:trPr>
         <w:tc>
           <w:tcPr>
             <w:tcW w:type="dxa" w:w="1300"/>
@@ -7727,6 +9714,9 @@
         </w:tc>
       </w:tr>
       <w:tr>
+        <w:trPr>
+          <w:cantSplit/>
+        </w:trPr>
         <w:tc>
           <w:tcPr>
             <w:tcW w:type="dxa" w:w="1300"/>
@@ -7888,7 +9878,7 @@
           <w:sz w:val="30"/>
           <w:szCs w:val="30"/>
         </w:rPr>
-        <w:t xml:space="preserve">8. </w:t>
+        <w:t xml:space="preserve">9. </w:t>
       </w:r>
       <w:r>
         <w:rPr>
@@ -7936,6 +9926,9 @@
         <w:gridCol w:w="1600"/>
       </w:tblGrid>
       <w:tr>
+        <w:trPr>
+          <w:cantSplit/>
+        </w:trPr>
         <w:tc>
           <w:tcPr>
             <w:tcW w:type="dxa" w:w="3000"/>
@@ -8026,6 +10019,9 @@
         </w:tc>
       </w:tr>
       <w:tr>
+        <w:trPr>
+          <w:cantSplit/>
+        </w:trPr>
         <w:tc>
           <w:tcPr>
             <w:tcW w:type="dxa" w:w="3000"/>
@@ -8112,6 +10108,9 @@
         </w:tc>
       </w:tr>
       <w:tr>
+        <w:trPr>
+          <w:cantSplit/>
+        </w:trPr>
         <w:tc>
           <w:tcPr>
             <w:tcW w:type="dxa" w:w="3000"/>
@@ -8198,6 +10197,9 @@
         </w:tc>
       </w:tr>
       <w:tr>
+        <w:trPr>
+          <w:cantSplit/>
+        </w:trPr>
         <w:tc>
           <w:tcPr>
             <w:tcW w:type="dxa" w:w="3000"/>
@@ -8284,6 +10286,9 @@
         </w:tc>
       </w:tr>
       <w:tr>
+        <w:trPr>
+          <w:cantSplit/>
+        </w:trPr>
         <w:tc>
           <w:tcPr>
             <w:tcW w:type="dxa" w:w="3000"/>
@@ -8401,7 +10406,7 @@
           <w:sz w:val="30"/>
           <w:szCs w:val="30"/>
         </w:rPr>
-        <w:t xml:space="preserve">9. </w:t>
+        <w:t xml:space="preserve">10. </w:t>
       </w:r>
       <w:r>
         <w:rPr>
@@ -8510,6 +10515,9 @@
         <w:gridCol w:w="3200"/>
       </w:tblGrid>
       <w:tr>
+        <w:trPr>
+          <w:cantSplit/>
+        </w:trPr>
         <w:tc>
           <w:tcPr>
             <w:tcW w:type="dxa" w:w="2600"/>
@@ -8584,6 +10592,9 @@
         </w:tc>
       </w:tr>
       <w:tr>
+        <w:trPr>
+          <w:cantSplit/>
+        </w:trPr>
         <w:tc>
           <w:tcPr>
             <w:tcW w:type="dxa" w:w="2600"/>
@@ -8655,6 +10666,9 @@
         </w:tc>
       </w:tr>
       <w:tr>
+        <w:trPr>
+          <w:cantSplit/>
+        </w:trPr>
         <w:tc>
           <w:tcPr>
             <w:tcW w:type="dxa" w:w="2600"/>
@@ -8726,6 +10740,9 @@
         </w:tc>
       </w:tr>
       <w:tr>
+        <w:trPr>
+          <w:cantSplit/>
+        </w:trPr>
         <w:tc>
           <w:tcPr>
             <w:tcW w:type="dxa" w:w="2600"/>
@@ -8814,7 +10831,7 @@
           <w:sz w:val="30"/>
           <w:szCs w:val="30"/>
         </w:rPr>
-        <w:t xml:space="preserve">10. </w:t>
+        <w:t xml:space="preserve">11. </w:t>
       </w:r>
       <w:r>
         <w:rPr>
@@ -8889,7 +10906,7 @@
           <w:sz w:val="30"/>
           <w:szCs w:val="30"/>
         </w:rPr>
-        <w:t xml:space="preserve">11. </w:t>
+        <w:t xml:space="preserve">12. </w:t>
       </w:r>
       <w:r>
         <w:rPr>
@@ -8950,7 +10967,7 @@
           <w:sz w:val="30"/>
           <w:szCs w:val="30"/>
         </w:rPr>
-        <w:t xml:space="preserve">12. </w:t>
+        <w:t xml:space="preserve">13. </w:t>
       </w:r>
       <w:r>
         <w:rPr>
@@ -9033,7 +11050,7 @@
           <w:sz w:val="30"/>
           <w:szCs w:val="30"/>
         </w:rPr>
-        <w:t xml:space="preserve">13. </w:t>
+        <w:t xml:space="preserve">14. </w:t>
       </w:r>
       <w:r>
         <w:rPr>

--- a/reports/FSG_월간서비스보고_202607/FSG_월간서비스보고_202607.docx
+++ b/reports/FSG_월간서비스보고_202607/FSG_월간서비스보고_202607.docx
@@ -10870,7 +10870,144 @@
           <w:sz w:val="22"/>
           <w:szCs w:val="22"/>
         </w:rPr>
-        <w:t xml:space="preserve">해당 기간 접수·조치·종결 현황입니다.</w:t>
+        <w:t xml:space="preserve">이번 기간 주요 처리 사례 — 3팀 협업 대응</w:t>
+      </w:r>
+    </w:p>
+    <w:p>
+      <w:pPr>
+        <w:spacing w:after="160"/>
+      </w:pPr>
+      <w:r>
+        <w:rPr>
+          <w:rFonts w:ascii="Malgun Gothic" w:cs="Malgun Gothic" w:eastAsia="Malgun Gothic" w:hAnsi="Malgun Gothic"/>
+          <w:color w:val="3F3F3F"/>
+          <w:sz w:val="22"/>
+          <w:szCs w:val="22"/>
+        </w:rPr>
+        <w:t xml:space="preserve">경북대병원 · XN-9100 Host 연동 장애</w:t>
+      </w:r>
+    </w:p>
+    <w:p>
+      <w:pPr>
+        <w:pStyle w:val="ListParagraph"/>
+        <w:numPr>
+          <w:ilvl w:val="0"/>
+          <w:numId w:val="1"/>
+        </w:numPr>
+        <w:spacing w:after="100"/>
+      </w:pPr>
+      <w:r>
+        <w:rPr>
+          <w:rFonts w:ascii="Malgun Gothic" w:cs="Malgun Gothic" w:eastAsia="Malgun Gothic" w:hAnsi="Malgun Gothic"/>
+          <w:color w:val="3F3F3F"/>
+          <w:sz w:val="22"/>
+          <w:szCs w:val="22"/>
+        </w:rPr>
+        <w:t xml:space="preserve">증상: XN-9100 운영 중 Host Timeout 및 Host Data Error가 간헐적으로 발생하여 검사 지연 발생</w:t>
+      </w:r>
+    </w:p>
+    <w:p>
+      <w:pPr>
+        <w:pStyle w:val="ListParagraph"/>
+        <w:numPr>
+          <w:ilvl w:val="0"/>
+          <w:numId w:val="1"/>
+        </w:numPr>
+        <w:spacing w:after="100"/>
+      </w:pPr>
+      <w:r>
+        <w:rPr>
+          <w:rFonts w:ascii="Malgun Gothic" w:cs="Malgun Gothic" w:eastAsia="Malgun Gothic" w:hAnsi="Malgun Gothic"/>
+          <w:color w:val="3F3F3F"/>
+          <w:sz w:val="22"/>
+          <w:szCs w:val="22"/>
+        </w:rPr>
+        <w:t xml:space="preserve">원인: ACK의 ENQ Delay Time 설정으로 인해 CT와 I/F Host 간 통신 과정에서 신호 순서 오류가 발생한 것으로 판단</w:t>
+      </w:r>
+    </w:p>
+    <w:p>
+      <w:pPr>
+        <w:pStyle w:val="ListParagraph"/>
+        <w:numPr>
+          <w:ilvl w:val="0"/>
+          <w:numId w:val="1"/>
+        </w:numPr>
+        <w:spacing w:after="100"/>
+      </w:pPr>
+      <w:r>
+        <w:rPr>
+          <w:rFonts w:ascii="Malgun Gothic" w:cs="Malgun Gothic" w:eastAsia="Malgun Gothic" w:hAnsi="Malgun Gothic"/>
+          <w:color w:val="3F3F3F"/>
+          <w:sz w:val="22"/>
+          <w:szCs w:val="22"/>
+        </w:rPr>
+        <w:t xml:space="preserve">협업 대응: FS South(현장 대응) · FSS팀(장비 운영 및 시스템 소프트웨어 처리) · TLA팀(전산 관련 처리) 3개 팀 협업으로 원인 분석 및 조치</w:t>
+      </w:r>
+    </w:p>
+    <w:p>
+      <w:pPr>
+        <w:pStyle w:val="ListParagraph"/>
+        <w:numPr>
+          <w:ilvl w:val="0"/>
+          <w:numId w:val="1"/>
+        </w:numPr>
+        <w:spacing w:after="100"/>
+      </w:pPr>
+      <w:r>
+        <w:rPr>
+          <w:rFonts w:ascii="Malgun Gothic" w:cs="Malgun Gothic" w:eastAsia="Malgun Gothic" w:hAnsi="Malgun Gothic"/>
+          <w:color w:val="3F3F3F"/>
+          <w:sz w:val="22"/>
+          <w:szCs w:val="22"/>
+        </w:rPr>
+        <w:t xml:space="preserve">결과: ENQ Delay Time(1sec) 설정 제거 후 Host Data Error 재발 없이 안정적으로 운영 중</w:t>
+      </w:r>
+    </w:p>
+    <w:p>
+      <w:pPr>
+        <w:pStyle w:val="ListParagraph"/>
+        <w:numPr>
+          <w:ilvl w:val="0"/>
+          <w:numId w:val="1"/>
+        </w:numPr>
+        <w:spacing w:after="100"/>
+      </w:pPr>
+      <w:r>
+        <w:rPr>
+          <w:rFonts w:ascii="Malgun Gothic" w:cs="Malgun Gothic" w:eastAsia="Malgun Gothic" w:hAnsi="Malgun Gothic"/>
+          <w:color w:val="3F3F3F"/>
+          <w:sz w:val="22"/>
+          <w:szCs w:val="22"/>
+        </w:rPr>
+        <w:t xml:space="preserve">후속 조치: 경북대병원 과장님께 현황 보고 및 CT-90 Version 00-42 업그레이드 진행, 지속 모니터링 예정</w:t>
+      </w:r>
+    </w:p>
+    <w:p>
+      <w:pPr>
+        <w:spacing w:after="160"/>
+      </w:pPr>
+      <w:r>
+        <w:rPr>
+          <w:rFonts w:ascii="Malgun Gothic" w:cs="Malgun Gothic" w:eastAsia="Malgun Gothic" w:hAnsi="Malgun Gothic"/>
+          <w:color w:val="3F3F3F"/>
+          <w:sz w:val="22"/>
+          <w:szCs w:val="22"/>
+        </w:rPr>
+        <w:t xml:space="preserve"/>
+      </w:r>
+    </w:p>
+    <w:p>
+      <w:pPr>
+        <w:spacing w:after="160"/>
+      </w:pPr>
+      <w:r>
+        <w:rPr>
+          <w:rFonts w:ascii="Malgun Gothic" w:cs="Malgun Gothic" w:eastAsia="Malgun Gothic" w:hAnsi="Malgun Gothic"/>
+          <w:color w:val="3F3F3F"/>
+          <w:sz w:val="22"/>
+          <w:szCs w:val="22"/>
+        </w:rPr>
+        <w:t xml:space="preserve">그 외 접수·조치·종결 건수 현황입니다.</w:t>
       </w:r>
     </w:p>
     <w:p>
